--- a/Проект.docx
+++ b/Проект.docx
@@ -657,12 +657,14 @@
           <w:rFonts w:ascii="Aptos" w:hAnsi="Aptos"/>
         </w:rPr>
       </w:pPr>
+      <w:proofErr w:type="gramStart"/>
       <w:r>
         <w:rPr>
           <w:rFonts w:ascii="Aptos" w:hAnsi="Aptos"/>
         </w:rPr>
         <w:t>2025-2026</w:t>
       </w:r>
+      <w:proofErr w:type="gramEnd"/>
       <w:r>
         <w:rPr>
           <w:rFonts w:ascii="Aptos" w:hAnsi="Aptos"/>
@@ -786,7 +788,7 @@
             </w:rPr>
             <w:fldChar w:fldCharType="separate"/>
           </w:r>
-          <w:hyperlink w:anchor="_Toc222259062" w:history="1">
+          <w:hyperlink w:anchor="_Toc224816314" w:history="1">
             <w:r>
               <w:rPr>
                 <w:rStyle w:val="a6"/>
@@ -928,7 +930,7 @@
                 <w:noProof/>
                 <w:webHidden/>
               </w:rPr>
-              <w:instrText xml:space="preserve"> PAGEREF _Toc222259062 \h </w:instrText>
+              <w:instrText xml:space="preserve"> PAGEREF _Toc224816314 \h </w:instrText>
             </w:r>
             <w:r>
               <w:rPr>
@@ -984,7 +986,7 @@
               <w14:ligatures w14:val="standardContextual"/>
             </w:rPr>
           </w:pPr>
-          <w:hyperlink w:anchor="_Toc222259063" w:history="1">
+          <w:hyperlink w:anchor="_Toc224816315" w:history="1">
             <w:r>
               <w:rPr>
                 <w:rStyle w:val="a6"/>
@@ -1032,7 +1034,7 @@
                 <w:noProof/>
                 <w:webHidden/>
               </w:rPr>
-              <w:instrText xml:space="preserve"> PAGEREF _Toc222259063 \h </w:instrText>
+              <w:instrText xml:space="preserve"> PAGEREF _Toc224816315 \h </w:instrText>
             </w:r>
             <w:r>
               <w:rPr>
@@ -1080,7 +1082,7 @@
               <w14:ligatures w14:val="standardContextual"/>
             </w:rPr>
           </w:pPr>
-          <w:hyperlink w:anchor="_Toc222259064" w:history="1">
+          <w:hyperlink w:anchor="_Toc224816316" w:history="1">
             <w:r>
               <w:rPr>
                 <w:rStyle w:val="a6"/>
@@ -1213,7 +1215,7 @@
                 <w:noProof/>
                 <w:webHidden/>
               </w:rPr>
-              <w:instrText xml:space="preserve"> PAGEREF _Toc222259064 \h </w:instrText>
+              <w:instrText xml:space="preserve"> PAGEREF _Toc224816316 \h </w:instrText>
             </w:r>
             <w:r>
               <w:rPr>
@@ -1261,7 +1263,7 @@
               <w14:ligatures w14:val="standardContextual"/>
             </w:rPr>
           </w:pPr>
-          <w:hyperlink w:anchor="_Toc222259065" w:history="1">
+          <w:hyperlink w:anchor="_Toc224816317" w:history="1">
             <w:r>
               <w:rPr>
                 <w:rStyle w:val="a6"/>
@@ -1308,7 +1310,7 @@
                 <w:noProof/>
                 <w:webHidden/>
               </w:rPr>
-              <w:instrText xml:space="preserve"> PAGEREF _Toc222259065 \h </w:instrText>
+              <w:instrText xml:space="preserve"> PAGEREF _Toc224816317 \h </w:instrText>
             </w:r>
             <w:r>
               <w:rPr>
@@ -1356,7 +1358,7 @@
               <w14:ligatures w14:val="standardContextual"/>
             </w:rPr>
           </w:pPr>
-          <w:hyperlink w:anchor="_Toc222259066" w:history="1">
+          <w:hyperlink w:anchor="_Toc224816318" w:history="1">
             <w:r>
               <w:rPr>
                 <w:rStyle w:val="a6"/>
@@ -1403,7 +1405,7 @@
                 <w:noProof/>
                 <w:webHidden/>
               </w:rPr>
-              <w:instrText xml:space="preserve"> PAGEREF _Toc222259066 \h </w:instrText>
+              <w:instrText xml:space="preserve"> PAGEREF _Toc224816318 \h </w:instrText>
             </w:r>
             <w:r>
               <w:rPr>
@@ -1450,7 +1452,7 @@
               <w14:ligatures w14:val="standardContextual"/>
             </w:rPr>
           </w:pPr>
-          <w:hyperlink w:anchor="_Toc222259067" w:history="1">
+          <w:hyperlink w:anchor="_Toc224816319" w:history="1">
             <w:r>
               <w:rPr>
                 <w:rStyle w:val="a6"/>
@@ -1571,7 +1573,7 @@
                 <w:noProof/>
                 <w:webHidden/>
               </w:rPr>
-              <w:instrText xml:space="preserve"> PAGEREF _Toc222259067 \h </w:instrText>
+              <w:instrText xml:space="preserve"> PAGEREF _Toc224816319 \h </w:instrText>
             </w:r>
             <w:r>
               <w:rPr>
@@ -1627,7 +1629,7 @@
               <w14:ligatures w14:val="standardContextual"/>
             </w:rPr>
           </w:pPr>
-          <w:hyperlink w:anchor="_Toc222259068" w:history="1">
+          <w:hyperlink w:anchor="_Toc224816320" w:history="1">
             <w:r>
               <w:rPr>
                 <w:rStyle w:val="a6"/>
@@ -1760,7 +1762,7 @@
                 <w:noProof/>
                 <w:webHidden/>
               </w:rPr>
-              <w:instrText xml:space="preserve"> PAGEREF _Toc222259068 \h </w:instrText>
+              <w:instrText xml:space="preserve"> PAGEREF _Toc224816320 \h </w:instrText>
             </w:r>
             <w:r>
               <w:rPr>
@@ -1808,7 +1810,7 @@
               <w14:ligatures w14:val="standardContextual"/>
             </w:rPr>
           </w:pPr>
-          <w:hyperlink w:anchor="_Toc222259069" w:history="1">
+          <w:hyperlink w:anchor="_Toc224816321" w:history="1">
             <w:r>
               <w:rPr>
                 <w:rStyle w:val="a6"/>
@@ -1843,7 +1845,7 @@
                 <w:noProof/>
                 <w:spacing w:val="-3"/>
               </w:rPr>
-              <w:t xml:space="preserve"> </w:t>
+              <w:t xml:space="preserve">-самомодификация </w:t>
             </w:r>
             <w:r>
               <w:rPr>
@@ -1851,7 +1853,7 @@
                 <w:rFonts w:ascii="Aptos" w:hAnsi="Aptos"/>
                 <w:noProof/>
               </w:rPr>
-              <w:t>Self-Modification</w:t>
+              <w:t>и</w:t>
             </w:r>
             <w:r>
               <w:rPr>
@@ -1868,7 +1870,7 @@
                 <w:rFonts w:ascii="Aptos" w:hAnsi="Aptos"/>
                 <w:noProof/>
               </w:rPr>
-              <w:t>и</w:t>
+              <w:t>управление</w:t>
             </w:r>
             <w:r>
               <w:rPr>
@@ -1885,7 +1887,7 @@
                 <w:rFonts w:ascii="Aptos" w:hAnsi="Aptos"/>
                 <w:noProof/>
               </w:rPr>
-              <w:t>управление</w:t>
+              <w:t>вложенными</w:t>
             </w:r>
             <w:r>
               <w:rPr>
@@ -1901,23 +1903,6 @@
                 <w:rStyle w:val="a6"/>
                 <w:rFonts w:ascii="Aptos" w:hAnsi="Aptos"/>
                 <w:noProof/>
-              </w:rPr>
-              <w:t>вложенными</w:t>
-            </w:r>
-            <w:r>
-              <w:rPr>
-                <w:rStyle w:val="a6"/>
-                <w:rFonts w:ascii="Aptos" w:hAnsi="Aptos"/>
-                <w:noProof/>
-                <w:spacing w:val="-3"/>
-              </w:rPr>
-              <w:t xml:space="preserve"> </w:t>
-            </w:r>
-            <w:r>
-              <w:rPr>
-                <w:rStyle w:val="a6"/>
-                <w:rFonts w:ascii="Aptos" w:hAnsi="Aptos"/>
-                <w:noProof/>
                 <w:spacing w:val="-2"/>
               </w:rPr>
               <w:t>чатами</w:t>
@@ -1941,7 +1926,7 @@
                 <w:noProof/>
                 <w:webHidden/>
               </w:rPr>
-              <w:instrText xml:space="preserve"> PAGEREF _Toc222259069 \h </w:instrText>
+              <w:instrText xml:space="preserve"> PAGEREF _Toc224816321 \h </w:instrText>
             </w:r>
             <w:r>
               <w:rPr>
@@ -1989,7 +1974,7 @@
               <w14:ligatures w14:val="standardContextual"/>
             </w:rPr>
           </w:pPr>
-          <w:hyperlink w:anchor="_Toc222259070" w:history="1">
+          <w:hyperlink w:anchor="_Toc224816322" w:history="1">
             <w:r>
               <w:rPr>
                 <w:rStyle w:val="a6"/>
@@ -2122,7 +2107,7 @@
                 <w:noProof/>
                 <w:webHidden/>
               </w:rPr>
-              <w:instrText xml:space="preserve"> PAGEREF _Toc222259070 \h </w:instrText>
+              <w:instrText xml:space="preserve"> PAGEREF _Toc224816322 \h </w:instrText>
             </w:r>
             <w:r>
               <w:rPr>
@@ -2169,7 +2154,7 @@
               <w14:ligatures w14:val="standardContextual"/>
             </w:rPr>
           </w:pPr>
-          <w:hyperlink w:anchor="_Toc222259071" w:history="1">
+          <w:hyperlink w:anchor="_Toc224816323" w:history="1">
             <w:r>
               <w:rPr>
                 <w:rStyle w:val="a6"/>
@@ -2237,7 +2222,7 @@
                 <w:noProof/>
                 <w:webHidden/>
               </w:rPr>
-              <w:instrText xml:space="preserve"> PAGEREF _Toc222259071 \h </w:instrText>
+              <w:instrText xml:space="preserve"> PAGEREF _Toc224816323 \h </w:instrText>
             </w:r>
             <w:r>
               <w:rPr>
@@ -2293,7 +2278,7 @@
               <w14:ligatures w14:val="standardContextual"/>
             </w:rPr>
           </w:pPr>
-          <w:hyperlink w:anchor="_Toc222259072" w:history="1">
+          <w:hyperlink w:anchor="_Toc224816324" w:history="1">
             <w:r>
               <w:rPr>
                 <w:rStyle w:val="a6"/>
@@ -2409,7 +2394,7 @@
                 <w:noProof/>
                 <w:webHidden/>
               </w:rPr>
-              <w:instrText xml:space="preserve"> PAGEREF _Toc222259072 \h </w:instrText>
+              <w:instrText xml:space="preserve"> PAGEREF _Toc224816324 \h </w:instrText>
             </w:r>
             <w:r>
               <w:rPr>
@@ -2457,7 +2442,7 @@
               <w14:ligatures w14:val="standardContextual"/>
             </w:rPr>
           </w:pPr>
-          <w:hyperlink w:anchor="_Toc222259073" w:history="1">
+          <w:hyperlink w:anchor="_Toc224816325" w:history="1">
             <w:r>
               <w:rPr>
                 <w:rStyle w:val="a6"/>
@@ -2547,7 +2532,7 @@
                 <w:noProof/>
                 <w:webHidden/>
               </w:rPr>
-              <w:instrText xml:space="preserve"> PAGEREF _Toc222259073 \h </w:instrText>
+              <w:instrText xml:space="preserve"> PAGEREF _Toc224816325 \h </w:instrText>
             </w:r>
             <w:r>
               <w:rPr>
@@ -2595,7 +2580,7 @@
               <w14:ligatures w14:val="standardContextual"/>
             </w:rPr>
           </w:pPr>
-          <w:hyperlink w:anchor="_Toc222259074" w:history="1">
+          <w:hyperlink w:anchor="_Toc224816326" w:history="1">
             <w:r>
               <w:rPr>
                 <w:rStyle w:val="a6"/>
@@ -2677,7 +2662,7 @@
                 <w:noProof/>
                 <w:webHidden/>
               </w:rPr>
-              <w:instrText xml:space="preserve"> PAGEREF _Toc222259074 \h </w:instrText>
+              <w:instrText xml:space="preserve"> PAGEREF _Toc224816326 \h </w:instrText>
             </w:r>
             <w:r>
               <w:rPr>
@@ -2725,7 +2710,7 @@
               <w14:ligatures w14:val="standardContextual"/>
             </w:rPr>
           </w:pPr>
-          <w:hyperlink w:anchor="_Toc222259075" w:history="1">
+          <w:hyperlink w:anchor="_Toc224816327" w:history="1">
             <w:r>
               <w:rPr>
                 <w:rStyle w:val="a6"/>
@@ -2849,7 +2834,7 @@
                 <w:noProof/>
                 <w:webHidden/>
               </w:rPr>
-              <w:instrText xml:space="preserve"> PAGEREF _Toc222259075 \h </w:instrText>
+              <w:instrText xml:space="preserve"> PAGEREF _Toc224816327 \h </w:instrText>
             </w:r>
             <w:r>
               <w:rPr>
@@ -2897,7 +2882,7 @@
               <w14:ligatures w14:val="standardContextual"/>
             </w:rPr>
           </w:pPr>
-          <w:hyperlink w:anchor="_Toc222259076" w:history="1">
+          <w:hyperlink w:anchor="_Toc224816328" w:history="1">
             <w:r>
               <w:rPr>
                 <w:rStyle w:val="a6"/>
@@ -3013,7 +2998,7 @@
                 <w:noProof/>
                 <w:webHidden/>
               </w:rPr>
-              <w:instrText xml:space="preserve"> PAGEREF _Toc222259076 \h </w:instrText>
+              <w:instrText xml:space="preserve"> PAGEREF _Toc224816328 \h </w:instrText>
             </w:r>
             <w:r>
               <w:rPr>
@@ -3060,7 +3045,7 @@
               <w14:ligatures w14:val="standardContextual"/>
             </w:rPr>
           </w:pPr>
-          <w:hyperlink w:anchor="_Toc222259077" w:history="1">
+          <w:hyperlink w:anchor="_Toc224816329" w:history="1">
             <w:r>
               <w:rPr>
                 <w:rStyle w:val="a6"/>
@@ -3191,7 +3176,7 @@
                 <w:noProof/>
                 <w:webHidden/>
               </w:rPr>
-              <w:instrText xml:space="preserve"> PAGEREF _Toc222259077 \h </w:instrText>
+              <w:instrText xml:space="preserve"> PAGEREF _Toc224816329 \h </w:instrText>
             </w:r>
             <w:r>
               <w:rPr>
@@ -3247,7 +3232,7 @@
               <w14:ligatures w14:val="standardContextual"/>
             </w:rPr>
           </w:pPr>
-          <w:hyperlink w:anchor="_Toc222259078" w:history="1">
+          <w:hyperlink w:anchor="_Toc224816330" w:history="1">
             <w:r>
               <w:rPr>
                 <w:rStyle w:val="a6"/>
@@ -3329,7 +3314,7 @@
                 <w:noProof/>
                 <w:webHidden/>
               </w:rPr>
-              <w:instrText xml:space="preserve"> PAGEREF _Toc222259078 \h </w:instrText>
+              <w:instrText xml:space="preserve"> PAGEREF _Toc224816330 \h </w:instrText>
             </w:r>
             <w:r>
               <w:rPr>
@@ -3377,7 +3362,7 @@
               <w14:ligatures w14:val="standardContextual"/>
             </w:rPr>
           </w:pPr>
-          <w:hyperlink w:anchor="_Toc222259079" w:history="1">
+          <w:hyperlink w:anchor="_Toc224816331" w:history="1">
             <w:r>
               <w:rPr>
                 <w:rStyle w:val="a6"/>
@@ -3476,7 +3461,7 @@
                 <w:noProof/>
                 <w:webHidden/>
               </w:rPr>
-              <w:instrText xml:space="preserve"> PAGEREF _Toc222259079 \h </w:instrText>
+              <w:instrText xml:space="preserve"> PAGEREF _Toc224816331 \h </w:instrText>
             </w:r>
             <w:r>
               <w:rPr>
@@ -3523,7 +3508,7 @@
               <w14:ligatures w14:val="standardContextual"/>
             </w:rPr>
           </w:pPr>
-          <w:hyperlink w:anchor="_Toc222259080" w:history="1">
+          <w:hyperlink w:anchor="_Toc224816332" w:history="1">
             <w:r>
               <w:rPr>
                 <w:rStyle w:val="a6"/>
@@ -3591,7 +3576,7 @@
                 <w:noProof/>
                 <w:webHidden/>
               </w:rPr>
-              <w:instrText xml:space="preserve"> PAGEREF _Toc222259080 \h </w:instrText>
+              <w:instrText xml:space="preserve"> PAGEREF _Toc224816332 \h </w:instrText>
             </w:r>
             <w:r>
               <w:rPr>
@@ -3647,7 +3632,7 @@
               <w14:ligatures w14:val="standardContextual"/>
             </w:rPr>
           </w:pPr>
-          <w:hyperlink w:anchor="_Toc222259081" w:history="1">
+          <w:hyperlink w:anchor="_Toc224816333" w:history="1">
             <w:r>
               <w:rPr>
                 <w:rStyle w:val="a6"/>
@@ -3746,7 +3731,7 @@
                 <w:noProof/>
                 <w:webHidden/>
               </w:rPr>
-              <w:instrText xml:space="preserve"> PAGEREF _Toc222259081 \h </w:instrText>
+              <w:instrText xml:space="preserve"> PAGEREF _Toc224816333 \h </w:instrText>
             </w:r>
             <w:r>
               <w:rPr>
@@ -3794,7 +3779,7 @@
               <w14:ligatures w14:val="standardContextual"/>
             </w:rPr>
           </w:pPr>
-          <w:hyperlink w:anchor="_Toc222259082" w:history="1">
+          <w:hyperlink w:anchor="_Toc224816334" w:history="1">
             <w:r>
               <w:rPr>
                 <w:rStyle w:val="a6"/>
@@ -3876,7 +3861,7 @@
                 <w:noProof/>
                 <w:webHidden/>
               </w:rPr>
-              <w:instrText xml:space="preserve"> PAGEREF _Toc222259082 \h </w:instrText>
+              <w:instrText xml:space="preserve"> PAGEREF _Toc224816334 \h </w:instrText>
             </w:r>
             <w:r>
               <w:rPr>
@@ -3924,7 +3909,7 @@
               <w14:ligatures w14:val="standardContextual"/>
             </w:rPr>
           </w:pPr>
-          <w:hyperlink w:anchor="_Toc222259083" w:history="1">
+          <w:hyperlink w:anchor="_Toc224816335" w:history="1">
             <w:r>
               <w:rPr>
                 <w:rStyle w:val="a6"/>
@@ -4040,7 +4025,7 @@
                 <w:noProof/>
                 <w:webHidden/>
               </w:rPr>
-              <w:instrText xml:space="preserve"> PAGEREF _Toc222259083 \h </w:instrText>
+              <w:instrText xml:space="preserve"> PAGEREF _Toc224816335 \h </w:instrText>
             </w:r>
             <w:r>
               <w:rPr>
@@ -4087,7 +4072,7 @@
               <w14:ligatures w14:val="standardContextual"/>
             </w:rPr>
           </w:pPr>
-          <w:hyperlink w:anchor="_Toc222259084" w:history="1">
+          <w:hyperlink w:anchor="_Toc224816336" w:history="1">
             <w:r>
               <w:rPr>
                 <w:rStyle w:val="a6"/>
@@ -4124,7 +4109,7 @@
                 <w:noProof/>
                 <w:webHidden/>
               </w:rPr>
-              <w:instrText xml:space="preserve"> PAGEREF _Toc222259084 \h </w:instrText>
+              <w:instrText xml:space="preserve"> PAGEREF _Toc224816336 \h </w:instrText>
             </w:r>
             <w:r>
               <w:rPr>
@@ -4179,7 +4164,7 @@
               <w14:ligatures w14:val="standardContextual"/>
             </w:rPr>
           </w:pPr>
-          <w:hyperlink w:anchor="_Toc222259085" w:history="1">
+          <w:hyperlink w:anchor="_Toc224816337" w:history="1">
             <w:r>
               <w:rPr>
                 <w:rStyle w:val="a6"/>
@@ -4187,9 +4172,8 @@
                 <w:b w:val="0"/>
                 <w:bCs w:val="0"/>
                 <w:noProof/>
-                <w:spacing w:val="-2"/>
-              </w:rPr>
-              <w:t>ПРИЛОЖЕНИЯ</w:t>
+              </w:rPr>
+              <w:t>СПИСОК ЛИТЕРАТУРЫ И ЭЛЕКТРОННЫХ РЕСУРСОВ</w:t>
             </w:r>
             <w:r>
               <w:rPr>
@@ -4216,7 +4200,7 @@
                 <w:noProof/>
                 <w:webHidden/>
               </w:rPr>
-              <w:instrText xml:space="preserve"> PAGEREF _Toc222259085 \h </w:instrText>
+              <w:instrText xml:space="preserve"> PAGEREF _Toc224816337 \h </w:instrText>
             </w:r>
             <w:r>
               <w:rPr>
@@ -4243,6 +4227,98 @@
                 <w:webHidden/>
               </w:rPr>
               <w:t>12</w:t>
+            </w:r>
+            <w:r>
+              <w:rPr>
+                <w:b w:val="0"/>
+                <w:bCs w:val="0"/>
+                <w:noProof/>
+                <w:webHidden/>
+              </w:rPr>
+              <w:fldChar w:fldCharType="end"/>
+            </w:r>
+          </w:hyperlink>
+        </w:p>
+        <w:p>
+          <w:pPr>
+            <w:pStyle w:val="10"/>
+            <w:tabs>
+              <w:tab w:val="right" w:pos="9350"/>
+            </w:tabs>
+            <w:rPr>
+              <w:rFonts w:asciiTheme="minorHAnsi" w:eastAsiaTheme="minorEastAsia" w:hAnsiTheme="minorHAnsi" w:cstheme="minorBidi"/>
+              <w:b w:val="0"/>
+              <w:bCs w:val="0"/>
+              <w:noProof/>
+              <w:kern w:val="2"/>
+              <w:lang w:eastAsia="ru-RU"/>
+              <w14:ligatures w14:val="standardContextual"/>
+            </w:rPr>
+          </w:pPr>
+          <w:hyperlink w:anchor="_Toc224816338" w:history="1">
+            <w:r>
+              <w:rPr>
+                <w:rStyle w:val="a6"/>
+                <w:rFonts w:ascii="Aptos" w:hAnsi="Aptos"/>
+                <w:b w:val="0"/>
+                <w:bCs w:val="0"/>
+                <w:noProof/>
+                <w:spacing w:val="-2"/>
+              </w:rPr>
+              <w:t>ПРИЛОЖЕНИЯ</w:t>
+            </w:r>
+            <w:r>
+              <w:rPr>
+                <w:b w:val="0"/>
+                <w:bCs w:val="0"/>
+                <w:noProof/>
+                <w:webHidden/>
+              </w:rPr>
+              <w:tab/>
+            </w:r>
+            <w:r>
+              <w:rPr>
+                <w:b w:val="0"/>
+                <w:bCs w:val="0"/>
+                <w:noProof/>
+                <w:webHidden/>
+              </w:rPr>
+              <w:fldChar w:fldCharType="begin"/>
+            </w:r>
+            <w:r>
+              <w:rPr>
+                <w:b w:val="0"/>
+                <w:bCs w:val="0"/>
+                <w:noProof/>
+                <w:webHidden/>
+              </w:rPr>
+              <w:instrText xml:space="preserve"> PAGEREF _Toc224816338 \h </w:instrText>
+            </w:r>
+            <w:r>
+              <w:rPr>
+                <w:b w:val="0"/>
+                <w:bCs w:val="0"/>
+                <w:noProof/>
+                <w:webHidden/>
+              </w:rPr>
+            </w:r>
+            <w:r>
+              <w:rPr>
+                <w:b w:val="0"/>
+                <w:bCs w:val="0"/>
+                <w:noProof/>
+                <w:webHidden/>
+              </w:rPr>
+              <w:fldChar w:fldCharType="separate"/>
+            </w:r>
+            <w:r>
+              <w:rPr>
+                <w:b w:val="0"/>
+                <w:bCs w:val="0"/>
+                <w:noProof/>
+                <w:webHidden/>
+              </w:rPr>
+              <w:t>13</w:t>
             </w:r>
             <w:r>
               <w:rPr>
@@ -4271,7 +4347,7 @@
               <w14:ligatures w14:val="standardContextual"/>
             </w:rPr>
           </w:pPr>
-          <w:hyperlink w:anchor="_Toc222259086" w:history="1">
+          <w:hyperlink w:anchor="_Toc224816339" w:history="1">
             <w:r>
               <w:rPr>
                 <w:rStyle w:val="a6"/>
@@ -4402,7 +4478,7 @@
                 <w:noProof/>
                 <w:webHidden/>
               </w:rPr>
-              <w:instrText xml:space="preserve"> PAGEREF _Toc222259086 \h </w:instrText>
+              <w:instrText xml:space="preserve"> PAGEREF _Toc224816339 \h </w:instrText>
             </w:r>
             <w:r>
               <w:rPr>
@@ -4422,7 +4498,7 @@
                 <w:noProof/>
                 <w:webHidden/>
               </w:rPr>
-              <w:t>12</w:t>
+              <w:t>13</w:t>
             </w:r>
             <w:r>
               <w:rPr>
@@ -4449,7 +4525,7 @@
               <w14:ligatures w14:val="standardContextual"/>
             </w:rPr>
           </w:pPr>
-          <w:hyperlink w:anchor="_Toc222259087" w:history="1">
+          <w:hyperlink w:anchor="_Toc224816340" w:history="1">
             <w:r>
               <w:rPr>
                 <w:rStyle w:val="a6"/>
@@ -4511,7 +4587,7 @@
                 <w:noProof/>
                 <w:webHidden/>
               </w:rPr>
-              <w:instrText xml:space="preserve"> PAGEREF _Toc222259087 \h </w:instrText>
+              <w:instrText xml:space="preserve"> PAGEREF _Toc224816340 \h </w:instrText>
             </w:r>
             <w:r>
               <w:rPr>
@@ -4531,7 +4607,7 @@
                 <w:noProof/>
                 <w:webHidden/>
               </w:rPr>
-              <w:t>12</w:t>
+              <w:t>13</w:t>
             </w:r>
             <w:r>
               <w:rPr>
@@ -4597,7 +4673,7 @@
           <w:szCs w:val="24"/>
         </w:rPr>
       </w:pPr>
-      <w:bookmarkStart w:id="0" w:name="_Toc222259062"/>
+      <w:bookmarkStart w:id="0" w:name="_Toc224816314"/>
       <w:r>
         <w:rPr>
           <w:rFonts w:ascii="Aptos" w:hAnsi="Aptos"/>
@@ -4714,7 +4790,7 @@
           <w:bCs w:val="0"/>
         </w:rPr>
       </w:pPr>
-      <w:bookmarkStart w:id="1" w:name="_Toc222259063"/>
+      <w:bookmarkStart w:id="1" w:name="_Toc224816315"/>
       <w:r>
         <w:rPr>
           <w:rFonts w:ascii="Aptos" w:hAnsi="Aptos"/>
@@ -4747,12 +4823,14 @@
         </w:rPr>
         <w:t xml:space="preserve"> </w:t>
       </w:r>
+      <w:proofErr w:type="spellStart"/>
       <w:r>
         <w:rPr>
           <w:rFonts w:ascii="Aptos" w:hAnsi="Aptos"/>
         </w:rPr>
         <w:t>агентным</w:t>
       </w:r>
+      <w:proofErr w:type="spellEnd"/>
       <w:r>
         <w:rPr>
           <w:rFonts w:ascii="Aptos" w:hAnsi="Aptos"/>
@@ -5143,7 +5221,7 @@
           <w:bCs w:val="0"/>
         </w:rPr>
       </w:pPr>
-      <w:bookmarkStart w:id="2" w:name="_Toc222259064"/>
+      <w:bookmarkStart w:id="2" w:name="_Toc224816316"/>
       <w:r>
         <w:rPr>
           <w:rFonts w:ascii="Aptos" w:hAnsi="Aptos"/>
@@ -5212,6 +5290,7 @@
         </w:rPr>
         <w:t xml:space="preserve"> </w:t>
       </w:r>
+      <w:proofErr w:type="spellStart"/>
       <w:r>
         <w:rPr>
           <w:rFonts w:ascii="Aptos" w:hAnsi="Aptos"/>
@@ -5220,6 +5299,7 @@
         </w:rPr>
         <w:t>vs</w:t>
       </w:r>
+      <w:proofErr w:type="spellEnd"/>
       <w:r>
         <w:rPr>
           <w:rFonts w:ascii="Aptos" w:hAnsi="Aptos"/>
@@ -5229,6 +5309,7 @@
         </w:rPr>
         <w:t xml:space="preserve"> </w:t>
       </w:r>
+      <w:proofErr w:type="spellStart"/>
       <w:r>
         <w:rPr>
           <w:rFonts w:ascii="Aptos" w:hAnsi="Aptos"/>
@@ -5236,7 +5317,17 @@
           <w:bCs w:val="0"/>
           <w:spacing w:val="-2"/>
         </w:rPr>
-        <w:t>DeepSeek)</w:t>
+        <w:t>DeepSeek</w:t>
+      </w:r>
+      <w:proofErr w:type="spellEnd"/>
+      <w:r>
+        <w:rPr>
+          <w:rFonts w:ascii="Aptos" w:hAnsi="Aptos"/>
+          <w:b w:val="0"/>
+          <w:bCs w:val="0"/>
+          <w:spacing w:val="-2"/>
+        </w:rPr>
+        <w:t>)</w:t>
       </w:r>
       <w:bookmarkEnd w:id="2"/>
     </w:p>
@@ -5327,12 +5418,14 @@
         </w:rPr>
         <w:t xml:space="preserve"> </w:t>
       </w:r>
+      <w:proofErr w:type="spellStart"/>
       <w:r>
         <w:rPr>
           <w:rFonts w:ascii="Aptos" w:hAnsi="Aptos"/>
         </w:rPr>
         <w:t>DeepSeek</w:t>
       </w:r>
+      <w:proofErr w:type="spellEnd"/>
       <w:r>
         <w:rPr>
           <w:rFonts w:ascii="Aptos" w:hAnsi="Aptos"/>
@@ -5675,7 +5768,7 @@
           <w:bCs w:val="0"/>
         </w:rPr>
       </w:pPr>
-      <w:bookmarkStart w:id="3" w:name="_Toc222259065"/>
+      <w:bookmarkStart w:id="3" w:name="_Toc224816317"/>
       <w:r>
         <w:rPr>
           <w:rFonts w:ascii="Aptos" w:hAnsi="Aptos"/>
@@ -5799,11 +5892,19 @@
         </w:rPr>
         <w:t xml:space="preserve"> </w:t>
       </w:r>
-      <w:r>
-        <w:rPr>
-          <w:rFonts w:ascii="Aptos" w:hAnsi="Aptos"/>
-        </w:rPr>
-        <w:t>AutoGPT,</w:t>
+      <w:proofErr w:type="spellStart"/>
+      <w:r>
+        <w:rPr>
+          <w:rFonts w:ascii="Aptos" w:hAnsi="Aptos"/>
+        </w:rPr>
+        <w:t>AutoGPT</w:t>
+      </w:r>
+      <w:proofErr w:type="spellEnd"/>
+      <w:r>
+        <w:rPr>
+          <w:rFonts w:ascii="Aptos" w:hAnsi="Aptos"/>
+        </w:rPr>
+        <w:t>,</w:t>
       </w:r>
       <w:r>
         <w:rPr>
@@ -5812,11 +5913,33 @@
         </w:rPr>
         <w:t xml:space="preserve"> </w:t>
       </w:r>
-      <w:r>
-        <w:rPr>
-          <w:rFonts w:ascii="Aptos" w:hAnsi="Aptos"/>
-        </w:rPr>
-        <w:t>Meta GPT и OpenInterpreter. Данные решения демонстрируют высокую эффективность в узких задачах, однако проект «Agent AI» обладает рядом концептуальных отличий.</w:t>
+      <w:proofErr w:type="spellStart"/>
+      <w:r>
+        <w:rPr>
+          <w:rFonts w:ascii="Aptos" w:hAnsi="Aptos"/>
+        </w:rPr>
+        <w:t>Meta</w:t>
+      </w:r>
+      <w:proofErr w:type="spellEnd"/>
+      <w:r>
+        <w:rPr>
+          <w:rFonts w:ascii="Aptos" w:hAnsi="Aptos"/>
+        </w:rPr>
+        <w:t xml:space="preserve"> GPT и </w:t>
+      </w:r>
+      <w:proofErr w:type="spellStart"/>
+      <w:r>
+        <w:rPr>
+          <w:rFonts w:ascii="Aptos" w:hAnsi="Aptos"/>
+        </w:rPr>
+        <w:t>OpenInterpreter</w:t>
+      </w:r>
+      <w:proofErr w:type="spellEnd"/>
+      <w:r>
+        <w:rPr>
+          <w:rFonts w:ascii="Aptos" w:hAnsi="Aptos"/>
+        </w:rPr>
+        <w:t>. Данные решения демонстрируют высокую эффективность в узких задачах, однако проект «Agent AI» обладает рядом концептуальных отличий.</w:t>
       </w:r>
     </w:p>
     <w:p>
@@ -5931,12 +6054,14 @@
         </w:rPr>
         <w:t>“</w:t>
       </w:r>
+      <w:proofErr w:type="spellStart"/>
       <w:r>
         <w:rPr>
           <w:rFonts w:ascii="Aptos" w:hAnsi="Aptos"/>
         </w:rPr>
         <w:t>user_profile</w:t>
       </w:r>
+      <w:proofErr w:type="spellEnd"/>
       <w:r>
         <w:rPr>
           <w:rFonts w:ascii="Aptos" w:hAnsi="Aptos"/>
@@ -6088,8 +6213,18 @@
           <w:sz w:val="24"/>
           <w:szCs w:val="24"/>
         </w:rPr>
-        <w:t>Динамическая самоэволюция</w:t>
-      </w:r>
+        <w:t xml:space="preserve">Динамическая </w:t>
+      </w:r>
+      <w:proofErr w:type="spellStart"/>
+      <w:r>
+        <w:rPr>
+          <w:rFonts w:ascii="Aptos" w:hAnsi="Aptos"/>
+          <w:sz w:val="24"/>
+          <w:szCs w:val="24"/>
+        </w:rPr>
+        <w:t>самоэволюция</w:t>
+      </w:r>
+      <w:proofErr w:type="spellEnd"/>
       <w:r>
         <w:rPr>
           <w:rFonts w:ascii="Aptos" w:hAnsi="Aptos"/>
@@ -6312,6 +6447,7 @@
         </w:rPr>
         <w:t xml:space="preserve"> </w:t>
       </w:r>
+      <w:proofErr w:type="spellStart"/>
       <w:r>
         <w:rPr>
           <w:rFonts w:ascii="Aptos" w:hAnsi="Aptos"/>
@@ -6320,6 +6456,7 @@
         </w:rPr>
         <w:t>Pipeline</w:t>
       </w:r>
+      <w:proofErr w:type="spellEnd"/>
       <w:r>
         <w:rPr>
           <w:rFonts w:ascii="Aptos" w:hAnsi="Aptos"/>
@@ -6386,7 +6523,25 @@
           <w:sz w:val="24"/>
           <w:szCs w:val="24"/>
         </w:rPr>
-        <w:t>конвейера (Архитектор -&gt; Исполнитель -&gt; Ревьюер) внутри персонального клиента.</w:t>
+        <w:t xml:space="preserve">конвейера (Архитектор -&gt; Исполнитель -&gt; </w:t>
+      </w:r>
+      <w:proofErr w:type="spellStart"/>
+      <w:r>
+        <w:rPr>
+          <w:rFonts w:ascii="Aptos" w:hAnsi="Aptos"/>
+          <w:sz w:val="24"/>
+          <w:szCs w:val="24"/>
+        </w:rPr>
+        <w:t>Ревьюер</w:t>
+      </w:r>
+      <w:proofErr w:type="spellEnd"/>
+      <w:r>
+        <w:rPr>
+          <w:rFonts w:ascii="Aptos" w:hAnsi="Aptos"/>
+          <w:sz w:val="24"/>
+          <w:szCs w:val="24"/>
+        </w:rPr>
+        <w:t>) внутри персонального клиента.</w:t>
       </w:r>
     </w:p>
     <w:p>
@@ -6512,7 +6667,7 @@
           <w:bCs w:val="0"/>
         </w:rPr>
       </w:pPr>
-      <w:bookmarkStart w:id="4" w:name="_Toc222259066"/>
+      <w:bookmarkStart w:id="4" w:name="_Toc224816318"/>
       <w:r>
         <w:rPr>
           <w:rFonts w:ascii="Aptos" w:hAnsi="Aptos"/>
@@ -6629,7 +6784,21 @@
         <w:rPr>
           <w:rFonts w:ascii="Aptos" w:hAnsi="Aptos"/>
         </w:rPr>
-        <w:t>Текущая цель разработки: Реализация автономного мультиагентного конвейера</w:t>
+        <w:t xml:space="preserve">Текущая цель разработки: Реализация автономного </w:t>
+      </w:r>
+      <w:proofErr w:type="spellStart"/>
+      <w:r>
+        <w:rPr>
+          <w:rFonts w:ascii="Aptos" w:hAnsi="Aptos"/>
+        </w:rPr>
+        <w:t>мультиагентного</w:t>
+      </w:r>
+      <w:proofErr w:type="spellEnd"/>
+      <w:r>
+        <w:rPr>
+          <w:rFonts w:ascii="Aptos" w:hAnsi="Aptos"/>
+        </w:rPr>
+        <w:t xml:space="preserve"> конвейера</w:t>
       </w:r>
       <w:r>
         <w:rPr>
@@ -6720,8 +6889,16 @@
         <w:rPr>
           <w:rFonts w:ascii="Aptos" w:hAnsi="Aptos"/>
         </w:rPr>
-        <w:t>иерархию ролей (Архитектор, Исполнитель, Ревьюер</w:t>
-      </w:r>
+        <w:t xml:space="preserve">иерархию ролей (Архитектор, Исполнитель, </w:t>
+      </w:r>
+      <w:proofErr w:type="spellStart"/>
+      <w:r>
+        <w:rPr>
+          <w:rFonts w:ascii="Aptos" w:hAnsi="Aptos"/>
+        </w:rPr>
+        <w:t>Ревьюер</w:t>
+      </w:r>
+      <w:proofErr w:type="spellEnd"/>
       <w:r>
         <w:rPr>
           <w:rFonts w:ascii="Aptos" w:hAnsi="Aptos"/>
@@ -6839,6 +7016,7 @@
         </w:rPr>
         <w:t xml:space="preserve"> </w:t>
       </w:r>
+      <w:proofErr w:type="spellStart"/>
       <w:r>
         <w:rPr>
           <w:rFonts w:ascii="Aptos" w:hAnsi="Aptos"/>
@@ -6846,7 +7024,17 @@
           <w:sz w:val="24"/>
           <w:szCs w:val="24"/>
         </w:rPr>
-        <w:t>Runtime-модификации</w:t>
+        <w:t>Runtime</w:t>
+      </w:r>
+      <w:proofErr w:type="spellEnd"/>
+      <w:r>
+        <w:rPr>
+          <w:rFonts w:ascii="Aptos" w:hAnsi="Aptos"/>
+          <w:spacing w:val="-2"/>
+          <w:sz w:val="24"/>
+          <w:szCs w:val="24"/>
+        </w:rPr>
+        <w:t>-модификации</w:t>
       </w:r>
       <w:r>
         <w:rPr>
@@ -6875,6 +7063,7 @@
         </w:rPr>
         <w:t xml:space="preserve"> </w:t>
       </w:r>
+      <w:proofErr w:type="spellStart"/>
       <w:r>
         <w:rPr>
           <w:rFonts w:ascii="Aptos" w:hAnsi="Aptos"/>
@@ -6882,7 +7071,17 @@
           <w:sz w:val="24"/>
           <w:szCs w:val="24"/>
         </w:rPr>
-        <w:t>Chat.</w:t>
+        <w:t>Chat</w:t>
+      </w:r>
+      <w:proofErr w:type="spellEnd"/>
+      <w:r>
+        <w:rPr>
+          <w:rFonts w:ascii="Aptos" w:hAnsi="Aptos"/>
+          <w:spacing w:val="-2"/>
+          <w:sz w:val="24"/>
+          <w:szCs w:val="24"/>
+        </w:rPr>
+        <w:t>.</w:t>
       </w:r>
     </w:p>
     <w:p>
@@ -7315,7 +7514,99 @@
     </w:p>
     <w:p>
       <w:pPr>
-        <w:pStyle w:val="a5"/>
+        <w:spacing w:line="360" w:lineRule="auto"/>
+        <w:rPr>
+          <w:rFonts w:ascii="Aptos" w:hAnsi="Aptos"/>
+          <w:sz w:val="24"/>
+          <w:szCs w:val="24"/>
+        </w:rPr>
+      </w:pPr>
+    </w:p>
+    <w:p>
+      <w:pPr>
+        <w:spacing w:line="360" w:lineRule="auto"/>
+        <w:rPr>
+          <w:rFonts w:ascii="Aptos" w:hAnsi="Aptos"/>
+          <w:sz w:val="24"/>
+          <w:szCs w:val="24"/>
+        </w:rPr>
+      </w:pPr>
+      <w:r>
+        <w:rPr>
+          <w:rFonts w:ascii="Aptos" w:hAnsi="Aptos"/>
+          <w:sz w:val="24"/>
+          <w:szCs w:val="24"/>
+        </w:rPr>
+        <w:t xml:space="preserve">На </w:t>
+      </w:r>
+      <w:r>
+        <w:rPr>
+          <w:rFonts w:ascii="Aptos" w:hAnsi="Aptos"/>
+          <w:sz w:val="24"/>
+          <w:szCs w:val="24"/>
+        </w:rPr>
+        <w:t>данный</w:t>
+      </w:r>
+      <w:r>
+        <w:rPr>
+          <w:rFonts w:ascii="Aptos" w:hAnsi="Aptos"/>
+          <w:sz w:val="24"/>
+          <w:szCs w:val="24"/>
+        </w:rPr>
+        <w:t xml:space="preserve"> момент целевая аудитория</w:t>
+      </w:r>
+      <w:r>
+        <w:rPr>
+          <w:rFonts w:ascii="Aptos" w:hAnsi="Aptos"/>
+          <w:sz w:val="24"/>
+          <w:szCs w:val="24"/>
+        </w:rPr>
+        <w:t xml:space="preserve">: </w:t>
+      </w:r>
+      <w:r>
+        <w:rPr>
+          <w:rFonts w:ascii="Aptos" w:hAnsi="Aptos"/>
+          <w:sz w:val="24"/>
+          <w:szCs w:val="24"/>
+          <w:lang w:val="en-US"/>
+        </w:rPr>
+        <w:t>IT</w:t>
+      </w:r>
+      <w:r>
+        <w:rPr>
+          <w:rFonts w:ascii="Aptos" w:hAnsi="Aptos"/>
+          <w:sz w:val="24"/>
+          <w:szCs w:val="24"/>
+        </w:rPr>
+        <w:t>-</w:t>
+      </w:r>
+      <w:r>
+        <w:rPr>
+          <w:rFonts w:ascii="Aptos" w:hAnsi="Aptos"/>
+          <w:sz w:val="24"/>
+          <w:szCs w:val="24"/>
+        </w:rPr>
+        <w:t>специалисты (из-за сложности настройки и возможных технических проблем</w:t>
+      </w:r>
+      <w:r>
+        <w:rPr>
+          <w:rFonts w:ascii="Aptos" w:hAnsi="Aptos"/>
+          <w:sz w:val="24"/>
+          <w:szCs w:val="24"/>
+        </w:rPr>
+        <w:t xml:space="preserve"> во время использования</w:t>
+      </w:r>
+      <w:r>
+        <w:rPr>
+          <w:rFonts w:ascii="Aptos" w:hAnsi="Aptos"/>
+          <w:sz w:val="24"/>
+          <w:szCs w:val="24"/>
+        </w:rPr>
+        <w:t>).</w:t>
+      </w:r>
+    </w:p>
+    <w:p>
+      <w:pPr>
         <w:spacing w:line="360" w:lineRule="auto"/>
         <w:rPr>
           <w:rFonts w:ascii="Aptos" w:hAnsi="Aptos"/>
@@ -7349,7 +7640,7 @@
           <w:szCs w:val="24"/>
         </w:rPr>
       </w:pPr>
-      <w:bookmarkStart w:id="5" w:name="_Toc222259067"/>
+      <w:bookmarkStart w:id="5" w:name="_Toc224816319"/>
       <w:r>
         <w:rPr>
           <w:rFonts w:ascii="Aptos" w:hAnsi="Aptos"/>
@@ -7439,7 +7730,21 @@
         <w:rPr>
           <w:rFonts w:ascii="Aptos" w:hAnsi="Aptos"/>
         </w:rPr>
-        <w:t>Проект «Agent AI» построен на базе иерархической мультиагентной среды, способной</w:t>
+        <w:t xml:space="preserve">Проект «Agent AI» построен на базе иерархической </w:t>
+      </w:r>
+      <w:proofErr w:type="spellStart"/>
+      <w:r>
+        <w:rPr>
+          <w:rFonts w:ascii="Aptos" w:hAnsi="Aptos"/>
+        </w:rPr>
+        <w:t>мультиагентной</w:t>
+      </w:r>
+      <w:proofErr w:type="spellEnd"/>
+      <w:r>
+        <w:rPr>
+          <w:rFonts w:ascii="Aptos" w:hAnsi="Aptos"/>
+        </w:rPr>
+        <w:t xml:space="preserve"> среды, способной</w:t>
       </w:r>
       <w:r>
         <w:rPr>
@@ -7530,7 +7835,21 @@
         <w:rPr>
           <w:rFonts w:ascii="Aptos" w:hAnsi="Aptos"/>
         </w:rPr>
-        <w:t>(Runtime).</w:t>
+        <w:t>(</w:t>
+      </w:r>
+      <w:proofErr w:type="spellStart"/>
+      <w:r>
+        <w:rPr>
+          <w:rFonts w:ascii="Aptos" w:hAnsi="Aptos"/>
+        </w:rPr>
+        <w:t>Runtime</w:t>
+      </w:r>
+      <w:proofErr w:type="spellEnd"/>
+      <w:r>
+        <w:rPr>
+          <w:rFonts w:ascii="Aptos" w:hAnsi="Aptos"/>
+        </w:rPr>
+        <w:t>).</w:t>
       </w:r>
     </w:p>
     <w:p>
@@ -7561,7 +7880,7 @@
           <w:bCs w:val="0"/>
         </w:rPr>
       </w:pPr>
-      <w:bookmarkStart w:id="6" w:name="_Toc222259068"/>
+      <w:bookmarkStart w:id="6" w:name="_Toc224816320"/>
       <w:r>
         <w:rPr>
           <w:rFonts w:ascii="Aptos" w:hAnsi="Aptos"/>
@@ -7647,6 +7966,7 @@
         </w:rPr>
         <w:t xml:space="preserve"> </w:t>
       </w:r>
+      <w:proofErr w:type="spellStart"/>
       <w:r>
         <w:rPr>
           <w:rFonts w:ascii="Aptos" w:hAnsi="Aptos"/>
@@ -7654,7 +7974,17 @@
           <w:bCs w:val="0"/>
           <w:spacing w:val="-2"/>
         </w:rPr>
-        <w:t>Оркестрация)</w:t>
+        <w:t>Оркестрация</w:t>
+      </w:r>
+      <w:proofErr w:type="spellEnd"/>
+      <w:r>
+        <w:rPr>
+          <w:rFonts w:ascii="Aptos" w:hAnsi="Aptos"/>
+          <w:b w:val="0"/>
+          <w:bCs w:val="0"/>
+          <w:spacing w:val="-2"/>
+        </w:rPr>
+        <w:t>)</w:t>
       </w:r>
       <w:bookmarkEnd w:id="6"/>
     </w:p>
@@ -7994,7 +8324,25 @@
           <w:sz w:val="24"/>
           <w:szCs w:val="24"/>
         </w:rPr>
-        <w:t>для реализации конкретных изменений в изолированной среде (Sandbox).</w:t>
+        <w:t>для реализации конкретных изменений в изолированной среде (</w:t>
+      </w:r>
+      <w:proofErr w:type="spellStart"/>
+      <w:r>
+        <w:rPr>
+          <w:rFonts w:ascii="Aptos" w:hAnsi="Aptos"/>
+          <w:sz w:val="24"/>
+          <w:szCs w:val="24"/>
+        </w:rPr>
+        <w:t>Sandbox</w:t>
+      </w:r>
+      <w:proofErr w:type="spellEnd"/>
+      <w:r>
+        <w:rPr>
+          <w:rFonts w:ascii="Aptos" w:hAnsi="Aptos"/>
+          <w:sz w:val="24"/>
+          <w:szCs w:val="24"/>
+        </w:rPr>
+        <w:t>).</w:t>
       </w:r>
     </w:p>
     <w:p>
@@ -8120,7 +8468,8 @@
           <w:bCs w:val="0"/>
         </w:rPr>
       </w:pPr>
-      <w:bookmarkStart w:id="7" w:name="_Toc222259069"/>
+      <w:bookmarkStart w:id="7" w:name="_Toc224816321"/>
+      <w:proofErr w:type="spellStart"/>
       <w:r>
         <w:rPr>
           <w:rFonts w:ascii="Aptos" w:hAnsi="Aptos"/>
@@ -8129,13 +8478,13 @@
         </w:rPr>
         <w:t>Runtime</w:t>
       </w:r>
+      <w:proofErr w:type="spellEnd"/>
       <w:r>
         <w:rPr>
           <w:rFonts w:ascii="Aptos" w:hAnsi="Aptos"/>
           <w:b w:val="0"/>
           <w:bCs w:val="0"/>
           <w:spacing w:val="-3"/>
-          <w:lang w:val="en-US"/>
         </w:rPr>
         <w:t>-</w:t>
       </w:r>
@@ -8464,7 +8813,8 @@
           <w:bCs w:val="0"/>
         </w:rPr>
       </w:pPr>
-      <w:bookmarkStart w:id="8" w:name="_Toc222259070"/>
+      <w:bookmarkStart w:id="8" w:name="_Toc224816322"/>
+      <w:proofErr w:type="spellStart"/>
       <w:r>
         <w:rPr>
           <w:rFonts w:ascii="Aptos" w:hAnsi="Aptos"/>
@@ -8473,6 +8823,7 @@
         </w:rPr>
         <w:t>Плагинная</w:t>
       </w:r>
+      <w:proofErr w:type="spellEnd"/>
       <w:r>
         <w:rPr>
           <w:rFonts w:ascii="Aptos" w:hAnsi="Aptos"/>
@@ -8638,8 +8989,16 @@
         <w:rPr>
           <w:rFonts w:ascii="Aptos" w:hAnsi="Aptos"/>
         </w:rPr>
-        <w:t>(Browser</w:t>
-      </w:r>
+        <w:t>(</w:t>
+      </w:r>
+      <w:proofErr w:type="spellStart"/>
+      <w:r>
+        <w:rPr>
+          <w:rFonts w:ascii="Aptos" w:hAnsi="Aptos"/>
+        </w:rPr>
+        <w:t>Browser</w:t>
+      </w:r>
+      <w:proofErr w:type="spellEnd"/>
       <w:r>
         <w:rPr>
           <w:rFonts w:ascii="Aptos" w:hAnsi="Aptos"/>
@@ -8647,11 +9006,19 @@
         </w:rPr>
         <w:t xml:space="preserve"> </w:t>
       </w:r>
-      <w:r>
-        <w:rPr>
-          <w:rFonts w:ascii="Aptos" w:hAnsi="Aptos"/>
-        </w:rPr>
-        <w:t>Use,</w:t>
+      <w:proofErr w:type="spellStart"/>
+      <w:r>
+        <w:rPr>
+          <w:rFonts w:ascii="Aptos" w:hAnsi="Aptos"/>
+        </w:rPr>
+        <w:t>Use</w:t>
+      </w:r>
+      <w:proofErr w:type="spellEnd"/>
+      <w:r>
+        <w:rPr>
+          <w:rFonts w:ascii="Aptos" w:hAnsi="Aptos"/>
+        </w:rPr>
+        <w:t>,</w:t>
       </w:r>
       <w:r>
         <w:rPr>
@@ -8673,12 +9040,14 @@
         </w:rPr>
         <w:t xml:space="preserve"> </w:t>
       </w:r>
+      <w:proofErr w:type="spellStart"/>
       <w:r>
         <w:rPr>
           <w:rFonts w:ascii="Aptos" w:hAnsi="Aptos"/>
         </w:rPr>
         <w:t>Use</w:t>
       </w:r>
+      <w:proofErr w:type="spellEnd"/>
       <w:r>
         <w:rPr>
           <w:rFonts w:ascii="Aptos" w:hAnsi="Aptos"/>
@@ -8781,7 +9150,21 @@
         <w:rPr>
           <w:rFonts w:ascii="Aptos" w:hAnsi="Aptos"/>
         </w:rPr>
-        <w:t>включая исходный код модулей в системный промпт, что позволяет агентам всегда работать с актуальной кодовой базой.</w:t>
+        <w:t xml:space="preserve">включая исходный код модулей в системный </w:t>
+      </w:r>
+      <w:proofErr w:type="spellStart"/>
+      <w:r>
+        <w:rPr>
+          <w:rFonts w:ascii="Aptos" w:hAnsi="Aptos"/>
+        </w:rPr>
+        <w:t>промпт</w:t>
+      </w:r>
+      <w:proofErr w:type="spellEnd"/>
+      <w:r>
+        <w:rPr>
+          <w:rFonts w:ascii="Aptos" w:hAnsi="Aptos"/>
+        </w:rPr>
+        <w:t>, что позволяет агентам всегда работать с актуальной кодовой базой.</w:t>
       </w:r>
     </w:p>
     <w:p>
@@ -8818,7 +9201,7 @@
           <w:szCs w:val="24"/>
         </w:rPr>
       </w:pPr>
-      <w:bookmarkStart w:id="9" w:name="_Toc222259071"/>
+      <w:bookmarkStart w:id="9" w:name="_Toc224816323"/>
       <w:r>
         <w:rPr>
           <w:rFonts w:ascii="Aptos" w:hAnsi="Aptos"/>
@@ -8952,7 +9335,7 @@
           <w:bCs w:val="0"/>
         </w:rPr>
       </w:pPr>
-      <w:bookmarkStart w:id="10" w:name="_Toc222259072"/>
+      <w:bookmarkStart w:id="10" w:name="_Toc224816324"/>
       <w:r>
         <w:rPr>
           <w:rFonts w:ascii="Aptos" w:hAnsi="Aptos"/>
@@ -9109,7 +9492,21 @@
         <w:rPr>
           <w:rFonts w:ascii="Aptos" w:hAnsi="Aptos"/>
         </w:rPr>
-        <w:t>исполнения произвольного кода. Инструмент python позволяет агенту:</w:t>
+        <w:t xml:space="preserve">исполнения произвольного кода. Инструмент </w:t>
+      </w:r>
+      <w:proofErr w:type="spellStart"/>
+      <w:r>
+        <w:rPr>
+          <w:rFonts w:ascii="Aptos" w:hAnsi="Aptos"/>
+        </w:rPr>
+        <w:t>python</w:t>
+      </w:r>
+      <w:proofErr w:type="spellEnd"/>
+      <w:r>
+        <w:rPr>
+          <w:rFonts w:ascii="Aptos" w:hAnsi="Aptos"/>
+        </w:rPr>
+        <w:t xml:space="preserve"> позволяет агенту:</w:t>
       </w:r>
     </w:p>
     <w:p>
@@ -9515,6 +9912,7 @@
         </w:rPr>
         <w:t xml:space="preserve">Взаимодействовать с компьютером пользователя (читать / менять файлы, выполнять действия через консоль и </w:t>
       </w:r>
+      <w:proofErr w:type="spellStart"/>
       <w:r>
         <w:rPr>
           <w:rFonts w:ascii="Aptos" w:hAnsi="Aptos"/>
@@ -9524,6 +9922,7 @@
         </w:rPr>
         <w:t>api</w:t>
       </w:r>
+      <w:proofErr w:type="spellEnd"/>
       <w:r>
         <w:rPr>
           <w:rFonts w:ascii="Aptos" w:hAnsi="Aptos"/>
@@ -9561,7 +9960,7 @@
           <w:bCs w:val="0"/>
         </w:rPr>
       </w:pPr>
-      <w:bookmarkStart w:id="11" w:name="_Toc222259073"/>
+      <w:bookmarkStart w:id="11" w:name="_Toc224816325"/>
       <w:r>
         <w:rPr>
           <w:rFonts w:ascii="Aptos" w:hAnsi="Aptos"/>
@@ -10231,12 +10630,14 @@
         </w:rPr>
         <w:t xml:space="preserve"> </w:t>
       </w:r>
+      <w:proofErr w:type="spellStart"/>
       <w:r>
         <w:rPr>
           <w:rFonts w:ascii="Aptos" w:hAnsi="Aptos"/>
         </w:rPr>
         <w:t>рендерятся</w:t>
       </w:r>
+      <w:proofErr w:type="spellEnd"/>
       <w:r>
         <w:rPr>
           <w:rFonts w:ascii="Aptos" w:hAnsi="Aptos"/>
@@ -10296,11 +10697,19 @@
         </w:rPr>
         <w:t xml:space="preserve"> </w:t>
       </w:r>
-      <w:r>
-        <w:rPr>
-          <w:rFonts w:ascii="Aptos" w:hAnsi="Aptos"/>
-        </w:rPr>
-        <w:t>Markdown-процессор</w:t>
+      <w:proofErr w:type="spellStart"/>
+      <w:r>
+        <w:rPr>
+          <w:rFonts w:ascii="Aptos" w:hAnsi="Aptos"/>
+        </w:rPr>
+        <w:t>Markdown</w:t>
+      </w:r>
+      <w:proofErr w:type="spellEnd"/>
+      <w:r>
+        <w:rPr>
+          <w:rFonts w:ascii="Aptos" w:hAnsi="Aptos"/>
+        </w:rPr>
+        <w:t>-процессор</w:t>
       </w:r>
       <w:r>
         <w:rPr>
@@ -10313,7 +10722,35 @@
         <w:rPr>
           <w:rFonts w:ascii="Aptos" w:hAnsi="Aptos"/>
         </w:rPr>
-        <w:t>с поддержкой Tailwind CSS и KaTeX для математических формул</w:t>
+        <w:t xml:space="preserve">с поддержкой </w:t>
+      </w:r>
+      <w:proofErr w:type="spellStart"/>
+      <w:r>
+        <w:rPr>
+          <w:rFonts w:ascii="Aptos" w:hAnsi="Aptos"/>
+        </w:rPr>
+        <w:t>Tailwind</w:t>
+      </w:r>
+      <w:proofErr w:type="spellEnd"/>
+      <w:r>
+        <w:rPr>
+          <w:rFonts w:ascii="Aptos" w:hAnsi="Aptos"/>
+        </w:rPr>
+        <w:t xml:space="preserve"> CSS и </w:t>
+      </w:r>
+      <w:proofErr w:type="spellStart"/>
+      <w:r>
+        <w:rPr>
+          <w:rFonts w:ascii="Aptos" w:hAnsi="Aptos"/>
+        </w:rPr>
+        <w:t>KaTeX</w:t>
+      </w:r>
+      <w:proofErr w:type="spellEnd"/>
+      <w:r>
+        <w:rPr>
+          <w:rFonts w:ascii="Aptos" w:hAnsi="Aptos"/>
+        </w:rPr>
+        <w:t xml:space="preserve"> для математических формул</w:t>
       </w:r>
       <w:r>
         <w:rPr>
@@ -10350,7 +10787,7 @@
           <w:bCs w:val="0"/>
         </w:rPr>
       </w:pPr>
-      <w:bookmarkStart w:id="12" w:name="_Toc222259074"/>
+      <w:bookmarkStart w:id="12" w:name="_Toc224816326"/>
       <w:r>
         <w:rPr>
           <w:rFonts w:ascii="Aptos" w:hAnsi="Aptos"/>
@@ -10392,7 +10829,27 @@
           <w:bCs w:val="0"/>
           <w:spacing w:val="-2"/>
         </w:rPr>
-        <w:t>(user_profile)</w:t>
+        <w:t>(</w:t>
+      </w:r>
+      <w:proofErr w:type="spellStart"/>
+      <w:r>
+        <w:rPr>
+          <w:rFonts w:ascii="Aptos" w:hAnsi="Aptos"/>
+          <w:b w:val="0"/>
+          <w:bCs w:val="0"/>
+          <w:spacing w:val="-2"/>
+        </w:rPr>
+        <w:t>user_profile</w:t>
+      </w:r>
+      <w:proofErr w:type="spellEnd"/>
+      <w:r>
+        <w:rPr>
+          <w:rFonts w:ascii="Aptos" w:hAnsi="Aptos"/>
+          <w:b w:val="0"/>
+          <w:bCs w:val="0"/>
+          <w:spacing w:val="-2"/>
+        </w:rPr>
+        <w:t>)</w:t>
       </w:r>
       <w:bookmarkEnd w:id="12"/>
     </w:p>
@@ -10417,12 +10874,14 @@
         </w:rPr>
         <w:t>“</w:t>
       </w:r>
+      <w:proofErr w:type="spellStart"/>
       <w:r>
         <w:rPr>
           <w:rFonts w:ascii="Aptos" w:hAnsi="Aptos"/>
         </w:rPr>
         <w:t>user_profile</w:t>
       </w:r>
+      <w:proofErr w:type="spellEnd"/>
       <w:r>
         <w:rPr>
           <w:rFonts w:ascii="Aptos" w:hAnsi="Aptos"/>
@@ -10989,7 +11448,7 @@
           <w:bCs w:val="0"/>
         </w:rPr>
       </w:pPr>
-      <w:bookmarkStart w:id="13" w:name="_Toc222259075"/>
+      <w:bookmarkStart w:id="13" w:name="_Toc224816327"/>
       <w:r>
         <w:rPr>
           <w:rFonts w:ascii="Aptos" w:hAnsi="Aptos"/>
@@ -11086,6 +11545,7 @@
           <w:rFonts w:ascii="Aptos" w:hAnsi="Aptos"/>
         </w:rPr>
       </w:pPr>
+      <w:proofErr w:type="gramStart"/>
       <w:r>
         <w:rPr>
           <w:rFonts w:ascii="Aptos" w:hAnsi="Aptos"/>
@@ -11131,6 +11591,7 @@
         </w:rPr>
         <w:t>плагинов,</w:t>
       </w:r>
+      <w:proofErr w:type="gramEnd"/>
       <w:r>
         <w:rPr>
           <w:rFonts w:ascii="Aptos" w:hAnsi="Aptos"/>
@@ -11208,7 +11669,25 @@
           <w:sz w:val="24"/>
           <w:szCs w:val="24"/>
         </w:rPr>
-        <w:t>Computer Use: Позволяет ИИ взаимодействовать с интерфейсом операционной</w:t>
+        <w:t xml:space="preserve">Computer </w:t>
+      </w:r>
+      <w:proofErr w:type="spellStart"/>
+      <w:r>
+        <w:rPr>
+          <w:rFonts w:ascii="Aptos" w:hAnsi="Aptos"/>
+          <w:sz w:val="24"/>
+          <w:szCs w:val="24"/>
+        </w:rPr>
+        <w:t>Use</w:t>
+      </w:r>
+      <w:proofErr w:type="spellEnd"/>
+      <w:r>
+        <w:rPr>
+          <w:rFonts w:ascii="Aptos" w:hAnsi="Aptos"/>
+          <w:sz w:val="24"/>
+          <w:szCs w:val="24"/>
+        </w:rPr>
+        <w:t>: Позволяет ИИ взаимодействовать с интерфейсом операционной</w:t>
       </w:r>
       <w:r>
         <w:rPr>
@@ -11348,6 +11827,7 @@
           <w:szCs w:val="24"/>
         </w:rPr>
       </w:pPr>
+      <w:proofErr w:type="spellStart"/>
       <w:r>
         <w:rPr>
           <w:rFonts w:ascii="Aptos" w:hAnsi="Aptos"/>
@@ -11356,6 +11836,7 @@
         </w:rPr>
         <w:t>Browser</w:t>
       </w:r>
+      <w:proofErr w:type="spellEnd"/>
       <w:r>
         <w:rPr>
           <w:rFonts w:ascii="Aptos" w:hAnsi="Aptos"/>
@@ -11365,13 +11846,24 @@
         </w:rPr>
         <w:t xml:space="preserve"> </w:t>
       </w:r>
-      <w:r>
-        <w:rPr>
-          <w:rFonts w:ascii="Aptos" w:hAnsi="Aptos"/>
-          <w:sz w:val="24"/>
-          <w:szCs w:val="24"/>
-        </w:rPr>
-        <w:t>Use:</w:t>
+      <w:proofErr w:type="spellStart"/>
+      <w:r>
+        <w:rPr>
+          <w:rFonts w:ascii="Aptos" w:hAnsi="Aptos"/>
+          <w:sz w:val="24"/>
+          <w:szCs w:val="24"/>
+        </w:rPr>
+        <w:t>Use</w:t>
+      </w:r>
+      <w:proofErr w:type="spellEnd"/>
+      <w:proofErr w:type="gramStart"/>
+      <w:r>
+        <w:rPr>
+          <w:rFonts w:ascii="Aptos" w:hAnsi="Aptos"/>
+          <w:sz w:val="24"/>
+          <w:szCs w:val="24"/>
+        </w:rPr>
+        <w:t>:</w:t>
       </w:r>
       <w:r>
         <w:rPr>
@@ -11390,6 +11882,7 @@
         </w:rPr>
         <w:t>Обеспечивает</w:t>
       </w:r>
+      <w:proofErr w:type="gramEnd"/>
       <w:r>
         <w:rPr>
           <w:rFonts w:ascii="Aptos" w:hAnsi="Aptos"/>
@@ -11504,7 +11997,7 @@
           <w:bCs w:val="0"/>
         </w:rPr>
       </w:pPr>
-      <w:bookmarkStart w:id="14" w:name="_Toc222259076"/>
+      <w:bookmarkStart w:id="14" w:name="_Toc224816328"/>
       <w:r>
         <w:rPr>
           <w:rFonts w:ascii="Aptos" w:hAnsi="Aptos"/>
@@ -11596,7 +12089,21 @@
         <w:rPr>
           <w:rFonts w:ascii="Aptos" w:hAnsi="Aptos"/>
         </w:rPr>
-        <w:t>Для эффективного взаимодействия с мультиагентной средой реализована система</w:t>
+        <w:t xml:space="preserve">Для эффективного взаимодействия с </w:t>
+      </w:r>
+      <w:proofErr w:type="spellStart"/>
+      <w:r>
+        <w:rPr>
+          <w:rFonts w:ascii="Aptos" w:hAnsi="Aptos"/>
+        </w:rPr>
+        <w:t>мультиагентной</w:t>
+      </w:r>
+      <w:proofErr w:type="spellEnd"/>
+      <w:r>
+        <w:rPr>
+          <w:rFonts w:ascii="Aptos" w:hAnsi="Aptos"/>
+        </w:rPr>
+        <w:t xml:space="preserve"> средой реализована система</w:t>
       </w:r>
       <w:r>
         <w:rPr>
@@ -11744,7 +12251,16 @@
           <w:sz w:val="24"/>
           <w:szCs w:val="24"/>
         </w:rPr>
-        <w:t>«Архитектор»:</w:t>
+        <w:t>«Архитектор»</w:t>
+      </w:r>
+      <w:proofErr w:type="gramStart"/>
+      <w:r>
+        <w:rPr>
+          <w:rFonts w:ascii="Aptos" w:hAnsi="Aptos"/>
+          <w:sz w:val="24"/>
+          <w:szCs w:val="24"/>
+        </w:rPr>
+        <w:t>:</w:t>
       </w:r>
       <w:r>
         <w:rPr>
@@ -11763,6 +12279,7 @@
         </w:rPr>
         <w:t>Активирует</w:t>
       </w:r>
+      <w:proofErr w:type="gramEnd"/>
       <w:r>
         <w:rPr>
           <w:rFonts w:ascii="Aptos" w:hAnsi="Aptos"/>
@@ -11976,13 +12493,23 @@
         </w:rPr>
         <w:t xml:space="preserve"> </w:t>
       </w:r>
-      <w:r>
-        <w:rPr>
-          <w:rFonts w:ascii="Aptos" w:hAnsi="Aptos"/>
-          <w:sz w:val="24"/>
-          <w:szCs w:val="24"/>
-        </w:rPr>
-        <w:t>пайплайну:</w:t>
+      <w:proofErr w:type="spellStart"/>
+      <w:r>
+        <w:rPr>
+          <w:rFonts w:ascii="Aptos" w:hAnsi="Aptos"/>
+          <w:sz w:val="24"/>
+          <w:szCs w:val="24"/>
+        </w:rPr>
+        <w:t>пайплайну</w:t>
+      </w:r>
+      <w:proofErr w:type="spellEnd"/>
+      <w:r>
+        <w:rPr>
+          <w:rFonts w:ascii="Aptos" w:hAnsi="Aptos"/>
+          <w:sz w:val="24"/>
+          <w:szCs w:val="24"/>
+        </w:rPr>
+        <w:t>:</w:t>
       </w:r>
       <w:r>
         <w:rPr>
@@ -12135,6 +12662,7 @@
         </w:rPr>
         <w:t xml:space="preserve"> </w:t>
       </w:r>
+      <w:proofErr w:type="spellStart"/>
       <w:r>
         <w:rPr>
           <w:rFonts w:ascii="Aptos" w:hAnsi="Aptos"/>
@@ -12144,6 +12672,7 @@
         </w:rPr>
         <w:t>backend</w:t>
       </w:r>
+      <w:proofErr w:type="spellEnd"/>
       <w:r>
         <w:rPr>
           <w:rFonts w:ascii="Aptos" w:hAnsi="Aptos"/>
@@ -12171,6 +12700,7 @@
         </w:rPr>
         <w:t xml:space="preserve"> </w:t>
       </w:r>
+      <w:proofErr w:type="spellStart"/>
       <w:r>
         <w:rPr>
           <w:rFonts w:ascii="Aptos" w:hAnsi="Aptos"/>
@@ -12178,7 +12708,17 @@
           <w:sz w:val="24"/>
           <w:szCs w:val="24"/>
         </w:rPr>
-        <w:t>frontend модулей).</w:t>
+        <w:t>frontend</w:t>
+      </w:r>
+      <w:proofErr w:type="spellEnd"/>
+      <w:r>
+        <w:rPr>
+          <w:rFonts w:ascii="Aptos" w:hAnsi="Aptos"/>
+          <w:spacing w:val="-2"/>
+          <w:sz w:val="24"/>
+          <w:szCs w:val="24"/>
+        </w:rPr>
+        <w:t xml:space="preserve"> модулей).</w:t>
       </w:r>
     </w:p>
     <w:p>
@@ -12222,7 +12762,25 @@
           <w:sz w:val="24"/>
           <w:szCs w:val="24"/>
         </w:rPr>
-        <w:t>«Ревьюер»:</w:t>
+        <w:t>«</w:t>
+      </w:r>
+      <w:proofErr w:type="spellStart"/>
+      <w:r>
+        <w:rPr>
+          <w:rFonts w:ascii="Aptos" w:hAnsi="Aptos"/>
+          <w:sz w:val="24"/>
+          <w:szCs w:val="24"/>
+        </w:rPr>
+        <w:t>Ревьюер</w:t>
+      </w:r>
+      <w:proofErr w:type="spellEnd"/>
+      <w:r>
+        <w:rPr>
+          <w:rFonts w:ascii="Aptos" w:hAnsi="Aptos"/>
+          <w:sz w:val="24"/>
+          <w:szCs w:val="24"/>
+        </w:rPr>
+        <w:t>»:</w:t>
       </w:r>
       <w:r>
         <w:rPr>
@@ -12467,7 +13025,7 @@
           <w:szCs w:val="24"/>
         </w:rPr>
       </w:pPr>
-      <w:bookmarkStart w:id="15" w:name="_Toc222259077"/>
+      <w:bookmarkStart w:id="15" w:name="_Toc224816329"/>
       <w:r>
         <w:rPr>
           <w:rFonts w:ascii="Aptos" w:hAnsi="Aptos"/>
@@ -12664,11 +13222,19 @@
         </w:rPr>
         <w:t xml:space="preserve"> </w:t>
       </w:r>
-      <w:r>
-        <w:rPr>
-          <w:rFonts w:ascii="Aptos" w:hAnsi="Aptos"/>
-        </w:rPr>
-        <w:t>багфикс)</w:t>
+      <w:proofErr w:type="spellStart"/>
+      <w:r>
+        <w:rPr>
+          <w:rFonts w:ascii="Aptos" w:hAnsi="Aptos"/>
+        </w:rPr>
+        <w:t>багфикс</w:t>
+      </w:r>
+      <w:proofErr w:type="spellEnd"/>
+      <w:r>
+        <w:rPr>
+          <w:rFonts w:ascii="Aptos" w:hAnsi="Aptos"/>
+        </w:rPr>
+        <w:t>)</w:t>
       </w:r>
       <w:r>
         <w:rPr>
@@ -12725,7 +13291,7 @@
           <w:bCs w:val="0"/>
         </w:rPr>
       </w:pPr>
-      <w:bookmarkStart w:id="16" w:name="_Toc222259078"/>
+      <w:bookmarkStart w:id="16" w:name="_Toc224816330"/>
       <w:r>
         <w:rPr>
           <w:rFonts w:ascii="Aptos" w:hAnsi="Aptos"/>
@@ -12743,6 +13309,7 @@
         </w:rPr>
         <w:t xml:space="preserve"> </w:t>
       </w:r>
+      <w:proofErr w:type="spellStart"/>
       <w:r>
         <w:rPr>
           <w:rFonts w:ascii="Aptos" w:hAnsi="Aptos"/>
@@ -12751,6 +13318,7 @@
         </w:rPr>
         <w:t>Pipeline</w:t>
       </w:r>
+      <w:proofErr w:type="spellEnd"/>
       <w:r>
         <w:rPr>
           <w:rFonts w:ascii="Aptos" w:hAnsi="Aptos"/>
@@ -13021,13 +13589,41 @@
           <w:szCs w:val="24"/>
         </w:rPr>
       </w:pPr>
-      <w:r>
-        <w:rPr>
-          <w:rFonts w:ascii="Aptos" w:hAnsi="Aptos"/>
-          <w:sz w:val="24"/>
-          <w:szCs w:val="24"/>
-        </w:rPr>
-        <w:t>Ревьюер: Специализированный агент-ревьюер проводит</w:t>
+      <w:proofErr w:type="spellStart"/>
+      <w:r>
+        <w:rPr>
+          <w:rFonts w:ascii="Aptos" w:hAnsi="Aptos"/>
+          <w:sz w:val="24"/>
+          <w:szCs w:val="24"/>
+        </w:rPr>
+        <w:t>Ревьюер</w:t>
+      </w:r>
+      <w:proofErr w:type="spellEnd"/>
+      <w:r>
+        <w:rPr>
+          <w:rFonts w:ascii="Aptos" w:hAnsi="Aptos"/>
+          <w:sz w:val="24"/>
+          <w:szCs w:val="24"/>
+        </w:rPr>
+        <w:t>: Специализированный агент-</w:t>
+      </w:r>
+      <w:proofErr w:type="spellStart"/>
+      <w:r>
+        <w:rPr>
+          <w:rFonts w:ascii="Aptos" w:hAnsi="Aptos"/>
+          <w:sz w:val="24"/>
+          <w:szCs w:val="24"/>
+        </w:rPr>
+        <w:t>ревьюер</w:t>
+      </w:r>
+      <w:proofErr w:type="spellEnd"/>
+      <w:r>
+        <w:rPr>
+          <w:rFonts w:ascii="Aptos" w:hAnsi="Aptos"/>
+          <w:sz w:val="24"/>
+          <w:szCs w:val="24"/>
+        </w:rPr>
+        <w:t xml:space="preserve"> проводит</w:t>
       </w:r>
       <w:r>
         <w:rPr>
@@ -13287,7 +13883,7 @@
           <w:bCs w:val="0"/>
         </w:rPr>
       </w:pPr>
-      <w:bookmarkStart w:id="17" w:name="_Toc222259079"/>
+      <w:bookmarkStart w:id="17" w:name="_Toc224816331"/>
       <w:r>
         <w:rPr>
           <w:rFonts w:ascii="Aptos" w:hAnsi="Aptos"/>
@@ -13523,13 +14119,23 @@
         </w:rPr>
         <w:t xml:space="preserve"> </w:t>
       </w:r>
-      <w:r>
-        <w:rPr>
-          <w:rFonts w:ascii="Aptos" w:hAnsi="Aptos"/>
-          <w:sz w:val="24"/>
-          <w:szCs w:val="24"/>
-        </w:rPr>
-        <w:t>Sandbox:</w:t>
+      <w:proofErr w:type="spellStart"/>
+      <w:r>
+        <w:rPr>
+          <w:rFonts w:ascii="Aptos" w:hAnsi="Aptos"/>
+          <w:sz w:val="24"/>
+          <w:szCs w:val="24"/>
+        </w:rPr>
+        <w:t>Sandbox</w:t>
+      </w:r>
+      <w:proofErr w:type="spellEnd"/>
+      <w:r>
+        <w:rPr>
+          <w:rFonts w:ascii="Aptos" w:hAnsi="Aptos"/>
+          <w:sz w:val="24"/>
+          <w:szCs w:val="24"/>
+        </w:rPr>
+        <w:t>:</w:t>
       </w:r>
       <w:r>
         <w:rPr>
@@ -13729,6 +14335,7 @@
         </w:rPr>
         <w:t xml:space="preserve"> </w:t>
       </w:r>
+      <w:proofErr w:type="spellStart"/>
       <w:r>
         <w:rPr>
           <w:rFonts w:ascii="Aptos" w:hAnsi="Aptos"/>
@@ -13737,6 +14344,7 @@
         </w:rPr>
         <w:t>Ревьюера</w:t>
       </w:r>
+      <w:proofErr w:type="spellEnd"/>
       <w:r>
         <w:rPr>
           <w:rFonts w:ascii="Aptos" w:hAnsi="Aptos"/>
@@ -13791,7 +14399,7 @@
           <w:szCs w:val="24"/>
         </w:rPr>
       </w:pPr>
-      <w:bookmarkStart w:id="18" w:name="_Toc222259080"/>
+      <w:bookmarkStart w:id="18" w:name="_Toc224816332"/>
       <w:r>
         <w:rPr>
           <w:rFonts w:ascii="Aptos" w:hAnsi="Aptos"/>
@@ -14028,7 +14636,7 @@
           <w:bCs w:val="0"/>
         </w:rPr>
       </w:pPr>
-      <w:bookmarkStart w:id="19" w:name="_Toc222259081"/>
+      <w:bookmarkStart w:id="19" w:name="_Toc224816333"/>
       <w:r>
         <w:rPr>
           <w:rFonts w:ascii="Aptos" w:hAnsi="Aptos"/>
@@ -14304,13 +14912,23 @@
         </w:rPr>
         <w:t xml:space="preserve"> </w:t>
       </w:r>
-      <w:r>
-        <w:rPr>
-          <w:rFonts w:ascii="Aptos" w:hAnsi="Aptos"/>
-          <w:sz w:val="24"/>
-          <w:szCs w:val="24"/>
-        </w:rPr>
-        <w:t>Chat), инструментов</w:t>
+      <w:proofErr w:type="spellStart"/>
+      <w:r>
+        <w:rPr>
+          <w:rFonts w:ascii="Aptos" w:hAnsi="Aptos"/>
+          <w:sz w:val="24"/>
+          <w:szCs w:val="24"/>
+        </w:rPr>
+        <w:t>Chat</w:t>
+      </w:r>
+      <w:proofErr w:type="spellEnd"/>
+      <w:r>
+        <w:rPr>
+          <w:rFonts w:ascii="Aptos" w:hAnsi="Aptos"/>
+          <w:sz w:val="24"/>
+          <w:szCs w:val="24"/>
+        </w:rPr>
+        <w:t>), инструментов</w:t>
       </w:r>
       <w:r>
         <w:rPr>
@@ -14361,7 +14979,25 @@
           <w:sz w:val="24"/>
           <w:szCs w:val="24"/>
         </w:rPr>
-        <w:t>(python_str)</w:t>
+        <w:t>(</w:t>
+      </w:r>
+      <w:proofErr w:type="spellStart"/>
+      <w:r>
+        <w:rPr>
+          <w:rFonts w:ascii="Aptos" w:hAnsi="Aptos"/>
+          <w:sz w:val="24"/>
+          <w:szCs w:val="24"/>
+        </w:rPr>
+        <w:t>python_str</w:t>
+      </w:r>
+      <w:proofErr w:type="spellEnd"/>
+      <w:r>
+        <w:rPr>
+          <w:rFonts w:ascii="Aptos" w:hAnsi="Aptos"/>
+          <w:sz w:val="24"/>
+          <w:szCs w:val="24"/>
+        </w:rPr>
+        <w:t>)</w:t>
       </w:r>
       <w:r>
         <w:rPr>
@@ -14552,6 +15188,7 @@
         </w:rPr>
         <w:t xml:space="preserve"> </w:t>
       </w:r>
+      <w:proofErr w:type="spellStart"/>
       <w:r>
         <w:rPr>
           <w:rFonts w:ascii="Aptos" w:hAnsi="Aptos"/>
@@ -14560,6 +15197,7 @@
         </w:rPr>
         <w:t>browser_use</w:t>
       </w:r>
+      <w:proofErr w:type="spellEnd"/>
       <w:r>
         <w:rPr>
           <w:rFonts w:ascii="Aptos" w:hAnsi="Aptos"/>
@@ -14586,12 +15224,21 @@
           <w:rFonts w:ascii="Aptos" w:hAnsi="Aptos"/>
         </w:rPr>
       </w:pPr>
+      <w:proofErr w:type="spellStart"/>
       <w:r>
         <w:rPr>
           <w:rFonts w:ascii="Aptos" w:hAnsi="Aptos"/>
           <w:spacing w:val="-2"/>
         </w:rPr>
-        <w:t>computer_use).</w:t>
+        <w:t>computer_use</w:t>
+      </w:r>
+      <w:proofErr w:type="spellEnd"/>
+      <w:r>
+        <w:rPr>
+          <w:rFonts w:ascii="Aptos" w:hAnsi="Aptos"/>
+          <w:spacing w:val="-2"/>
+        </w:rPr>
+        <w:t>).</w:t>
       </w:r>
     </w:p>
     <w:p>
@@ -15054,7 +15701,25 @@
           <w:sz w:val="24"/>
           <w:szCs w:val="24"/>
         </w:rPr>
-        <w:t>лимитов запросов (Error 429).</w:t>
+        <w:t>лимитов запросов (</w:t>
+      </w:r>
+      <w:proofErr w:type="spellStart"/>
+      <w:r>
+        <w:rPr>
+          <w:rFonts w:ascii="Aptos" w:hAnsi="Aptos"/>
+          <w:sz w:val="24"/>
+          <w:szCs w:val="24"/>
+        </w:rPr>
+        <w:t>Error</w:t>
+      </w:r>
+      <w:proofErr w:type="spellEnd"/>
+      <w:r>
+        <w:rPr>
+          <w:rFonts w:ascii="Aptos" w:hAnsi="Aptos"/>
+          <w:sz w:val="24"/>
+          <w:szCs w:val="24"/>
+        </w:rPr>
+        <w:t xml:space="preserve"> 429).</w:t>
       </w:r>
     </w:p>
     <w:p>
@@ -15197,7 +15862,7 @@
           <w:bCs w:val="0"/>
         </w:rPr>
       </w:pPr>
-      <w:bookmarkStart w:id="20" w:name="_Toc222259082"/>
+      <w:bookmarkStart w:id="20" w:name="_Toc224816334"/>
       <w:r>
         <w:rPr>
           <w:rFonts w:ascii="Aptos" w:hAnsi="Aptos"/>
@@ -15733,6 +16398,7 @@
         </w:rPr>
         <w:t xml:space="preserve"> </w:t>
       </w:r>
+      <w:proofErr w:type="spellStart"/>
       <w:r>
         <w:rPr>
           <w:rFonts w:ascii="Aptos" w:hAnsi="Aptos"/>
@@ -15740,7 +16406,17 @@
           <w:sz w:val="24"/>
           <w:szCs w:val="24"/>
         </w:rPr>
-        <w:t>user_profile.</w:t>
+        <w:t>user_profile</w:t>
+      </w:r>
+      <w:proofErr w:type="spellEnd"/>
+      <w:r>
+        <w:rPr>
+          <w:rFonts w:ascii="Aptos" w:hAnsi="Aptos"/>
+          <w:spacing w:val="-2"/>
+          <w:sz w:val="24"/>
+          <w:szCs w:val="24"/>
+        </w:rPr>
+        <w:t>.</w:t>
       </w:r>
     </w:p>
     <w:p>
@@ -15771,7 +16447,7 @@
           <w:bCs w:val="0"/>
         </w:rPr>
       </w:pPr>
-      <w:bookmarkStart w:id="21" w:name="_Toc222259083"/>
+      <w:bookmarkStart w:id="21" w:name="_Toc224816335"/>
       <w:r>
         <w:rPr>
           <w:rFonts w:ascii="Aptos" w:hAnsi="Aptos"/>
@@ -16049,6 +16725,7 @@
         </w:rPr>
         <w:t xml:space="preserve"> </w:t>
       </w:r>
+      <w:proofErr w:type="spellStart"/>
       <w:r>
         <w:rPr>
           <w:rFonts w:ascii="Aptos" w:hAnsi="Aptos"/>
@@ -16057,6 +16734,7 @@
         </w:rPr>
         <w:t>багфикс</w:t>
       </w:r>
+      <w:proofErr w:type="spellEnd"/>
       <w:r>
         <w:rPr>
           <w:rFonts w:ascii="Aptos" w:hAnsi="Aptos"/>
@@ -16413,7 +17091,7 @@
           <w:szCs w:val="24"/>
         </w:rPr>
       </w:pPr>
-      <w:bookmarkStart w:id="22" w:name="_Toc222259084"/>
+      <w:bookmarkStart w:id="22" w:name="_Toc224816336"/>
       <w:r>
         <w:rPr>
           <w:rFonts w:ascii="Aptos" w:hAnsi="Aptos"/>
@@ -16489,12 +17167,14 @@
         </w:rPr>
         <w:t xml:space="preserve"> </w:t>
       </w:r>
+      <w:proofErr w:type="spellStart"/>
       <w:r>
         <w:rPr>
           <w:rFonts w:ascii="Aptos" w:hAnsi="Aptos"/>
         </w:rPr>
         <w:t>агентных</w:t>
       </w:r>
+      <w:proofErr w:type="spellEnd"/>
       <w:r>
         <w:rPr>
           <w:rFonts w:ascii="Aptos" w:hAnsi="Aptos"/>
@@ -16645,6 +17325,241 @@
         <w:spacing w:line="360" w:lineRule="auto"/>
         <w:rPr>
           <w:rFonts w:ascii="Aptos" w:hAnsi="Aptos"/>
+        </w:rPr>
+      </w:pPr>
+    </w:p>
+    <w:p>
+      <w:pPr>
+        <w:rPr>
+          <w:rFonts w:ascii="Aptos" w:hAnsi="Aptos"/>
+          <w:sz w:val="24"/>
+          <w:szCs w:val="24"/>
+        </w:rPr>
+      </w:pPr>
+      <w:r>
+        <w:rPr>
+          <w:rFonts w:ascii="Aptos" w:hAnsi="Aptos"/>
+        </w:rPr>
+        <w:br w:type="page"/>
+      </w:r>
+    </w:p>
+    <w:p>
+      <w:pPr>
+        <w:pStyle w:val="1"/>
+        <w:spacing w:before="0" w:line="360" w:lineRule="auto"/>
+        <w:rPr>
+          <w:rFonts w:ascii="Aptos" w:hAnsi="Aptos"/>
+          <w:b w:val="0"/>
+          <w:bCs w:val="0"/>
+          <w:sz w:val="24"/>
+          <w:szCs w:val="24"/>
+        </w:rPr>
+      </w:pPr>
+      <w:bookmarkStart w:id="23" w:name="_Toc224816337"/>
+      <w:r>
+        <w:rPr>
+          <w:rFonts w:ascii="Aptos" w:hAnsi="Aptos"/>
+          <w:b w:val="0"/>
+          <w:bCs w:val="0"/>
+          <w:sz w:val="24"/>
+          <w:szCs w:val="24"/>
+        </w:rPr>
+        <w:lastRenderedPageBreak/>
+        <w:t>СПИСОК ЛИТЕРАТУРЫ И ЭЛЕКТРОННЫХ РЕСУРСОВ</w:t>
+      </w:r>
+      <w:bookmarkEnd w:id="23"/>
+    </w:p>
+    <w:p>
+      <w:pPr>
+        <w:pStyle w:val="a5"/>
+        <w:numPr>
+          <w:ilvl w:val="0"/>
+          <w:numId w:val="15"/>
+        </w:numPr>
+        <w:spacing w:line="360" w:lineRule="auto"/>
+        <w:rPr>
+          <w:rFonts w:ascii="Aptos" w:hAnsi="Aptos"/>
+          <w:sz w:val="24"/>
+          <w:szCs w:val="24"/>
+          <w:shd w:val="clear" w:color="auto" w:fill="FFFFFF"/>
+        </w:rPr>
+      </w:pPr>
+      <w:r>
+        <w:rPr>
+          <w:rFonts w:ascii="Aptos" w:hAnsi="Aptos"/>
+          <w:shd w:val="clear" w:color="auto" w:fill="FFFFFF"/>
+        </w:rPr>
+        <w:t xml:space="preserve">Документация </w:t>
+      </w:r>
+      <w:r>
+        <w:rPr>
+          <w:rFonts w:ascii="Aptos" w:hAnsi="Aptos"/>
+          <w:shd w:val="clear" w:color="auto" w:fill="FFFFFF"/>
+          <w:lang w:val="en-US"/>
+        </w:rPr>
+        <w:t>Gemini</w:t>
+      </w:r>
+      <w:r>
+        <w:rPr>
+          <w:rFonts w:ascii="Aptos" w:hAnsi="Aptos"/>
+          <w:shd w:val="clear" w:color="auto" w:fill="FFFFFF"/>
+        </w:rPr>
+        <w:t xml:space="preserve"> </w:t>
+      </w:r>
+      <w:r>
+        <w:rPr>
+          <w:rFonts w:ascii="Aptos" w:hAnsi="Aptos"/>
+          <w:sz w:val="24"/>
+          <w:szCs w:val="24"/>
+          <w:shd w:val="clear" w:color="auto" w:fill="FFFFFF"/>
+        </w:rPr>
+        <w:t xml:space="preserve">[Электронный ресурс] </w:t>
+      </w:r>
+      <w:r>
+        <w:rPr>
+          <w:rFonts w:ascii="Aptos" w:hAnsi="Aptos"/>
+          <w:sz w:val="24"/>
+          <w:szCs w:val="24"/>
+          <w:shd w:val="clear" w:color="auto" w:fill="FFFFFF"/>
+          <w:lang w:val="en-US"/>
+        </w:rPr>
+        <w:t>URL</w:t>
+      </w:r>
+      <w:r>
+        <w:rPr>
+          <w:rFonts w:ascii="Aptos" w:hAnsi="Aptos"/>
+          <w:sz w:val="24"/>
+          <w:szCs w:val="24"/>
+          <w:shd w:val="clear" w:color="auto" w:fill="FFFFFF"/>
+        </w:rPr>
+        <w:t xml:space="preserve">: </w:t>
+      </w:r>
+      <w:hyperlink r:id="rId8" w:history="1">
+        <w:r>
+          <w:rPr>
+            <w:rStyle w:val="a6"/>
+            <w:rFonts w:ascii="Aptos" w:hAnsi="Aptos"/>
+            <w:sz w:val="24"/>
+            <w:szCs w:val="24"/>
+            <w:shd w:val="clear" w:color="auto" w:fill="FFFFFF"/>
+          </w:rPr>
+          <w:t>https://ai.google.dev/gemini-api/docs</w:t>
+        </w:r>
+      </w:hyperlink>
+      <w:r>
+        <w:rPr>
+          <w:rFonts w:ascii="Aptos" w:hAnsi="Aptos"/>
+          <w:sz w:val="24"/>
+          <w:szCs w:val="24"/>
+          <w:shd w:val="clear" w:color="auto" w:fill="FFFFFF"/>
+        </w:rPr>
+        <w:t xml:space="preserve"> </w:t>
+      </w:r>
+      <w:r>
+        <w:rPr>
+          <w:rFonts w:ascii="Aptos" w:hAnsi="Aptos"/>
+          <w:sz w:val="24"/>
+          <w:szCs w:val="24"/>
+          <w:shd w:val="clear" w:color="auto" w:fill="FFFFFF"/>
+        </w:rPr>
+        <w:t xml:space="preserve">(дата обращения: 19.03.2026г.) </w:t>
+      </w:r>
+    </w:p>
+    <w:p>
+      <w:pPr>
+        <w:pStyle w:val="a5"/>
+        <w:numPr>
+          <w:ilvl w:val="0"/>
+          <w:numId w:val="15"/>
+        </w:numPr>
+        <w:spacing w:line="360" w:lineRule="auto"/>
+        <w:rPr>
+          <w:rFonts w:ascii="Aptos" w:hAnsi="Aptos"/>
+          <w:sz w:val="24"/>
+          <w:szCs w:val="24"/>
+          <w:shd w:val="clear" w:color="auto" w:fill="FFFFFF"/>
+        </w:rPr>
+      </w:pPr>
+      <w:r>
+        <w:rPr>
+          <w:rFonts w:ascii="Aptos" w:hAnsi="Aptos"/>
+          <w:shd w:val="clear" w:color="auto" w:fill="FFFFFF"/>
+        </w:rPr>
+        <w:t xml:space="preserve">Документация </w:t>
+      </w:r>
+      <w:r>
+        <w:rPr>
+          <w:rFonts w:ascii="Aptos" w:hAnsi="Aptos"/>
+          <w:shd w:val="clear" w:color="auto" w:fill="FFFFFF"/>
+          <w:lang w:val="en-US"/>
+        </w:rPr>
+        <w:t>DeepSeek</w:t>
+      </w:r>
+      <w:r>
+        <w:rPr>
+          <w:rFonts w:ascii="Aptos" w:hAnsi="Aptos"/>
+          <w:shd w:val="clear" w:color="auto" w:fill="FFFFFF"/>
+        </w:rPr>
+        <w:t xml:space="preserve"> </w:t>
+      </w:r>
+      <w:r>
+        <w:rPr>
+          <w:rFonts w:ascii="Aptos" w:hAnsi="Aptos"/>
+          <w:sz w:val="24"/>
+          <w:szCs w:val="24"/>
+          <w:shd w:val="clear" w:color="auto" w:fill="FFFFFF"/>
+        </w:rPr>
+        <w:t xml:space="preserve">[Электронный ресурс] </w:t>
+      </w:r>
+      <w:r>
+        <w:rPr>
+          <w:rFonts w:ascii="Aptos" w:hAnsi="Aptos"/>
+          <w:sz w:val="24"/>
+          <w:szCs w:val="24"/>
+          <w:shd w:val="clear" w:color="auto" w:fill="FFFFFF"/>
+          <w:lang w:val="en-US"/>
+        </w:rPr>
+        <w:t>URL</w:t>
+      </w:r>
+      <w:r>
+        <w:rPr>
+          <w:rFonts w:ascii="Aptos" w:hAnsi="Aptos"/>
+          <w:sz w:val="24"/>
+          <w:szCs w:val="24"/>
+          <w:shd w:val="clear" w:color="auto" w:fill="FFFFFF"/>
+        </w:rPr>
+        <w:t xml:space="preserve">: </w:t>
+      </w:r>
+      <w:hyperlink r:id="rId9" w:history="1">
+        <w:r>
+          <w:rPr>
+            <w:rStyle w:val="a6"/>
+            <w:rFonts w:ascii="Aptos" w:hAnsi="Aptos"/>
+            <w:sz w:val="24"/>
+            <w:szCs w:val="24"/>
+            <w:shd w:val="clear" w:color="auto" w:fill="FFFFFF"/>
+          </w:rPr>
+          <w:t>https://api-docs.deepseek.com/</w:t>
+        </w:r>
+      </w:hyperlink>
+      <w:r>
+        <w:rPr>
+          <w:rFonts w:ascii="Aptos" w:hAnsi="Aptos"/>
+          <w:sz w:val="24"/>
+          <w:szCs w:val="24"/>
+          <w:shd w:val="clear" w:color="auto" w:fill="FFFFFF"/>
+        </w:rPr>
+        <w:t xml:space="preserve"> (дата обращения: 19.03.2026г.) </w:t>
+      </w:r>
+    </w:p>
+    <w:p>
+      <w:pPr>
+        <w:pStyle w:val="1"/>
+        <w:rPr>
+          <w:b w:val="0"/>
+          <w:bCs w:val="0"/>
+          <w:sz w:val="24"/>
+          <w:szCs w:val="24"/>
         </w:rPr>
         <w:sectPr>
           <w:pgSz w:w="11910" w:h="16840"/>
@@ -16666,7 +17581,7 @@
           <w:szCs w:val="24"/>
         </w:rPr>
       </w:pPr>
-      <w:bookmarkStart w:id="23" w:name="_Toc222259085"/>
+      <w:bookmarkStart w:id="24" w:name="_Toc224816338"/>
       <w:r>
         <w:rPr>
           <w:rFonts w:ascii="Aptos" w:hAnsi="Aptos"/>
@@ -16679,7 +17594,7 @@
         <w:lastRenderedPageBreak/>
         <w:t>ПРИЛОЖЕНИЯ</w:t>
       </w:r>
-      <w:bookmarkEnd w:id="23"/>
+      <w:bookmarkEnd w:id="24"/>
     </w:p>
     <w:p>
       <w:pPr>
@@ -16692,7 +17607,7 @@
           <w:bCs w:val="0"/>
         </w:rPr>
       </w:pPr>
-      <w:bookmarkStart w:id="24" w:name="_Toc222259086"/>
+      <w:bookmarkStart w:id="25" w:name="_Toc224816339"/>
       <w:r>
         <w:rPr>
           <w:rFonts w:ascii="Aptos" w:hAnsi="Aptos"/>
@@ -16804,7 +17719,7 @@
         </w:rPr>
         <w:t>проекта</w:t>
       </w:r>
-      <w:bookmarkEnd w:id="24"/>
+      <w:bookmarkEnd w:id="25"/>
     </w:p>
     <w:p>
       <w:pPr>
@@ -16973,7 +17888,7 @@
           <w:spacing w:val="-2"/>
         </w:rPr>
       </w:pPr>
-      <w:hyperlink r:id="rId8" w:history="1">
+      <w:hyperlink r:id="rId10" w:history="1">
         <w:r>
           <w:rPr>
             <w:rStyle w:val="a6"/>
@@ -16995,7 +17910,7 @@
           <w:bCs w:val="0"/>
         </w:rPr>
       </w:pPr>
-      <w:bookmarkStart w:id="25" w:name="_Toc222259087"/>
+      <w:bookmarkStart w:id="26" w:name="_Toc224816340"/>
       <w:r>
         <w:rPr>
           <w:rFonts w:ascii="Aptos" w:hAnsi="Aptos"/>
@@ -17038,7 +17953,7 @@
         </w:rPr>
         <w:t>Скриншоты</w:t>
       </w:r>
-      <w:bookmarkEnd w:id="25"/>
+      <w:bookmarkEnd w:id="26"/>
     </w:p>
     <w:p/>
     <w:p>
@@ -17092,7 +18007,7 @@
                     </pic:cNvPicPr>
                   </pic:nvPicPr>
                   <pic:blipFill>
-                    <a:blip r:embed="rId9"/>
+                    <a:blip r:embed="rId11"/>
                     <a:stretch>
                       <a:fillRect/>
                     </a:stretch>
@@ -17156,7 +18071,7 @@
                     </pic:cNvPicPr>
                   </pic:nvPicPr>
                   <pic:blipFill>
-                    <a:blip r:embed="rId10"/>
+                    <a:blip r:embed="rId12"/>
                     <a:stretch>
                       <a:fillRect/>
                     </a:stretch>
@@ -17220,7 +18135,7 @@
                     </pic:cNvPicPr>
                   </pic:nvPicPr>
                   <pic:blipFill>
-                    <a:blip r:embed="rId11"/>
+                    <a:blip r:embed="rId13"/>
                     <a:stretch>
                       <a:fillRect/>
                     </a:stretch>
@@ -17294,7 +18209,7 @@
                     </pic:cNvPicPr>
                   </pic:nvPicPr>
                   <pic:blipFill>
-                    <a:blip r:embed="rId12"/>
+                    <a:blip r:embed="rId14"/>
                     <a:stretch>
                       <a:fillRect/>
                     </a:stretch>
@@ -17361,7 +18276,7 @@
                     </pic:cNvPicPr>
                   </pic:nvPicPr>
                   <pic:blipFill>
-                    <a:blip r:embed="rId13"/>
+                    <a:blip r:embed="rId15"/>
                     <a:stretch>
                       <a:fillRect/>
                     </a:stretch>
@@ -17425,7 +18340,7 @@
                     </pic:cNvPicPr>
                   </pic:nvPicPr>
                   <pic:blipFill>
-                    <a:blip r:embed="rId14"/>
+                    <a:blip r:embed="rId16"/>
                     <a:stretch>
                       <a:fillRect/>
                     </a:stretch>
@@ -17492,7 +18407,7 @@
                     </pic:cNvPicPr>
                   </pic:nvPicPr>
                   <pic:blipFill>
-                    <a:blip r:embed="rId15"/>
+                    <a:blip r:embed="rId17"/>
                     <a:stretch>
                       <a:fillRect/>
                     </a:stretch>
@@ -17587,7 +18502,7 @@
                     </pic:cNvPicPr>
                   </pic:nvPicPr>
                   <pic:blipFill>
-                    <a:blip r:embed="rId16"/>
+                    <a:blip r:embed="rId18"/>
                     <a:stretch>
                       <a:fillRect/>
                     </a:stretch>
@@ -17651,7 +18566,7 @@
                     </pic:cNvPicPr>
                   </pic:nvPicPr>
                   <pic:blipFill>
-                    <a:blip r:embed="rId17"/>
+                    <a:blip r:embed="rId19"/>
                     <a:stretch>
                       <a:fillRect/>
                     </a:stretch>
@@ -17715,7 +18630,7 @@
                     </pic:cNvPicPr>
                   </pic:nvPicPr>
                   <pic:blipFill>
-                    <a:blip r:embed="rId18"/>
+                    <a:blip r:embed="rId20"/>
                     <a:stretch>
                       <a:fillRect/>
                     </a:stretch>
@@ -17780,7 +18695,7 @@
                     </pic:cNvPicPr>
                   </pic:nvPicPr>
                   <pic:blipFill>
-                    <a:blip r:embed="rId19"/>
+                    <a:blip r:embed="rId21"/>
                     <a:stretch>
                       <a:fillRect/>
                     </a:stretch>
@@ -17846,7 +18761,7 @@
                     </pic:cNvPicPr>
                   </pic:nvPicPr>
                   <pic:blipFill>
-                    <a:blip r:embed="rId20"/>
+                    <a:blip r:embed="rId22"/>
                     <a:stretch>
                       <a:fillRect/>
                     </a:stretch>
@@ -17911,7 +18826,7 @@
                     </pic:cNvPicPr>
                   </pic:nvPicPr>
                   <pic:blipFill>
-                    <a:blip r:embed="rId21"/>
+                    <a:blip r:embed="rId23"/>
                     <a:stretch>
                       <a:fillRect/>
                     </a:stretch>
@@ -18284,6 +19199,95 @@
     </w:lvl>
   </w:abstractNum>
   <w:abstractNum w:abstractNumId="1" w15:restartNumberingAfterBreak="0">
+    <w:nsid w:val="09EF3BEF"/>
+    <w:multiLevelType w:val="hybridMultilevel"/>
+    <w:tmpl w:val="FE522DEC"/>
+    <w:lvl w:ilvl="0" w:tplc="0419000F">
+      <w:start w:val="1"/>
+      <w:numFmt w:val="decimal"/>
+      <w:lvlText w:val="%1."/>
+      <w:lvlJc w:val="left"/>
+      <w:pPr>
+        <w:ind w:left="720" w:hanging="360"/>
+      </w:pPr>
+      <w:rPr>
+        <w:rFonts w:hint="default"/>
+      </w:rPr>
+    </w:lvl>
+    <w:lvl w:ilvl="1" w:tplc="04190019" w:tentative="1">
+      <w:start w:val="1"/>
+      <w:numFmt w:val="lowerLetter"/>
+      <w:lvlText w:val="%2."/>
+      <w:lvlJc w:val="left"/>
+      <w:pPr>
+        <w:ind w:left="1440" w:hanging="360"/>
+      </w:pPr>
+    </w:lvl>
+    <w:lvl w:ilvl="2" w:tplc="0419001B" w:tentative="1">
+      <w:start w:val="1"/>
+      <w:numFmt w:val="lowerRoman"/>
+      <w:lvlText w:val="%3."/>
+      <w:lvlJc w:val="right"/>
+      <w:pPr>
+        <w:ind w:left="2160" w:hanging="180"/>
+      </w:pPr>
+    </w:lvl>
+    <w:lvl w:ilvl="3" w:tplc="0419000F" w:tentative="1">
+      <w:start w:val="1"/>
+      <w:numFmt w:val="decimal"/>
+      <w:lvlText w:val="%4."/>
+      <w:lvlJc w:val="left"/>
+      <w:pPr>
+        <w:ind w:left="2880" w:hanging="360"/>
+      </w:pPr>
+    </w:lvl>
+    <w:lvl w:ilvl="4" w:tplc="04190019" w:tentative="1">
+      <w:start w:val="1"/>
+      <w:numFmt w:val="lowerLetter"/>
+      <w:lvlText w:val="%5."/>
+      <w:lvlJc w:val="left"/>
+      <w:pPr>
+        <w:ind w:left="3600" w:hanging="360"/>
+      </w:pPr>
+    </w:lvl>
+    <w:lvl w:ilvl="5" w:tplc="0419001B" w:tentative="1">
+      <w:start w:val="1"/>
+      <w:numFmt w:val="lowerRoman"/>
+      <w:lvlText w:val="%6."/>
+      <w:lvlJc w:val="right"/>
+      <w:pPr>
+        <w:ind w:left="4320" w:hanging="180"/>
+      </w:pPr>
+    </w:lvl>
+    <w:lvl w:ilvl="6" w:tplc="0419000F" w:tentative="1">
+      <w:start w:val="1"/>
+      <w:numFmt w:val="decimal"/>
+      <w:lvlText w:val="%7."/>
+      <w:lvlJc w:val="left"/>
+      <w:pPr>
+        <w:ind w:left="5040" w:hanging="360"/>
+      </w:pPr>
+    </w:lvl>
+    <w:lvl w:ilvl="7" w:tplc="04190019" w:tentative="1">
+      <w:start w:val="1"/>
+      <w:numFmt w:val="lowerLetter"/>
+      <w:lvlText w:val="%8."/>
+      <w:lvlJc w:val="left"/>
+      <w:pPr>
+        <w:ind w:left="5760" w:hanging="360"/>
+      </w:pPr>
+    </w:lvl>
+    <w:lvl w:ilvl="8" w:tplc="0419001B" w:tentative="1">
+      <w:start w:val="1"/>
+      <w:numFmt w:val="lowerRoman"/>
+      <w:lvlText w:val="%9."/>
+      <w:lvlJc w:val="right"/>
+      <w:pPr>
+        <w:ind w:left="6480" w:hanging="180"/>
+      </w:pPr>
+    </w:lvl>
+  </w:abstractNum>
+  <w:abstractNum w:abstractNumId="2" w15:restartNumberingAfterBreak="0">
     <w:nsid w:val="25D4609E"/>
     <w:multiLevelType w:val="hybridMultilevel"/>
     <w:tmpl w:val="D00E4412"/>
@@ -18404,7 +19408,7 @@
       </w:rPr>
     </w:lvl>
   </w:abstractNum>
-  <w:abstractNum w:abstractNumId="2" w15:restartNumberingAfterBreak="0">
+  <w:abstractNum w:abstractNumId="3" w15:restartNumberingAfterBreak="0">
     <w:nsid w:val="29D05C7B"/>
     <w:multiLevelType w:val="hybridMultilevel"/>
     <w:tmpl w:val="5F54709C"/>
@@ -18525,7 +19529,182 @@
       </w:rPr>
     </w:lvl>
   </w:abstractNum>
-  <w:abstractNum w:abstractNumId="3" w15:restartNumberingAfterBreak="0">
+  <w:abstractNum w:abstractNumId="4" w15:restartNumberingAfterBreak="0">
+    <w:nsid w:val="2F2C75C4"/>
+    <w:multiLevelType w:val="hybridMultilevel"/>
+    <w:tmpl w:val="9BA0ED26"/>
+    <w:lvl w:ilvl="0" w:tplc="DBC47D76">
+      <w:start w:val="1"/>
+      <w:numFmt w:val="decimal"/>
+      <w:lvlText w:val="%1."/>
+      <w:lvlJc w:val="left"/>
+      <w:pPr>
+        <w:ind w:left="417" w:hanging="360"/>
+      </w:pPr>
+      <w:rPr>
+        <w:rFonts w:hint="default"/>
+      </w:rPr>
+    </w:lvl>
+    <w:lvl w:ilvl="1" w:tplc="04190019" w:tentative="1">
+      <w:start w:val="1"/>
+      <w:numFmt w:val="lowerLetter"/>
+      <w:lvlText w:val="%2."/>
+      <w:lvlJc w:val="left"/>
+      <w:pPr>
+        <w:ind w:left="1137" w:hanging="360"/>
+      </w:pPr>
+    </w:lvl>
+    <w:lvl w:ilvl="2" w:tplc="0419001B" w:tentative="1">
+      <w:start w:val="1"/>
+      <w:numFmt w:val="lowerRoman"/>
+      <w:lvlText w:val="%3."/>
+      <w:lvlJc w:val="right"/>
+      <w:pPr>
+        <w:ind w:left="1857" w:hanging="180"/>
+      </w:pPr>
+    </w:lvl>
+    <w:lvl w:ilvl="3" w:tplc="0419000F" w:tentative="1">
+      <w:start w:val="1"/>
+      <w:numFmt w:val="decimal"/>
+      <w:lvlText w:val="%4."/>
+      <w:lvlJc w:val="left"/>
+      <w:pPr>
+        <w:ind w:left="2577" w:hanging="360"/>
+      </w:pPr>
+    </w:lvl>
+    <w:lvl w:ilvl="4" w:tplc="04190019" w:tentative="1">
+      <w:start w:val="1"/>
+      <w:numFmt w:val="lowerLetter"/>
+      <w:lvlText w:val="%5."/>
+      <w:lvlJc w:val="left"/>
+      <w:pPr>
+        <w:ind w:left="3297" w:hanging="360"/>
+      </w:pPr>
+    </w:lvl>
+    <w:lvl w:ilvl="5" w:tplc="0419001B" w:tentative="1">
+      <w:start w:val="1"/>
+      <w:numFmt w:val="lowerRoman"/>
+      <w:lvlText w:val="%6."/>
+      <w:lvlJc w:val="right"/>
+      <w:pPr>
+        <w:ind w:left="4017" w:hanging="180"/>
+      </w:pPr>
+    </w:lvl>
+    <w:lvl w:ilvl="6" w:tplc="0419000F" w:tentative="1">
+      <w:start w:val="1"/>
+      <w:numFmt w:val="decimal"/>
+      <w:lvlText w:val="%7."/>
+      <w:lvlJc w:val="left"/>
+      <w:pPr>
+        <w:ind w:left="4737" w:hanging="360"/>
+      </w:pPr>
+    </w:lvl>
+    <w:lvl w:ilvl="7" w:tplc="04190019" w:tentative="1">
+      <w:start w:val="1"/>
+      <w:numFmt w:val="lowerLetter"/>
+      <w:lvlText w:val="%8."/>
+      <w:lvlJc w:val="left"/>
+      <w:pPr>
+        <w:ind w:left="5457" w:hanging="360"/>
+      </w:pPr>
+    </w:lvl>
+    <w:lvl w:ilvl="8" w:tplc="0419001B" w:tentative="1">
+      <w:start w:val="1"/>
+      <w:numFmt w:val="lowerRoman"/>
+      <w:lvlText w:val="%9."/>
+      <w:lvlJc w:val="right"/>
+      <w:pPr>
+        <w:ind w:left="6177" w:hanging="180"/>
+      </w:pPr>
+    </w:lvl>
+  </w:abstractNum>
+  <w:abstractNum w:abstractNumId="5" w15:restartNumberingAfterBreak="0">
+    <w:nsid w:val="32B7509C"/>
+    <w:multiLevelType w:val="hybridMultilevel"/>
+    <w:tmpl w:val="8A845A04"/>
+    <w:lvl w:ilvl="0" w:tplc="0419000F">
+      <w:start w:val="1"/>
+      <w:numFmt w:val="decimal"/>
+      <w:lvlText w:val="%1."/>
+      <w:lvlJc w:val="left"/>
+      <w:pPr>
+        <w:ind w:left="720" w:hanging="360"/>
+      </w:pPr>
+    </w:lvl>
+    <w:lvl w:ilvl="1" w:tplc="04190019" w:tentative="1">
+      <w:start w:val="1"/>
+      <w:numFmt w:val="lowerLetter"/>
+      <w:lvlText w:val="%2."/>
+      <w:lvlJc w:val="left"/>
+      <w:pPr>
+        <w:ind w:left="1440" w:hanging="360"/>
+      </w:pPr>
+    </w:lvl>
+    <w:lvl w:ilvl="2" w:tplc="0419001B" w:tentative="1">
+      <w:start w:val="1"/>
+      <w:numFmt w:val="lowerRoman"/>
+      <w:lvlText w:val="%3."/>
+      <w:lvlJc w:val="right"/>
+      <w:pPr>
+        <w:ind w:left="2160" w:hanging="180"/>
+      </w:pPr>
+    </w:lvl>
+    <w:lvl w:ilvl="3" w:tplc="0419000F" w:tentative="1">
+      <w:start w:val="1"/>
+      <w:numFmt w:val="decimal"/>
+      <w:lvlText w:val="%4."/>
+      <w:lvlJc w:val="left"/>
+      <w:pPr>
+        <w:ind w:left="2880" w:hanging="360"/>
+      </w:pPr>
+    </w:lvl>
+    <w:lvl w:ilvl="4" w:tplc="04190019" w:tentative="1">
+      <w:start w:val="1"/>
+      <w:numFmt w:val="lowerLetter"/>
+      <w:lvlText w:val="%5."/>
+      <w:lvlJc w:val="left"/>
+      <w:pPr>
+        <w:ind w:left="3600" w:hanging="360"/>
+      </w:pPr>
+    </w:lvl>
+    <w:lvl w:ilvl="5" w:tplc="0419001B" w:tentative="1">
+      <w:start w:val="1"/>
+      <w:numFmt w:val="lowerRoman"/>
+      <w:lvlText w:val="%6."/>
+      <w:lvlJc w:val="right"/>
+      <w:pPr>
+        <w:ind w:left="4320" w:hanging="180"/>
+      </w:pPr>
+    </w:lvl>
+    <w:lvl w:ilvl="6" w:tplc="0419000F" w:tentative="1">
+      <w:start w:val="1"/>
+      <w:numFmt w:val="decimal"/>
+      <w:lvlText w:val="%7."/>
+      <w:lvlJc w:val="left"/>
+      <w:pPr>
+        <w:ind w:left="5040" w:hanging="360"/>
+      </w:pPr>
+    </w:lvl>
+    <w:lvl w:ilvl="7" w:tplc="04190019" w:tentative="1">
+      <w:start w:val="1"/>
+      <w:numFmt w:val="lowerLetter"/>
+      <w:lvlText w:val="%8."/>
+      <w:lvlJc w:val="left"/>
+      <w:pPr>
+        <w:ind w:left="5760" w:hanging="360"/>
+      </w:pPr>
+    </w:lvl>
+    <w:lvl w:ilvl="8" w:tplc="0419001B" w:tentative="1">
+      <w:start w:val="1"/>
+      <w:numFmt w:val="lowerRoman"/>
+      <w:lvlText w:val="%9."/>
+      <w:lvlJc w:val="right"/>
+      <w:pPr>
+        <w:ind w:left="6480" w:hanging="180"/>
+      </w:pPr>
+    </w:lvl>
+  </w:abstractNum>
+  <w:abstractNum w:abstractNumId="6" w15:restartNumberingAfterBreak="0">
     <w:nsid w:val="337B27C4"/>
     <w:multiLevelType w:val="hybridMultilevel"/>
     <w:tmpl w:val="9FA29E46"/>
@@ -18646,7 +19825,7 @@
       </w:rPr>
     </w:lvl>
   </w:abstractNum>
-  <w:abstractNum w:abstractNumId="4" w15:restartNumberingAfterBreak="0">
+  <w:abstractNum w:abstractNumId="7" w15:restartNumberingAfterBreak="0">
     <w:nsid w:val="39AC2D99"/>
     <w:multiLevelType w:val="multilevel"/>
     <w:tmpl w:val="03B482A6"/>
@@ -18794,7 +19973,7 @@
       </w:rPr>
     </w:lvl>
   </w:abstractNum>
-  <w:abstractNum w:abstractNumId="5" w15:restartNumberingAfterBreak="0">
+  <w:abstractNum w:abstractNumId="8" w15:restartNumberingAfterBreak="0">
     <w:nsid w:val="3DFC32B7"/>
     <w:multiLevelType w:val="hybridMultilevel"/>
     <w:tmpl w:val="C1F088FC"/>
@@ -18915,7 +20094,7 @@
       </w:rPr>
     </w:lvl>
   </w:abstractNum>
-  <w:abstractNum w:abstractNumId="6" w15:restartNumberingAfterBreak="0">
+  <w:abstractNum w:abstractNumId="9" w15:restartNumberingAfterBreak="0">
     <w:nsid w:val="4753732A"/>
     <w:multiLevelType w:val="hybridMultilevel"/>
     <w:tmpl w:val="E9A05AD2"/>
@@ -19036,7 +20215,7 @@
       </w:rPr>
     </w:lvl>
   </w:abstractNum>
-  <w:abstractNum w:abstractNumId="7" w15:restartNumberingAfterBreak="0">
+  <w:abstractNum w:abstractNumId="10" w15:restartNumberingAfterBreak="0">
     <w:nsid w:val="4B1826EA"/>
     <w:multiLevelType w:val="hybridMultilevel"/>
     <w:tmpl w:val="2B48CA3E"/>
@@ -19157,7 +20336,7 @@
       </w:rPr>
     </w:lvl>
   </w:abstractNum>
-  <w:abstractNum w:abstractNumId="8" w15:restartNumberingAfterBreak="0">
+  <w:abstractNum w:abstractNumId="11" w15:restartNumberingAfterBreak="0">
     <w:nsid w:val="4CCC0584"/>
     <w:multiLevelType w:val="hybridMultilevel"/>
     <w:tmpl w:val="9384AA84"/>
@@ -19278,7 +20457,7 @@
       </w:rPr>
     </w:lvl>
   </w:abstractNum>
-  <w:abstractNum w:abstractNumId="9" w15:restartNumberingAfterBreak="0">
+  <w:abstractNum w:abstractNumId="12" w15:restartNumberingAfterBreak="0">
     <w:nsid w:val="517E1BAD"/>
     <w:multiLevelType w:val="multilevel"/>
     <w:tmpl w:val="F53829AA"/>
@@ -19409,7 +20588,7 @@
       </w:rPr>
     </w:lvl>
   </w:abstractNum>
-  <w:abstractNum w:abstractNumId="10" w15:restartNumberingAfterBreak="0">
+  <w:abstractNum w:abstractNumId="13" w15:restartNumberingAfterBreak="0">
     <w:nsid w:val="64654193"/>
     <w:multiLevelType w:val="hybridMultilevel"/>
     <w:tmpl w:val="B3EE2956"/>
@@ -19530,7 +20709,7 @@
       </w:rPr>
     </w:lvl>
   </w:abstractNum>
-  <w:abstractNum w:abstractNumId="11" w15:restartNumberingAfterBreak="0">
+  <w:abstractNum w:abstractNumId="14" w15:restartNumberingAfterBreak="0">
     <w:nsid w:val="66A6330D"/>
     <w:multiLevelType w:val="hybridMultilevel"/>
     <w:tmpl w:val="A2029518"/>
@@ -19652,40 +20831,49 @@
     </w:lvl>
   </w:abstractNum>
   <w:num w:numId="1" w16cid:durableId="1535341794">
+    <w:abstractNumId w:val="14"/>
+  </w:num>
+  <w:num w:numId="2" w16cid:durableId="1514110491">
     <w:abstractNumId w:val="11"/>
   </w:num>
-  <w:num w:numId="2" w16cid:durableId="1514110491">
+  <w:num w:numId="3" w16cid:durableId="1621106012">
     <w:abstractNumId w:val="8"/>
   </w:num>
-  <w:num w:numId="3" w16cid:durableId="1621106012">
-    <w:abstractNumId w:val="5"/>
-  </w:num>
   <w:num w:numId="4" w16cid:durableId="595136126">
-    <w:abstractNumId w:val="7"/>
+    <w:abstractNumId w:val="10"/>
   </w:num>
   <w:num w:numId="5" w16cid:durableId="197862660">
     <w:abstractNumId w:val="0"/>
   </w:num>
   <w:num w:numId="6" w16cid:durableId="2076120769">
+    <w:abstractNumId w:val="3"/>
+  </w:num>
+  <w:num w:numId="7" w16cid:durableId="1860197395">
     <w:abstractNumId w:val="2"/>
   </w:num>
-  <w:num w:numId="7" w16cid:durableId="1860197395">
+  <w:num w:numId="8" w16cid:durableId="348876868">
+    <w:abstractNumId w:val="13"/>
+  </w:num>
+  <w:num w:numId="9" w16cid:durableId="1555854523">
+    <w:abstractNumId w:val="6"/>
+  </w:num>
+  <w:num w:numId="10" w16cid:durableId="1704943070">
+    <w:abstractNumId w:val="9"/>
+  </w:num>
+  <w:num w:numId="11" w16cid:durableId="1860926433">
+    <w:abstractNumId w:val="7"/>
+  </w:num>
+  <w:num w:numId="12" w16cid:durableId="1288510991">
+    <w:abstractNumId w:val="12"/>
+  </w:num>
+  <w:num w:numId="13" w16cid:durableId="593366684">
+    <w:abstractNumId w:val="5"/>
+  </w:num>
+  <w:num w:numId="14" w16cid:durableId="773325459">
     <w:abstractNumId w:val="1"/>
   </w:num>
-  <w:num w:numId="8" w16cid:durableId="348876868">
-    <w:abstractNumId w:val="10"/>
-  </w:num>
-  <w:num w:numId="9" w16cid:durableId="1555854523">
-    <w:abstractNumId w:val="3"/>
-  </w:num>
-  <w:num w:numId="10" w16cid:durableId="1704943070">
-    <w:abstractNumId w:val="6"/>
-  </w:num>
-  <w:num w:numId="11" w16cid:durableId="1860926433">
+  <w:num w:numId="15" w16cid:durableId="2043742704">
     <w:abstractNumId w:val="4"/>
-  </w:num>
-  <w:num w:numId="12" w16cid:durableId="1288510991">
-    <w:abstractNumId w:val="9"/>
   </w:num>
 </w:numbering>
 </file>
@@ -20234,7 +21422,7 @@
   <w:style w:type="paragraph" w:styleId="a5">
     <w:name w:val="List Paragraph"/>
     <w:basedOn w:val="a"/>
-    <w:uiPriority w:val="1"/>
+    <w:uiPriority w:val="34"/>
     <w:qFormat/>
     <w:pPr>
       <w:ind w:left="57" w:firstLine="283"/>

--- a/Проект.docx
+++ b/Проект.docx
@@ -3334,23 +3334,7 @@
                 <w:rFonts w:ascii="Aptos" w:hAnsi="Aptos"/>
                 <w:noProof/>
               </w:rPr>
-              <w:t>Тестировани</w:t>
-            </w:r>
-            <w:r>
-              <w:rPr>
-                <w:rStyle w:val="a7"/>
-                <w:rFonts w:ascii="Aptos" w:hAnsi="Aptos"/>
-                <w:noProof/>
-              </w:rPr>
-              <w:t>е</w:t>
-            </w:r>
-            <w:r>
-              <w:rPr>
-                <w:rStyle w:val="a7"/>
-                <w:rFonts w:ascii="Aptos" w:hAnsi="Aptos"/>
-                <w:noProof/>
-              </w:rPr>
-              <w:t xml:space="preserve"> и итоги</w:t>
+              <w:t>Тестирование и итоги</w:t>
             </w:r>
             <w:r>
               <w:rPr>
@@ -5247,6 +5231,18 @@
         <w:rPr>
           <w:rFonts w:ascii="Aptos" w:hAnsi="Aptos"/>
         </w:rPr>
+        <w:t xml:space="preserve">3 </w:t>
+      </w:r>
+      <w:r>
+        <w:rPr>
+          <w:rFonts w:ascii="Aptos" w:hAnsi="Aptos"/>
+        </w:rPr>
+        <w:t>(</w:t>
+      </w:r>
+      <w:r>
+        <w:rPr>
+          <w:rFonts w:ascii="Aptos" w:hAnsi="Aptos"/>
+        </w:rPr>
         <w:t>3</w:t>
       </w:r>
       <w:r>
@@ -5259,7 +5255,13 @@
         <w:rPr>
           <w:rFonts w:ascii="Aptos" w:hAnsi="Aptos"/>
         </w:rPr>
-        <w:t>(</w:t>
+        <w:t>Pro</w:t>
+      </w:r>
+      <w:r>
+        <w:rPr>
+          <w:rFonts w:ascii="Aptos" w:hAnsi="Aptos"/>
+        </w:rPr>
+        <w:t xml:space="preserve">, </w:t>
       </w:r>
       <w:r>
         <w:rPr>
@@ -5277,6 +5279,30 @@
         <w:rPr>
           <w:rFonts w:ascii="Aptos" w:hAnsi="Aptos"/>
         </w:rPr>
+        <w:t>Flash</w:t>
+      </w:r>
+      <w:r>
+        <w:rPr>
+          <w:rFonts w:ascii="Aptos" w:hAnsi="Aptos"/>
+        </w:rPr>
+        <w:t xml:space="preserve">, </w:t>
+      </w:r>
+      <w:r>
+        <w:rPr>
+          <w:rFonts w:ascii="Aptos" w:hAnsi="Aptos"/>
+        </w:rPr>
+        <w:t>3</w:t>
+      </w:r>
+      <w:r>
+        <w:rPr>
+          <w:rFonts w:ascii="Aptos" w:hAnsi="Aptos"/>
+        </w:rPr>
+        <w:t xml:space="preserve">.1 </w:t>
+      </w:r>
+      <w:r>
+        <w:rPr>
+          <w:rFonts w:ascii="Aptos" w:hAnsi="Aptos"/>
+        </w:rPr>
         <w:t>Pro</w:t>
       </w:r>
       <w:r>
@@ -5295,67 +5321,7 @@
         <w:rPr>
           <w:rFonts w:ascii="Aptos" w:hAnsi="Aptos"/>
         </w:rPr>
-        <w:t xml:space="preserve"> </w:t>
-      </w:r>
-      <w:r>
-        <w:rPr>
-          <w:rFonts w:ascii="Aptos" w:hAnsi="Aptos"/>
-        </w:rPr>
-        <w:t>Flash</w:t>
-      </w:r>
-      <w:r>
-        <w:rPr>
-          <w:rFonts w:ascii="Aptos" w:hAnsi="Aptos"/>
-        </w:rPr>
-        <w:t xml:space="preserve">, </w:t>
-      </w:r>
-      <w:r>
-        <w:rPr>
-          <w:rFonts w:ascii="Aptos" w:hAnsi="Aptos"/>
-        </w:rPr>
-        <w:t>3</w:t>
-      </w:r>
-      <w:r>
-        <w:rPr>
-          <w:rFonts w:ascii="Aptos" w:hAnsi="Aptos"/>
-        </w:rPr>
-        <w:t>.1</w:t>
-      </w:r>
-      <w:r>
-        <w:rPr>
-          <w:rFonts w:ascii="Aptos" w:hAnsi="Aptos"/>
-        </w:rPr>
-        <w:t xml:space="preserve"> </w:t>
-      </w:r>
-      <w:r>
-        <w:rPr>
-          <w:rFonts w:ascii="Aptos" w:hAnsi="Aptos"/>
-        </w:rPr>
-        <w:t>Pro</w:t>
-      </w:r>
-      <w:r>
-        <w:rPr>
-          <w:rFonts w:ascii="Aptos" w:hAnsi="Aptos"/>
-        </w:rPr>
-        <w:t xml:space="preserve">, </w:t>
-      </w:r>
-      <w:r>
-        <w:rPr>
-          <w:rFonts w:ascii="Aptos" w:hAnsi="Aptos"/>
-        </w:rPr>
-        <w:t>3</w:t>
-      </w:r>
-      <w:r>
-        <w:rPr>
-          <w:rFonts w:ascii="Aptos" w:hAnsi="Aptos"/>
-        </w:rPr>
-        <w:t>.1</w:t>
-      </w:r>
-      <w:r>
-        <w:rPr>
-          <w:rFonts w:ascii="Aptos" w:hAnsi="Aptos"/>
-        </w:rPr>
-        <w:t xml:space="preserve"> </w:t>
+        <w:t xml:space="preserve">.1 </w:t>
       </w:r>
       <w:r>
         <w:rPr>
@@ -7101,7 +7067,6 @@
           <w:rFonts w:ascii="Aptos" w:hAnsi="Aptos"/>
           <w:sz w:val="24"/>
           <w:szCs w:val="24"/>
-          <w:lang w:val="en-US"/>
         </w:rPr>
         <w:sectPr>
           <w:pgSz w:w="11910" w:h="16840"/>
@@ -7210,6 +7175,96 @@
     </w:p>
     <w:p>
       <w:pPr>
+        <w:pStyle w:val="a3"/>
+        <w:spacing w:before="196" w:line="360" w:lineRule="auto"/>
+        <w:rPr>
+          <w:rFonts w:ascii="Aptos" w:hAnsi="Aptos"/>
+        </w:rPr>
+      </w:pPr>
+      <w:r>
+        <w:rPr>
+          <w:rFonts w:ascii="Aptos" w:hAnsi="Aptos"/>
+        </w:rPr>
+        <w:t>Ядро проекта (</w:t>
+      </w:r>
+      <w:r>
+        <w:rPr>
+          <w:rFonts w:ascii="Aptos" w:hAnsi="Aptos"/>
+          <w:lang w:val="en-US"/>
+        </w:rPr>
+        <w:t>agent</w:t>
+      </w:r>
+      <w:r>
+        <w:rPr>
+          <w:rFonts w:ascii="Aptos" w:hAnsi="Aptos"/>
+        </w:rPr>
+        <w:t>.</w:t>
+      </w:r>
+      <w:proofErr w:type="spellStart"/>
+      <w:r>
+        <w:rPr>
+          <w:rFonts w:ascii="Aptos" w:hAnsi="Aptos"/>
+          <w:lang w:val="en-US"/>
+        </w:rPr>
+        <w:t>py</w:t>
+      </w:r>
+      <w:proofErr w:type="spellEnd"/>
+      <w:r>
+        <w:rPr>
+          <w:rFonts w:ascii="Aptos" w:hAnsi="Aptos"/>
+        </w:rPr>
+        <w:t>)</w:t>
+      </w:r>
+      <w:r>
+        <w:rPr>
+          <w:rFonts w:ascii="Aptos" w:hAnsi="Aptos"/>
+        </w:rPr>
+        <w:t xml:space="preserve"> </w:t>
+      </w:r>
+      <w:r>
+        <w:rPr>
+          <w:rFonts w:ascii="Aptos" w:hAnsi="Aptos"/>
+        </w:rPr>
+        <w:t xml:space="preserve">написано на </w:t>
+      </w:r>
+      <w:r>
+        <w:rPr>
+          <w:rFonts w:ascii="Aptos" w:hAnsi="Aptos"/>
+          <w:lang w:val="en-US"/>
+        </w:rPr>
+        <w:t>python</w:t>
+      </w:r>
+      <w:r>
+        <w:rPr>
+          <w:rFonts w:ascii="Aptos" w:hAnsi="Aptos"/>
+        </w:rPr>
+        <w:t xml:space="preserve">, </w:t>
+      </w:r>
+      <w:r>
+        <w:rPr>
+          <w:rFonts w:ascii="Aptos" w:hAnsi="Aptos"/>
+        </w:rPr>
+        <w:t xml:space="preserve">все конфиги хранятся в </w:t>
+      </w:r>
+      <w:proofErr w:type="spellStart"/>
+      <w:r>
+        <w:rPr>
+          <w:rFonts w:ascii="Aptos" w:hAnsi="Aptos"/>
+          <w:lang w:val="en-US"/>
+        </w:rPr>
+        <w:t>json</w:t>
+      </w:r>
+      <w:proofErr w:type="spellEnd"/>
+      <w:r>
+        <w:rPr>
+          <w:rFonts w:ascii="Aptos" w:hAnsi="Aptos"/>
+        </w:rPr>
+        <w:t>.</w:t>
+      </w:r>
+    </w:p>
+    <w:p/>
+    <w:p>
+      <w:pPr>
         <w:pStyle w:val="2"/>
         <w:numPr>
           <w:ilvl w:val="1"/>
@@ -7651,6 +7706,312 @@
     </w:p>
     <w:p>
       <w:pPr>
+        <w:pStyle w:val="a3"/>
+        <w:spacing w:before="196" w:line="360" w:lineRule="auto"/>
+        <w:rPr>
+          <w:rFonts w:ascii="Aptos" w:hAnsi="Aptos"/>
+          <w:lang w:val="en-US"/>
+        </w:rPr>
+      </w:pPr>
+      <w:r>
+        <w:rPr>
+          <w:rFonts w:ascii="Aptos" w:hAnsi="Aptos"/>
+        </w:rPr>
+        <w:t>Этот пла</w:t>
+      </w:r>
+      <w:r>
+        <w:rPr>
+          <w:rFonts w:ascii="Aptos" w:hAnsi="Aptos"/>
+        </w:rPr>
+        <w:t xml:space="preserve">гин отвечает за </w:t>
+      </w:r>
+      <w:r>
+        <w:rPr>
+          <w:rFonts w:ascii="Aptos" w:hAnsi="Aptos"/>
+          <w:lang w:val="en-US"/>
+        </w:rPr>
+        <w:t>web</w:t>
+      </w:r>
+      <w:r>
+        <w:rPr>
+          <w:rFonts w:ascii="Aptos" w:hAnsi="Aptos"/>
+        </w:rPr>
+        <w:t>-</w:t>
+      </w:r>
+      <w:r>
+        <w:rPr>
+          <w:rFonts w:ascii="Aptos" w:hAnsi="Aptos"/>
+        </w:rPr>
+        <w:t>интерфейс</w:t>
+      </w:r>
+      <w:r>
+        <w:rPr>
+          <w:rFonts w:ascii="Aptos" w:hAnsi="Aptos"/>
+        </w:rPr>
+        <w:t xml:space="preserve"> и управление чатами (использование нескольких чатов, сохранение чатов, управление </w:t>
+      </w:r>
+      <w:proofErr w:type="spellStart"/>
+      <w:r>
+        <w:rPr>
+          <w:rFonts w:ascii="Aptos" w:hAnsi="Aptos"/>
+        </w:rPr>
+        <w:t>промптами</w:t>
+      </w:r>
+      <w:proofErr w:type="spellEnd"/>
+      <w:r>
+        <w:rPr>
+          <w:rFonts w:ascii="Aptos" w:hAnsi="Aptos"/>
+        </w:rPr>
+        <w:t xml:space="preserve"> и пресетами).</w:t>
+      </w:r>
+    </w:p>
+    <w:p>
+      <w:pPr>
+        <w:pStyle w:val="a3"/>
+        <w:spacing w:before="196" w:line="360" w:lineRule="auto"/>
+        <w:rPr>
+          <w:rFonts w:ascii="Aptos" w:hAnsi="Aptos"/>
+        </w:rPr>
+      </w:pPr>
+      <w:r>
+        <w:rPr>
+          <w:rFonts w:ascii="Aptos" w:hAnsi="Aptos"/>
+        </w:rPr>
+        <w:t xml:space="preserve">В </w:t>
+      </w:r>
+      <w:r>
+        <w:rPr>
+          <w:rFonts w:ascii="Aptos" w:hAnsi="Aptos"/>
+          <w:lang w:val="en-US"/>
+        </w:rPr>
+        <w:t>backend</w:t>
+      </w:r>
+      <w:r>
+        <w:rPr>
+          <w:rFonts w:ascii="Aptos" w:hAnsi="Aptos"/>
+        </w:rPr>
+        <w:t xml:space="preserve"> </w:t>
+      </w:r>
+      <w:r>
+        <w:rPr>
+          <w:rFonts w:ascii="Aptos" w:hAnsi="Aptos"/>
+        </w:rPr>
+        <w:t xml:space="preserve">запускается </w:t>
+      </w:r>
+      <w:r>
+        <w:rPr>
+          <w:rFonts w:ascii="Aptos" w:hAnsi="Aptos"/>
+          <w:lang w:val="en-US"/>
+        </w:rPr>
+        <w:t>http</w:t>
+      </w:r>
+      <w:r>
+        <w:rPr>
+          <w:rFonts w:ascii="Aptos" w:hAnsi="Aptos"/>
+        </w:rPr>
+        <w:t>-</w:t>
+      </w:r>
+      <w:r>
+        <w:rPr>
+          <w:rFonts w:ascii="Aptos" w:hAnsi="Aptos"/>
+        </w:rPr>
+        <w:t xml:space="preserve">сервер </w:t>
+      </w:r>
+      <w:r>
+        <w:rPr>
+          <w:rFonts w:ascii="Aptos" w:hAnsi="Aptos"/>
+        </w:rPr>
+        <w:t>(</w:t>
+      </w:r>
+      <w:r>
+        <w:rPr>
+          <w:rFonts w:ascii="Aptos" w:hAnsi="Aptos"/>
+        </w:rPr>
+        <w:t xml:space="preserve">на </w:t>
+      </w:r>
+      <w:r>
+        <w:rPr>
+          <w:rFonts w:ascii="Aptos" w:hAnsi="Aptos"/>
+          <w:lang w:val="en-US"/>
+        </w:rPr>
+        <w:t>localhost</w:t>
+      </w:r>
+      <w:r>
+        <w:rPr>
+          <w:rFonts w:ascii="Aptos" w:hAnsi="Aptos"/>
+        </w:rPr>
+        <w:t xml:space="preserve">:8080, </w:t>
+      </w:r>
+      <w:r>
+        <w:rPr>
+          <w:rFonts w:ascii="Aptos" w:hAnsi="Aptos"/>
+        </w:rPr>
+        <w:t>если порт занят, может быть выбран другой)</w:t>
+      </w:r>
+    </w:p>
+    <w:p>
+      <w:pPr>
+        <w:pStyle w:val="a3"/>
+        <w:spacing w:before="196" w:line="360" w:lineRule="auto"/>
+        <w:rPr>
+          <w:rFonts w:ascii="Aptos" w:hAnsi="Aptos"/>
+        </w:rPr>
+      </w:pPr>
+      <w:r>
+        <w:rPr>
+          <w:rFonts w:ascii="Aptos" w:hAnsi="Aptos"/>
+        </w:rPr>
+        <w:t xml:space="preserve">Так как при сохранении чатов нужно сохранять </w:t>
+      </w:r>
+      <w:r>
+        <w:rPr>
+          <w:rFonts w:ascii="Aptos" w:hAnsi="Aptos"/>
+          <w:lang w:val="en-US"/>
+        </w:rPr>
+        <w:t>python</w:t>
+      </w:r>
+      <w:r>
+        <w:rPr>
+          <w:rFonts w:ascii="Aptos" w:hAnsi="Aptos"/>
+        </w:rPr>
+        <w:t>-</w:t>
+      </w:r>
+      <w:r>
+        <w:rPr>
+          <w:rFonts w:ascii="Aptos" w:hAnsi="Aptos"/>
+        </w:rPr>
+        <w:t xml:space="preserve">объекты и изменения, которые нейросеть создала в </w:t>
+      </w:r>
+      <w:r>
+        <w:rPr>
+          <w:rFonts w:ascii="Aptos" w:hAnsi="Aptos"/>
+          <w:lang w:val="en-US"/>
+        </w:rPr>
+        <w:t>runtime</w:t>
+      </w:r>
+      <w:r>
+        <w:rPr>
+          <w:rFonts w:ascii="Aptos" w:hAnsi="Aptos"/>
+        </w:rPr>
+        <w:t xml:space="preserve">, </w:t>
+      </w:r>
+      <w:r>
+        <w:rPr>
+          <w:rFonts w:ascii="Aptos" w:hAnsi="Aptos"/>
+        </w:rPr>
+        <w:t xml:space="preserve">чаты </w:t>
+      </w:r>
+      <w:proofErr w:type="spellStart"/>
+      <w:r>
+        <w:rPr>
+          <w:rFonts w:ascii="Aptos" w:hAnsi="Aptos"/>
+        </w:rPr>
+        <w:t>сериализуются</w:t>
+      </w:r>
+      <w:proofErr w:type="spellEnd"/>
+      <w:r>
+        <w:rPr>
+          <w:rFonts w:ascii="Aptos" w:hAnsi="Aptos"/>
+        </w:rPr>
+        <w:t xml:space="preserve"> </w:t>
+      </w:r>
+      <w:r>
+        <w:rPr>
+          <w:rFonts w:ascii="Aptos" w:hAnsi="Aptos"/>
+        </w:rPr>
+        <w:t xml:space="preserve">(с помощью </w:t>
+      </w:r>
+      <w:r>
+        <w:rPr>
+          <w:rFonts w:ascii="Aptos" w:hAnsi="Aptos"/>
+          <w:lang w:val="en-US"/>
+        </w:rPr>
+        <w:t>dill</w:t>
+      </w:r>
+      <w:r>
+        <w:rPr>
+          <w:rFonts w:ascii="Aptos" w:hAnsi="Aptos"/>
+        </w:rPr>
+        <w:t xml:space="preserve">), </w:t>
+      </w:r>
+      <w:r>
+        <w:rPr>
+          <w:rFonts w:ascii="Aptos" w:hAnsi="Aptos"/>
+        </w:rPr>
+        <w:t xml:space="preserve">но при </w:t>
+      </w:r>
+      <w:r>
+        <w:rPr>
+          <w:rFonts w:ascii="Aptos" w:hAnsi="Aptos"/>
+        </w:rPr>
+        <w:t>сериализ</w:t>
+      </w:r>
+      <w:r>
+        <w:rPr>
+          <w:rFonts w:ascii="Aptos" w:hAnsi="Aptos"/>
+        </w:rPr>
+        <w:t xml:space="preserve">ации и </w:t>
+      </w:r>
+      <w:proofErr w:type="spellStart"/>
+      <w:r>
+        <w:rPr>
+          <w:rFonts w:ascii="Aptos" w:hAnsi="Aptos"/>
+        </w:rPr>
+        <w:t>де</w:t>
+      </w:r>
+      <w:r>
+        <w:rPr>
+          <w:rFonts w:ascii="Aptos" w:hAnsi="Aptos"/>
+        </w:rPr>
+        <w:t>сериализ</w:t>
+      </w:r>
+      <w:r>
+        <w:rPr>
+          <w:rFonts w:ascii="Aptos" w:hAnsi="Aptos"/>
+        </w:rPr>
+        <w:t>ации</w:t>
+      </w:r>
+      <w:proofErr w:type="spellEnd"/>
+      <w:r>
+        <w:rPr>
+          <w:rFonts w:ascii="Aptos" w:hAnsi="Aptos"/>
+        </w:rPr>
+        <w:t xml:space="preserve"> могут возникнуть ошибки, резервная копия сохраняется в </w:t>
+      </w:r>
+      <w:proofErr w:type="spellStart"/>
+      <w:r>
+        <w:rPr>
+          <w:rFonts w:ascii="Aptos" w:hAnsi="Aptos"/>
+          <w:lang w:val="en-US"/>
+        </w:rPr>
+        <w:t>json</w:t>
+      </w:r>
+      <w:proofErr w:type="spellEnd"/>
+      <w:r>
+        <w:rPr>
+          <w:rFonts w:ascii="Aptos" w:hAnsi="Aptos"/>
+        </w:rPr>
+        <w:t xml:space="preserve"> </w:t>
+      </w:r>
+      <w:r>
+        <w:rPr>
+          <w:rFonts w:ascii="Aptos" w:hAnsi="Aptos"/>
+        </w:rPr>
+        <w:t>(конфиг и список сообщений).</w:t>
+      </w:r>
+    </w:p>
+    <w:p>
+      <w:pPr>
+        <w:pStyle w:val="a3"/>
+        <w:spacing w:before="196" w:line="360" w:lineRule="auto"/>
+        <w:ind w:left="0"/>
+        <w:rPr>
+          <w:rFonts w:ascii="Aptos" w:hAnsi="Aptos"/>
+        </w:rPr>
+      </w:pPr>
+    </w:p>
+    <w:p>
+      <w:pPr>
         <w:pStyle w:val="2"/>
         <w:numPr>
           <w:ilvl w:val="1"/>
@@ -7696,6 +8057,24 @@
       </w:r>
       <w:bookmarkEnd w:id="8"/>
       <w:proofErr w:type="spellEnd"/>
+    </w:p>
+    <w:p>
+      <w:pPr>
+        <w:pStyle w:val="a3"/>
+        <w:spacing w:before="196" w:line="360" w:lineRule="auto"/>
+        <w:rPr>
+          <w:rFonts w:ascii="Aptos" w:hAnsi="Aptos"/>
+        </w:rPr>
+      </w:pPr>
+    </w:p>
+    <w:p>
+      <w:pPr>
+        <w:pStyle w:val="a3"/>
+        <w:spacing w:before="196" w:line="360" w:lineRule="auto"/>
+        <w:rPr>
+          <w:rFonts w:ascii="Aptos" w:hAnsi="Aptos"/>
+        </w:rPr>
+      </w:pPr>
     </w:p>
     <w:p>
       <w:pPr>
@@ -11342,13 +11721,7 @@
         <w:rPr>
           <w:rFonts w:ascii="Aptos" w:hAnsi="Aptos"/>
         </w:rPr>
-        <w:t>р</w:t>
-      </w:r>
-      <w:r>
-        <w:rPr>
-          <w:rFonts w:ascii="Aptos" w:hAnsi="Aptos"/>
-        </w:rPr>
-        <w:t xml:space="preserve"> разбивает задачу на подзадач</w:t>
+        <w:t>р разбивает задачу на подзадач</w:t>
       </w:r>
       <w:r>
         <w:rPr>
@@ -11756,13 +12129,7 @@
         <w:rPr>
           <w:rFonts w:ascii="Aptos" w:hAnsi="Aptos"/>
         </w:rPr>
-        <w:t xml:space="preserve">Чаты для проверок </w:t>
-      </w:r>
-      <w:r>
-        <w:rPr>
-          <w:rFonts w:ascii="Aptos" w:hAnsi="Aptos"/>
-        </w:rPr>
-        <w:t>не всегда видят полный контекст.</w:t>
+        <w:t>Чаты для проверок не всегда видят полный контекст.</w:t>
       </w:r>
     </w:p>
     <w:p>
@@ -11781,19 +12148,7 @@
         <w:rPr>
           <w:rFonts w:ascii="Aptos" w:hAnsi="Aptos"/>
         </w:rPr>
-        <w:t>Чат</w:t>
-      </w:r>
-      <w:r>
-        <w:rPr>
-          <w:rFonts w:ascii="Aptos" w:hAnsi="Aptos"/>
-        </w:rPr>
-        <w:t>-исполнитель</w:t>
-      </w:r>
-      <w:r>
-        <w:rPr>
-          <w:rFonts w:ascii="Aptos" w:hAnsi="Aptos"/>
-        </w:rPr>
-        <w:t xml:space="preserve"> не всегда вид</w:t>
+        <w:t>Чат-исполнитель не всегда вид</w:t>
       </w:r>
       <w:r>
         <w:rPr>
@@ -12444,39 +12799,7 @@
           <w:sz w:val="24"/>
           <w:szCs w:val="24"/>
         </w:rPr>
-        <w:t>Авто: выполняет “</w:t>
-      </w:r>
-      <w:r>
-        <w:rPr>
-          <w:rFonts w:ascii="Aptos" w:hAnsi="Aptos"/>
-          <w:sz w:val="24"/>
-          <w:szCs w:val="24"/>
-        </w:rPr>
-        <w:t>До конца блока</w:t>
-      </w:r>
-      <w:r>
-        <w:rPr>
-          <w:rFonts w:ascii="Aptos" w:hAnsi="Aptos"/>
-          <w:sz w:val="24"/>
-          <w:szCs w:val="24"/>
-        </w:rPr>
-        <w:t xml:space="preserve">”, “ </w:t>
-      </w:r>
-      <w:r>
-        <w:rPr>
-          <w:rFonts w:ascii="Aptos" w:hAnsi="Aptos"/>
-          <w:sz w:val="24"/>
-          <w:szCs w:val="24"/>
-        </w:rPr>
-        <w:t>Поиск багов</w:t>
-      </w:r>
-      <w:r>
-        <w:rPr>
-          <w:rFonts w:ascii="Aptos" w:hAnsi="Aptos"/>
-          <w:sz w:val="24"/>
-          <w:szCs w:val="24"/>
-        </w:rPr>
-        <w:t>”</w:t>
+        <w:t>Авто: выполняет “До конца блока”, “ Поиск багов”</w:t>
       </w:r>
       <w:r>
         <w:rPr>
@@ -12492,23 +12815,7 @@
           <w:sz w:val="24"/>
           <w:szCs w:val="24"/>
         </w:rPr>
-        <w:t>“</w:t>
-      </w:r>
-      <w:r>
-        <w:rPr>
-          <w:rFonts w:ascii="Aptos" w:hAnsi="Aptos"/>
-          <w:sz w:val="24"/>
-          <w:szCs w:val="24"/>
-        </w:rPr>
-        <w:t>Фикс багов</w:t>
-      </w:r>
-      <w:r>
-        <w:rPr>
-          <w:rFonts w:ascii="Aptos" w:hAnsi="Aptos"/>
-          <w:sz w:val="24"/>
-          <w:szCs w:val="24"/>
-        </w:rPr>
-        <w:t>”</w:t>
+        <w:t>“Фикс багов”</w:t>
       </w:r>
       <w:r>
         <w:rPr>
@@ -13159,7 +13466,6 @@
           <w:rFonts w:ascii="Aptos" w:hAnsi="Aptos"/>
           <w:sz w:val="24"/>
           <w:szCs w:val="24"/>
-          <w:lang w:val="en-US"/>
         </w:rPr>
       </w:pPr>
       <w:r>
@@ -13183,7 +13489,6 @@
           <w:rFonts w:ascii="Aptos" w:hAnsi="Aptos"/>
           <w:sz w:val="24"/>
           <w:szCs w:val="24"/>
-          <w:lang w:val="en-US"/>
         </w:rPr>
         <w:t xml:space="preserve"> </w:t>
       </w:r>
@@ -13216,7 +13521,6 @@
           <w:rFonts w:ascii="Aptos" w:hAnsi="Aptos"/>
           <w:sz w:val="24"/>
           <w:szCs w:val="24"/>
-          <w:lang w:val="en-US"/>
         </w:rPr>
         <w:t xml:space="preserve">: </w:t>
       </w:r>
@@ -13225,7 +13529,6 @@
           <w:rFonts w:ascii="Aptos" w:hAnsi="Aptos"/>
           <w:sz w:val="24"/>
           <w:szCs w:val="24"/>
-          <w:lang w:val="en-US"/>
         </w:rPr>
         <w:t>1134617</w:t>
       </w:r>
@@ -13485,15 +13788,7 @@
           <w:sz w:val="24"/>
           <w:szCs w:val="24"/>
         </w:rPr>
-        <w:t>-</w:t>
-      </w:r>
-      <w:r>
-        <w:rPr>
-          <w:rFonts w:ascii="Aptos" w:hAnsi="Aptos"/>
-          <w:sz w:val="24"/>
-          <w:szCs w:val="24"/>
-        </w:rPr>
-        <w:t xml:space="preserve">* (или </w:t>
+        <w:t xml:space="preserve">-* (или </w:t>
       </w:r>
       <w:r>
         <w:rPr>
@@ -13765,15 +14060,7 @@
           <w:sz w:val="24"/>
           <w:szCs w:val="24"/>
         </w:rPr>
-        <w:t xml:space="preserve">: </w:t>
-      </w:r>
-      <w:r>
-        <w:rPr>
-          <w:rFonts w:ascii="Aptos" w:hAnsi="Aptos"/>
-          <w:sz w:val="24"/>
-          <w:szCs w:val="24"/>
-        </w:rPr>
-        <w:t>97447</w:t>
+        <w:t>: 97447</w:t>
       </w:r>
     </w:p>
     <w:p>
@@ -13784,7 +14071,6 @@
           <w:rFonts w:ascii="Aptos" w:hAnsi="Aptos"/>
           <w:sz w:val="24"/>
           <w:szCs w:val="24"/>
-          <w:lang w:val="en-US"/>
         </w:rPr>
       </w:pPr>
       <w:r>
@@ -13800,7 +14086,6 @@
           <w:rFonts w:ascii="Aptos" w:hAnsi="Aptos"/>
           <w:sz w:val="24"/>
           <w:szCs w:val="24"/>
-          <w:lang w:val="en-US"/>
         </w:rPr>
         <w:t xml:space="preserve">: </w:t>
       </w:r>
@@ -13856,23 +14141,7 @@
           <w:sz w:val="24"/>
           <w:szCs w:val="24"/>
         </w:rPr>
-        <w:t>В</w:t>
-      </w:r>
-      <w:r>
-        <w:rPr>
-          <w:rFonts w:ascii="Aptos" w:hAnsi="Aptos"/>
-          <w:sz w:val="24"/>
-          <w:szCs w:val="24"/>
-        </w:rPr>
-        <w:t>ы</w:t>
-      </w:r>
-      <w:r>
-        <w:rPr>
-          <w:rFonts w:ascii="Aptos" w:hAnsi="Aptos"/>
-          <w:sz w:val="24"/>
-          <w:szCs w:val="24"/>
-        </w:rPr>
-        <w:t>ходные токены</w:t>
+        <w:t>Выходные токены</w:t>
       </w:r>
       <w:r>
         <w:rPr>
@@ -13914,15 +14183,7 @@
           <w:sz w:val="24"/>
           <w:szCs w:val="24"/>
         </w:rPr>
-        <w:t>0,25</w:t>
-      </w:r>
-      <w:r>
-        <w:rPr>
-          <w:rFonts w:ascii="Aptos" w:hAnsi="Aptos"/>
-          <w:sz w:val="24"/>
-          <w:szCs w:val="24"/>
-        </w:rPr>
-        <w:t>$</w:t>
+        <w:t>0,25$</w:t>
       </w:r>
     </w:p>
     <w:p>
@@ -13932,7 +14193,6 @@
           <w:rFonts w:ascii="Aptos" w:hAnsi="Aptos"/>
           <w:sz w:val="24"/>
           <w:szCs w:val="24"/>
-          <w:lang w:val="en-US"/>
         </w:rPr>
       </w:pPr>
     </w:p>
@@ -13943,7 +14203,6 @@
           <w:rFonts w:ascii="Aptos" w:hAnsi="Aptos"/>
           <w:sz w:val="24"/>
           <w:szCs w:val="24"/>
-          <w:lang w:val="en-US"/>
         </w:rPr>
       </w:pPr>
       <w:r>
@@ -14020,15 +14279,13 @@
           <w:rFonts w:ascii="Aptos" w:hAnsi="Aptos"/>
           <w:sz w:val="24"/>
           <w:szCs w:val="24"/>
-          <w:lang w:val="en-US"/>
-        </w:rPr>
-      </w:pPr>
-      <w:r>
-        <w:rPr>
-          <w:rFonts w:ascii="Aptos" w:hAnsi="Aptos"/>
-          <w:sz w:val="24"/>
-          <w:szCs w:val="24"/>
-          <w:lang w:val="en-US"/>
+        </w:rPr>
+      </w:pPr>
+      <w:r>
+        <w:rPr>
+          <w:rFonts w:ascii="Aptos" w:hAnsi="Aptos"/>
+          <w:sz w:val="24"/>
+          <w:szCs w:val="24"/>
         </w:rPr>
         <w:t>“</w:t>
       </w:r>
@@ -14058,7 +14315,6 @@
           <w:rFonts w:ascii="Aptos" w:hAnsi="Aptos"/>
           <w:sz w:val="24"/>
           <w:szCs w:val="24"/>
-          <w:lang w:val="en-US"/>
         </w:rPr>
       </w:pPr>
       <w:r>
@@ -14095,15 +14351,13 @@
           <w:rFonts w:ascii="Aptos" w:hAnsi="Aptos"/>
           <w:sz w:val="24"/>
           <w:szCs w:val="24"/>
-          <w:lang w:val="en-US"/>
-        </w:rPr>
-      </w:pPr>
-      <w:r>
-        <w:rPr>
-          <w:rFonts w:ascii="Aptos" w:hAnsi="Aptos"/>
-          <w:sz w:val="24"/>
-          <w:szCs w:val="24"/>
-          <w:lang w:val="en-US"/>
+        </w:rPr>
+      </w:pPr>
+      <w:r>
+        <w:rPr>
+          <w:rFonts w:ascii="Aptos" w:hAnsi="Aptos"/>
+          <w:sz w:val="24"/>
+          <w:szCs w:val="24"/>
         </w:rPr>
         <w:t>”</w:t>
       </w:r>
@@ -14115,7 +14369,6 @@
           <w:rFonts w:ascii="Aptos" w:hAnsi="Aptos"/>
           <w:sz w:val="24"/>
           <w:szCs w:val="24"/>
-          <w:lang w:val="en-US"/>
         </w:rPr>
       </w:pPr>
     </w:p>
@@ -14436,23 +14689,7 @@
           <w:sz w:val="24"/>
           <w:szCs w:val="24"/>
         </w:rPr>
-        <w:t xml:space="preserve"> </w:t>
-      </w:r>
-      <w:r>
-        <w:rPr>
-          <w:rFonts w:ascii="Aptos" w:hAnsi="Aptos"/>
-          <w:sz w:val="24"/>
-          <w:szCs w:val="24"/>
-        </w:rPr>
-        <w:t xml:space="preserve">НЕ </w:t>
-      </w:r>
-      <w:r>
-        <w:rPr>
-          <w:rFonts w:ascii="Aptos" w:hAnsi="Aptos"/>
-          <w:sz w:val="24"/>
-          <w:szCs w:val="24"/>
-        </w:rPr>
-        <w:t>был кеширован) (в токенах)</w:t>
+        <w:t xml:space="preserve"> НЕ был кеширован) (в токенах)</w:t>
       </w:r>
       <w:r>
         <w:rPr>
@@ -14627,31 +14864,7 @@
           <w:sz w:val="24"/>
           <w:szCs w:val="24"/>
         </w:rPr>
-        <w:t>3</w:t>
-      </w:r>
-      <w:r>
-        <w:rPr>
-          <w:rFonts w:ascii="Aptos" w:hAnsi="Aptos"/>
-          <w:sz w:val="24"/>
-          <w:szCs w:val="24"/>
-        </w:rPr>
-        <w:t>,</w:t>
-      </w:r>
-      <w:r>
-        <w:rPr>
-          <w:rFonts w:ascii="Aptos" w:hAnsi="Aptos"/>
-          <w:sz w:val="24"/>
-          <w:szCs w:val="24"/>
-        </w:rPr>
-        <w:t>1</w:t>
-      </w:r>
-      <w:r>
-        <w:rPr>
-          <w:rFonts w:ascii="Aptos" w:hAnsi="Aptos"/>
-          <w:sz w:val="24"/>
-          <w:szCs w:val="24"/>
-        </w:rPr>
-        <w:t>5$</w:t>
+        <w:t>3,15$</w:t>
       </w:r>
     </w:p>
     <w:p>
@@ -14671,7 +14884,124 @@
           <w:rFonts w:ascii="Aptos" w:hAnsi="Aptos"/>
           <w:sz w:val="24"/>
           <w:szCs w:val="24"/>
-          <w:lang w:val="en-US"/>
+        </w:rPr>
+      </w:pPr>
+      <w:r>
+        <w:rPr>
+          <w:rFonts w:ascii="Aptos" w:hAnsi="Aptos"/>
+          <w:sz w:val="24"/>
+          <w:szCs w:val="24"/>
+        </w:rPr>
+        <w:t xml:space="preserve">сразу после окончания теста я </w:t>
+      </w:r>
+      <w:proofErr w:type="spellStart"/>
+      <w:r>
+        <w:rPr>
+          <w:rFonts w:ascii="Aptos" w:hAnsi="Aptos"/>
+          <w:sz w:val="24"/>
+          <w:szCs w:val="24"/>
+        </w:rPr>
+        <w:t>закоммитил</w:t>
+      </w:r>
+      <w:proofErr w:type="spellEnd"/>
+      <w:r>
+        <w:rPr>
+          <w:rFonts w:ascii="Aptos" w:hAnsi="Aptos"/>
+          <w:sz w:val="24"/>
+          <w:szCs w:val="24"/>
+        </w:rPr>
+        <w:t xml:space="preserve"> изменения, сделанные в режиме </w:t>
+      </w:r>
+      <w:r>
+        <w:rPr>
+          <w:rFonts w:ascii="Aptos" w:hAnsi="Aptos"/>
+          <w:sz w:val="24"/>
+          <w:szCs w:val="24"/>
+        </w:rPr>
+        <w:t>“</w:t>
+      </w:r>
+      <w:r>
+        <w:rPr>
+          <w:rFonts w:ascii="Aptos" w:hAnsi="Aptos"/>
+          <w:sz w:val="24"/>
+          <w:szCs w:val="24"/>
+        </w:rPr>
+        <w:t>Проектировщик</w:t>
+      </w:r>
+      <w:r>
+        <w:rPr>
+          <w:rFonts w:ascii="Aptos" w:hAnsi="Aptos"/>
+          <w:sz w:val="24"/>
+          <w:szCs w:val="24"/>
+        </w:rPr>
+        <w:t>”</w:t>
+      </w:r>
+      <w:r>
+        <w:rPr>
+          <w:rFonts w:ascii="Aptos" w:hAnsi="Aptos"/>
+          <w:sz w:val="24"/>
+          <w:szCs w:val="24"/>
+        </w:rPr>
+        <w:t>, новая версия</w:t>
+      </w:r>
+      <w:r>
+        <w:rPr>
+          <w:rFonts w:ascii="Aptos" w:hAnsi="Aptos"/>
+          <w:sz w:val="24"/>
+          <w:szCs w:val="24"/>
+        </w:rPr>
+        <w:t xml:space="preserve"> </w:t>
+      </w:r>
+      <w:r>
+        <w:rPr>
+          <w:rFonts w:ascii="Aptos" w:hAnsi="Aptos"/>
+          <w:sz w:val="24"/>
+          <w:szCs w:val="24"/>
+        </w:rPr>
+        <w:t>проекта</w:t>
+      </w:r>
+      <w:r>
+        <w:rPr>
+          <w:rFonts w:ascii="Aptos" w:hAnsi="Aptos"/>
+          <w:sz w:val="24"/>
+          <w:szCs w:val="24"/>
+        </w:rPr>
+        <w:t xml:space="preserve"> (</w:t>
+      </w:r>
+      <w:r>
+        <w:rPr>
+          <w:rFonts w:ascii="Aptos" w:hAnsi="Aptos"/>
+          <w:sz w:val="24"/>
+          <w:szCs w:val="24"/>
+        </w:rPr>
+        <w:t>коммит)</w:t>
+      </w:r>
+      <w:r>
+        <w:rPr>
+          <w:rFonts w:ascii="Aptos" w:hAnsi="Aptos"/>
+          <w:sz w:val="24"/>
+          <w:szCs w:val="24"/>
+        </w:rPr>
+        <w:t>: 8fa90de</w:t>
+      </w:r>
+    </w:p>
+    <w:p>
+      <w:pPr>
+        <w:spacing w:line="360" w:lineRule="auto"/>
+        <w:rPr>
+          <w:rFonts w:ascii="Aptos" w:hAnsi="Aptos"/>
+          <w:sz w:val="24"/>
+          <w:szCs w:val="24"/>
+        </w:rPr>
+      </w:pPr>
+    </w:p>
+    <w:p>
+      <w:pPr>
+        <w:spacing w:line="360" w:lineRule="auto"/>
+        <w:rPr>
+          <w:rFonts w:ascii="Aptos" w:hAnsi="Aptos"/>
+          <w:sz w:val="24"/>
+          <w:szCs w:val="24"/>
         </w:rPr>
       </w:pPr>
       <w:r>
@@ -14687,7 +15017,6 @@
           <w:rFonts w:ascii="Aptos" w:hAnsi="Aptos"/>
           <w:sz w:val="24"/>
           <w:szCs w:val="24"/>
-          <w:lang w:val="en-US"/>
         </w:rPr>
         <w:t>:</w:t>
       </w:r>
@@ -19725,6 +20054,95 @@
     </w:lvl>
   </w:abstractNum>
   <w:abstractNum w:abstractNumId="2" w15:restartNumberingAfterBreak="0">
+    <w:nsid w:val="0E707EA7"/>
+    <w:multiLevelType w:val="hybridMultilevel"/>
+    <w:tmpl w:val="80640F1E"/>
+    <w:lvl w:ilvl="0" w:tplc="3652606C">
+      <w:start w:val="1"/>
+      <w:numFmt w:val="decimal"/>
+      <w:lvlText w:val="%1)"/>
+      <w:lvlJc w:val="left"/>
+      <w:pPr>
+        <w:ind w:left="417" w:hanging="360"/>
+      </w:pPr>
+      <w:rPr>
+        <w:rFonts w:hint="default"/>
+      </w:rPr>
+    </w:lvl>
+    <w:lvl w:ilvl="1" w:tplc="04190019" w:tentative="1">
+      <w:start w:val="1"/>
+      <w:numFmt w:val="lowerLetter"/>
+      <w:lvlText w:val="%2."/>
+      <w:lvlJc w:val="left"/>
+      <w:pPr>
+        <w:ind w:left="1137" w:hanging="360"/>
+      </w:pPr>
+    </w:lvl>
+    <w:lvl w:ilvl="2" w:tplc="0419001B" w:tentative="1">
+      <w:start w:val="1"/>
+      <w:numFmt w:val="lowerRoman"/>
+      <w:lvlText w:val="%3."/>
+      <w:lvlJc w:val="right"/>
+      <w:pPr>
+        <w:ind w:left="1857" w:hanging="180"/>
+      </w:pPr>
+    </w:lvl>
+    <w:lvl w:ilvl="3" w:tplc="0419000F" w:tentative="1">
+      <w:start w:val="1"/>
+      <w:numFmt w:val="decimal"/>
+      <w:lvlText w:val="%4."/>
+      <w:lvlJc w:val="left"/>
+      <w:pPr>
+        <w:ind w:left="2577" w:hanging="360"/>
+      </w:pPr>
+    </w:lvl>
+    <w:lvl w:ilvl="4" w:tplc="04190019" w:tentative="1">
+      <w:start w:val="1"/>
+      <w:numFmt w:val="lowerLetter"/>
+      <w:lvlText w:val="%5."/>
+      <w:lvlJc w:val="left"/>
+      <w:pPr>
+        <w:ind w:left="3297" w:hanging="360"/>
+      </w:pPr>
+    </w:lvl>
+    <w:lvl w:ilvl="5" w:tplc="0419001B" w:tentative="1">
+      <w:start w:val="1"/>
+      <w:numFmt w:val="lowerRoman"/>
+      <w:lvlText w:val="%6."/>
+      <w:lvlJc w:val="right"/>
+      <w:pPr>
+        <w:ind w:left="4017" w:hanging="180"/>
+      </w:pPr>
+    </w:lvl>
+    <w:lvl w:ilvl="6" w:tplc="0419000F" w:tentative="1">
+      <w:start w:val="1"/>
+      <w:numFmt w:val="decimal"/>
+      <w:lvlText w:val="%7."/>
+      <w:lvlJc w:val="left"/>
+      <w:pPr>
+        <w:ind w:left="4737" w:hanging="360"/>
+      </w:pPr>
+    </w:lvl>
+    <w:lvl w:ilvl="7" w:tplc="04190019" w:tentative="1">
+      <w:start w:val="1"/>
+      <w:numFmt w:val="lowerLetter"/>
+      <w:lvlText w:val="%8."/>
+      <w:lvlJc w:val="left"/>
+      <w:pPr>
+        <w:ind w:left="5457" w:hanging="360"/>
+      </w:pPr>
+    </w:lvl>
+    <w:lvl w:ilvl="8" w:tplc="0419001B" w:tentative="1">
+      <w:start w:val="1"/>
+      <w:numFmt w:val="lowerRoman"/>
+      <w:lvlText w:val="%9."/>
+      <w:lvlJc w:val="right"/>
+      <w:pPr>
+        <w:ind w:left="6177" w:hanging="180"/>
+      </w:pPr>
+    </w:lvl>
+  </w:abstractNum>
+  <w:abstractNum w:abstractNumId="3" w15:restartNumberingAfterBreak="0">
     <w:nsid w:val="1BE97ADC"/>
     <w:multiLevelType w:val="multilevel"/>
     <w:tmpl w:val="7CA42542"/>
@@ -19860,7 +20278,7 @@
       </w:rPr>
     </w:lvl>
   </w:abstractNum>
-  <w:abstractNum w:abstractNumId="3" w15:restartNumberingAfterBreak="0">
+  <w:abstractNum w:abstractNumId="4" w15:restartNumberingAfterBreak="0">
     <w:nsid w:val="1D0A32E4"/>
     <w:multiLevelType w:val="multilevel"/>
     <w:tmpl w:val="66EE4152"/>
@@ -19996,7 +20414,7 @@
       </w:rPr>
     </w:lvl>
   </w:abstractNum>
-  <w:abstractNum w:abstractNumId="4" w15:restartNumberingAfterBreak="0">
+  <w:abstractNum w:abstractNumId="5" w15:restartNumberingAfterBreak="0">
     <w:nsid w:val="25626754"/>
     <w:multiLevelType w:val="multilevel"/>
     <w:tmpl w:val="7CA42542"/>
@@ -20132,7 +20550,7 @@
       </w:rPr>
     </w:lvl>
   </w:abstractNum>
-  <w:abstractNum w:abstractNumId="5" w15:restartNumberingAfterBreak="0">
+  <w:abstractNum w:abstractNumId="6" w15:restartNumberingAfterBreak="0">
     <w:nsid w:val="25D4609E"/>
     <w:multiLevelType w:val="hybridMultilevel"/>
     <w:tmpl w:val="D00E4412"/>
@@ -20253,7 +20671,7 @@
       </w:rPr>
     </w:lvl>
   </w:abstractNum>
-  <w:abstractNum w:abstractNumId="6" w15:restartNumberingAfterBreak="0">
+  <w:abstractNum w:abstractNumId="7" w15:restartNumberingAfterBreak="0">
     <w:nsid w:val="29D05C7B"/>
     <w:multiLevelType w:val="hybridMultilevel"/>
     <w:tmpl w:val="5F54709C"/>
@@ -20374,7 +20792,7 @@
       </w:rPr>
     </w:lvl>
   </w:abstractNum>
-  <w:abstractNum w:abstractNumId="7" w15:restartNumberingAfterBreak="0">
+  <w:abstractNum w:abstractNumId="8" w15:restartNumberingAfterBreak="0">
     <w:nsid w:val="2F2C75C4"/>
     <w:multiLevelType w:val="hybridMultilevel"/>
     <w:tmpl w:val="9BA0ED26"/>
@@ -20463,7 +20881,7 @@
       </w:pPr>
     </w:lvl>
   </w:abstractNum>
-  <w:abstractNum w:abstractNumId="8" w15:restartNumberingAfterBreak="0">
+  <w:abstractNum w:abstractNumId="9" w15:restartNumberingAfterBreak="0">
     <w:nsid w:val="32B7509C"/>
     <w:multiLevelType w:val="hybridMultilevel"/>
     <w:tmpl w:val="8A845A04"/>
@@ -20549,7 +20967,7 @@
       </w:pPr>
     </w:lvl>
   </w:abstractNum>
-  <w:abstractNum w:abstractNumId="9" w15:restartNumberingAfterBreak="0">
+  <w:abstractNum w:abstractNumId="10" w15:restartNumberingAfterBreak="0">
     <w:nsid w:val="33533DE3"/>
     <w:multiLevelType w:val="multilevel"/>
     <w:tmpl w:val="F14A6B1C"/>
@@ -20662,7 +21080,7 @@
       </w:rPr>
     </w:lvl>
   </w:abstractNum>
-  <w:abstractNum w:abstractNumId="10" w15:restartNumberingAfterBreak="0">
+  <w:abstractNum w:abstractNumId="11" w15:restartNumberingAfterBreak="0">
     <w:nsid w:val="337B27C4"/>
     <w:multiLevelType w:val="hybridMultilevel"/>
     <w:tmpl w:val="9FA29E46"/>
@@ -20783,7 +21201,7 @@
       </w:rPr>
     </w:lvl>
   </w:abstractNum>
-  <w:abstractNum w:abstractNumId="11" w15:restartNumberingAfterBreak="0">
+  <w:abstractNum w:abstractNumId="12" w15:restartNumberingAfterBreak="0">
     <w:nsid w:val="39AC2D99"/>
     <w:multiLevelType w:val="multilevel"/>
     <w:tmpl w:val="7CA42542"/>
@@ -20919,7 +21337,7 @@
       </w:rPr>
     </w:lvl>
   </w:abstractNum>
-  <w:abstractNum w:abstractNumId="12" w15:restartNumberingAfterBreak="0">
+  <w:abstractNum w:abstractNumId="13" w15:restartNumberingAfterBreak="0">
     <w:nsid w:val="3DFC32B7"/>
     <w:multiLevelType w:val="hybridMultilevel"/>
     <w:tmpl w:val="C1F088FC"/>
@@ -21040,7 +21458,7 @@
       </w:rPr>
     </w:lvl>
   </w:abstractNum>
-  <w:abstractNum w:abstractNumId="13" w15:restartNumberingAfterBreak="0">
+  <w:abstractNum w:abstractNumId="14" w15:restartNumberingAfterBreak="0">
     <w:nsid w:val="443E307D"/>
     <w:multiLevelType w:val="hybridMultilevel"/>
     <w:tmpl w:val="2B7A726C"/>
@@ -21129,7 +21547,7 @@
       </w:pPr>
     </w:lvl>
   </w:abstractNum>
-  <w:abstractNum w:abstractNumId="14" w15:restartNumberingAfterBreak="0">
+  <w:abstractNum w:abstractNumId="15" w15:restartNumberingAfterBreak="0">
     <w:nsid w:val="47392478"/>
     <w:multiLevelType w:val="multilevel"/>
     <w:tmpl w:val="7CA42542"/>
@@ -21265,7 +21683,7 @@
       </w:rPr>
     </w:lvl>
   </w:abstractNum>
-  <w:abstractNum w:abstractNumId="15" w15:restartNumberingAfterBreak="0">
+  <w:abstractNum w:abstractNumId="16" w15:restartNumberingAfterBreak="0">
     <w:nsid w:val="4753732A"/>
     <w:multiLevelType w:val="hybridMultilevel"/>
     <w:tmpl w:val="E9A05AD2"/>
@@ -21386,7 +21804,96 @@
       </w:rPr>
     </w:lvl>
   </w:abstractNum>
-  <w:abstractNum w:abstractNumId="16" w15:restartNumberingAfterBreak="0">
+  <w:abstractNum w:abstractNumId="17" w15:restartNumberingAfterBreak="0">
+    <w:nsid w:val="47775856"/>
+    <w:multiLevelType w:val="hybridMultilevel"/>
+    <w:tmpl w:val="785605CA"/>
+    <w:lvl w:ilvl="0" w:tplc="DEF4D22C">
+      <w:start w:val="1"/>
+      <w:numFmt w:val="decimal"/>
+      <w:lvlText w:val="%1)"/>
+      <w:lvlJc w:val="left"/>
+      <w:pPr>
+        <w:ind w:left="417" w:hanging="360"/>
+      </w:pPr>
+      <w:rPr>
+        <w:rFonts w:hint="default"/>
+      </w:rPr>
+    </w:lvl>
+    <w:lvl w:ilvl="1" w:tplc="04190019" w:tentative="1">
+      <w:start w:val="1"/>
+      <w:numFmt w:val="lowerLetter"/>
+      <w:lvlText w:val="%2."/>
+      <w:lvlJc w:val="left"/>
+      <w:pPr>
+        <w:ind w:left="1137" w:hanging="360"/>
+      </w:pPr>
+    </w:lvl>
+    <w:lvl w:ilvl="2" w:tplc="0419001B" w:tentative="1">
+      <w:start w:val="1"/>
+      <w:numFmt w:val="lowerRoman"/>
+      <w:lvlText w:val="%3."/>
+      <w:lvlJc w:val="right"/>
+      <w:pPr>
+        <w:ind w:left="1857" w:hanging="180"/>
+      </w:pPr>
+    </w:lvl>
+    <w:lvl w:ilvl="3" w:tplc="0419000F" w:tentative="1">
+      <w:start w:val="1"/>
+      <w:numFmt w:val="decimal"/>
+      <w:lvlText w:val="%4."/>
+      <w:lvlJc w:val="left"/>
+      <w:pPr>
+        <w:ind w:left="2577" w:hanging="360"/>
+      </w:pPr>
+    </w:lvl>
+    <w:lvl w:ilvl="4" w:tplc="04190019" w:tentative="1">
+      <w:start w:val="1"/>
+      <w:numFmt w:val="lowerLetter"/>
+      <w:lvlText w:val="%5."/>
+      <w:lvlJc w:val="left"/>
+      <w:pPr>
+        <w:ind w:left="3297" w:hanging="360"/>
+      </w:pPr>
+    </w:lvl>
+    <w:lvl w:ilvl="5" w:tplc="0419001B" w:tentative="1">
+      <w:start w:val="1"/>
+      <w:numFmt w:val="lowerRoman"/>
+      <w:lvlText w:val="%6."/>
+      <w:lvlJc w:val="right"/>
+      <w:pPr>
+        <w:ind w:left="4017" w:hanging="180"/>
+      </w:pPr>
+    </w:lvl>
+    <w:lvl w:ilvl="6" w:tplc="0419000F" w:tentative="1">
+      <w:start w:val="1"/>
+      <w:numFmt w:val="decimal"/>
+      <w:lvlText w:val="%7."/>
+      <w:lvlJc w:val="left"/>
+      <w:pPr>
+        <w:ind w:left="4737" w:hanging="360"/>
+      </w:pPr>
+    </w:lvl>
+    <w:lvl w:ilvl="7" w:tplc="04190019" w:tentative="1">
+      <w:start w:val="1"/>
+      <w:numFmt w:val="lowerLetter"/>
+      <w:lvlText w:val="%8."/>
+      <w:lvlJc w:val="left"/>
+      <w:pPr>
+        <w:ind w:left="5457" w:hanging="360"/>
+      </w:pPr>
+    </w:lvl>
+    <w:lvl w:ilvl="8" w:tplc="0419001B" w:tentative="1">
+      <w:start w:val="1"/>
+      <w:numFmt w:val="lowerRoman"/>
+      <w:lvlText w:val="%9."/>
+      <w:lvlJc w:val="right"/>
+      <w:pPr>
+        <w:ind w:left="6177" w:hanging="180"/>
+      </w:pPr>
+    </w:lvl>
+  </w:abstractNum>
+  <w:abstractNum w:abstractNumId="18" w15:restartNumberingAfterBreak="0">
     <w:nsid w:val="488A08AA"/>
     <w:multiLevelType w:val="multilevel"/>
     <w:tmpl w:val="5A8C45A4"/>
@@ -21517,7 +22024,7 @@
       </w:rPr>
     </w:lvl>
   </w:abstractNum>
-  <w:abstractNum w:abstractNumId="17" w15:restartNumberingAfterBreak="0">
+  <w:abstractNum w:abstractNumId="19" w15:restartNumberingAfterBreak="0">
     <w:nsid w:val="4978418D"/>
     <w:multiLevelType w:val="multilevel"/>
     <w:tmpl w:val="66EE4152"/>
@@ -21653,7 +22160,7 @@
       </w:rPr>
     </w:lvl>
   </w:abstractNum>
-  <w:abstractNum w:abstractNumId="18" w15:restartNumberingAfterBreak="0">
+  <w:abstractNum w:abstractNumId="20" w15:restartNumberingAfterBreak="0">
     <w:nsid w:val="4B1826EA"/>
     <w:multiLevelType w:val="hybridMultilevel"/>
     <w:tmpl w:val="2B48CA3E"/>
@@ -21774,7 +22281,7 @@
       </w:rPr>
     </w:lvl>
   </w:abstractNum>
-  <w:abstractNum w:abstractNumId="19" w15:restartNumberingAfterBreak="0">
+  <w:abstractNum w:abstractNumId="21" w15:restartNumberingAfterBreak="0">
     <w:nsid w:val="4CCC0584"/>
     <w:multiLevelType w:val="hybridMultilevel"/>
     <w:tmpl w:val="9384AA84"/>
@@ -21895,7 +22402,7 @@
       </w:rPr>
     </w:lvl>
   </w:abstractNum>
-  <w:abstractNum w:abstractNumId="20" w15:restartNumberingAfterBreak="0">
+  <w:abstractNum w:abstractNumId="22" w15:restartNumberingAfterBreak="0">
     <w:nsid w:val="4D020EF3"/>
     <w:multiLevelType w:val="multilevel"/>
     <w:tmpl w:val="7CA42542"/>
@@ -22031,7 +22538,7 @@
       </w:rPr>
     </w:lvl>
   </w:abstractNum>
-  <w:abstractNum w:abstractNumId="21" w15:restartNumberingAfterBreak="0">
+  <w:abstractNum w:abstractNumId="23" w15:restartNumberingAfterBreak="0">
     <w:nsid w:val="4D6B48A2"/>
     <w:multiLevelType w:val="hybridMultilevel"/>
     <w:tmpl w:val="1EE0E31E"/>
@@ -22120,7 +22627,7 @@
       </w:pPr>
     </w:lvl>
   </w:abstractNum>
-  <w:abstractNum w:abstractNumId="22" w15:restartNumberingAfterBreak="0">
+  <w:abstractNum w:abstractNumId="24" w15:restartNumberingAfterBreak="0">
     <w:nsid w:val="517E1BAD"/>
     <w:multiLevelType w:val="multilevel"/>
     <w:tmpl w:val="F53829AA"/>
@@ -22251,7 +22758,7 @@
       </w:rPr>
     </w:lvl>
   </w:abstractNum>
-  <w:abstractNum w:abstractNumId="23" w15:restartNumberingAfterBreak="0">
+  <w:abstractNum w:abstractNumId="25" w15:restartNumberingAfterBreak="0">
     <w:nsid w:val="52264454"/>
     <w:multiLevelType w:val="multilevel"/>
     <w:tmpl w:val="03B482A6"/>
@@ -22399,7 +22906,7 @@
       </w:rPr>
     </w:lvl>
   </w:abstractNum>
-  <w:abstractNum w:abstractNumId="24" w15:restartNumberingAfterBreak="0">
+  <w:abstractNum w:abstractNumId="26" w15:restartNumberingAfterBreak="0">
     <w:nsid w:val="5AD27291"/>
     <w:multiLevelType w:val="multilevel"/>
     <w:tmpl w:val="0419001F"/>
@@ -22485,7 +22992,7 @@
       </w:pPr>
     </w:lvl>
   </w:abstractNum>
-  <w:abstractNum w:abstractNumId="25" w15:restartNumberingAfterBreak="0">
+  <w:abstractNum w:abstractNumId="27" w15:restartNumberingAfterBreak="0">
     <w:nsid w:val="64654193"/>
     <w:multiLevelType w:val="hybridMultilevel"/>
     <w:tmpl w:val="B3EE2956"/>
@@ -22606,7 +23113,7 @@
       </w:rPr>
     </w:lvl>
   </w:abstractNum>
-  <w:abstractNum w:abstractNumId="26" w15:restartNumberingAfterBreak="0">
+  <w:abstractNum w:abstractNumId="28" w15:restartNumberingAfterBreak="0">
     <w:nsid w:val="66A6330D"/>
     <w:multiLevelType w:val="hybridMultilevel"/>
     <w:tmpl w:val="A2029518"/>
@@ -22727,7 +23234,7 @@
       </w:rPr>
     </w:lvl>
   </w:abstractNum>
-  <w:abstractNum w:abstractNumId="27" w15:restartNumberingAfterBreak="0">
+  <w:abstractNum w:abstractNumId="29" w15:restartNumberingAfterBreak="0">
     <w:nsid w:val="6DFB02B1"/>
     <w:multiLevelType w:val="multilevel"/>
     <w:tmpl w:val="7CA42542"/>
@@ -22863,7 +23370,7 @@
       </w:rPr>
     </w:lvl>
   </w:abstractNum>
-  <w:abstractNum w:abstractNumId="28" w15:restartNumberingAfterBreak="0">
+  <w:abstractNum w:abstractNumId="30" w15:restartNumberingAfterBreak="0">
     <w:nsid w:val="75B2099D"/>
     <w:multiLevelType w:val="multilevel"/>
     <w:tmpl w:val="03B482A6"/>
@@ -23011,7 +23518,7 @@
       </w:rPr>
     </w:lvl>
   </w:abstractNum>
-  <w:abstractNum w:abstractNumId="29" w15:restartNumberingAfterBreak="0">
+  <w:abstractNum w:abstractNumId="31" w15:restartNumberingAfterBreak="0">
     <w:nsid w:val="7E3A4088"/>
     <w:multiLevelType w:val="multilevel"/>
     <w:tmpl w:val="7CA42542"/>
@@ -23148,94 +23655,100 @@
     </w:lvl>
   </w:abstractNum>
   <w:num w:numId="1" w16cid:durableId="1535341794">
-    <w:abstractNumId w:val="26"/>
+    <w:abstractNumId w:val="28"/>
   </w:num>
   <w:num w:numId="2" w16cid:durableId="1514110491">
-    <w:abstractNumId w:val="19"/>
+    <w:abstractNumId w:val="21"/>
   </w:num>
   <w:num w:numId="3" w16cid:durableId="1621106012">
-    <w:abstractNumId w:val="12"/>
+    <w:abstractNumId w:val="13"/>
   </w:num>
   <w:num w:numId="4" w16cid:durableId="595136126">
-    <w:abstractNumId w:val="18"/>
+    <w:abstractNumId w:val="20"/>
   </w:num>
   <w:num w:numId="5" w16cid:durableId="197862660">
     <w:abstractNumId w:val="0"/>
   </w:num>
   <w:num w:numId="6" w16cid:durableId="2076120769">
+    <w:abstractNumId w:val="7"/>
+  </w:num>
+  <w:num w:numId="7" w16cid:durableId="1860197395">
     <w:abstractNumId w:val="6"/>
   </w:num>
-  <w:num w:numId="7" w16cid:durableId="1860197395">
-    <w:abstractNumId w:val="5"/>
-  </w:num>
   <w:num w:numId="8" w16cid:durableId="348876868">
-    <w:abstractNumId w:val="25"/>
+    <w:abstractNumId w:val="27"/>
   </w:num>
   <w:num w:numId="9" w16cid:durableId="1555854523">
-    <w:abstractNumId w:val="10"/>
+    <w:abstractNumId w:val="11"/>
   </w:num>
   <w:num w:numId="10" w16cid:durableId="1704943070">
-    <w:abstractNumId w:val="15"/>
+    <w:abstractNumId w:val="16"/>
   </w:num>
   <w:num w:numId="11" w16cid:durableId="1860926433">
-    <w:abstractNumId w:val="11"/>
+    <w:abstractNumId w:val="12"/>
   </w:num>
   <w:num w:numId="12" w16cid:durableId="1288510991">
-    <w:abstractNumId w:val="22"/>
+    <w:abstractNumId w:val="24"/>
   </w:num>
   <w:num w:numId="13" w16cid:durableId="593366684">
-    <w:abstractNumId w:val="8"/>
+    <w:abstractNumId w:val="9"/>
   </w:num>
   <w:num w:numId="14" w16cid:durableId="773325459">
     <w:abstractNumId w:val="1"/>
   </w:num>
   <w:num w:numId="15" w16cid:durableId="2043742704">
-    <w:abstractNumId w:val="7"/>
+    <w:abstractNumId w:val="8"/>
   </w:num>
   <w:num w:numId="16" w16cid:durableId="234318422">
+    <w:abstractNumId w:val="25"/>
+  </w:num>
+  <w:num w:numId="17" w16cid:durableId="1392539517">
+    <w:abstractNumId w:val="10"/>
+  </w:num>
+  <w:num w:numId="18" w16cid:durableId="1821074035">
+    <w:abstractNumId w:val="30"/>
+  </w:num>
+  <w:num w:numId="19" w16cid:durableId="2117551935">
     <w:abstractNumId w:val="23"/>
   </w:num>
-  <w:num w:numId="17" w16cid:durableId="1392539517">
-    <w:abstractNumId w:val="9"/>
-  </w:num>
-  <w:num w:numId="18" w16cid:durableId="1821074035">
-    <w:abstractNumId w:val="28"/>
-  </w:num>
-  <w:num w:numId="19" w16cid:durableId="2117551935">
-    <w:abstractNumId w:val="21"/>
-  </w:num>
   <w:num w:numId="20" w16cid:durableId="1355956957">
-    <w:abstractNumId w:val="24"/>
+    <w:abstractNumId w:val="26"/>
   </w:num>
   <w:num w:numId="21" w16cid:durableId="1454472931">
-    <w:abstractNumId w:val="13"/>
+    <w:abstractNumId w:val="14"/>
   </w:num>
   <w:num w:numId="22" w16cid:durableId="1541355522">
+    <w:abstractNumId w:val="5"/>
+  </w:num>
+  <w:num w:numId="23" w16cid:durableId="709459420">
+    <w:abstractNumId w:val="15"/>
+  </w:num>
+  <w:num w:numId="24" w16cid:durableId="248079381">
+    <w:abstractNumId w:val="19"/>
+  </w:num>
+  <w:num w:numId="25" w16cid:durableId="825243441">
     <w:abstractNumId w:val="4"/>
   </w:num>
-  <w:num w:numId="23" w16cid:durableId="709459420">
-    <w:abstractNumId w:val="14"/>
+  <w:num w:numId="26" w16cid:durableId="1121266049">
+    <w:abstractNumId w:val="22"/>
   </w:num>
-  <w:num w:numId="24" w16cid:durableId="248079381">
-    <w:abstractNumId w:val="17"/>
+  <w:num w:numId="27" w16cid:durableId="385179750">
+    <w:abstractNumId w:val="29"/>
   </w:num>
-  <w:num w:numId="25" w16cid:durableId="825243441">
+  <w:num w:numId="28" w16cid:durableId="258103724">
     <w:abstractNumId w:val="3"/>
   </w:num>
-  <w:num w:numId="26" w16cid:durableId="1121266049">
-    <w:abstractNumId w:val="20"/>
+  <w:num w:numId="29" w16cid:durableId="1551303306">
+    <w:abstractNumId w:val="31"/>
   </w:num>
-  <w:num w:numId="27" w16cid:durableId="385179750">
-    <w:abstractNumId w:val="27"/>
+  <w:num w:numId="30" w16cid:durableId="251594353">
+    <w:abstractNumId w:val="18"/>
   </w:num>
-  <w:num w:numId="28" w16cid:durableId="258103724">
+  <w:num w:numId="31" w16cid:durableId="1425375137">
     <w:abstractNumId w:val="2"/>
   </w:num>
-  <w:num w:numId="29" w16cid:durableId="1551303306">
-    <w:abstractNumId w:val="29"/>
-  </w:num>
-  <w:num w:numId="30" w16cid:durableId="251594353">
-    <w:abstractNumId w:val="16"/>
+  <w:num w:numId="32" w16cid:durableId="1779985908">
+    <w:abstractNumId w:val="17"/>
   </w:num>
 </w:numbering>
 </file>
@@ -23640,7 +24153,7 @@
   <w:style w:type="paragraph" w:default="1" w:styleId="a">
     <w:name w:val="Normal"/>
     <w:qFormat/>
-    <w:rsid w:val="009405C5"/>
+    <w:rsid w:val="008B2FDB"/>
     <w:rPr>
       <w:rFonts w:ascii="Microsoft Sans Serif" w:eastAsia="Microsoft Sans Serif" w:hAnsi="Microsoft Sans Serif" w:cs="Microsoft Sans Serif"/>
       <w:lang w:val="ru-RU"/>

--- a/Проект.docx
+++ b/Проект.docx
@@ -657,14 +657,12 @@
           <w:rFonts w:ascii="Aptos" w:hAnsi="Aptos"/>
         </w:rPr>
       </w:pPr>
-      <w:proofErr w:type="gramStart"/>
       <w:r>
         <w:rPr>
           <w:rFonts w:ascii="Aptos" w:hAnsi="Aptos"/>
         </w:rPr>
         <w:t>2025-2026</w:t>
       </w:r>
-      <w:proofErr w:type="gramEnd"/>
       <w:r>
         <w:rPr>
           <w:rFonts w:ascii="Aptos" w:hAnsi="Aptos"/>
@@ -4650,14 +4648,12 @@
         </w:rPr>
         <w:t xml:space="preserve"> </w:t>
       </w:r>
-      <w:proofErr w:type="spellStart"/>
       <w:r>
         <w:rPr>
           <w:rFonts w:ascii="Aptos" w:hAnsi="Aptos"/>
         </w:rPr>
         <w:t>агентным</w:t>
       </w:r>
-      <w:proofErr w:type="spellEnd"/>
       <w:r>
         <w:rPr>
           <w:rFonts w:ascii="Aptos" w:hAnsi="Aptos"/>
@@ -5180,14 +5176,12 @@
         </w:rPr>
         <w:t xml:space="preserve"> </w:t>
       </w:r>
-      <w:proofErr w:type="spellStart"/>
       <w:r>
         <w:rPr>
           <w:rFonts w:ascii="Aptos" w:hAnsi="Aptos"/>
         </w:rPr>
         <w:t>DeepSeek</w:t>
       </w:r>
-      <w:proofErr w:type="spellEnd"/>
       <w:r>
         <w:rPr>
           <w:rFonts w:ascii="Aptos" w:hAnsi="Aptos"/>
@@ -5775,19 +5769,11 @@
         </w:rPr>
         <w:t xml:space="preserve"> </w:t>
       </w:r>
-      <w:proofErr w:type="spellStart"/>
-      <w:r>
-        <w:rPr>
-          <w:rFonts w:ascii="Aptos" w:hAnsi="Aptos"/>
-        </w:rPr>
-        <w:t>AutoGPT</w:t>
-      </w:r>
-      <w:proofErr w:type="spellEnd"/>
-      <w:r>
-        <w:rPr>
-          <w:rFonts w:ascii="Aptos" w:hAnsi="Aptos"/>
-        </w:rPr>
-        <w:t>,</w:t>
+      <w:r>
+        <w:rPr>
+          <w:rFonts w:ascii="Aptos" w:hAnsi="Aptos"/>
+        </w:rPr>
+        <w:t>AutoGPT,</w:t>
       </w:r>
       <w:r>
         <w:rPr>
@@ -5796,33 +5782,11 @@
         </w:rPr>
         <w:t xml:space="preserve"> </w:t>
       </w:r>
-      <w:proofErr w:type="spellStart"/>
-      <w:r>
-        <w:rPr>
-          <w:rFonts w:ascii="Aptos" w:hAnsi="Aptos"/>
-        </w:rPr>
-        <w:t>Meta</w:t>
-      </w:r>
-      <w:proofErr w:type="spellEnd"/>
-      <w:r>
-        <w:rPr>
-          <w:rFonts w:ascii="Aptos" w:hAnsi="Aptos"/>
-        </w:rPr>
-        <w:t xml:space="preserve"> GPT и </w:t>
-      </w:r>
-      <w:proofErr w:type="spellStart"/>
-      <w:r>
-        <w:rPr>
-          <w:rFonts w:ascii="Aptos" w:hAnsi="Aptos"/>
-        </w:rPr>
-        <w:t>OpenInterpreter</w:t>
-      </w:r>
-      <w:proofErr w:type="spellEnd"/>
-      <w:r>
-        <w:rPr>
-          <w:rFonts w:ascii="Aptos" w:hAnsi="Aptos"/>
-        </w:rPr>
-        <w:t>. Данные решения демонстрируют высокую эффективность в узких задачах, однако проект «Agent AI» обладает рядом концептуальных отличий.</w:t>
+      <w:r>
+        <w:rPr>
+          <w:rFonts w:ascii="Aptos" w:hAnsi="Aptos"/>
+        </w:rPr>
+        <w:t>Meta GPT и OpenInterpreter. Данные решения демонстрируют высокую эффективность в узких задачах, однако проект «Agent AI» обладает рядом концептуальных отличий.</w:t>
       </w:r>
     </w:p>
     <w:p>
@@ -5937,14 +5901,12 @@
         </w:rPr>
         <w:t>“</w:t>
       </w:r>
-      <w:proofErr w:type="spellStart"/>
       <w:r>
         <w:rPr>
           <w:rFonts w:ascii="Aptos" w:hAnsi="Aptos"/>
         </w:rPr>
         <w:t>user_profile</w:t>
       </w:r>
-      <w:proofErr w:type="spellEnd"/>
       <w:r>
         <w:rPr>
           <w:rFonts w:ascii="Aptos" w:hAnsi="Aptos"/>
@@ -6096,18 +6058,8 @@
           <w:sz w:val="24"/>
           <w:szCs w:val="24"/>
         </w:rPr>
-        <w:t xml:space="preserve">Динамическая </w:t>
-      </w:r>
-      <w:proofErr w:type="spellStart"/>
-      <w:r>
-        <w:rPr>
-          <w:rFonts w:ascii="Aptos" w:hAnsi="Aptos"/>
-          <w:sz w:val="24"/>
-          <w:szCs w:val="24"/>
-        </w:rPr>
-        <w:t>самоэволюция</w:t>
-      </w:r>
-      <w:proofErr w:type="spellEnd"/>
+        <w:t>Динамическая самоэволюция</w:t>
+      </w:r>
       <w:r>
         <w:rPr>
           <w:rFonts w:ascii="Aptos" w:hAnsi="Aptos"/>
@@ -6626,7 +6578,6 @@
         </w:rPr>
         <w:t xml:space="preserve"> </w:t>
       </w:r>
-      <w:proofErr w:type="spellStart"/>
       <w:r>
         <w:rPr>
           <w:rFonts w:ascii="Aptos" w:hAnsi="Aptos"/>
@@ -6634,9 +6585,17 @@
           <w:sz w:val="24"/>
           <w:szCs w:val="24"/>
         </w:rPr>
-        <w:t>Runtime</w:t>
-      </w:r>
-      <w:proofErr w:type="spellEnd"/>
+        <w:t>Runtime-модификации</w:t>
+      </w:r>
+      <w:r>
+        <w:rPr>
+          <w:rFonts w:ascii="Aptos" w:hAnsi="Aptos"/>
+          <w:spacing w:val="2"/>
+          <w:sz w:val="24"/>
+          <w:szCs w:val="24"/>
+        </w:rPr>
+        <w:t xml:space="preserve"> </w:t>
+      </w:r>
       <w:r>
         <w:rPr>
           <w:rFonts w:ascii="Aptos" w:hAnsi="Aptos"/>
@@ -6644,12 +6603,12 @@
           <w:sz w:val="24"/>
           <w:szCs w:val="24"/>
         </w:rPr>
-        <w:t>-модификации</w:t>
-      </w:r>
-      <w:r>
-        <w:rPr>
-          <w:rFonts w:ascii="Aptos" w:hAnsi="Aptos"/>
-          <w:spacing w:val="2"/>
+        <w:t>класса</w:t>
+      </w:r>
+      <w:r>
+        <w:rPr>
+          <w:rFonts w:ascii="Aptos" w:hAnsi="Aptos"/>
+          <w:spacing w:val="1"/>
           <w:sz w:val="24"/>
           <w:szCs w:val="24"/>
         </w:rPr>
@@ -6662,36 +6621,7 @@
           <w:sz w:val="24"/>
           <w:szCs w:val="24"/>
         </w:rPr>
-        <w:t>класса</w:t>
-      </w:r>
-      <w:r>
-        <w:rPr>
-          <w:rFonts w:ascii="Aptos" w:hAnsi="Aptos"/>
-          <w:spacing w:val="1"/>
-          <w:sz w:val="24"/>
-          <w:szCs w:val="24"/>
-        </w:rPr>
-        <w:t xml:space="preserve"> </w:t>
-      </w:r>
-      <w:proofErr w:type="spellStart"/>
-      <w:r>
-        <w:rPr>
-          <w:rFonts w:ascii="Aptos" w:hAnsi="Aptos"/>
-          <w:spacing w:val="-2"/>
-          <w:sz w:val="24"/>
-          <w:szCs w:val="24"/>
-        </w:rPr>
-        <w:t>Chat</w:t>
-      </w:r>
-      <w:proofErr w:type="spellEnd"/>
-      <w:r>
-        <w:rPr>
-          <w:rFonts w:ascii="Aptos" w:hAnsi="Aptos"/>
-          <w:spacing w:val="-2"/>
-          <w:sz w:val="24"/>
-          <w:szCs w:val="24"/>
-        </w:rPr>
-        <w:t>.</w:t>
+        <w:t>Chat.</w:t>
       </w:r>
     </w:p>
     <w:p>
@@ -7200,7 +7130,6 @@
         </w:rPr>
         <w:t>.</w:t>
       </w:r>
-      <w:proofErr w:type="spellStart"/>
       <w:r>
         <w:rPr>
           <w:rFonts w:ascii="Aptos" w:hAnsi="Aptos"/>
@@ -7208,7 +7137,6 @@
         </w:rPr>
         <w:t>py</w:t>
       </w:r>
-      <w:proofErr w:type="spellEnd"/>
       <w:r>
         <w:rPr>
           <w:rFonts w:ascii="Aptos" w:hAnsi="Aptos"/>
@@ -7246,7 +7174,6 @@
         </w:rPr>
         <w:t xml:space="preserve">все конфиги хранятся в </w:t>
       </w:r>
-      <w:proofErr w:type="spellStart"/>
       <w:r>
         <w:rPr>
           <w:rFonts w:ascii="Aptos" w:hAnsi="Aptos"/>
@@ -7254,7 +7181,6 @@
         </w:rPr>
         <w:t>json</w:t>
       </w:r>
-      <w:proofErr w:type="spellEnd"/>
       <w:r>
         <w:rPr>
           <w:rFonts w:ascii="Aptos" w:hAnsi="Aptos"/>
@@ -7282,7 +7208,6 @@
         </w:rPr>
       </w:pPr>
       <w:bookmarkStart w:id="6" w:name="_Toc228471093"/>
-      <w:proofErr w:type="spellStart"/>
       <w:r>
         <w:rPr>
           <w:rFonts w:ascii="Aptos" w:hAnsi="Aptos"/>
@@ -7291,7 +7216,6 @@
         </w:rPr>
         <w:t>Плагинная</w:t>
       </w:r>
-      <w:proofErr w:type="spellEnd"/>
       <w:r>
         <w:rPr>
           <w:rFonts w:ascii="Aptos" w:hAnsi="Aptos"/>
@@ -7457,16 +7381,8 @@
         <w:rPr>
           <w:rFonts w:ascii="Aptos" w:hAnsi="Aptos"/>
         </w:rPr>
-        <w:t>(</w:t>
-      </w:r>
-      <w:proofErr w:type="spellStart"/>
-      <w:r>
-        <w:rPr>
-          <w:rFonts w:ascii="Aptos" w:hAnsi="Aptos"/>
-        </w:rPr>
-        <w:t>Browser</w:t>
-      </w:r>
-      <w:proofErr w:type="spellEnd"/>
+        <w:t>(Browser</w:t>
+      </w:r>
       <w:r>
         <w:rPr>
           <w:rFonts w:ascii="Aptos" w:hAnsi="Aptos"/>
@@ -7474,33 +7390,38 @@
         </w:rPr>
         <w:t xml:space="preserve"> </w:t>
       </w:r>
-      <w:proofErr w:type="spellStart"/>
+      <w:r>
+        <w:rPr>
+          <w:rFonts w:ascii="Aptos" w:hAnsi="Aptos"/>
+        </w:rPr>
+        <w:t>Use,</w:t>
+      </w:r>
+      <w:r>
+        <w:rPr>
+          <w:rFonts w:ascii="Aptos" w:hAnsi="Aptos"/>
+          <w:spacing w:val="-7"/>
+        </w:rPr>
+        <w:t xml:space="preserve"> </w:t>
+      </w:r>
+      <w:r>
+        <w:rPr>
+          <w:rFonts w:ascii="Aptos" w:hAnsi="Aptos"/>
+        </w:rPr>
+        <w:t>Computer</w:t>
+      </w:r>
+      <w:r>
+        <w:rPr>
+          <w:rFonts w:ascii="Aptos" w:hAnsi="Aptos"/>
+          <w:spacing w:val="-8"/>
+        </w:rPr>
+        <w:t xml:space="preserve"> </w:t>
+      </w:r>
       <w:r>
         <w:rPr>
           <w:rFonts w:ascii="Aptos" w:hAnsi="Aptos"/>
         </w:rPr>
         <w:t>Use</w:t>
       </w:r>
-      <w:proofErr w:type="spellEnd"/>
-      <w:r>
-        <w:rPr>
-          <w:rFonts w:ascii="Aptos" w:hAnsi="Aptos"/>
-        </w:rPr>
-        <w:t>,</w:t>
-      </w:r>
-      <w:r>
-        <w:rPr>
-          <w:rFonts w:ascii="Aptos" w:hAnsi="Aptos"/>
-          <w:spacing w:val="-7"/>
-        </w:rPr>
-        <w:t xml:space="preserve"> </w:t>
-      </w:r>
-      <w:r>
-        <w:rPr>
-          <w:rFonts w:ascii="Aptos" w:hAnsi="Aptos"/>
-        </w:rPr>
-        <w:t>Computer</w:t>
-      </w:r>
       <w:r>
         <w:rPr>
           <w:rFonts w:ascii="Aptos" w:hAnsi="Aptos"/>
@@ -7508,21 +7429,6 @@
         </w:rPr>
         <w:t xml:space="preserve"> </w:t>
       </w:r>
-      <w:proofErr w:type="spellStart"/>
-      <w:r>
-        <w:rPr>
-          <w:rFonts w:ascii="Aptos" w:hAnsi="Aptos"/>
-        </w:rPr>
-        <w:t>Use</w:t>
-      </w:r>
-      <w:proofErr w:type="spellEnd"/>
-      <w:r>
-        <w:rPr>
-          <w:rFonts w:ascii="Aptos" w:hAnsi="Aptos"/>
-          <w:spacing w:val="-8"/>
-        </w:rPr>
-        <w:t xml:space="preserve"> </w:t>
-      </w:r>
       <w:r>
         <w:rPr>
           <w:rFonts w:ascii="Aptos" w:hAnsi="Aptos"/>
@@ -7625,35 +7531,13 @@
         <w:rPr>
           <w:rFonts w:ascii="Aptos" w:hAnsi="Aptos"/>
         </w:rPr>
-        <w:t xml:space="preserve">специальные </w:t>
-      </w:r>
-      <w:proofErr w:type="spellStart"/>
-      <w:r>
-        <w:rPr>
-          <w:rFonts w:ascii="Aptos" w:hAnsi="Aptos"/>
-        </w:rPr>
-        <w:t>промпты</w:t>
-      </w:r>
-      <w:proofErr w:type="spellEnd"/>
-      <w:r>
-        <w:rPr>
-          <w:rFonts w:ascii="Aptos" w:hAnsi="Aptos"/>
-        </w:rPr>
-        <w:t xml:space="preserve"> модулей в системный </w:t>
-      </w:r>
-      <w:proofErr w:type="spellStart"/>
-      <w:r>
-        <w:rPr>
-          <w:rFonts w:ascii="Aptos" w:hAnsi="Aptos"/>
-        </w:rPr>
-        <w:t>промпт</w:t>
-      </w:r>
-      <w:proofErr w:type="spellEnd"/>
-      <w:r>
-        <w:rPr>
-          <w:rFonts w:ascii="Aptos" w:hAnsi="Aptos"/>
-        </w:rPr>
-        <w:t>.</w:t>
+        <w:t>специальные промпты</w:t>
+      </w:r>
+      <w:r>
+        <w:rPr>
+          <w:rFonts w:ascii="Aptos" w:hAnsi="Aptos"/>
+        </w:rPr>
+        <w:t xml:space="preserve"> модулей в системный промпт.</w:t>
       </w:r>
     </w:p>
     <w:p>
@@ -7691,7 +7575,6 @@
         </w:rPr>
         <w:t xml:space="preserve">Плагин </w:t>
       </w:r>
-      <w:proofErr w:type="spellStart"/>
       <w:r>
         <w:rPr>
           <w:rFonts w:ascii="Aptos" w:hAnsi="Aptos"/>
@@ -7702,7 +7585,6 @@
         <w:t>web_interfase</w:t>
       </w:r>
       <w:bookmarkEnd w:id="7"/>
-      <w:proofErr w:type="spellEnd"/>
     </w:p>
     <w:p>
       <w:pPr>
@@ -7748,21 +7630,7 @@
         <w:rPr>
           <w:rFonts w:ascii="Aptos" w:hAnsi="Aptos"/>
         </w:rPr>
-        <w:t xml:space="preserve"> и управление чатами (использование нескольких чатов, сохранение чатов, управление </w:t>
-      </w:r>
-      <w:proofErr w:type="spellStart"/>
-      <w:r>
-        <w:rPr>
-          <w:rFonts w:ascii="Aptos" w:hAnsi="Aptos"/>
-        </w:rPr>
-        <w:t>промптами</w:t>
-      </w:r>
-      <w:proofErr w:type="spellEnd"/>
-      <w:r>
-        <w:rPr>
-          <w:rFonts w:ascii="Aptos" w:hAnsi="Aptos"/>
-        </w:rPr>
-        <w:t xml:space="preserve"> и пресетами).</w:t>
+        <w:t xml:space="preserve"> и управление чатами (использование нескольких чатов, сохранение чатов, управление промптами и пресетами).</w:t>
       </w:r>
     </w:p>
     <w:p>
@@ -7901,14 +7769,12 @@
         </w:rPr>
         <w:t xml:space="preserve">чаты </w:t>
       </w:r>
-      <w:proofErr w:type="spellStart"/>
       <w:r>
         <w:rPr>
           <w:rFonts w:ascii="Aptos" w:hAnsi="Aptos"/>
         </w:rPr>
         <w:t>сериализуются</w:t>
       </w:r>
-      <w:proofErr w:type="spellEnd"/>
       <w:r>
         <w:rPr>
           <w:rFonts w:ascii="Aptos" w:hAnsi="Aptos"/>
@@ -7950,14 +7816,7 @@
         <w:rPr>
           <w:rFonts w:ascii="Aptos" w:hAnsi="Aptos"/>
         </w:rPr>
-        <w:t xml:space="preserve">ации и </w:t>
-      </w:r>
-      <w:proofErr w:type="spellStart"/>
-      <w:r>
-        <w:rPr>
-          <w:rFonts w:ascii="Aptos" w:hAnsi="Aptos"/>
-        </w:rPr>
-        <w:t>де</w:t>
+        <w:t>ации и де</w:t>
       </w:r>
       <w:r>
         <w:rPr>
@@ -7971,14 +7830,12 @@
         </w:rPr>
         <w:t>ации</w:t>
       </w:r>
-      <w:proofErr w:type="spellEnd"/>
       <w:r>
         <w:rPr>
           <w:rFonts w:ascii="Aptos" w:hAnsi="Aptos"/>
         </w:rPr>
         <w:t xml:space="preserve"> могут возникнуть ошибки, резервная копия сохраняется в </w:t>
       </w:r>
-      <w:proofErr w:type="spellStart"/>
       <w:r>
         <w:rPr>
           <w:rFonts w:ascii="Aptos" w:hAnsi="Aptos"/>
@@ -7986,7 +7843,6 @@
         </w:rPr>
         <w:t>json</w:t>
       </w:r>
-      <w:proofErr w:type="spellEnd"/>
       <w:r>
         <w:rPr>
           <w:rFonts w:ascii="Aptos" w:hAnsi="Aptos"/>
@@ -8043,20 +7899,9 @@
           <w:bCs w:val="0"/>
           <w:lang w:val="en-US"/>
         </w:rPr>
-        <w:t xml:space="preserve"> </w:t>
-      </w:r>
-      <w:proofErr w:type="spellStart"/>
-      <w:r>
-        <w:rPr>
-          <w:rFonts w:ascii="Aptos" w:hAnsi="Aptos"/>
-          <w:b w:val="0"/>
-          <w:bCs w:val="0"/>
-          <w:lang w:val="en-US"/>
-        </w:rPr>
-        <w:t>computer_use</w:t>
+        <w:t xml:space="preserve"> computer_use</w:t>
       </w:r>
       <w:bookmarkEnd w:id="8"/>
-      <w:proofErr w:type="spellEnd"/>
     </w:p>
     <w:p>
       <w:pPr>
@@ -8109,20 +7954,9 @@
           <w:bCs w:val="0"/>
           <w:lang w:val="en-US"/>
         </w:rPr>
-        <w:t xml:space="preserve"> </w:t>
-      </w:r>
-      <w:proofErr w:type="spellStart"/>
-      <w:r>
-        <w:rPr>
-          <w:rFonts w:ascii="Aptos" w:hAnsi="Aptos"/>
-          <w:b w:val="0"/>
-          <w:bCs w:val="0"/>
-          <w:lang w:val="en-US"/>
-        </w:rPr>
-        <w:t>browser_use</w:t>
+        <w:t xml:space="preserve"> browser_use</w:t>
       </w:r>
       <w:bookmarkEnd w:id="9"/>
-      <w:proofErr w:type="spellEnd"/>
     </w:p>
     <w:p>
       <w:pPr>
@@ -8467,21 +8301,7 @@
         <w:rPr>
           <w:rFonts w:ascii="Aptos" w:hAnsi="Aptos"/>
         </w:rPr>
-        <w:t xml:space="preserve">исполнения произвольного кода. Инструмент </w:t>
-      </w:r>
-      <w:proofErr w:type="spellStart"/>
-      <w:r>
-        <w:rPr>
-          <w:rFonts w:ascii="Aptos" w:hAnsi="Aptos"/>
-        </w:rPr>
-        <w:t>python</w:t>
-      </w:r>
-      <w:proofErr w:type="spellEnd"/>
-      <w:r>
-        <w:rPr>
-          <w:rFonts w:ascii="Aptos" w:hAnsi="Aptos"/>
-        </w:rPr>
-        <w:t xml:space="preserve"> позволяет агенту:</w:t>
+        <w:t>исполнения произвольного кода. Инструмент python позволяет агенту:</w:t>
       </w:r>
     </w:p>
     <w:p>
@@ -8887,7 +8707,6 @@
         </w:rPr>
         <w:t xml:space="preserve">Взаимодействовать с компьютером пользователя (читать / менять файлы, выполнять действия через консоль и </w:t>
       </w:r>
-      <w:proofErr w:type="spellStart"/>
       <w:r>
         <w:rPr>
           <w:rFonts w:ascii="Aptos" w:hAnsi="Aptos"/>
@@ -8897,7 +8716,6 @@
         </w:rPr>
         <w:t>api</w:t>
       </w:r>
-      <w:proofErr w:type="spellEnd"/>
       <w:r>
         <w:rPr>
           <w:rFonts w:ascii="Aptos" w:hAnsi="Aptos"/>
@@ -9605,14 +9423,12 @@
         </w:rPr>
         <w:t xml:space="preserve"> </w:t>
       </w:r>
-      <w:proofErr w:type="spellStart"/>
       <w:r>
         <w:rPr>
           <w:rFonts w:ascii="Aptos" w:hAnsi="Aptos"/>
         </w:rPr>
         <w:t>рендерятся</w:t>
       </w:r>
-      <w:proofErr w:type="spellEnd"/>
       <w:r>
         <w:rPr>
           <w:rFonts w:ascii="Aptos" w:hAnsi="Aptos"/>
@@ -9672,19 +9488,11 @@
         </w:rPr>
         <w:t xml:space="preserve"> </w:t>
       </w:r>
-      <w:proofErr w:type="spellStart"/>
-      <w:r>
-        <w:rPr>
-          <w:rFonts w:ascii="Aptos" w:hAnsi="Aptos"/>
-        </w:rPr>
-        <w:t>Markdown</w:t>
-      </w:r>
-      <w:proofErr w:type="spellEnd"/>
-      <w:r>
-        <w:rPr>
-          <w:rFonts w:ascii="Aptos" w:hAnsi="Aptos"/>
-        </w:rPr>
-        <w:t>-процессор</w:t>
+      <w:r>
+        <w:rPr>
+          <w:rFonts w:ascii="Aptos" w:hAnsi="Aptos"/>
+        </w:rPr>
+        <w:t>Markdown-процессор</w:t>
       </w:r>
       <w:r>
         <w:rPr>
@@ -9716,35 +9524,13 @@
         <w:rPr>
           <w:rFonts w:ascii="Aptos" w:hAnsi="Aptos"/>
         </w:rPr>
-        <w:t xml:space="preserve">вставок (со </w:t>
-      </w:r>
-      <w:proofErr w:type="spellStart"/>
-      <w:r>
-        <w:rPr>
-          <w:rFonts w:ascii="Aptos" w:hAnsi="Aptos"/>
-        </w:rPr>
-        <w:t>всроенным</w:t>
-      </w:r>
-      <w:proofErr w:type="spellEnd"/>
-      <w:r>
-        <w:rPr>
-          <w:rFonts w:ascii="Aptos" w:hAnsi="Aptos"/>
-        </w:rPr>
-        <w:t xml:space="preserve"> стилем </w:t>
-      </w:r>
-      <w:proofErr w:type="spellStart"/>
-      <w:r>
-        <w:rPr>
-          <w:rFonts w:ascii="Aptos" w:hAnsi="Aptos"/>
-        </w:rPr>
-        <w:t>Tailwind</w:t>
-      </w:r>
-      <w:proofErr w:type="spellEnd"/>
-      <w:r>
-        <w:rPr>
-          <w:rFonts w:ascii="Aptos" w:hAnsi="Aptos"/>
-        </w:rPr>
-        <w:t xml:space="preserve"> CSS</w:t>
+        <w:t xml:space="preserve">вставок (со всроенным стилем </w:t>
+      </w:r>
+      <w:r>
+        <w:rPr>
+          <w:rFonts w:ascii="Aptos" w:hAnsi="Aptos"/>
+        </w:rPr>
+        <w:t>Tailwind CSS</w:t>
       </w:r>
       <w:r>
         <w:rPr>
@@ -9756,21 +9542,7 @@
         <w:rPr>
           <w:rFonts w:ascii="Aptos" w:hAnsi="Aptos"/>
         </w:rPr>
-        <w:t xml:space="preserve">и </w:t>
-      </w:r>
-      <w:proofErr w:type="spellStart"/>
-      <w:r>
-        <w:rPr>
-          <w:rFonts w:ascii="Aptos" w:hAnsi="Aptos"/>
-        </w:rPr>
-        <w:t>KaTeX</w:t>
-      </w:r>
-      <w:proofErr w:type="spellEnd"/>
-      <w:r>
-        <w:rPr>
-          <w:rFonts w:ascii="Aptos" w:hAnsi="Aptos"/>
-        </w:rPr>
-        <w:t xml:space="preserve"> для математических формул</w:t>
+        <w:t>и KaTeX для математических формул</w:t>
       </w:r>
       <w:r>
         <w:rPr>
@@ -9849,27 +9621,7 @@
           <w:bCs w:val="0"/>
           <w:spacing w:val="-2"/>
         </w:rPr>
-        <w:t>(</w:t>
-      </w:r>
-      <w:proofErr w:type="spellStart"/>
-      <w:r>
-        <w:rPr>
-          <w:rFonts w:ascii="Aptos" w:hAnsi="Aptos"/>
-          <w:b w:val="0"/>
-          <w:bCs w:val="0"/>
-          <w:spacing w:val="-2"/>
-        </w:rPr>
-        <w:t>user_profile</w:t>
-      </w:r>
-      <w:proofErr w:type="spellEnd"/>
-      <w:r>
-        <w:rPr>
-          <w:rFonts w:ascii="Aptos" w:hAnsi="Aptos"/>
-          <w:b w:val="0"/>
-          <w:bCs w:val="0"/>
-          <w:spacing w:val="-2"/>
-        </w:rPr>
-        <w:t>)</w:t>
+        <w:t>(user_profile)</w:t>
       </w:r>
       <w:bookmarkEnd w:id="13"/>
     </w:p>
@@ -9894,14 +9646,12 @@
         </w:rPr>
         <w:t>“</w:t>
       </w:r>
-      <w:proofErr w:type="spellStart"/>
       <w:r>
         <w:rPr>
           <w:rFonts w:ascii="Aptos" w:hAnsi="Aptos"/>
         </w:rPr>
         <w:t>user_profile</w:t>
       </w:r>
-      <w:proofErr w:type="spellEnd"/>
       <w:r>
         <w:rPr>
           <w:rFonts w:ascii="Aptos" w:hAnsi="Aptos"/>
@@ -10559,7 +10309,6 @@
           <w:rFonts w:ascii="Aptos" w:hAnsi="Aptos"/>
         </w:rPr>
       </w:pPr>
-      <w:proofErr w:type="gramStart"/>
       <w:r>
         <w:rPr>
           <w:rFonts w:ascii="Aptos" w:hAnsi="Aptos"/>
@@ -10605,7 +10354,6 @@
         </w:rPr>
         <w:t>плагинов,</w:t>
       </w:r>
-      <w:proofErr w:type="gramEnd"/>
       <w:r>
         <w:rPr>
           <w:rFonts w:ascii="Aptos" w:hAnsi="Aptos"/>
@@ -10683,25 +10431,7 @@
           <w:sz w:val="24"/>
           <w:szCs w:val="24"/>
         </w:rPr>
-        <w:t xml:space="preserve">Computer </w:t>
-      </w:r>
-      <w:proofErr w:type="spellStart"/>
-      <w:r>
-        <w:rPr>
-          <w:rFonts w:ascii="Aptos" w:hAnsi="Aptos"/>
-          <w:sz w:val="24"/>
-          <w:szCs w:val="24"/>
-        </w:rPr>
-        <w:t>Use</w:t>
-      </w:r>
-      <w:proofErr w:type="spellEnd"/>
-      <w:r>
-        <w:rPr>
-          <w:rFonts w:ascii="Aptos" w:hAnsi="Aptos"/>
-          <w:sz w:val="24"/>
-          <w:szCs w:val="24"/>
-        </w:rPr>
-        <w:t xml:space="preserve">: </w:t>
+        <w:t xml:space="preserve">Computer Use: </w:t>
       </w:r>
       <w:r>
         <w:rPr>
@@ -10857,7 +10587,6 @@
           <w:szCs w:val="24"/>
         </w:rPr>
       </w:pPr>
-      <w:proofErr w:type="spellStart"/>
       <w:r>
         <w:rPr>
           <w:rFonts w:ascii="Aptos" w:hAnsi="Aptos"/>
@@ -10866,7 +10595,6 @@
         </w:rPr>
         <w:t>Browser</w:t>
       </w:r>
-      <w:proofErr w:type="spellEnd"/>
       <w:r>
         <w:rPr>
           <w:rFonts w:ascii="Aptos" w:hAnsi="Aptos"/>
@@ -10876,7 +10604,6 @@
         </w:rPr>
         <w:t xml:space="preserve"> </w:t>
       </w:r>
-      <w:proofErr w:type="spellStart"/>
       <w:r>
         <w:rPr>
           <w:rFonts w:ascii="Aptos" w:hAnsi="Aptos"/>
@@ -10885,7 +10612,6 @@
         </w:rPr>
         <w:t>Use</w:t>
       </w:r>
-      <w:proofErr w:type="spellEnd"/>
       <w:r>
         <w:rPr>
           <w:rFonts w:ascii="Aptos" w:hAnsi="Aptos"/>
@@ -11117,21 +10843,7 @@
         <w:rPr>
           <w:rFonts w:ascii="Aptos" w:hAnsi="Aptos"/>
         </w:rPr>
-        <w:t xml:space="preserve">Для эффективного взаимодействия с </w:t>
-      </w:r>
-      <w:proofErr w:type="spellStart"/>
-      <w:r>
-        <w:rPr>
-          <w:rFonts w:ascii="Aptos" w:hAnsi="Aptos"/>
-        </w:rPr>
-        <w:t>мультиагентной</w:t>
-      </w:r>
-      <w:proofErr w:type="spellEnd"/>
-      <w:r>
-        <w:rPr>
-          <w:rFonts w:ascii="Aptos" w:hAnsi="Aptos"/>
-        </w:rPr>
-        <w:t xml:space="preserve"> средой реализована система</w:t>
+        <w:t>Для эффективного взаимодействия с мультиагентной средой реализована система</w:t>
       </w:r>
       <w:r>
         <w:rPr>
@@ -11473,6 +11185,22 @@
     </w:p>
     <w:p>
       <w:pPr>
+        <w:pStyle w:val="a6"/>
+        <w:numPr>
+          <w:ilvl w:val="0"/>
+          <w:numId w:val="19"/>
+        </w:numPr>
+        <w:spacing w:line="360" w:lineRule="auto"/>
+      </w:pPr>
+      <w:r>
+        <w:t xml:space="preserve">Агент может сломать то, что работало до его вмешательства (например полностью переписать файл, но вместо функций, которые уже были в файле написать заглушки), при </w:t>
+      </w:r>
+      <w:r>
+        <w:t>доработке крупного проекта это самая критичная проблема, так как вместо пользы, ИИ может нанести вред.</w:t>
+      </w:r>
+    </w:p>
+    <w:p>
+      <w:pPr>
         <w:spacing w:line="360" w:lineRule="auto"/>
       </w:pPr>
     </w:p>
@@ -11555,21 +11283,7 @@
         <w:rPr>
           <w:rFonts w:ascii="Aptos" w:hAnsi="Aptos"/>
         </w:rPr>
-        <w:t xml:space="preserve">раздробить сложную задачу на подзадачи, распределить подзадачи по разным чатам и добавить </w:t>
-      </w:r>
-      <w:proofErr w:type="spellStart"/>
-      <w:r>
-        <w:rPr>
-          <w:rFonts w:ascii="Aptos" w:hAnsi="Aptos"/>
-        </w:rPr>
-        <w:t>багфикс</w:t>
-      </w:r>
-      <w:proofErr w:type="spellEnd"/>
-      <w:r>
-        <w:rPr>
-          <w:rFonts w:ascii="Aptos" w:hAnsi="Aptos"/>
-        </w:rPr>
-        <w:t xml:space="preserve"> и контроль качества.</w:t>
+        <w:t>раздробить сложную задачу на подзадачи, распределить подзадачи по разным чатам и добавить багфикс и контроль качества.</w:t>
       </w:r>
     </w:p>
     <w:p>
@@ -12004,19 +11718,12 @@
         </w:rPr>
         <w:t xml:space="preserve">Так как чат Архитектор часто пропускает этапы, было принято решение </w:t>
       </w:r>
-      <w:proofErr w:type="spellStart"/>
-      <w:r>
-        <w:rPr>
-          <w:rFonts w:ascii="Aptos" w:hAnsi="Aptos"/>
-        </w:rPr>
-        <w:t>заскриптовать</w:t>
-      </w:r>
-      <w:proofErr w:type="spellEnd"/>
-      <w:r>
-        <w:rPr>
-          <w:rFonts w:ascii="Aptos" w:hAnsi="Aptos"/>
-        </w:rPr>
-        <w:t xml:space="preserve"> подход (за создание чатов и управление ими отвечает скрипт)</w:t>
+      <w:r>
+        <w:rPr>
+          <w:rFonts w:ascii="Aptos" w:hAnsi="Aptos"/>
+        </w:rPr>
+        <w:lastRenderedPageBreak/>
+        <w:t>заскриптовать подход (за создание чатов и управление ими отвечает скрипт)</w:t>
       </w:r>
     </w:p>
     <w:p>
@@ -12079,7 +11786,6 @@
         <w:rPr>
           <w:rFonts w:ascii="Aptos" w:hAnsi="Aptos"/>
         </w:rPr>
-        <w:lastRenderedPageBreak/>
         <w:t>Чаты для проверок могут галлюцинировать, выд</w:t>
       </w:r>
       <w:r>
@@ -12503,25 +12209,7 @@
           <w:sz w:val="24"/>
           <w:szCs w:val="24"/>
         </w:rPr>
-        <w:t xml:space="preserve"> (нажатие на которые генерирует </w:t>
-      </w:r>
-      <w:proofErr w:type="spellStart"/>
-      <w:r>
-        <w:rPr>
-          <w:rFonts w:ascii="Aptos" w:hAnsi="Aptos"/>
-          <w:sz w:val="24"/>
-          <w:szCs w:val="24"/>
-        </w:rPr>
-        <w:t>промпт</w:t>
-      </w:r>
-      <w:proofErr w:type="spellEnd"/>
-      <w:r>
-        <w:rPr>
-          <w:rFonts w:ascii="Aptos" w:hAnsi="Aptos"/>
-          <w:sz w:val="24"/>
-          <w:szCs w:val="24"/>
-        </w:rPr>
-        <w:t xml:space="preserve">, описывающий </w:t>
+        <w:t xml:space="preserve"> (нажатие на которые генерирует промпт, описывающий </w:t>
       </w:r>
       <w:r>
         <w:rPr>
@@ -12839,6 +12527,7 @@
           <w:sz w:val="24"/>
           <w:szCs w:val="24"/>
         </w:rPr>
+        <w:lastRenderedPageBreak/>
         <w:t>нашлись)</w:t>
       </w:r>
       <w:r>
@@ -12886,7 +12575,6 @@
           <w:sz w:val="24"/>
           <w:szCs w:val="24"/>
         </w:rPr>
-        <w:lastRenderedPageBreak/>
         <w:t>Недостатки подхода</w:t>
       </w:r>
       <w:r>
@@ -13142,7 +12830,6 @@
         </w:rPr>
         <w:t xml:space="preserve"> </w:t>
       </w:r>
-      <w:proofErr w:type="spellStart"/>
       <w:r>
         <w:rPr>
           <w:rFonts w:ascii="Aptos" w:hAnsi="Aptos"/>
@@ -13152,7 +12839,6 @@
         </w:rPr>
         <w:t>ui</w:t>
       </w:r>
-      <w:proofErr w:type="spellEnd"/>
       <w:r>
         <w:rPr>
           <w:rFonts w:ascii="Aptos" w:hAnsi="Aptos"/>
@@ -13179,7 +12865,6 @@
           <w:szCs w:val="24"/>
         </w:rPr>
       </w:pPr>
-      <w:proofErr w:type="spellStart"/>
       <w:r>
         <w:rPr>
           <w:rFonts w:ascii="Aptos" w:hAnsi="Aptos"/>
@@ -13188,7 +12873,6 @@
         </w:rPr>
         <w:t>Промпт</w:t>
       </w:r>
-      <w:proofErr w:type="spellEnd"/>
       <w:r>
         <w:rPr>
           <w:rFonts w:ascii="Aptos" w:hAnsi="Aptos"/>
@@ -13240,97 +12924,7 @@
           <w:sz w:val="24"/>
           <w:szCs w:val="24"/>
         </w:rPr>
-        <w:t xml:space="preserve">сделай меню параметры, в котором будет фон (обычный(тёмный) и </w:t>
-      </w:r>
-      <w:proofErr w:type="gramStart"/>
-      <w:r>
-        <w:rPr>
-          <w:rFonts w:ascii="Aptos" w:hAnsi="Aptos"/>
-          <w:sz w:val="24"/>
-          <w:szCs w:val="24"/>
-        </w:rPr>
-        <w:t>динамические(</w:t>
-      </w:r>
-      <w:proofErr w:type="gramEnd"/>
-      <w:r>
-        <w:rPr>
-          <w:rFonts w:ascii="Aptos" w:hAnsi="Aptos"/>
-          <w:sz w:val="24"/>
-          <w:szCs w:val="24"/>
-        </w:rPr>
-        <w:t xml:space="preserve">тот, который сейчас + придумай ещё красивые анимированные варианты)), </w:t>
-      </w:r>
-      <w:proofErr w:type="spellStart"/>
-      <w:r>
-        <w:rPr>
-          <w:rFonts w:ascii="Aptos" w:hAnsi="Aptos"/>
-          <w:sz w:val="24"/>
-          <w:szCs w:val="24"/>
-        </w:rPr>
-        <w:t>блюр</w:t>
-      </w:r>
-      <w:proofErr w:type="spellEnd"/>
-      <w:r>
-        <w:rPr>
-          <w:rFonts w:ascii="Aptos" w:hAnsi="Aptos"/>
-          <w:sz w:val="24"/>
-          <w:szCs w:val="24"/>
-        </w:rPr>
-        <w:t xml:space="preserve"> (</w:t>
-      </w:r>
-      <w:proofErr w:type="spellStart"/>
-      <w:r>
-        <w:rPr>
-          <w:rFonts w:ascii="Aptos" w:hAnsi="Aptos"/>
-          <w:sz w:val="24"/>
-          <w:szCs w:val="24"/>
-        </w:rPr>
-        <w:t>xl</w:t>
-      </w:r>
-      <w:proofErr w:type="spellEnd"/>
-      <w:r>
-        <w:rPr>
-          <w:rFonts w:ascii="Aptos" w:hAnsi="Aptos"/>
-          <w:sz w:val="24"/>
-          <w:szCs w:val="24"/>
-        </w:rPr>
-        <w:t xml:space="preserve">, 2xl, </w:t>
-      </w:r>
-      <w:proofErr w:type="spellStart"/>
-      <w:r>
-        <w:rPr>
-          <w:rFonts w:ascii="Aptos" w:hAnsi="Aptos"/>
-          <w:sz w:val="24"/>
-          <w:szCs w:val="24"/>
-        </w:rPr>
-        <w:t>sm</w:t>
-      </w:r>
-      <w:proofErr w:type="spellEnd"/>
-      <w:r>
-        <w:rPr>
-          <w:rFonts w:ascii="Aptos" w:hAnsi="Aptos"/>
-          <w:sz w:val="24"/>
-          <w:szCs w:val="24"/>
-        </w:rPr>
-        <w:t xml:space="preserve">, </w:t>
-      </w:r>
-      <w:proofErr w:type="spellStart"/>
-      <w:r>
-        <w:rPr>
-          <w:rFonts w:ascii="Aptos" w:hAnsi="Aptos"/>
-          <w:sz w:val="24"/>
-          <w:szCs w:val="24"/>
-        </w:rPr>
-        <w:t>md</w:t>
-      </w:r>
-      <w:proofErr w:type="spellEnd"/>
-      <w:r>
-        <w:rPr>
-          <w:rFonts w:ascii="Aptos" w:hAnsi="Aptos"/>
-          <w:sz w:val="24"/>
-          <w:szCs w:val="24"/>
-        </w:rPr>
-        <w:t>...), затемнение (проценты), они влияют на все элементы интерфейса</w:t>
+        <w:t>сделай меню параметры, в котором будет фон (обычный(тёмный) и динамические(тот, который сейчас + придумай ещё красивые анимированные варианты)), блюр (xl, 2xl, sm, md...), затемнение (проценты), они влияют на все элементы интерфейса</w:t>
       </w:r>
     </w:p>
     <w:p>
@@ -13348,18 +12942,8 @@
           <w:sz w:val="24"/>
           <w:szCs w:val="24"/>
         </w:rPr>
-        <w:t xml:space="preserve">меню будет всплывающим, по центру, фон за ним будет </w:t>
-      </w:r>
-      <w:proofErr w:type="spellStart"/>
-      <w:r>
-        <w:rPr>
-          <w:rFonts w:ascii="Aptos" w:hAnsi="Aptos"/>
-          <w:sz w:val="24"/>
-          <w:szCs w:val="24"/>
-        </w:rPr>
-        <w:t>блюрится</w:t>
-      </w:r>
-      <w:proofErr w:type="spellEnd"/>
+        <w:t>меню будет всплывающим, по центру, фон за ним будет блюрится</w:t>
+      </w:r>
     </w:p>
     <w:p>
       <w:pPr>
@@ -13376,18 +12960,8 @@
           <w:sz w:val="24"/>
           <w:szCs w:val="24"/>
         </w:rPr>
-        <w:t xml:space="preserve">пусть фон сообщений чата </w:t>
-      </w:r>
-      <w:proofErr w:type="spellStart"/>
-      <w:r>
-        <w:rPr>
-          <w:rFonts w:ascii="Aptos" w:hAnsi="Aptos"/>
-          <w:sz w:val="24"/>
-          <w:szCs w:val="24"/>
-        </w:rPr>
-        <w:t>блюрится</w:t>
-      </w:r>
-      <w:proofErr w:type="spellEnd"/>
+        <w:t>пусть фон сообщений чата блюрится</w:t>
+      </w:r>
     </w:p>
     <w:p>
       <w:pPr>
@@ -13671,18 +13245,8 @@
           <w:sz w:val="24"/>
           <w:szCs w:val="24"/>
         </w:rPr>
-        <w:t xml:space="preserve"> не </w:t>
-      </w:r>
-      <w:proofErr w:type="spellStart"/>
-      <w:r>
-        <w:rPr>
-          <w:rFonts w:ascii="Aptos" w:hAnsi="Aptos"/>
-          <w:sz w:val="24"/>
-          <w:szCs w:val="24"/>
-        </w:rPr>
-        <w:t>блюрится</w:t>
-      </w:r>
-      <w:proofErr w:type="spellEnd"/>
+        <w:t xml:space="preserve"> не блюрится</w:t>
+      </w:r>
       <w:r>
         <w:rPr>
           <w:rFonts w:ascii="Aptos" w:hAnsi="Aptos"/>
@@ -13772,23 +13336,13 @@
         </w:rPr>
         <w:t xml:space="preserve">класс </w:t>
       </w:r>
-      <w:proofErr w:type="spellStart"/>
-      <w:r>
-        <w:rPr>
-          <w:rFonts w:ascii="Aptos" w:hAnsi="Aptos"/>
-          <w:sz w:val="24"/>
-          <w:szCs w:val="24"/>
-        </w:rPr>
-        <w:t>backdrop-blur</w:t>
-      </w:r>
-      <w:proofErr w:type="spellEnd"/>
-      <w:r>
-        <w:rPr>
-          <w:rFonts w:ascii="Aptos" w:hAnsi="Aptos"/>
-          <w:sz w:val="24"/>
-          <w:szCs w:val="24"/>
-        </w:rPr>
-        <w:t xml:space="preserve">-* (или </w:t>
+      <w:r>
+        <w:rPr>
+          <w:rFonts w:ascii="Aptos" w:hAnsi="Aptos"/>
+          <w:sz w:val="24"/>
+          <w:szCs w:val="24"/>
+        </w:rPr>
+        <w:t xml:space="preserve">backdrop-blur-* (или </w:t>
       </w:r>
       <w:r>
         <w:rPr>
@@ -13829,7 +13383,16 @@
           <w:sz w:val="24"/>
           <w:szCs w:val="24"/>
         </w:rPr>
-        <w:t xml:space="preserve"> присутствует в </w:t>
+        <w:t xml:space="preserve"> </w:t>
+      </w:r>
+      <w:r>
+        <w:rPr>
+          <w:rFonts w:ascii="Aptos" w:hAnsi="Aptos"/>
+          <w:sz w:val="24"/>
+          <w:szCs w:val="24"/>
+        </w:rPr>
+        <w:lastRenderedPageBreak/>
+        <w:t xml:space="preserve">присутствует в </w:t>
       </w:r>
       <w:r>
         <w:rPr>
@@ -13854,25 +13417,7 @@
           <w:sz w:val="24"/>
           <w:szCs w:val="24"/>
         </w:rPr>
-        <w:t xml:space="preserve">), размытый фон накладывается на прозрачный не размытый, этот баг присутствует в браузерах на основе </w:t>
-      </w:r>
-      <w:proofErr w:type="spellStart"/>
-      <w:r>
-        <w:rPr>
-          <w:rFonts w:ascii="Aptos" w:hAnsi="Aptos"/>
-          <w:sz w:val="24"/>
-          <w:szCs w:val="24"/>
-        </w:rPr>
-        <w:t>chromium</w:t>
-      </w:r>
-      <w:proofErr w:type="spellEnd"/>
-      <w:r>
-        <w:rPr>
-          <w:rFonts w:ascii="Aptos" w:hAnsi="Aptos"/>
-          <w:sz w:val="24"/>
-          <w:szCs w:val="24"/>
-        </w:rPr>
-        <w:t xml:space="preserve"> (возможно и в других, не проверял))</w:t>
+        <w:t>), размытый фон накладывается на прозрачный не размытый, этот баг присутствует в браузерах на основе chromium (возможно и в других, не проверял))</w:t>
       </w:r>
     </w:p>
     <w:p>
@@ -13895,34 +13440,7 @@
           <w:sz w:val="24"/>
           <w:szCs w:val="24"/>
         </w:rPr>
-        <w:t xml:space="preserve">Старый динамический фон был сильно упрощён и испорчен (хотя, в </w:t>
-      </w:r>
-      <w:proofErr w:type="spellStart"/>
-      <w:r>
-        <w:rPr>
-          <w:rFonts w:ascii="Aptos" w:hAnsi="Aptos"/>
-          <w:sz w:val="24"/>
-          <w:szCs w:val="24"/>
-        </w:rPr>
-        <w:t>промпте</w:t>
-      </w:r>
-      <w:proofErr w:type="spellEnd"/>
-      <w:r>
-        <w:rPr>
-          <w:rFonts w:ascii="Aptos" w:hAnsi="Aptos"/>
-          <w:sz w:val="24"/>
-          <w:szCs w:val="24"/>
-        </w:rPr>
-        <w:t xml:space="preserve"> не </w:t>
-      </w:r>
-      <w:r>
-        <w:rPr>
-          <w:rFonts w:ascii="Aptos" w:hAnsi="Aptos"/>
-          <w:sz w:val="24"/>
-          <w:szCs w:val="24"/>
-        </w:rPr>
-        <w:lastRenderedPageBreak/>
-        <w:t>было сказано его менять)</w:t>
+        <w:t>Старый динамический фон был сильно упрощён и испорчен (хотя, в промпте не было сказано его менять)</w:t>
       </w:r>
     </w:p>
     <w:p>
@@ -13945,7 +13463,15 @@
           <w:sz w:val="24"/>
           <w:szCs w:val="24"/>
         </w:rPr>
-        <w:t>2 н</w:t>
+        <w:t xml:space="preserve">Оба </w:t>
+      </w:r>
+      <w:r>
+        <w:rPr>
+          <w:rFonts w:ascii="Aptos" w:hAnsi="Aptos"/>
+          <w:sz w:val="24"/>
+          <w:szCs w:val="24"/>
+        </w:rPr>
+        <w:t>н</w:t>
       </w:r>
       <w:r>
         <w:rPr>
@@ -13973,6 +13499,14 @@
           <w:szCs w:val="24"/>
         </w:rPr>
       </w:pPr>
+      <w:r>
+        <w:rPr>
+          <w:rFonts w:ascii="Aptos" w:hAnsi="Aptos"/>
+          <w:sz w:val="24"/>
+          <w:szCs w:val="24"/>
+        </w:rPr>
+        <w:t>В итоге многие функции (которые были в ТЗ) придётся переделывать, а также исправлять новые баги, возникшие баги аннулируют работу нейросети, так как проще откатить изменения и сделать их с нуля.</w:t>
+      </w:r>
     </w:p>
     <w:p>
       <w:pPr>
@@ -13983,49 +13517,23 @@
           <w:szCs w:val="24"/>
         </w:rPr>
       </w:pPr>
-      <w:r>
-        <w:rPr>
-          <w:rFonts w:ascii="Aptos" w:hAnsi="Aptos"/>
-          <w:sz w:val="24"/>
-          <w:szCs w:val="24"/>
-        </w:rPr>
-        <w:t xml:space="preserve">Потребление токенов (в системный </w:t>
-      </w:r>
-      <w:proofErr w:type="spellStart"/>
-      <w:r>
-        <w:rPr>
-          <w:rFonts w:ascii="Aptos" w:hAnsi="Aptos"/>
-          <w:sz w:val="24"/>
-          <w:szCs w:val="24"/>
-        </w:rPr>
-        <w:t>промпт</w:t>
-      </w:r>
-      <w:proofErr w:type="spellEnd"/>
-      <w:r>
-        <w:rPr>
-          <w:rFonts w:ascii="Aptos" w:hAnsi="Aptos"/>
-          <w:sz w:val="24"/>
-          <w:szCs w:val="24"/>
-        </w:rPr>
-        <w:t xml:space="preserve"> были загружены все файлы фронтенда, системный </w:t>
-      </w:r>
-      <w:proofErr w:type="spellStart"/>
-      <w:r>
-        <w:rPr>
-          <w:rFonts w:ascii="Aptos" w:hAnsi="Aptos"/>
-          <w:sz w:val="24"/>
-          <w:szCs w:val="24"/>
-        </w:rPr>
-        <w:t>промпт</w:t>
-      </w:r>
-      <w:proofErr w:type="spellEnd"/>
-      <w:r>
-        <w:rPr>
-          <w:rFonts w:ascii="Aptos" w:hAnsi="Aptos"/>
-          <w:sz w:val="24"/>
-          <w:szCs w:val="24"/>
-        </w:rPr>
-        <w:t xml:space="preserve"> был кеширован) (в токенах)</w:t>
+    </w:p>
+    <w:p>
+      <w:pPr>
+        <w:spacing w:line="360" w:lineRule="auto"/>
+        <w:rPr>
+          <w:rFonts w:ascii="Aptos" w:hAnsi="Aptos"/>
+          <w:sz w:val="24"/>
+          <w:szCs w:val="24"/>
+        </w:rPr>
+      </w:pPr>
+      <w:r>
+        <w:rPr>
+          <w:rFonts w:ascii="Aptos" w:hAnsi="Aptos"/>
+          <w:sz w:val="24"/>
+          <w:szCs w:val="24"/>
+        </w:rPr>
+        <w:t>Потребление токенов (в системный промпт были загружены все файлы фронтенда, системный промпт был кеширован) (в токенах)</w:t>
       </w:r>
       <w:r>
         <w:rPr>
@@ -14243,25 +13751,7 @@
           <w:sz w:val="24"/>
           <w:szCs w:val="24"/>
         </w:rPr>
-        <w:t xml:space="preserve"> в конец </w:t>
-      </w:r>
-      <w:proofErr w:type="spellStart"/>
-      <w:r>
-        <w:rPr>
-          <w:rFonts w:ascii="Aptos" w:hAnsi="Aptos"/>
-          <w:sz w:val="24"/>
-          <w:szCs w:val="24"/>
-        </w:rPr>
-        <w:t>промпта</w:t>
-      </w:r>
-      <w:proofErr w:type="spellEnd"/>
-      <w:r>
-        <w:rPr>
-          <w:rFonts w:ascii="Aptos" w:hAnsi="Aptos"/>
-          <w:sz w:val="24"/>
-          <w:szCs w:val="24"/>
-        </w:rPr>
-        <w:t xml:space="preserve"> допишем инструкции по плану</w:t>
+        <w:t xml:space="preserve"> в конец промпта допишем инструкции по плану</w:t>
       </w:r>
       <w:r>
         <w:rPr>
@@ -14552,6 +14042,7 @@
           <w:sz w:val="24"/>
           <w:szCs w:val="24"/>
         </w:rPr>
+        <w:lastRenderedPageBreak/>
         <w:t xml:space="preserve">Фон </w:t>
       </w:r>
       <w:r>
@@ -14584,18 +14075,8 @@
           <w:sz w:val="24"/>
           <w:szCs w:val="24"/>
         </w:rPr>
-        <w:t xml:space="preserve"> не </w:t>
-      </w:r>
-      <w:proofErr w:type="spellStart"/>
-      <w:r>
-        <w:rPr>
-          <w:rFonts w:ascii="Aptos" w:hAnsi="Aptos"/>
-          <w:sz w:val="24"/>
-          <w:szCs w:val="24"/>
-        </w:rPr>
-        <w:t>блюрится</w:t>
-      </w:r>
-      <w:proofErr w:type="spellEnd"/>
+        <w:t xml:space="preserve"> не блюрится</w:t>
+      </w:r>
       <w:r>
         <w:rPr>
           <w:rFonts w:ascii="Aptos" w:hAnsi="Aptos"/>
@@ -14637,6 +14118,38 @@
           <w:szCs w:val="24"/>
         </w:rPr>
       </w:pPr>
+      <w:r>
+        <w:rPr>
+          <w:rFonts w:ascii="Aptos" w:hAnsi="Aptos"/>
+          <w:sz w:val="24"/>
+          <w:szCs w:val="24"/>
+        </w:rPr>
+        <w:t>Баги, не относящиеся к ТЗ</w:t>
+      </w:r>
+      <w:r>
+        <w:rPr>
+          <w:rFonts w:ascii="Aptos" w:hAnsi="Aptos"/>
+          <w:sz w:val="24"/>
+          <w:szCs w:val="24"/>
+        </w:rPr>
+        <w:t>,</w:t>
+      </w:r>
+      <w:r>
+        <w:rPr>
+          <w:rFonts w:ascii="Aptos" w:hAnsi="Aptos"/>
+          <w:sz w:val="24"/>
+          <w:szCs w:val="24"/>
+        </w:rPr>
+        <w:t xml:space="preserve"> не появились, </w:t>
+      </w:r>
+      <w:r>
+        <w:rPr>
+          <w:rFonts w:ascii="Aptos" w:hAnsi="Aptos"/>
+          <w:sz w:val="24"/>
+          <w:szCs w:val="24"/>
+        </w:rPr>
+        <w:t>реализация ТЗ требует доработок, но прогресс есть.</w:t>
+      </w:r>
     </w:p>
     <w:p>
       <w:pPr>
@@ -14647,49 +14160,23 @@
           <w:szCs w:val="24"/>
         </w:rPr>
       </w:pPr>
-      <w:r>
-        <w:rPr>
-          <w:rFonts w:ascii="Aptos" w:hAnsi="Aptos"/>
-          <w:sz w:val="24"/>
-          <w:szCs w:val="24"/>
-        </w:rPr>
-        <w:t xml:space="preserve">Потребление токенов (в системный </w:t>
-      </w:r>
-      <w:proofErr w:type="spellStart"/>
-      <w:r>
-        <w:rPr>
-          <w:rFonts w:ascii="Aptos" w:hAnsi="Aptos"/>
-          <w:sz w:val="24"/>
-          <w:szCs w:val="24"/>
-        </w:rPr>
-        <w:t>промпт</w:t>
-      </w:r>
-      <w:proofErr w:type="spellEnd"/>
-      <w:r>
-        <w:rPr>
-          <w:rFonts w:ascii="Aptos" w:hAnsi="Aptos"/>
-          <w:sz w:val="24"/>
-          <w:szCs w:val="24"/>
-        </w:rPr>
-        <w:t xml:space="preserve"> были загружены все файлы фронтенда, системный </w:t>
-      </w:r>
-      <w:proofErr w:type="spellStart"/>
-      <w:r>
-        <w:rPr>
-          <w:rFonts w:ascii="Aptos" w:hAnsi="Aptos"/>
-          <w:sz w:val="24"/>
-          <w:szCs w:val="24"/>
-        </w:rPr>
-        <w:t>промпт</w:t>
-      </w:r>
-      <w:proofErr w:type="spellEnd"/>
-      <w:r>
-        <w:rPr>
-          <w:rFonts w:ascii="Aptos" w:hAnsi="Aptos"/>
-          <w:sz w:val="24"/>
-          <w:szCs w:val="24"/>
-        </w:rPr>
-        <w:t xml:space="preserve"> НЕ был кеширован) (в токенах)</w:t>
+    </w:p>
+    <w:p>
+      <w:pPr>
+        <w:spacing w:line="360" w:lineRule="auto"/>
+        <w:rPr>
+          <w:rFonts w:ascii="Aptos" w:hAnsi="Aptos"/>
+          <w:sz w:val="24"/>
+          <w:szCs w:val="24"/>
+        </w:rPr>
+      </w:pPr>
+      <w:r>
+        <w:rPr>
+          <w:rFonts w:ascii="Aptos" w:hAnsi="Aptos"/>
+          <w:sz w:val="24"/>
+          <w:szCs w:val="24"/>
+        </w:rPr>
+        <w:t>Потребление токенов (в системный промпт были загружены все файлы фронтенда, системный промпт НЕ был кеширован) (в токенах)</w:t>
       </w:r>
       <w:r>
         <w:rPr>
@@ -14778,7 +14265,6 @@
           <w:sz w:val="24"/>
           <w:szCs w:val="24"/>
         </w:rPr>
-        <w:lastRenderedPageBreak/>
         <w:t>Входные кешированные токены</w:t>
       </w:r>
       <w:r>
@@ -14892,25 +14378,7 @@
           <w:sz w:val="24"/>
           <w:szCs w:val="24"/>
         </w:rPr>
-        <w:t xml:space="preserve">сразу после окончания теста я </w:t>
-      </w:r>
-      <w:proofErr w:type="spellStart"/>
-      <w:r>
-        <w:rPr>
-          <w:rFonts w:ascii="Aptos" w:hAnsi="Aptos"/>
-          <w:sz w:val="24"/>
-          <w:szCs w:val="24"/>
-        </w:rPr>
-        <w:t>закоммитил</w:t>
-      </w:r>
-      <w:proofErr w:type="spellEnd"/>
-      <w:r>
-        <w:rPr>
-          <w:rFonts w:ascii="Aptos" w:hAnsi="Aptos"/>
-          <w:sz w:val="24"/>
-          <w:szCs w:val="24"/>
-        </w:rPr>
-        <w:t xml:space="preserve"> изменения, сделанные в режиме </w:t>
+        <w:t xml:space="preserve">сразу после окончания теста я закоммитил изменения, сделанные в режиме </w:t>
       </w:r>
       <w:r>
         <w:rPr>
@@ -15101,6 +14569,38 @@
           <w:szCs w:val="24"/>
         </w:rPr>
         <w:t>, однако из-за большого количества запросов, одни и те-же токены передавались много раз, что сильно увеличило стоимость, стоимость увеличилась почти в 13 раз</w:t>
+      </w:r>
+      <w:r>
+        <w:rPr>
+          <w:rFonts w:ascii="Aptos" w:hAnsi="Aptos"/>
+          <w:sz w:val="24"/>
+          <w:szCs w:val="24"/>
+        </w:rPr>
+        <w:t xml:space="preserve">, однако, из-за плохого качества реализации в обычном режиме, она не дала прогресса, в отличии от режима </w:t>
+      </w:r>
+      <w:r>
+        <w:rPr>
+          <w:rFonts w:ascii="Aptos" w:hAnsi="Aptos"/>
+          <w:sz w:val="24"/>
+          <w:szCs w:val="24"/>
+        </w:rPr>
+        <w:t>“</w:t>
+      </w:r>
+      <w:r>
+        <w:rPr>
+          <w:rFonts w:ascii="Aptos" w:hAnsi="Aptos"/>
+          <w:sz w:val="24"/>
+          <w:szCs w:val="24"/>
+        </w:rPr>
+        <w:t>Проектировщик</w:t>
+      </w:r>
+      <w:r>
+        <w:rPr>
+          <w:rFonts w:ascii="Aptos" w:hAnsi="Aptos"/>
+          <w:sz w:val="24"/>
+          <w:szCs w:val="24"/>
+        </w:rPr>
+        <w:t>”</w:t>
       </w:r>
       <w:r>
         <w:rPr>
@@ -15678,23 +15178,13 @@
         </w:rPr>
         <w:t xml:space="preserve"> </w:t>
       </w:r>
-      <w:proofErr w:type="spellStart"/>
-      <w:r>
-        <w:rPr>
-          <w:rFonts w:ascii="Aptos" w:hAnsi="Aptos"/>
-          <w:sz w:val="24"/>
-          <w:szCs w:val="24"/>
-        </w:rPr>
-        <w:t>Chat</w:t>
-      </w:r>
-      <w:proofErr w:type="spellEnd"/>
-      <w:r>
-        <w:rPr>
-          <w:rFonts w:ascii="Aptos" w:hAnsi="Aptos"/>
-          <w:sz w:val="24"/>
-          <w:szCs w:val="24"/>
-        </w:rPr>
-        <w:t>), инструментов</w:t>
+      <w:r>
+        <w:rPr>
+          <w:rFonts w:ascii="Aptos" w:hAnsi="Aptos"/>
+          <w:sz w:val="24"/>
+          <w:szCs w:val="24"/>
+        </w:rPr>
+        <w:t>Chat), инструментов</w:t>
       </w:r>
       <w:r>
         <w:rPr>
@@ -15745,25 +15235,7 @@
           <w:sz w:val="24"/>
           <w:szCs w:val="24"/>
         </w:rPr>
-        <w:t>(</w:t>
-      </w:r>
-      <w:proofErr w:type="spellStart"/>
-      <w:r>
-        <w:rPr>
-          <w:rFonts w:ascii="Aptos" w:hAnsi="Aptos"/>
-          <w:sz w:val="24"/>
-          <w:szCs w:val="24"/>
-        </w:rPr>
-        <w:t>python_str</w:t>
-      </w:r>
-      <w:proofErr w:type="spellEnd"/>
-      <w:r>
-        <w:rPr>
-          <w:rFonts w:ascii="Aptos" w:hAnsi="Aptos"/>
-          <w:sz w:val="24"/>
-          <w:szCs w:val="24"/>
-        </w:rPr>
-        <w:t>)</w:t>
+        <w:t>(python_str)</w:t>
       </w:r>
       <w:r>
         <w:rPr>
@@ -15954,7 +15426,6 @@
         </w:rPr>
         <w:t xml:space="preserve"> </w:t>
       </w:r>
-      <w:proofErr w:type="spellStart"/>
       <w:r>
         <w:rPr>
           <w:rFonts w:ascii="Aptos" w:hAnsi="Aptos"/>
@@ -15963,7 +15434,6 @@
         </w:rPr>
         <w:t>browser_use</w:t>
       </w:r>
-      <w:proofErr w:type="spellEnd"/>
       <w:r>
         <w:rPr>
           <w:rFonts w:ascii="Aptos" w:hAnsi="Aptos"/>
@@ -15990,21 +15460,12 @@
           <w:rFonts w:ascii="Aptos" w:hAnsi="Aptos"/>
         </w:rPr>
       </w:pPr>
-      <w:proofErr w:type="spellStart"/>
       <w:r>
         <w:rPr>
           <w:rFonts w:ascii="Aptos" w:hAnsi="Aptos"/>
           <w:spacing w:val="-2"/>
         </w:rPr>
-        <w:t>computer_use</w:t>
-      </w:r>
-      <w:proofErr w:type="spellEnd"/>
-      <w:r>
-        <w:rPr>
-          <w:rFonts w:ascii="Aptos" w:hAnsi="Aptos"/>
-          <w:spacing w:val="-2"/>
-        </w:rPr>
-        <w:t>).</w:t>
+        <w:t>computer_use).</w:t>
       </w:r>
     </w:p>
     <w:p>
@@ -16467,25 +15928,7 @@
           <w:sz w:val="24"/>
           <w:szCs w:val="24"/>
         </w:rPr>
-        <w:t>лимитов запросов (</w:t>
-      </w:r>
-      <w:proofErr w:type="spellStart"/>
-      <w:r>
-        <w:rPr>
-          <w:rFonts w:ascii="Aptos" w:hAnsi="Aptos"/>
-          <w:sz w:val="24"/>
-          <w:szCs w:val="24"/>
-        </w:rPr>
-        <w:t>Error</w:t>
-      </w:r>
-      <w:proofErr w:type="spellEnd"/>
-      <w:r>
-        <w:rPr>
-          <w:rFonts w:ascii="Aptos" w:hAnsi="Aptos"/>
-          <w:sz w:val="24"/>
-          <w:szCs w:val="24"/>
-        </w:rPr>
-        <w:t xml:space="preserve"> 429).</w:t>
+        <w:t>лимитов запросов (Error 429).</w:t>
       </w:r>
     </w:p>
     <w:p>
@@ -17164,7 +16607,6 @@
         </w:rPr>
         <w:t xml:space="preserve"> </w:t>
       </w:r>
-      <w:proofErr w:type="spellStart"/>
       <w:r>
         <w:rPr>
           <w:rFonts w:ascii="Aptos" w:hAnsi="Aptos"/>
@@ -17172,17 +16614,7 @@
           <w:sz w:val="24"/>
           <w:szCs w:val="24"/>
         </w:rPr>
-        <w:t>user_profile</w:t>
-      </w:r>
-      <w:proofErr w:type="spellEnd"/>
-      <w:r>
-        <w:rPr>
-          <w:rFonts w:ascii="Aptos" w:hAnsi="Aptos"/>
-          <w:spacing w:val="-2"/>
-          <w:sz w:val="24"/>
-          <w:szCs w:val="24"/>
-        </w:rPr>
-        <w:t>.</w:t>
+        <w:t>user_profile.</w:t>
       </w:r>
     </w:p>
     <w:p>
@@ -17491,7 +16923,6 @@
         </w:rPr>
         <w:t xml:space="preserve"> </w:t>
       </w:r>
-      <w:proofErr w:type="spellStart"/>
       <w:r>
         <w:rPr>
           <w:rFonts w:ascii="Aptos" w:hAnsi="Aptos"/>
@@ -17500,7 +16931,6 @@
         </w:rPr>
         <w:t>багфикс</w:t>
       </w:r>
-      <w:proofErr w:type="spellEnd"/>
       <w:r>
         <w:rPr>
           <w:rFonts w:ascii="Aptos" w:hAnsi="Aptos"/>
@@ -17933,14 +17363,12 @@
         </w:rPr>
         <w:t xml:space="preserve"> </w:t>
       </w:r>
-      <w:proofErr w:type="spellStart"/>
       <w:r>
         <w:rPr>
           <w:rFonts w:ascii="Aptos" w:hAnsi="Aptos"/>
         </w:rPr>
         <w:t>агентных</w:t>
       </w:r>
-      <w:proofErr w:type="spellEnd"/>
       <w:r>
         <w:rPr>
           <w:rFonts w:ascii="Aptos" w:hAnsi="Aptos"/>

--- a/Проект.docx
+++ b/Проект.docx
@@ -657,14 +657,12 @@
           <w:rFonts w:ascii="Aptos" w:hAnsi="Aptos"/>
         </w:rPr>
       </w:pPr>
-      <w:proofErr w:type="gramStart"/>
       <w:r>
         <w:rPr>
           <w:rFonts w:ascii="Aptos" w:hAnsi="Aptos"/>
         </w:rPr>
         <w:t>2025-2026</w:t>
       </w:r>
-      <w:proofErr w:type="gramEnd"/>
       <w:r>
         <w:rPr>
           <w:rFonts w:ascii="Aptos" w:hAnsi="Aptos"/>
@@ -747,6 +745,7 @@
           <w:docPartUnique/>
         </w:docPartObj>
       </w:sdtPr>
+      <w:sdtEndPr/>
       <w:sdtContent>
         <w:p>
           <w:pPr>
@@ -4731,14 +4730,12 @@
         </w:rPr>
         <w:t xml:space="preserve"> </w:t>
       </w:r>
-      <w:proofErr w:type="spellStart"/>
       <w:r>
         <w:rPr>
           <w:rFonts w:ascii="Aptos" w:hAnsi="Aptos"/>
         </w:rPr>
         <w:t>агентным</w:t>
       </w:r>
-      <w:proofErr w:type="spellEnd"/>
       <w:r>
         <w:rPr>
           <w:rFonts w:ascii="Aptos" w:hAnsi="Aptos"/>
@@ -5326,7 +5323,6 @@
         </w:rPr>
         <w:t xml:space="preserve"> </w:t>
       </w:r>
-      <w:proofErr w:type="spellStart"/>
       <w:r>
         <w:rPr>
           <w:rFonts w:ascii="Aptos" w:hAnsi="Aptos"/>
@@ -5334,17 +5330,7 @@
           <w:sz w:val="24"/>
           <w:szCs w:val="24"/>
         </w:rPr>
-        <w:t>Runtime</w:t>
-      </w:r>
-      <w:proofErr w:type="spellEnd"/>
-      <w:r>
-        <w:rPr>
-          <w:rFonts w:ascii="Aptos" w:hAnsi="Aptos"/>
-          <w:spacing w:val="-2"/>
-          <w:sz w:val="24"/>
-          <w:szCs w:val="24"/>
-        </w:rPr>
-        <w:t>-модификации</w:t>
+        <w:t>Runtime-модификации</w:t>
       </w:r>
       <w:r>
         <w:rPr>
@@ -5961,19 +5947,8 @@
           <w:sz w:val="24"/>
           <w:szCs w:val="24"/>
         </w:rPr>
-        <w:t xml:space="preserve"> </w:t>
-      </w:r>
-      <w:proofErr w:type="spellStart"/>
-      <w:r>
-        <w:rPr>
-          <w:rFonts w:ascii="Aptos" w:hAnsi="Aptos"/>
-          <w:spacing w:val="-2"/>
-          <w:sz w:val="24"/>
-          <w:szCs w:val="24"/>
-        </w:rPr>
-        <w:t>промпте</w:t>
-      </w:r>
-      <w:proofErr w:type="spellEnd"/>
+        <w:t xml:space="preserve"> промпте</w:t>
+      </w:r>
       <w:r>
         <w:rPr>
           <w:rFonts w:ascii="Aptos" w:hAnsi="Aptos"/>
@@ -6309,7 +6284,6 @@
         </w:rPr>
         <w:t xml:space="preserve"> </w:t>
       </w:r>
-      <w:proofErr w:type="spellStart"/>
       <w:r>
         <w:rPr>
           <w:rFonts w:ascii="Aptos" w:hAnsi="Aptos"/>
@@ -6317,7 +6291,6 @@
         </w:rPr>
         <w:t>ui</w:t>
       </w:r>
-      <w:proofErr w:type="spellEnd"/>
       <w:r>
         <w:rPr>
           <w:rFonts w:ascii="Aptos" w:hAnsi="Aptos"/>
@@ -6767,7 +6740,6 @@
         </w:rPr>
         <w:t xml:space="preserve"> </w:t>
       </w:r>
-      <w:proofErr w:type="spellStart"/>
       <w:r>
         <w:rPr>
           <w:rFonts w:ascii="Aptos" w:hAnsi="Aptos"/>
@@ -6777,7 +6749,6 @@
         </w:rPr>
         <w:t>i</w:t>
       </w:r>
-      <w:proofErr w:type="spellEnd"/>
       <w:r>
         <w:rPr>
           <w:rFonts w:ascii="Aptos" w:hAnsi="Aptos"/>
@@ -6912,43 +6883,7 @@
           <w:sz w:val="24"/>
           <w:szCs w:val="24"/>
         </w:rPr>
-        <w:t xml:space="preserve"> вычислялся на них). В начале разработки использовались бесплатные квоты (</w:t>
-      </w:r>
-      <w:proofErr w:type="spellStart"/>
-      <w:r>
-        <w:rPr>
-          <w:rFonts w:ascii="Aptos" w:hAnsi="Aptos"/>
-          <w:sz w:val="24"/>
-          <w:szCs w:val="24"/>
-        </w:rPr>
-        <w:t>free</w:t>
-      </w:r>
-      <w:proofErr w:type="spellEnd"/>
-      <w:r>
-        <w:rPr>
-          <w:rFonts w:ascii="Aptos" w:hAnsi="Aptos"/>
-          <w:sz w:val="24"/>
-          <w:szCs w:val="24"/>
-        </w:rPr>
-        <w:t xml:space="preserve"> </w:t>
-      </w:r>
-      <w:proofErr w:type="spellStart"/>
-      <w:r>
-        <w:rPr>
-          <w:rFonts w:ascii="Aptos" w:hAnsi="Aptos"/>
-          <w:sz w:val="24"/>
-          <w:szCs w:val="24"/>
-        </w:rPr>
-        <w:t>tier</w:t>
-      </w:r>
-      <w:proofErr w:type="spellEnd"/>
-      <w:r>
-        <w:rPr>
-          <w:rFonts w:ascii="Aptos" w:hAnsi="Aptos"/>
-          <w:sz w:val="24"/>
-          <w:szCs w:val="24"/>
-        </w:rPr>
-        <w:t>), затем был произведён переход на платные (</w:t>
+        <w:t xml:space="preserve"> вычислялся на них). В начале разработки использовались бесплатные квоты (free tier), затем был произведён переход на платные (</w:t>
       </w:r>
       <w:r>
         <w:rPr>
@@ -7332,21 +7267,7 @@
         <w:rPr>
           <w:rFonts w:ascii="Aptos" w:hAnsi="Aptos"/>
         </w:rPr>
-        <w:t xml:space="preserve">исполнения произвольного кода. Инструмент </w:t>
-      </w:r>
-      <w:proofErr w:type="spellStart"/>
-      <w:r>
-        <w:rPr>
-          <w:rFonts w:ascii="Aptos" w:hAnsi="Aptos"/>
-        </w:rPr>
-        <w:t>python</w:t>
-      </w:r>
-      <w:proofErr w:type="spellEnd"/>
-      <w:r>
-        <w:rPr>
-          <w:rFonts w:ascii="Aptos" w:hAnsi="Aptos"/>
-        </w:rPr>
-        <w:t xml:space="preserve"> позволяет агенту:</w:t>
+        <w:t>исполнения произвольного кода. Инструмент python позволяет агенту:</w:t>
       </w:r>
     </w:p>
     <w:p>
@@ -7752,7 +7673,6 @@
         </w:rPr>
         <w:t xml:space="preserve">Взаимодействовать с компьютером пользователя (читать / менять файлы, выполнять действия через консоль и </w:t>
       </w:r>
-      <w:proofErr w:type="spellStart"/>
       <w:r>
         <w:rPr>
           <w:rFonts w:ascii="Aptos" w:hAnsi="Aptos"/>
@@ -7762,7 +7682,6 @@
         </w:rPr>
         <w:t>api</w:t>
       </w:r>
-      <w:proofErr w:type="spellEnd"/>
       <w:r>
         <w:rPr>
           <w:rFonts w:ascii="Aptos" w:hAnsi="Aptos"/>
@@ -8470,14 +8389,12 @@
         </w:rPr>
         <w:t xml:space="preserve"> </w:t>
       </w:r>
-      <w:proofErr w:type="spellStart"/>
       <w:r>
         <w:rPr>
           <w:rFonts w:ascii="Aptos" w:hAnsi="Aptos"/>
         </w:rPr>
         <w:t>рендерятся</w:t>
       </w:r>
-      <w:proofErr w:type="spellEnd"/>
       <w:r>
         <w:rPr>
           <w:rFonts w:ascii="Aptos" w:hAnsi="Aptos"/>
@@ -8537,19 +8454,11 @@
         </w:rPr>
         <w:t xml:space="preserve"> </w:t>
       </w:r>
-      <w:proofErr w:type="spellStart"/>
-      <w:r>
-        <w:rPr>
-          <w:rFonts w:ascii="Aptos" w:hAnsi="Aptos"/>
-        </w:rPr>
-        <w:t>Markdown</w:t>
-      </w:r>
-      <w:proofErr w:type="spellEnd"/>
-      <w:r>
-        <w:rPr>
-          <w:rFonts w:ascii="Aptos" w:hAnsi="Aptos"/>
-        </w:rPr>
-        <w:t>-процессор</w:t>
+      <w:r>
+        <w:rPr>
+          <w:rFonts w:ascii="Aptos" w:hAnsi="Aptos"/>
+        </w:rPr>
+        <w:t>Markdown-процессор</w:t>
       </w:r>
       <w:r>
         <w:rPr>
@@ -8575,55 +8484,13 @@
         <w:rPr>
           <w:rFonts w:ascii="Aptos" w:hAnsi="Aptos"/>
         </w:rPr>
-        <w:t xml:space="preserve">-вставок (со </w:t>
-      </w:r>
-      <w:proofErr w:type="spellStart"/>
-      <w:r>
-        <w:rPr>
-          <w:rFonts w:ascii="Aptos" w:hAnsi="Aptos"/>
-        </w:rPr>
-        <w:t>всроенным</w:t>
-      </w:r>
-      <w:proofErr w:type="spellEnd"/>
-      <w:r>
-        <w:rPr>
-          <w:rFonts w:ascii="Aptos" w:hAnsi="Aptos"/>
-        </w:rPr>
-        <w:t xml:space="preserve"> стилем </w:t>
-      </w:r>
-      <w:proofErr w:type="spellStart"/>
-      <w:r>
-        <w:rPr>
-          <w:rFonts w:ascii="Aptos" w:hAnsi="Aptos"/>
-        </w:rPr>
-        <w:t>Tailwind</w:t>
-      </w:r>
-      <w:proofErr w:type="spellEnd"/>
-      <w:r>
-        <w:rPr>
-          <w:rFonts w:ascii="Aptos" w:hAnsi="Aptos"/>
-        </w:rPr>
-        <w:t xml:space="preserve"> CSS) </w:t>
-      </w:r>
-      <w:r>
-        <w:rPr>
-          <w:rFonts w:ascii="Aptos" w:hAnsi="Aptos"/>
-        </w:rPr>
-        <w:t xml:space="preserve">и </w:t>
-      </w:r>
-      <w:proofErr w:type="spellStart"/>
-      <w:r>
-        <w:rPr>
-          <w:rFonts w:ascii="Aptos" w:hAnsi="Aptos"/>
-        </w:rPr>
-        <w:t>KaTeX</w:t>
-      </w:r>
-      <w:proofErr w:type="spellEnd"/>
-      <w:r>
-        <w:rPr>
-          <w:rFonts w:ascii="Aptos" w:hAnsi="Aptos"/>
-        </w:rPr>
-        <w:t xml:space="preserve"> для математических формул</w:t>
+        <w:t xml:space="preserve">-вставок (со всроенным стилем Tailwind CSS) </w:t>
+      </w:r>
+      <w:r>
+        <w:rPr>
+          <w:rFonts w:ascii="Aptos" w:hAnsi="Aptos"/>
+        </w:rPr>
+        <w:t>и KaTeX для математических формул</w:t>
       </w:r>
       <w:r>
         <w:rPr>
@@ -8702,27 +8569,7 @@
           <w:bCs w:val="0"/>
           <w:spacing w:val="-2"/>
         </w:rPr>
-        <w:t>(</w:t>
-      </w:r>
-      <w:proofErr w:type="spellStart"/>
-      <w:r>
-        <w:rPr>
-          <w:rFonts w:ascii="Aptos" w:hAnsi="Aptos"/>
-          <w:b w:val="0"/>
-          <w:bCs w:val="0"/>
-          <w:spacing w:val="-2"/>
-        </w:rPr>
-        <w:t>user_profile</w:t>
-      </w:r>
-      <w:proofErr w:type="spellEnd"/>
-      <w:r>
-        <w:rPr>
-          <w:rFonts w:ascii="Aptos" w:hAnsi="Aptos"/>
-          <w:b w:val="0"/>
-          <w:bCs w:val="0"/>
-          <w:spacing w:val="-2"/>
-        </w:rPr>
-        <w:t>)</w:t>
+        <w:t>(user_profile)</w:t>
       </w:r>
       <w:bookmarkEnd w:id="8"/>
     </w:p>
@@ -8747,14 +8594,12 @@
         </w:rPr>
         <w:t>“</w:t>
       </w:r>
-      <w:proofErr w:type="spellStart"/>
       <w:r>
         <w:rPr>
           <w:rFonts w:ascii="Aptos" w:hAnsi="Aptos"/>
         </w:rPr>
         <w:t>user_profile</w:t>
       </w:r>
-      <w:proofErr w:type="spellEnd"/>
       <w:r>
         <w:rPr>
           <w:rFonts w:ascii="Aptos" w:hAnsi="Aptos"/>
@@ -9534,25 +9379,7 @@
           <w:sz w:val="24"/>
           <w:szCs w:val="24"/>
         </w:rPr>
-        <w:t xml:space="preserve">Computer </w:t>
-      </w:r>
-      <w:proofErr w:type="spellStart"/>
-      <w:r>
-        <w:rPr>
-          <w:rFonts w:ascii="Aptos" w:hAnsi="Aptos"/>
-          <w:sz w:val="24"/>
-          <w:szCs w:val="24"/>
-        </w:rPr>
-        <w:t>Use</w:t>
-      </w:r>
-      <w:proofErr w:type="spellEnd"/>
-      <w:r>
-        <w:rPr>
-          <w:rFonts w:ascii="Aptos" w:hAnsi="Aptos"/>
-          <w:sz w:val="24"/>
-          <w:szCs w:val="24"/>
-        </w:rPr>
-        <w:t xml:space="preserve">: </w:t>
+        <w:t xml:space="preserve">Computer Use: </w:t>
       </w:r>
       <w:r>
         <w:rPr>
@@ -9708,7 +9535,6 @@
           <w:szCs w:val="24"/>
         </w:rPr>
       </w:pPr>
-      <w:proofErr w:type="spellStart"/>
       <w:r>
         <w:rPr>
           <w:rFonts w:ascii="Aptos" w:hAnsi="Aptos"/>
@@ -9717,7 +9543,6 @@
         </w:rPr>
         <w:t>Browser</w:t>
       </w:r>
-      <w:proofErr w:type="spellEnd"/>
       <w:r>
         <w:rPr>
           <w:rFonts w:ascii="Aptos" w:hAnsi="Aptos"/>
@@ -9727,7 +9552,6 @@
         </w:rPr>
         <w:t xml:space="preserve"> </w:t>
       </w:r>
-      <w:proofErr w:type="spellStart"/>
       <w:r>
         <w:rPr>
           <w:rFonts w:ascii="Aptos" w:hAnsi="Aptos"/>
@@ -9736,7 +9560,6 @@
         </w:rPr>
         <w:t>Use</w:t>
       </w:r>
-      <w:proofErr w:type="spellEnd"/>
       <w:r>
         <w:rPr>
           <w:rFonts w:ascii="Aptos" w:hAnsi="Aptos"/>
@@ -10107,35 +9930,7 @@
         <w:rPr>
           <w:rFonts w:ascii="Aptos" w:hAnsi="Aptos"/>
         </w:rPr>
-        <w:t xml:space="preserve">“Безопасный”: Максимальная защита системы. Агенту запрещено изменять любые файлы проекта. Он может писать только в папки </w:t>
-      </w:r>
-      <w:proofErr w:type="spellStart"/>
-      <w:r>
-        <w:rPr>
-          <w:rFonts w:ascii="Aptos" w:hAnsi="Aptos"/>
-        </w:rPr>
-        <w:t>temp</w:t>
-      </w:r>
-      <w:proofErr w:type="spellEnd"/>
-      <w:r>
-        <w:rPr>
-          <w:rFonts w:ascii="Aptos" w:hAnsi="Aptos"/>
-        </w:rPr>
-        <w:t xml:space="preserve">/ и </w:t>
-      </w:r>
-      <w:proofErr w:type="spellStart"/>
-      <w:r>
-        <w:rPr>
-          <w:rFonts w:ascii="Aptos" w:hAnsi="Aptos"/>
-        </w:rPr>
-        <w:t>sandbox</w:t>
-      </w:r>
-      <w:proofErr w:type="spellEnd"/>
-      <w:r>
-        <w:rPr>
-          <w:rFonts w:ascii="Aptos" w:hAnsi="Aptos"/>
-        </w:rPr>
-        <w:t>/</w:t>
+        <w:t>“Безопасный”: Максимальная защита системы. Агенту запрещено изменять любые файлы проекта. Он может писать только в папки temp/ и sandbox/</w:t>
       </w:r>
     </w:p>
     <w:p>
@@ -10154,41 +9949,13 @@
         <w:rPr>
           <w:rFonts w:ascii="Aptos" w:hAnsi="Aptos"/>
         </w:rPr>
-        <w:t>“Разработчик”</w:t>
-      </w:r>
-      <w:proofErr w:type="gramStart"/>
-      <w:r>
-        <w:rPr>
-          <w:rFonts w:ascii="Aptos" w:hAnsi="Aptos"/>
-        </w:rPr>
-        <w:t xml:space="preserve">: </w:t>
-      </w:r>
-      <w:r>
-        <w:rPr>
-          <w:rFonts w:ascii="Aptos" w:hAnsi="Aptos"/>
-        </w:rPr>
-        <w:t>С помощью</w:t>
-      </w:r>
-      <w:proofErr w:type="gramEnd"/>
-      <w:r>
-        <w:rPr>
-          <w:rFonts w:ascii="Aptos" w:hAnsi="Aptos"/>
-        </w:rPr>
-        <w:t xml:space="preserve"> специальных режимов можно включать в системный </w:t>
-      </w:r>
-      <w:proofErr w:type="spellStart"/>
-      <w:r>
-        <w:rPr>
-          <w:rFonts w:ascii="Aptos" w:hAnsi="Aptos"/>
-        </w:rPr>
-        <w:t>промпт</w:t>
-      </w:r>
-      <w:proofErr w:type="spellEnd"/>
-      <w:r>
-        <w:rPr>
-          <w:rFonts w:ascii="Aptos" w:hAnsi="Aptos"/>
-        </w:rPr>
-        <w:t xml:space="preserve"> исходный код файлов (по разделам: </w:t>
+        <w:t xml:space="preserve">“Разработчик”: </w:t>
+      </w:r>
+      <w:r>
+        <w:rPr>
+          <w:rFonts w:ascii="Aptos" w:hAnsi="Aptos"/>
+        </w:rPr>
+        <w:t xml:space="preserve">С помощью специальных режимов можно включать в системный промпт исходный код файлов (по разделам: </w:t>
       </w:r>
       <w:r>
         <w:rPr>
@@ -10285,41 +10052,13 @@
         <w:rPr>
           <w:rFonts w:ascii="Aptos" w:hAnsi="Aptos"/>
         </w:rPr>
-        <w:t>“</w:t>
-      </w:r>
-      <w:proofErr w:type="spellStart"/>
-      <w:r>
-        <w:rPr>
-          <w:rFonts w:ascii="Aptos" w:hAnsi="Aptos"/>
-        </w:rPr>
-        <w:t>Ревьюер</w:t>
-      </w:r>
-      <w:proofErr w:type="spellEnd"/>
-      <w:r>
-        <w:rPr>
-          <w:rFonts w:ascii="Aptos" w:hAnsi="Aptos"/>
-        </w:rPr>
-        <w:t xml:space="preserve">”: ограничение на редактирование файлов и </w:t>
-      </w:r>
-      <w:r>
-        <w:rPr>
-          <w:rFonts w:ascii="Aptos" w:hAnsi="Aptos"/>
-        </w:rPr>
-        <w:t xml:space="preserve">специальный </w:t>
-      </w:r>
-      <w:proofErr w:type="spellStart"/>
-      <w:r>
-        <w:rPr>
-          <w:rFonts w:ascii="Aptos" w:hAnsi="Aptos"/>
-        </w:rPr>
-        <w:t>промпт</w:t>
-      </w:r>
-      <w:proofErr w:type="spellEnd"/>
-      <w:r>
-        <w:rPr>
-          <w:rFonts w:ascii="Aptos" w:hAnsi="Aptos"/>
-        </w:rPr>
-        <w:t xml:space="preserve"> для анализа качества кода и поиска багов.</w:t>
+        <w:t xml:space="preserve">“Ревьюер”: ограничение на редактирование файлов и </w:t>
+      </w:r>
+      <w:r>
+        <w:rPr>
+          <w:rFonts w:ascii="Aptos" w:hAnsi="Aptos"/>
+        </w:rPr>
+        <w:t>специальный промпт для анализа качества кода и поиска багов.</w:t>
       </w:r>
     </w:p>
     <w:p>
@@ -10796,21 +10535,7 @@
         <w:rPr>
           <w:rFonts w:ascii="Aptos" w:hAnsi="Aptos"/>
         </w:rPr>
-        <w:t xml:space="preserve">Суть подхода: раздробить сложную задачу на подзадачи, распределить подзадачи по разным чатам и добавить </w:t>
-      </w:r>
-      <w:proofErr w:type="spellStart"/>
-      <w:r>
-        <w:rPr>
-          <w:rFonts w:ascii="Aptos" w:hAnsi="Aptos"/>
-        </w:rPr>
-        <w:t>багфикс</w:t>
-      </w:r>
-      <w:proofErr w:type="spellEnd"/>
-      <w:r>
-        <w:rPr>
-          <w:rFonts w:ascii="Aptos" w:hAnsi="Aptos"/>
-        </w:rPr>
-        <w:t xml:space="preserve"> и контроль качества.</w:t>
+        <w:t>Суть подхода: раздробить сложную задачу на подзадачи, распределить подзадачи по разным чатам и добавить багфикс и контроль качества.</w:t>
       </w:r>
     </w:p>
     <w:p>
@@ -11159,21 +10884,7 @@
         <w:rPr>
           <w:rFonts w:ascii="Aptos" w:hAnsi="Aptos"/>
         </w:rPr>
-        <w:t xml:space="preserve">, было принято решение </w:t>
-      </w:r>
-      <w:proofErr w:type="spellStart"/>
-      <w:r>
-        <w:rPr>
-          <w:rFonts w:ascii="Aptos" w:hAnsi="Aptos"/>
-        </w:rPr>
-        <w:t>заскриптовать</w:t>
-      </w:r>
-      <w:proofErr w:type="spellEnd"/>
-      <w:r>
-        <w:rPr>
-          <w:rFonts w:ascii="Aptos" w:hAnsi="Aptos"/>
-        </w:rPr>
-        <w:t xml:space="preserve"> подход (за создание чатов и управление ими отвечает скрипт)</w:t>
+        <w:t>, было принято решение заскриптовать подход (за создание чатов и управление ими отвечает скрипт)</w:t>
       </w:r>
       <w:r>
         <w:rPr>
@@ -11586,25 +11297,7 @@
           <w:sz w:val="24"/>
           <w:szCs w:val="24"/>
         </w:rPr>
-        <w:t xml:space="preserve"> (нажатие на которые генерирует </w:t>
-      </w:r>
-      <w:proofErr w:type="spellStart"/>
-      <w:r>
-        <w:rPr>
-          <w:rFonts w:ascii="Aptos" w:hAnsi="Aptos"/>
-          <w:sz w:val="24"/>
-          <w:szCs w:val="24"/>
-        </w:rPr>
-        <w:t>промпт</w:t>
-      </w:r>
-      <w:proofErr w:type="spellEnd"/>
-      <w:r>
-        <w:rPr>
-          <w:rFonts w:ascii="Aptos" w:hAnsi="Aptos"/>
-          <w:sz w:val="24"/>
-          <w:szCs w:val="24"/>
-        </w:rPr>
-        <w:t xml:space="preserve">, описывающий </w:t>
+        <w:t xml:space="preserve"> (нажатие на которые генерирует промпт, описывающий </w:t>
       </w:r>
       <w:r>
         <w:rPr>
@@ -12137,7 +11830,6 @@
         </w:rPr>
         <w:t xml:space="preserve"> </w:t>
       </w:r>
-      <w:proofErr w:type="spellStart"/>
       <w:r>
         <w:rPr>
           <w:rFonts w:ascii="Aptos" w:hAnsi="Aptos"/>
@@ -12147,7 +11839,6 @@
         </w:rPr>
         <w:t>ui</w:t>
       </w:r>
-      <w:proofErr w:type="spellEnd"/>
       <w:r>
         <w:rPr>
           <w:rFonts w:ascii="Aptos" w:hAnsi="Aptos"/>
@@ -12166,23 +11857,13 @@
           <w:szCs w:val="24"/>
         </w:rPr>
       </w:pPr>
-      <w:proofErr w:type="spellStart"/>
-      <w:r>
-        <w:rPr>
-          <w:rFonts w:ascii="Aptos" w:hAnsi="Aptos"/>
-          <w:sz w:val="24"/>
-          <w:szCs w:val="24"/>
-        </w:rPr>
-        <w:t>Промпт</w:t>
-      </w:r>
-      <w:proofErr w:type="spellEnd"/>
-      <w:r>
-        <w:rPr>
-          <w:rFonts w:ascii="Aptos" w:hAnsi="Aptos"/>
-          <w:sz w:val="24"/>
-          <w:szCs w:val="24"/>
-        </w:rPr>
-        <w:t>:</w:t>
+      <w:r>
+        <w:rPr>
+          <w:rFonts w:ascii="Aptos" w:hAnsi="Aptos"/>
+          <w:sz w:val="24"/>
+          <w:szCs w:val="24"/>
+        </w:rPr>
+        <w:t>Промпт:</w:t>
       </w:r>
       <w:r>
         <w:rPr>
@@ -12243,136 +11924,44 @@
           <w:sz w:val="24"/>
           <w:szCs w:val="24"/>
         </w:rPr>
-        <w:t xml:space="preserve">(тот, который сейчас + придумай ещё красивые анимированные варианты)), </w:t>
-      </w:r>
-      <w:proofErr w:type="spellStart"/>
-      <w:r>
-        <w:rPr>
-          <w:rFonts w:ascii="Aptos" w:hAnsi="Aptos"/>
-          <w:sz w:val="24"/>
-          <w:szCs w:val="24"/>
-        </w:rPr>
-        <w:t>блюр</w:t>
-      </w:r>
-      <w:proofErr w:type="spellEnd"/>
-      <w:r>
-        <w:rPr>
-          <w:rFonts w:ascii="Aptos" w:hAnsi="Aptos"/>
-          <w:sz w:val="24"/>
-          <w:szCs w:val="24"/>
-        </w:rPr>
-        <w:t xml:space="preserve"> (</w:t>
-      </w:r>
-      <w:proofErr w:type="spellStart"/>
-      <w:r>
-        <w:rPr>
-          <w:rFonts w:ascii="Aptos" w:hAnsi="Aptos"/>
-          <w:sz w:val="24"/>
-          <w:szCs w:val="24"/>
-        </w:rPr>
-        <w:t>xl</w:t>
-      </w:r>
-      <w:proofErr w:type="spellEnd"/>
-      <w:r>
-        <w:rPr>
-          <w:rFonts w:ascii="Aptos" w:hAnsi="Aptos"/>
-          <w:sz w:val="24"/>
-          <w:szCs w:val="24"/>
-        </w:rPr>
-        <w:t xml:space="preserve">, 2xl, </w:t>
-      </w:r>
-      <w:proofErr w:type="spellStart"/>
-      <w:r>
-        <w:rPr>
-          <w:rFonts w:ascii="Aptos" w:hAnsi="Aptos"/>
-          <w:sz w:val="24"/>
-          <w:szCs w:val="24"/>
-        </w:rPr>
-        <w:t>sm</w:t>
-      </w:r>
-      <w:proofErr w:type="spellEnd"/>
-      <w:r>
-        <w:rPr>
-          <w:rFonts w:ascii="Aptos" w:hAnsi="Aptos"/>
-          <w:sz w:val="24"/>
-          <w:szCs w:val="24"/>
-        </w:rPr>
-        <w:t xml:space="preserve">, </w:t>
-      </w:r>
-      <w:proofErr w:type="spellStart"/>
-      <w:r>
-        <w:rPr>
-          <w:rFonts w:ascii="Aptos" w:hAnsi="Aptos"/>
-          <w:sz w:val="24"/>
-          <w:szCs w:val="24"/>
-        </w:rPr>
-        <w:t>md</w:t>
-      </w:r>
-      <w:proofErr w:type="spellEnd"/>
-      <w:r>
-        <w:rPr>
-          <w:rFonts w:ascii="Aptos" w:hAnsi="Aptos"/>
-          <w:sz w:val="24"/>
-          <w:szCs w:val="24"/>
-        </w:rPr>
-        <w:t>...), затемнение (проценты), они влияют на все элементы интерфейса</w:t>
-      </w:r>
-    </w:p>
-    <w:p>
-      <w:pPr>
-        <w:spacing w:line="360" w:lineRule="auto"/>
-        <w:rPr>
-          <w:rFonts w:ascii="Aptos" w:hAnsi="Aptos"/>
-          <w:sz w:val="24"/>
-          <w:szCs w:val="24"/>
-        </w:rPr>
-      </w:pPr>
-      <w:r>
-        <w:rPr>
-          <w:rFonts w:ascii="Aptos" w:hAnsi="Aptos"/>
-          <w:sz w:val="24"/>
-          <w:szCs w:val="24"/>
-        </w:rPr>
-        <w:t xml:space="preserve">меню будет всплывающим, по центру, фон за ним будет </w:t>
-      </w:r>
-      <w:proofErr w:type="spellStart"/>
-      <w:r>
-        <w:rPr>
-          <w:rFonts w:ascii="Aptos" w:hAnsi="Aptos"/>
-          <w:sz w:val="24"/>
-          <w:szCs w:val="24"/>
-        </w:rPr>
-        <w:t>блюрится</w:t>
-      </w:r>
-      <w:proofErr w:type="spellEnd"/>
-    </w:p>
-    <w:p>
-      <w:pPr>
-        <w:spacing w:line="360" w:lineRule="auto"/>
-        <w:rPr>
-          <w:rFonts w:ascii="Aptos" w:hAnsi="Aptos"/>
-          <w:sz w:val="24"/>
-          <w:szCs w:val="24"/>
-        </w:rPr>
-      </w:pPr>
-      <w:r>
-        <w:rPr>
-          <w:rFonts w:ascii="Aptos" w:hAnsi="Aptos"/>
-          <w:sz w:val="24"/>
-          <w:szCs w:val="24"/>
-        </w:rPr>
-        <w:t xml:space="preserve">пусть фон сообщений чата </w:t>
-      </w:r>
-      <w:proofErr w:type="spellStart"/>
-      <w:r>
-        <w:rPr>
-          <w:rFonts w:ascii="Aptos" w:hAnsi="Aptos"/>
-          <w:sz w:val="24"/>
-          <w:szCs w:val="24"/>
-        </w:rPr>
-        <w:t>блюрится</w:t>
-      </w:r>
-      <w:proofErr w:type="spellEnd"/>
+        <w:t>(тот, который сейчас + придумай ещё красивые анимированные варианты)), блюр (xl, 2xl, sm, md...), затемнение (проценты), они влияют на все элементы интерфейса</w:t>
+      </w:r>
+    </w:p>
+    <w:p>
+      <w:pPr>
+        <w:spacing w:line="360" w:lineRule="auto"/>
+        <w:rPr>
+          <w:rFonts w:ascii="Aptos" w:hAnsi="Aptos"/>
+          <w:sz w:val="24"/>
+          <w:szCs w:val="24"/>
+        </w:rPr>
+      </w:pPr>
+      <w:r>
+        <w:rPr>
+          <w:rFonts w:ascii="Aptos" w:hAnsi="Aptos"/>
+          <w:sz w:val="24"/>
+          <w:szCs w:val="24"/>
+        </w:rPr>
+        <w:t>меню будет всплывающим, по центру, фон за ним будет блюрится</w:t>
+      </w:r>
+    </w:p>
+    <w:p>
+      <w:pPr>
+        <w:spacing w:line="360" w:lineRule="auto"/>
+        <w:rPr>
+          <w:rFonts w:ascii="Aptos" w:hAnsi="Aptos"/>
+          <w:sz w:val="24"/>
+          <w:szCs w:val="24"/>
+        </w:rPr>
+      </w:pPr>
+      <w:r>
+        <w:rPr>
+          <w:rFonts w:ascii="Aptos" w:hAnsi="Aptos"/>
+          <w:sz w:val="24"/>
+          <w:szCs w:val="24"/>
+        </w:rPr>
+        <w:t>пусть фон сообщений чата блюрится</w:t>
+      </w:r>
     </w:p>
     <w:p>
       <w:pPr>
@@ -12600,18 +12189,8 @@
           <w:sz w:val="24"/>
           <w:szCs w:val="24"/>
         </w:rPr>
-        <w:t xml:space="preserve"> не </w:t>
-      </w:r>
-      <w:proofErr w:type="spellStart"/>
-      <w:r>
-        <w:rPr>
-          <w:rFonts w:ascii="Aptos" w:hAnsi="Aptos"/>
-          <w:sz w:val="24"/>
-          <w:szCs w:val="24"/>
-        </w:rPr>
-        <w:t>блюрится</w:t>
-      </w:r>
-      <w:proofErr w:type="spellEnd"/>
+        <w:t xml:space="preserve"> не блюрится</w:t>
+      </w:r>
       <w:r>
         <w:rPr>
           <w:rFonts w:ascii="Aptos" w:hAnsi="Aptos"/>
@@ -12734,23 +12313,13 @@
         </w:rPr>
         <w:t xml:space="preserve">класс </w:t>
       </w:r>
-      <w:proofErr w:type="spellStart"/>
-      <w:r>
-        <w:rPr>
-          <w:rFonts w:ascii="Aptos" w:hAnsi="Aptos"/>
-          <w:sz w:val="24"/>
-          <w:szCs w:val="24"/>
-        </w:rPr>
-        <w:t>backdrop-blur</w:t>
-      </w:r>
-      <w:proofErr w:type="spellEnd"/>
-      <w:r>
-        <w:rPr>
-          <w:rFonts w:ascii="Aptos" w:hAnsi="Aptos"/>
-          <w:sz w:val="24"/>
-          <w:szCs w:val="24"/>
-        </w:rPr>
-        <w:t xml:space="preserve">-* (или </w:t>
+      <w:r>
+        <w:rPr>
+          <w:rFonts w:ascii="Aptos" w:hAnsi="Aptos"/>
+          <w:sz w:val="24"/>
+          <w:szCs w:val="24"/>
+        </w:rPr>
+        <w:t xml:space="preserve">backdrop-blur-* (или </w:t>
       </w:r>
       <w:r>
         <w:rPr>
@@ -12816,25 +12385,7 @@
           <w:sz w:val="24"/>
           <w:szCs w:val="24"/>
         </w:rPr>
-        <w:t xml:space="preserve">), размытый фон накладывается на прозрачный не размытый, этот баг присутствует в браузерах на основе </w:t>
-      </w:r>
-      <w:proofErr w:type="spellStart"/>
-      <w:r>
-        <w:rPr>
-          <w:rFonts w:ascii="Aptos" w:hAnsi="Aptos"/>
-          <w:sz w:val="24"/>
-          <w:szCs w:val="24"/>
-        </w:rPr>
-        <w:t>chromium</w:t>
-      </w:r>
-      <w:proofErr w:type="spellEnd"/>
-      <w:r>
-        <w:rPr>
-          <w:rFonts w:ascii="Aptos" w:hAnsi="Aptos"/>
-          <w:sz w:val="24"/>
-          <w:szCs w:val="24"/>
-        </w:rPr>
-        <w:t xml:space="preserve"> (возможно и в других, не проверял))</w:t>
+        <w:t>), размытый фон накладывается на прозрачный не размытый, этот баг присутствует в браузерах на основе chromium (возможно и в других, не проверял))</w:t>
       </w:r>
     </w:p>
     <w:p>
@@ -12857,25 +12408,7 @@
           <w:sz w:val="24"/>
           <w:szCs w:val="24"/>
         </w:rPr>
-        <w:t xml:space="preserve">Старый динамический фон был сильно упрощён и испорчен (хотя, в </w:t>
-      </w:r>
-      <w:proofErr w:type="spellStart"/>
-      <w:r>
-        <w:rPr>
-          <w:rFonts w:ascii="Aptos" w:hAnsi="Aptos"/>
-          <w:sz w:val="24"/>
-          <w:szCs w:val="24"/>
-        </w:rPr>
-        <w:t>промпте</w:t>
-      </w:r>
-      <w:proofErr w:type="spellEnd"/>
-      <w:r>
-        <w:rPr>
-          <w:rFonts w:ascii="Aptos" w:hAnsi="Aptos"/>
-          <w:sz w:val="24"/>
-          <w:szCs w:val="24"/>
-        </w:rPr>
-        <w:t xml:space="preserve"> не было сказано его менять)</w:t>
+        <w:t>Старый динамический фон был сильно упрощён и испорчен (хотя, в промпте не было сказано его менять)</w:t>
       </w:r>
     </w:p>
     <w:p>
@@ -13032,25 +12565,7 @@
           <w:sz w:val="24"/>
           <w:szCs w:val="24"/>
         </w:rPr>
-        <w:t xml:space="preserve">Для запуска в режиме “Проектировщик” в конец </w:t>
-      </w:r>
-      <w:proofErr w:type="spellStart"/>
-      <w:r>
-        <w:rPr>
-          <w:rFonts w:ascii="Aptos" w:hAnsi="Aptos"/>
-          <w:sz w:val="24"/>
-          <w:szCs w:val="24"/>
-        </w:rPr>
-        <w:t>промпта</w:t>
-      </w:r>
-      <w:proofErr w:type="spellEnd"/>
-      <w:r>
-        <w:rPr>
-          <w:rFonts w:ascii="Aptos" w:hAnsi="Aptos"/>
-          <w:sz w:val="24"/>
-          <w:szCs w:val="24"/>
-        </w:rPr>
-        <w:t xml:space="preserve"> допишем инструкции по плану:</w:t>
+        <w:t>Для запуска в режиме “Проектировщик” в конец промпта допишем инструкции по плану:</w:t>
       </w:r>
     </w:p>
     <w:p>
@@ -13261,25 +12776,7 @@
           <w:sz w:val="24"/>
           <w:szCs w:val="24"/>
         </w:rPr>
-        <w:t xml:space="preserve">Фон сообщений в чатах не </w:t>
-      </w:r>
-      <w:proofErr w:type="spellStart"/>
-      <w:r>
-        <w:rPr>
-          <w:rFonts w:ascii="Aptos" w:hAnsi="Aptos"/>
-          <w:sz w:val="24"/>
-          <w:szCs w:val="24"/>
-        </w:rPr>
-        <w:t>блюрится</w:t>
-      </w:r>
-      <w:proofErr w:type="spellEnd"/>
-      <w:r>
-        <w:rPr>
-          <w:rFonts w:ascii="Aptos" w:hAnsi="Aptos"/>
-          <w:sz w:val="24"/>
-          <w:szCs w:val="24"/>
-        </w:rPr>
-        <w:t xml:space="preserve"> и не затемняется</w:t>
+        <w:t>Фон сообщений в чатах не блюрится и не затемняется</w:t>
       </w:r>
     </w:p>
     <w:p>
@@ -13393,43 +12890,7 @@
           <w:szCs w:val="24"/>
         </w:rPr>
         <w:lastRenderedPageBreak/>
-        <w:t xml:space="preserve">Сравнительная таблица затраченных ресурсов (в системный </w:t>
-      </w:r>
-      <w:proofErr w:type="spellStart"/>
-      <w:r>
-        <w:rPr>
-          <w:rFonts w:ascii="Aptos" w:hAnsi="Aptos"/>
-          <w:sz w:val="24"/>
-          <w:szCs w:val="24"/>
-        </w:rPr>
-        <w:t>промпт</w:t>
-      </w:r>
-      <w:proofErr w:type="spellEnd"/>
-      <w:r>
-        <w:rPr>
-          <w:rFonts w:ascii="Aptos" w:hAnsi="Aptos"/>
-          <w:sz w:val="24"/>
-          <w:szCs w:val="24"/>
-        </w:rPr>
-        <w:t xml:space="preserve"> были загружены все файлы фронтенда, в обычном режиме системный </w:t>
-      </w:r>
-      <w:proofErr w:type="spellStart"/>
-      <w:r>
-        <w:rPr>
-          <w:rFonts w:ascii="Aptos" w:hAnsi="Aptos"/>
-          <w:sz w:val="24"/>
-          <w:szCs w:val="24"/>
-        </w:rPr>
-        <w:t>промпт</w:t>
-      </w:r>
-      <w:proofErr w:type="spellEnd"/>
-      <w:r>
-        <w:rPr>
-          <w:rFonts w:ascii="Aptos" w:hAnsi="Aptos"/>
-          <w:sz w:val="24"/>
-          <w:szCs w:val="24"/>
-        </w:rPr>
-        <w:t xml:space="preserve"> был кеширован, а в режиме Планировщик не был) (цены на момент 30.04.2026)</w:t>
+        <w:t>Сравнительная таблица затраченных ресурсов (в системный промпт были загружены все файлы фронтенда, в обычном режиме системный промпт был кеширован, а в режиме Планировщик не был) (цены на момент 30.04.2026)</w:t>
       </w:r>
     </w:p>
     <w:tbl>
@@ -13935,16 +13396,7 @@
           <w:sz w:val="24"/>
           <w:szCs w:val="24"/>
         </w:rPr>
-        <w:t xml:space="preserve"> </w:t>
-      </w:r>
-      <w:proofErr w:type="spellStart"/>
-      <w:r>
-        <w:rPr>
-          <w:rFonts w:ascii="Aptos" w:hAnsi="Aptos"/>
-          <w:sz w:val="24"/>
-          <w:szCs w:val="24"/>
-        </w:rPr>
-        <w:t>закомми</w:t>
+        <w:t xml:space="preserve"> закомми</w:t>
       </w:r>
       <w:r>
         <w:rPr>
@@ -13954,7 +13406,6 @@
         </w:rPr>
         <w:t>чены</w:t>
       </w:r>
-      <w:proofErr w:type="spellEnd"/>
       <w:r>
         <w:rPr>
           <w:rFonts w:ascii="Aptos" w:hAnsi="Aptos"/>
@@ -14697,21 +14148,7 @@
         <w:rPr>
           <w:rFonts w:ascii="Aptos" w:hAnsi="Aptos"/>
         </w:rPr>
-        <w:t xml:space="preserve">оно считает элемент интерактивным, если у него специальный тег или роль (например, </w:t>
-      </w:r>
-      <w:proofErr w:type="spellStart"/>
-      <w:r>
-        <w:rPr>
-          <w:rFonts w:ascii="Aptos" w:hAnsi="Aptos"/>
-        </w:rPr>
-        <w:t>button</w:t>
-      </w:r>
-      <w:proofErr w:type="spellEnd"/>
-      <w:r>
-        <w:rPr>
-          <w:rFonts w:ascii="Aptos" w:hAnsi="Aptos"/>
-        </w:rPr>
-        <w:t xml:space="preserve">), или если в его </w:t>
+        <w:t xml:space="preserve">оно считает элемент интерактивным, если у него специальный тег или роль (например, button), или если в его </w:t>
       </w:r>
       <w:r>
         <w:rPr>
@@ -14849,7 +14286,6 @@
         </w:rPr>
         <w:t>.</w:t>
       </w:r>
-      <w:proofErr w:type="spellStart"/>
       <w:r>
         <w:rPr>
           <w:rFonts w:ascii="Aptos" w:hAnsi="Aptos"/>
@@ -14857,7 +14293,6 @@
         </w:rPr>
         <w:t>js</w:t>
       </w:r>
-      <w:proofErr w:type="spellEnd"/>
       <w:r>
         <w:rPr>
           <w:rFonts w:ascii="Aptos" w:hAnsi="Aptos"/>
@@ -14900,63 +14335,7 @@
         <w:rPr>
           <w:rFonts w:ascii="Aptos" w:hAnsi="Aptos"/>
         </w:rPr>
-        <w:t>, например кнопка “далее” может выглядеть так: &lt;</w:t>
-      </w:r>
-      <w:proofErr w:type="spellStart"/>
-      <w:r>
-        <w:rPr>
-          <w:rFonts w:ascii="Aptos" w:hAnsi="Aptos"/>
-        </w:rPr>
-        <w:t>div</w:t>
-      </w:r>
-      <w:proofErr w:type="spellEnd"/>
-      <w:r>
-        <w:rPr>
-          <w:rFonts w:ascii="Aptos" w:hAnsi="Aptos"/>
-        </w:rPr>
-        <w:t xml:space="preserve"> </w:t>
-      </w:r>
-      <w:proofErr w:type="spellStart"/>
-      <w:r>
-        <w:rPr>
-          <w:rFonts w:ascii="Aptos" w:hAnsi="Aptos"/>
-        </w:rPr>
-        <w:t>class</w:t>
-      </w:r>
-      <w:proofErr w:type="spellEnd"/>
-      <w:r>
-        <w:rPr>
-          <w:rFonts w:ascii="Aptos" w:hAnsi="Aptos"/>
-        </w:rPr>
-        <w:t>="</w:t>
-      </w:r>
-      <w:proofErr w:type="spellStart"/>
-      <w:r>
-        <w:rPr>
-          <w:rFonts w:ascii="Aptos" w:hAnsi="Aptos"/>
-        </w:rPr>
-        <w:t>next</w:t>
-      </w:r>
-      <w:proofErr w:type="spellEnd"/>
-      <w:r>
-        <w:rPr>
-          <w:rFonts w:ascii="Aptos" w:hAnsi="Aptos"/>
-        </w:rPr>
-        <w:t>"&gt;&lt;/</w:t>
-      </w:r>
-      <w:proofErr w:type="spellStart"/>
-      <w:r>
-        <w:rPr>
-          <w:rFonts w:ascii="Aptos" w:hAnsi="Aptos"/>
-        </w:rPr>
-        <w:t>div</w:t>
-      </w:r>
-      <w:proofErr w:type="spellEnd"/>
-      <w:r>
-        <w:rPr>
-          <w:rFonts w:ascii="Aptos" w:hAnsi="Aptos"/>
-        </w:rPr>
-        <w:t>&gt;</w:t>
+        <w:t>, например кнопка “далее” может выглядеть так: &lt;div class="next"&gt;&lt;/div&gt;</w:t>
       </w:r>
       <w:r>
         <w:rPr>
@@ -15168,21 +14547,7 @@
         <w:rPr>
           <w:rFonts w:ascii="Aptos" w:hAnsi="Aptos"/>
         </w:rPr>
-        <w:t xml:space="preserve"> системы, но это не поможет </w:t>
-      </w:r>
-      <w:proofErr w:type="spellStart"/>
-      <w:r>
-        <w:rPr>
-          <w:rFonts w:ascii="Aptos" w:hAnsi="Aptos"/>
-        </w:rPr>
-        <w:t>парсить</w:t>
-      </w:r>
-      <w:proofErr w:type="spellEnd"/>
-      <w:r>
-        <w:rPr>
-          <w:rFonts w:ascii="Aptos" w:hAnsi="Aptos"/>
-        </w:rPr>
-        <w:t xml:space="preserve"> сложны</w:t>
+        <w:t xml:space="preserve"> системы, но это не поможет парсить сложны</w:t>
       </w:r>
       <w:r>
         <w:rPr>
@@ -15516,21 +14881,7 @@
         <w:rPr>
           <w:rFonts w:ascii="Aptos" w:hAnsi="Aptos"/>
         </w:rPr>
-        <w:t xml:space="preserve">Также, не всегда нужно </w:t>
-      </w:r>
-      <w:proofErr w:type="spellStart"/>
-      <w:r>
-        <w:rPr>
-          <w:rFonts w:ascii="Aptos" w:hAnsi="Aptos"/>
-        </w:rPr>
-        <w:t>парсить</w:t>
-      </w:r>
-      <w:proofErr w:type="spellEnd"/>
-      <w:r>
-        <w:rPr>
-          <w:rFonts w:ascii="Aptos" w:hAnsi="Aptos"/>
-        </w:rPr>
-        <w:t xml:space="preserve"> весь скриншот, обычно достаточно его части, это позволит сильно ускорить парсинг.</w:t>
+        <w:t>Также, не всегда нужно парсить весь скриншот, обычно достаточно его части, это позволит сильно ускорить парсинг.</w:t>
       </w:r>
     </w:p>
     <w:p>
@@ -15554,77 +14905,7 @@
         <w:rPr>
           <w:rFonts w:ascii="Aptos" w:hAnsi="Aptos"/>
         </w:rPr>
-        <w:t xml:space="preserve">Перепробовав много решений, наиболее эффективным оказалось следующее: </w:t>
-      </w:r>
-      <w:proofErr w:type="spellStart"/>
-      <w:r>
-        <w:rPr>
-          <w:rFonts w:ascii="Aptos" w:hAnsi="Aptos"/>
-        </w:rPr>
-        <w:t>RapidOCR</w:t>
-      </w:r>
-      <w:proofErr w:type="spellEnd"/>
-      <w:r>
-        <w:rPr>
-          <w:rFonts w:ascii="Aptos" w:hAnsi="Aptos"/>
-        </w:rPr>
-        <w:t xml:space="preserve"> (детекция текста), </w:t>
-      </w:r>
-      <w:proofErr w:type="spellStart"/>
-      <w:r>
-        <w:rPr>
-          <w:rFonts w:ascii="Aptos" w:hAnsi="Aptos"/>
-        </w:rPr>
-        <w:t>EasyOCR</w:t>
-      </w:r>
-      <w:proofErr w:type="spellEnd"/>
-      <w:r>
-        <w:rPr>
-          <w:rFonts w:ascii="Aptos" w:hAnsi="Aptos"/>
-        </w:rPr>
-        <w:t xml:space="preserve"> (распознавание текста), </w:t>
-      </w:r>
-      <w:proofErr w:type="spellStart"/>
-      <w:r>
-        <w:rPr>
-          <w:rFonts w:ascii="Aptos" w:hAnsi="Aptos"/>
-        </w:rPr>
-        <w:t>OpenCV</w:t>
-      </w:r>
-      <w:proofErr w:type="spellEnd"/>
-      <w:r>
-        <w:rPr>
-          <w:rFonts w:ascii="Aptos" w:hAnsi="Aptos"/>
-        </w:rPr>
-        <w:t xml:space="preserve"> (</w:t>
-      </w:r>
-      <w:proofErr w:type="spellStart"/>
-      <w:r>
-        <w:rPr>
-          <w:rFonts w:ascii="Aptos" w:hAnsi="Aptos"/>
-        </w:rPr>
-        <w:t>Canny</w:t>
-      </w:r>
-      <w:proofErr w:type="spellEnd"/>
-      <w:r>
-        <w:rPr>
-          <w:rFonts w:ascii="Aptos" w:hAnsi="Aptos"/>
-        </w:rPr>
-        <w:t xml:space="preserve">) (детекция иконок), </w:t>
-      </w:r>
-      <w:proofErr w:type="spellStart"/>
-      <w:r>
-        <w:rPr>
-          <w:rFonts w:ascii="Aptos" w:hAnsi="Aptos"/>
-        </w:rPr>
-        <w:t>MobileCLIP</w:t>
-      </w:r>
-      <w:proofErr w:type="spellEnd"/>
-      <w:r>
-        <w:rPr>
-          <w:rFonts w:ascii="Aptos" w:hAnsi="Aptos"/>
-        </w:rPr>
-        <w:t xml:space="preserve"> (классификация иконок)</w:t>
+        <w:t>Перепробовав много решений, наиболее эффективным оказалось следующее: RapidOCR (детекция текста), EasyOCR (распознавание текста), OpenCV (Canny) (детекция иконок), MobileCLIP (классификация иконок)</w:t>
       </w:r>
       <w:r>
         <w:rPr>
@@ -15645,21 +14926,7 @@
         <w:rPr>
           <w:rFonts w:ascii="Aptos" w:hAnsi="Aptos"/>
         </w:rPr>
-        <w:t xml:space="preserve">На полном экране (1920:1080) </w:t>
-      </w:r>
-      <w:proofErr w:type="spellStart"/>
-      <w:r>
-        <w:rPr>
-          <w:rFonts w:ascii="Aptos" w:hAnsi="Aptos"/>
-        </w:rPr>
-        <w:t>OpenCV</w:t>
-      </w:r>
-      <w:proofErr w:type="spellEnd"/>
-      <w:r>
-        <w:rPr>
-          <w:rFonts w:ascii="Aptos" w:hAnsi="Aptos"/>
-        </w:rPr>
-        <w:t xml:space="preserve"> работает за миллисекунды, </w:t>
+        <w:t xml:space="preserve">На полном экране (1920:1080) OpenCV работает за миллисекунды, </w:t>
       </w:r>
       <w:r>
         <w:rPr>
@@ -15951,7 +15218,6 @@
         </w:rPr>
         <w:t>/</w:t>
       </w:r>
-      <w:proofErr w:type="spellStart"/>
       <w:r>
         <w:rPr>
           <w:rFonts w:ascii="Aptos" w:hAnsi="Aptos"/>
@@ -15959,7 +15225,6 @@
         </w:rPr>
         <w:t>ui</w:t>
       </w:r>
-      <w:proofErr w:type="spellEnd"/>
       <w:r>
         <w:rPr>
           <w:rFonts w:ascii="Aptos" w:hAnsi="Aptos"/>
@@ -15979,7 +15244,6 @@
         </w:rPr>
         <w:t>.</w:t>
       </w:r>
-      <w:proofErr w:type="spellStart"/>
       <w:r>
         <w:rPr>
           <w:rFonts w:ascii="Aptos" w:hAnsi="Aptos"/>
@@ -15987,7 +15251,6 @@
         </w:rPr>
         <w:t>py</w:t>
       </w:r>
-      <w:proofErr w:type="spellEnd"/>
       <w:r>
         <w:rPr>
           <w:rFonts w:ascii="Aptos" w:hAnsi="Aptos"/>
@@ -16126,7 +15389,6 @@
           <w:rFonts w:ascii="Aptos" w:hAnsi="Aptos"/>
         </w:rPr>
       </w:pPr>
-      <w:proofErr w:type="spellStart"/>
       <w:r>
         <w:rPr>
           <w:rFonts w:ascii="Aptos" w:hAnsi="Aptos"/>
@@ -16134,7 +15396,6 @@
         </w:rPr>
         <w:t>PyAutoGUI</w:t>
       </w:r>
-      <w:proofErr w:type="spellEnd"/>
     </w:p>
     <w:p>
       <w:pPr>
@@ -16150,7 +15411,6 @@
         </w:rPr>
         <w:t xml:space="preserve">Для управления курсором и имитации ввода текста можно использовать </w:t>
       </w:r>
-      <w:proofErr w:type="spellStart"/>
       <w:r>
         <w:rPr>
           <w:rFonts w:ascii="Aptos" w:hAnsi="Aptos"/>
@@ -16158,7 +15418,6 @@
         </w:rPr>
         <w:t>PyAutoGUI</w:t>
       </w:r>
-      <w:proofErr w:type="spellEnd"/>
       <w:r>
         <w:rPr>
           <w:rFonts w:ascii="Aptos" w:hAnsi="Aptos"/>
@@ -16178,27 +15437,13 @@
         <w:rPr>
           <w:rFonts w:ascii="Aptos" w:hAnsi="Aptos"/>
         </w:rPr>
-        <w:t>Проблема</w:t>
-      </w:r>
-      <w:proofErr w:type="gramStart"/>
-      <w:r>
-        <w:rPr>
-          <w:rFonts w:ascii="Aptos" w:hAnsi="Aptos"/>
-        </w:rPr>
-        <w:t>:</w:t>
-      </w:r>
-      <w:r>
-        <w:rPr>
-          <w:rFonts w:ascii="Aptos" w:hAnsi="Aptos"/>
-        </w:rPr>
-        <w:t xml:space="preserve"> Во время</w:t>
-      </w:r>
-      <w:proofErr w:type="gramEnd"/>
-      <w:r>
-        <w:rPr>
-          <w:rFonts w:ascii="Aptos" w:hAnsi="Aptos"/>
-        </w:rPr>
-        <w:t xml:space="preserve"> работы агента нельзя будет использовать компьютер (иначе это будет сильно мешать агенту)</w:t>
+        <w:t>Проблема:</w:t>
+      </w:r>
+      <w:r>
+        <w:rPr>
+          <w:rFonts w:ascii="Aptos" w:hAnsi="Aptos"/>
+        </w:rPr>
+        <w:t xml:space="preserve"> Во время работы агента нельзя будет использовать компьютер (иначе это будет сильно мешать агенту)</w:t>
       </w:r>
     </w:p>
     <w:p>
@@ -16314,19 +15559,11 @@
         </w:rPr>
         <w:t>ы</w:t>
       </w:r>
-      <w:proofErr w:type="gramStart"/>
-      <w:r>
-        <w:rPr>
-          <w:rFonts w:ascii="Aptos" w:hAnsi="Aptos"/>
-        </w:rPr>
-        <w:t>: Это</w:t>
-      </w:r>
-      <w:proofErr w:type="gramEnd"/>
-      <w:r>
-        <w:rPr>
-          <w:rFonts w:ascii="Aptos" w:hAnsi="Aptos"/>
-        </w:rPr>
-        <w:t xml:space="preserve"> нагрузит систему, а также понадобит</w:t>
+      <w:r>
+        <w:rPr>
+          <w:rFonts w:ascii="Aptos" w:hAnsi="Aptos"/>
+        </w:rPr>
+        <w:t>: Это нагрузит систему, а также понадобит</w:t>
       </w:r>
       <w:r>
         <w:rPr>
@@ -16532,21 +15769,7 @@
         <w:rPr>
           <w:rFonts w:ascii="Aptos" w:hAnsi="Aptos"/>
         </w:rPr>
-        <w:t xml:space="preserve"> не сохраняются данные, поэтому придётся каждый раз везде </w:t>
-      </w:r>
-      <w:proofErr w:type="spellStart"/>
-      <w:r>
-        <w:rPr>
-          <w:rFonts w:ascii="Aptos" w:hAnsi="Aptos"/>
-        </w:rPr>
-        <w:t>логиниться</w:t>
-      </w:r>
-      <w:proofErr w:type="spellEnd"/>
-      <w:r>
-        <w:rPr>
-          <w:rFonts w:ascii="Aptos" w:hAnsi="Aptos"/>
-        </w:rPr>
-        <w:t xml:space="preserve"> и устанавливать софт.</w:t>
+        <w:t xml:space="preserve"> не сохраняются данные, поэтому придётся каждый раз везде логиниться и устанавливать софт.</w:t>
       </w:r>
     </w:p>
     <w:p>
@@ -16604,19 +15827,11 @@
         </w:rPr>
         <w:t>ы</w:t>
       </w:r>
-      <w:proofErr w:type="gramStart"/>
-      <w:r>
-        <w:rPr>
-          <w:rFonts w:ascii="Aptos" w:hAnsi="Aptos"/>
-        </w:rPr>
-        <w:t>: Очень</w:t>
-      </w:r>
-      <w:proofErr w:type="gramEnd"/>
-      <w:r>
-        <w:rPr>
-          <w:rFonts w:ascii="Aptos" w:hAnsi="Aptos"/>
-        </w:rPr>
-        <w:t xml:space="preserve"> высокая нагрузка</w:t>
+      <w:r>
+        <w:rPr>
+          <w:rFonts w:ascii="Aptos" w:hAnsi="Aptos"/>
+        </w:rPr>
+        <w:t>: Очень высокая нагрузка</w:t>
       </w:r>
       <w:r>
         <w:rPr>
@@ -16714,7 +15929,6 @@
         </w:rPr>
         <w:t>ы</w:t>
       </w:r>
-      <w:proofErr w:type="gramStart"/>
       <w:r>
         <w:rPr>
           <w:rFonts w:ascii="Aptos" w:hAnsi="Aptos"/>
@@ -16725,14 +15939,7 @@
         <w:rPr>
           <w:rFonts w:ascii="Aptos" w:hAnsi="Aptos"/>
         </w:rPr>
-        <w:t>Не</w:t>
-      </w:r>
-      <w:proofErr w:type="gramEnd"/>
-      <w:r>
-        <w:rPr>
-          <w:rFonts w:ascii="Aptos" w:hAnsi="Aptos"/>
-        </w:rPr>
-        <w:t xml:space="preserve"> доступны </w:t>
+        <w:t xml:space="preserve">Не доступны </w:t>
       </w:r>
       <w:r>
         <w:rPr>
@@ -16869,7 +16076,6 @@
         </w:rPr>
         <w:t>_</w:t>
       </w:r>
-      <w:proofErr w:type="spellStart"/>
       <w:r>
         <w:rPr>
           <w:rFonts w:ascii="Aptos" w:hAnsi="Aptos"/>
@@ -16877,14 +16083,12 @@
         </w:rPr>
         <w:t>wsl</w:t>
       </w:r>
-      <w:proofErr w:type="spellEnd"/>
       <w:r>
         <w:rPr>
           <w:rFonts w:ascii="Aptos" w:hAnsi="Aptos"/>
         </w:rPr>
         <w:t>.</w:t>
       </w:r>
-      <w:proofErr w:type="spellStart"/>
       <w:r>
         <w:rPr>
           <w:rFonts w:ascii="Aptos" w:hAnsi="Aptos"/>
@@ -16892,7 +16096,6 @@
         </w:rPr>
         <w:t>py</w:t>
       </w:r>
-      <w:proofErr w:type="spellEnd"/>
       <w:r>
         <w:rPr>
           <w:rFonts w:ascii="Aptos" w:hAnsi="Aptos"/>
@@ -16977,7 +16180,6 @@
         </w:rPr>
         <w:t>.</w:t>
       </w:r>
-      <w:proofErr w:type="spellStart"/>
       <w:r>
         <w:rPr>
           <w:rFonts w:ascii="Aptos" w:hAnsi="Aptos"/>
@@ -16985,7 +16187,6 @@
         </w:rPr>
         <w:t>py</w:t>
       </w:r>
-      <w:proofErr w:type="spellEnd"/>
       <w:r>
         <w:rPr>
           <w:rFonts w:ascii="Aptos" w:hAnsi="Aptos"/>
@@ -17053,21 +16254,7 @@
         <w:rPr>
           <w:rFonts w:ascii="Aptos" w:hAnsi="Aptos"/>
         </w:rPr>
-        <w:t xml:space="preserve">пользоваться определённым элементах), например, ИИ может пытаться </w:t>
-      </w:r>
-      <w:proofErr w:type="spellStart"/>
-      <w:r>
-        <w:rPr>
-          <w:rFonts w:ascii="Aptos" w:hAnsi="Aptos"/>
-        </w:rPr>
-        <w:t>проскролить</w:t>
-      </w:r>
-      <w:proofErr w:type="spellEnd"/>
-      <w:r>
-        <w:rPr>
-          <w:rFonts w:ascii="Aptos" w:hAnsi="Aptos"/>
-        </w:rPr>
-        <w:t xml:space="preserve"> </w:t>
+        <w:t xml:space="preserve">пользоваться определённым элементах), например, ИИ может пытаться проскролить </w:t>
       </w:r>
       <w:r>
         <w:rPr>
@@ -17638,43 +16825,7 @@
           <w:sz w:val="24"/>
           <w:szCs w:val="24"/>
         </w:rPr>
-        <w:t>Агент успешно решил тестовые задания на платформах «</w:t>
-      </w:r>
-      <w:proofErr w:type="spellStart"/>
-      <w:r>
-        <w:rPr>
-          <w:rFonts w:ascii="Aptos" w:hAnsi="Aptos"/>
-          <w:sz w:val="24"/>
-          <w:szCs w:val="24"/>
-        </w:rPr>
-        <w:t>РешуЕГЭ</w:t>
-      </w:r>
-      <w:proofErr w:type="spellEnd"/>
-      <w:r>
-        <w:rPr>
-          <w:rFonts w:ascii="Aptos" w:hAnsi="Aptos"/>
-          <w:sz w:val="24"/>
-          <w:szCs w:val="24"/>
-        </w:rPr>
-        <w:t xml:space="preserve">» и «Сириус Школы», доказав работоспособность парсинга DOM и плагина Computer </w:t>
-      </w:r>
-      <w:proofErr w:type="spellStart"/>
-      <w:r>
-        <w:rPr>
-          <w:rFonts w:ascii="Aptos" w:hAnsi="Aptos"/>
-          <w:sz w:val="24"/>
-          <w:szCs w:val="24"/>
-        </w:rPr>
-        <w:t>Use</w:t>
-      </w:r>
-      <w:proofErr w:type="spellEnd"/>
-      <w:r>
-        <w:rPr>
-          <w:rFonts w:ascii="Aptos" w:hAnsi="Aptos"/>
-          <w:sz w:val="24"/>
-          <w:szCs w:val="24"/>
-        </w:rPr>
-        <w:t xml:space="preserve"> через WSL</w:t>
+        <w:t>Агент успешно решил тестовые задания на платформах «РешуЕГЭ» и «Сириус Школы», доказав работоспособность парсинга DOM и плагина Computer Use через WSL</w:t>
       </w:r>
       <w:r>
         <w:rPr>
@@ -17857,23 +17008,7 @@
           <w:rFonts w:ascii="Aptos" w:hAnsi="Aptos"/>
           <w:lang w:val="en-US"/>
         </w:rPr>
-        <w:t xml:space="preserve">: </w:t>
-      </w:r>
-      <w:proofErr w:type="spellStart"/>
-      <w:r>
-        <w:rPr>
-          <w:rFonts w:ascii="Aptos" w:hAnsi="Aptos"/>
-          <w:lang w:val="en-US"/>
-        </w:rPr>
-        <w:t>OpenHands</w:t>
-      </w:r>
-      <w:proofErr w:type="spellEnd"/>
-      <w:r>
-        <w:rPr>
-          <w:rFonts w:ascii="Aptos" w:hAnsi="Aptos"/>
-          <w:lang w:val="en-US"/>
-        </w:rPr>
-        <w:t>, Open Interpreter, SWE-agent, Devin</w:t>
+        <w:t>: OpenHands, Open Interpreter, SWE-agent, Devin</w:t>
       </w:r>
       <w:r>
         <w:rPr>
@@ -18286,7 +17421,6 @@
           <w:szCs w:val="24"/>
         </w:rPr>
       </w:pPr>
-      <w:proofErr w:type="spellStart"/>
       <w:r>
         <w:rPr>
           <w:rFonts w:ascii="Aptos" w:hAnsi="Aptos"/>
@@ -18304,7 +17438,6 @@
         </w:rPr>
         <w:t>агфикс</w:t>
       </w:r>
-      <w:proofErr w:type="spellEnd"/>
       <w:r>
         <w:rPr>
           <w:rFonts w:ascii="Aptos" w:hAnsi="Aptos"/>
@@ -18577,18 +17710,8 @@
           <w:sz w:val="24"/>
           <w:szCs w:val="24"/>
         </w:rPr>
-        <w:t xml:space="preserve"> в </w:t>
-      </w:r>
-      <w:proofErr w:type="spellStart"/>
-      <w:r>
-        <w:rPr>
-          <w:rFonts w:ascii="Aptos" w:hAnsi="Aptos"/>
-          <w:sz w:val="24"/>
-          <w:szCs w:val="24"/>
-        </w:rPr>
-        <w:t>рантайме</w:t>
-      </w:r>
-      <w:proofErr w:type="spellEnd"/>
+        <w:t xml:space="preserve"> в рантайме</w:t>
+      </w:r>
       <w:r>
         <w:rPr>
           <w:rFonts w:ascii="Aptos" w:hAnsi="Aptos"/>
@@ -18798,14 +17921,12 @@
         </w:rPr>
         <w:t xml:space="preserve"> </w:t>
       </w:r>
-      <w:proofErr w:type="spellStart"/>
       <w:r>
         <w:rPr>
           <w:rFonts w:ascii="Aptos" w:hAnsi="Aptos"/>
         </w:rPr>
         <w:t>агентных</w:t>
       </w:r>
-      <w:proofErr w:type="spellEnd"/>
       <w:r>
         <w:rPr>
           <w:rFonts w:ascii="Aptos" w:hAnsi="Aptos"/>
@@ -19985,21 +19106,7 @@
               <w:rPr>
                 <w:rFonts w:ascii="Aptos" w:hAnsi="Aptos"/>
               </w:rPr>
-              <w:t xml:space="preserve">Тестирование плагина </w:t>
-            </w:r>
-            <w:proofErr w:type="spellStart"/>
-            <w:r>
-              <w:rPr>
-                <w:rFonts w:ascii="Aptos" w:hAnsi="Aptos"/>
-              </w:rPr>
-              <w:t>Browser</w:t>
-            </w:r>
-            <w:proofErr w:type="spellEnd"/>
-            <w:r>
-              <w:rPr>
-                <w:rFonts w:ascii="Aptos" w:hAnsi="Aptos"/>
-              </w:rPr>
-              <w:t xml:space="preserve"> </w:t>
+              <w:t xml:space="preserve">Тестирование плагина Browser </w:t>
             </w:r>
             <w:r>
               <w:rPr>
@@ -20012,21 +19119,7 @@
               <w:rPr>
                 <w:rFonts w:ascii="Aptos" w:hAnsi="Aptos"/>
               </w:rPr>
-              <w:t xml:space="preserve"> (решение задач на платформе “</w:t>
-            </w:r>
-            <w:proofErr w:type="spellStart"/>
-            <w:r>
-              <w:rPr>
-                <w:rFonts w:ascii="Aptos" w:hAnsi="Aptos"/>
-              </w:rPr>
-              <w:t>РешуЕГЕ</w:t>
-            </w:r>
-            <w:proofErr w:type="spellEnd"/>
-            <w:r>
-              <w:rPr>
-                <w:rFonts w:ascii="Aptos" w:hAnsi="Aptos"/>
-              </w:rPr>
-              <w:t>”)</w:t>
+              <w:t xml:space="preserve"> (решение задач на платформе “РешуЕГЕ”)</w:t>
             </w:r>
           </w:p>
         </w:tc>
@@ -20672,14 +19765,12 @@
                 <w:rFonts w:ascii="Aptos" w:hAnsi="Aptos"/>
               </w:rPr>
             </w:pPr>
-            <w:proofErr w:type="spellStart"/>
             <w:r>
               <w:rPr>
                 <w:rFonts w:ascii="Aptos" w:hAnsi="Aptos"/>
               </w:rPr>
               <w:t>OpenHands</w:t>
             </w:r>
-            <w:proofErr w:type="spellEnd"/>
           </w:p>
         </w:tc>
         <w:tc>
@@ -20699,16 +19790,8 @@
               <w:rPr>
                 <w:rFonts w:ascii="Aptos" w:hAnsi="Aptos"/>
               </w:rPr>
-              <w:t xml:space="preserve">Open </w:t>
-            </w:r>
-            <w:proofErr w:type="spellStart"/>
-            <w:r>
-              <w:rPr>
-                <w:rFonts w:ascii="Aptos" w:hAnsi="Aptos"/>
-              </w:rPr>
-              <w:t>Interpreter</w:t>
-            </w:r>
-            <w:proofErr w:type="spellEnd"/>
+              <w:t>Open Interpreter</w:t>
+            </w:r>
           </w:p>
         </w:tc>
         <w:tc>
@@ -20728,30 +19811,8 @@
               <w:rPr>
                 <w:rFonts w:ascii="Aptos" w:hAnsi="Aptos"/>
               </w:rPr>
-              <w:t>SWE-</w:t>
-            </w:r>
-            <w:proofErr w:type="spellStart"/>
-            <w:r>
-              <w:rPr>
-                <w:rFonts w:ascii="Aptos" w:hAnsi="Aptos"/>
-              </w:rPr>
-              <w:t>agent</w:t>
-            </w:r>
-            <w:proofErr w:type="spellEnd"/>
-            <w:r>
-              <w:rPr>
-                <w:rFonts w:ascii="Aptos" w:hAnsi="Aptos"/>
-              </w:rPr>
-              <w:t xml:space="preserve"> / </w:t>
-            </w:r>
-            <w:proofErr w:type="spellStart"/>
-            <w:r>
-              <w:rPr>
-                <w:rFonts w:ascii="Aptos" w:hAnsi="Aptos"/>
-              </w:rPr>
-              <w:t>Devin</w:t>
-            </w:r>
-            <w:proofErr w:type="spellEnd"/>
+              <w:t>SWE-agent / Devin</w:t>
+            </w:r>
           </w:p>
         </w:tc>
       </w:tr>
@@ -20839,21 +19900,7 @@
               <w:rPr>
                 <w:rFonts w:ascii="Aptos" w:hAnsi="Aptos"/>
               </w:rPr>
-              <w:t xml:space="preserve">Клиент-серверная архитектура. Запуск пользовательских задач и агента происходит в строго изолированных </w:t>
-            </w:r>
-            <w:proofErr w:type="spellStart"/>
-            <w:r>
-              <w:rPr>
-                <w:rFonts w:ascii="Aptos" w:hAnsi="Aptos"/>
-              </w:rPr>
-              <w:t>Docker</w:t>
-            </w:r>
-            <w:proofErr w:type="spellEnd"/>
-            <w:r>
-              <w:rPr>
-                <w:rFonts w:ascii="Aptos" w:hAnsi="Aptos"/>
-              </w:rPr>
-              <w:t>-контейнерах.</w:t>
+              <w:t>Клиент-серверная архитектура. Запуск пользовательских задач и агента происходит в строго изолированных Docker-контейнерах.</w:t>
             </w:r>
           </w:p>
         </w:tc>
@@ -20895,63 +19942,7 @@
               <w:rPr>
                 <w:rFonts w:ascii="Aptos" w:hAnsi="Aptos"/>
               </w:rPr>
-              <w:t xml:space="preserve">Облачная или строго изолированная локальная среда, заточенная под </w:t>
-            </w:r>
-            <w:proofErr w:type="spellStart"/>
-            <w:r>
-              <w:rPr>
-                <w:rFonts w:ascii="Aptos" w:hAnsi="Aptos"/>
-              </w:rPr>
-              <w:t>пайплайн</w:t>
-            </w:r>
-            <w:proofErr w:type="spellEnd"/>
-            <w:r>
-              <w:rPr>
-                <w:rFonts w:ascii="Aptos" w:hAnsi="Aptos"/>
-              </w:rPr>
-              <w:t xml:space="preserve"> разработки "</w:t>
-            </w:r>
-            <w:proofErr w:type="spellStart"/>
-            <w:r>
-              <w:rPr>
-                <w:rFonts w:ascii="Aptos" w:hAnsi="Aptos"/>
-              </w:rPr>
-              <w:t>issue</w:t>
-            </w:r>
-            <w:proofErr w:type="spellEnd"/>
-            <w:r>
-              <w:rPr>
-                <w:rFonts w:ascii="Aptos" w:hAnsi="Aptos"/>
-              </w:rPr>
-              <w:t xml:space="preserve"> -&gt; </w:t>
-            </w:r>
-            <w:proofErr w:type="spellStart"/>
-            <w:r>
-              <w:rPr>
-                <w:rFonts w:ascii="Aptos" w:hAnsi="Aptos"/>
-              </w:rPr>
-              <w:t>pull</w:t>
-            </w:r>
-            <w:proofErr w:type="spellEnd"/>
-            <w:r>
-              <w:rPr>
-                <w:rFonts w:ascii="Aptos" w:hAnsi="Aptos"/>
-              </w:rPr>
-              <w:t xml:space="preserve"> </w:t>
-            </w:r>
-            <w:proofErr w:type="spellStart"/>
-            <w:r>
-              <w:rPr>
-                <w:rFonts w:ascii="Aptos" w:hAnsi="Aptos"/>
-              </w:rPr>
-              <w:t>request</w:t>
-            </w:r>
-            <w:proofErr w:type="spellEnd"/>
-            <w:r>
-              <w:rPr>
-                <w:rFonts w:ascii="Aptos" w:hAnsi="Aptos"/>
-              </w:rPr>
-              <w:t>".</w:t>
+              <w:t>Облачная или строго изолированная локальная среда, заточенная под пайплайн разработки "issue -&gt; pull request".</w:t>
             </w:r>
           </w:p>
         </w:tc>
@@ -20995,35 +19986,7 @@
               <w:rPr>
                 <w:rFonts w:ascii="Aptos" w:hAnsi="Aptos"/>
               </w:rPr>
-              <w:t>Уникальное преимущество. Динамическое переопределение собственных методов класса в оперативной памяти (</w:t>
-            </w:r>
-            <w:proofErr w:type="spellStart"/>
-            <w:r>
-              <w:rPr>
-                <w:rFonts w:ascii="Aptos" w:hAnsi="Aptos"/>
-              </w:rPr>
-              <w:t>runtime</w:t>
-            </w:r>
-            <w:proofErr w:type="spellEnd"/>
-            <w:r>
-              <w:rPr>
-                <w:rFonts w:ascii="Aptos" w:hAnsi="Aptos"/>
-              </w:rPr>
-              <w:t xml:space="preserve"> </w:t>
-            </w:r>
-            <w:proofErr w:type="spellStart"/>
-            <w:r>
-              <w:rPr>
-                <w:rFonts w:ascii="Aptos" w:hAnsi="Aptos"/>
-              </w:rPr>
-              <w:t>monkey-patching</w:t>
-            </w:r>
-            <w:proofErr w:type="spellEnd"/>
-            <w:r>
-              <w:rPr>
-                <w:rFonts w:ascii="Aptos" w:hAnsi="Aptos"/>
-              </w:rPr>
-              <w:t>).</w:t>
+              <w:t>Уникальное преимущество. Динамическое переопределение собственных методов класса в оперативной памяти (runtime monkey-patching).</w:t>
             </w:r>
           </w:p>
         </w:tc>
@@ -21137,21 +20100,7 @@
                 <w:rFonts w:ascii="Aptos" w:hAnsi="Aptos"/>
               </w:rPr>
               <w:lastRenderedPageBreak/>
-              <w:t xml:space="preserve">генерировать интерактивные HTML, JS и </w:t>
-            </w:r>
-            <w:proofErr w:type="spellStart"/>
-            <w:r>
-              <w:rPr>
-                <w:rFonts w:ascii="Aptos" w:hAnsi="Aptos"/>
-              </w:rPr>
-              <w:t>Tailwind</w:t>
-            </w:r>
-            <w:proofErr w:type="spellEnd"/>
-            <w:r>
-              <w:rPr>
-                <w:rFonts w:ascii="Aptos" w:hAnsi="Aptos"/>
-              </w:rPr>
-              <w:t>-компоненты (кнопки, дашборды, формы опросов) прямо в поток чата.</w:t>
+              <w:t>генерировать интерактивные HTML, JS и Tailwind-компоненты (кнопки, дашборды, формы опросов) прямо в поток чата.</w:t>
             </w:r>
           </w:p>
         </w:tc>
@@ -21173,56 +20122,14 @@
                 <w:rFonts w:ascii="Aptos" w:hAnsi="Aptos"/>
               </w:rPr>
               <w:lastRenderedPageBreak/>
-              <w:t xml:space="preserve">Статичный </w:t>
-            </w:r>
-            <w:proofErr w:type="spellStart"/>
+              <w:t xml:space="preserve">Статичный React-интерфейс. Агент </w:t>
+            </w:r>
             <w:r>
               <w:rPr>
                 <w:rFonts w:ascii="Aptos" w:hAnsi="Aptos"/>
               </w:rPr>
-              <w:t>React</w:t>
-            </w:r>
-            <w:proofErr w:type="spellEnd"/>
-            <w:r>
-              <w:rPr>
-                <w:rFonts w:ascii="Aptos" w:hAnsi="Aptos"/>
-              </w:rPr>
-              <w:t xml:space="preserve">-интерфейс. Агент </w:t>
-            </w:r>
-            <w:r>
-              <w:rPr>
-                <w:rFonts w:ascii="Aptos" w:hAnsi="Aptos"/>
-              </w:rPr>
               <w:lastRenderedPageBreak/>
-              <w:t xml:space="preserve">возвращает текстовый </w:t>
-            </w:r>
-            <w:proofErr w:type="spellStart"/>
-            <w:r>
-              <w:rPr>
-                <w:rFonts w:ascii="Aptos" w:hAnsi="Aptos"/>
-              </w:rPr>
-              <w:t>Markdown</w:t>
-            </w:r>
-            <w:proofErr w:type="spellEnd"/>
-            <w:r>
-              <w:rPr>
-                <w:rFonts w:ascii="Aptos" w:hAnsi="Aptos"/>
-              </w:rPr>
-              <w:t xml:space="preserve"> или JSON-команды для вызова жестко </w:t>
-            </w:r>
-            <w:proofErr w:type="spellStart"/>
-            <w:r>
-              <w:rPr>
-                <w:rFonts w:ascii="Aptos" w:hAnsi="Aptos"/>
-              </w:rPr>
-              <w:t>захардкоженных</w:t>
-            </w:r>
-            <w:proofErr w:type="spellEnd"/>
-            <w:r>
-              <w:rPr>
-                <w:rFonts w:ascii="Aptos" w:hAnsi="Aptos"/>
-              </w:rPr>
-              <w:t xml:space="preserve"> компонентов.</w:t>
+              <w:t>возвращает текстовый Markdown или JSON-команды для вызова жестко захардкоженных компонентов.</w:t>
             </w:r>
           </w:p>
         </w:tc>
@@ -21273,56 +20180,14 @@
                 <w:rFonts w:ascii="Aptos" w:hAnsi="Aptos"/>
               </w:rPr>
               <w:lastRenderedPageBreak/>
-              <w:t xml:space="preserve">Пользовательский </w:t>
-            </w:r>
-            <w:proofErr w:type="spellStart"/>
+              <w:t xml:space="preserve">Пользовательский web-интерфейс (Devin) или </w:t>
+            </w:r>
             <w:r>
               <w:rPr>
                 <w:rFonts w:ascii="Aptos" w:hAnsi="Aptos"/>
               </w:rPr>
-              <w:t>web</w:t>
-            </w:r>
-            <w:proofErr w:type="spellEnd"/>
-            <w:r>
-              <w:rPr>
-                <w:rFonts w:ascii="Aptos" w:hAnsi="Aptos"/>
-              </w:rPr>
-              <w:t>-интерфейс (</w:t>
-            </w:r>
-            <w:proofErr w:type="spellStart"/>
-            <w:r>
-              <w:rPr>
-                <w:rFonts w:ascii="Aptos" w:hAnsi="Aptos"/>
-              </w:rPr>
-              <w:t>Devin</w:t>
-            </w:r>
-            <w:proofErr w:type="spellEnd"/>
-            <w:r>
-              <w:rPr>
-                <w:rFonts w:ascii="Aptos" w:hAnsi="Aptos"/>
-              </w:rPr>
-              <w:t xml:space="preserve">) или </w:t>
-            </w:r>
-            <w:r>
-              <w:rPr>
-                <w:rFonts w:ascii="Aptos" w:hAnsi="Aptos"/>
-              </w:rPr>
               <w:lastRenderedPageBreak/>
-              <w:t>терминал (SWE-</w:t>
-            </w:r>
-            <w:proofErr w:type="spellStart"/>
-            <w:r>
-              <w:rPr>
-                <w:rFonts w:ascii="Aptos" w:hAnsi="Aptos"/>
-              </w:rPr>
-              <w:t>agent</w:t>
-            </w:r>
-            <w:proofErr w:type="spellEnd"/>
-            <w:r>
-              <w:rPr>
-                <w:rFonts w:ascii="Aptos" w:hAnsi="Aptos"/>
-              </w:rPr>
-              <w:t>). Контент отображается статично.</w:t>
+              <w:t>терминал (SWE-agent). Контент отображается статично.</w:t>
             </w:r>
           </w:p>
         </w:tc>
@@ -21346,21 +20211,7 @@
                 <w:rFonts w:ascii="Aptos" w:hAnsi="Aptos"/>
               </w:rPr>
               <w:lastRenderedPageBreak/>
-              <w:t xml:space="preserve">Взаимодействие с GUI операционной системы (Computer </w:t>
-            </w:r>
-            <w:proofErr w:type="spellStart"/>
-            <w:r>
-              <w:rPr>
-                <w:rFonts w:ascii="Aptos" w:hAnsi="Aptos"/>
-              </w:rPr>
-              <w:t>Use</w:t>
-            </w:r>
-            <w:proofErr w:type="spellEnd"/>
-            <w:r>
-              <w:rPr>
-                <w:rFonts w:ascii="Aptos" w:hAnsi="Aptos"/>
-              </w:rPr>
-              <w:t>)</w:t>
+              <w:t>Взаимодействие с GUI операционной системы (Computer Use)</w:t>
             </w:r>
           </w:p>
         </w:tc>
@@ -21381,47 +20232,19 @@
               <w:rPr>
                 <w:rFonts w:ascii="Aptos" w:hAnsi="Aptos"/>
               </w:rPr>
-              <w:t>Использование виртуального дисплея (</w:t>
-            </w:r>
-            <w:proofErr w:type="spellStart"/>
+              <w:t xml:space="preserve">Использование виртуального дисплея (Xvfb внутри WSL) или </w:t>
+            </w:r>
             <w:r>
               <w:rPr>
                 <w:rFonts w:ascii="Aptos" w:hAnsi="Aptos"/>
               </w:rPr>
-              <w:t>Xvfb</w:t>
-            </w:r>
-            <w:proofErr w:type="spellEnd"/>
+              <w:t>эмуляции ввода внутри системы пользователя</w:t>
+            </w:r>
             <w:r>
               <w:rPr>
                 <w:rFonts w:ascii="Aptos" w:hAnsi="Aptos"/>
               </w:rPr>
-              <w:t xml:space="preserve"> внутри WSL) или </w:t>
-            </w:r>
-            <w:r>
-              <w:rPr>
-                <w:rFonts w:ascii="Aptos" w:hAnsi="Aptos"/>
-              </w:rPr>
-              <w:t>эмуляции ввода внутри системы пользователя</w:t>
-            </w:r>
-            <w:r>
-              <w:rPr>
-                <w:rFonts w:ascii="Aptos" w:hAnsi="Aptos"/>
-              </w:rPr>
-              <w:t xml:space="preserve"> (через </w:t>
-            </w:r>
-            <w:proofErr w:type="spellStart"/>
-            <w:r>
-              <w:rPr>
-                <w:rFonts w:ascii="Aptos" w:hAnsi="Aptos"/>
-              </w:rPr>
-              <w:t>PyAutoGUI</w:t>
-            </w:r>
-            <w:proofErr w:type="spellEnd"/>
-            <w:r>
-              <w:rPr>
-                <w:rFonts w:ascii="Aptos" w:hAnsi="Aptos"/>
-              </w:rPr>
-              <w:t>)</w:t>
+              <w:t xml:space="preserve"> (через PyAutoGUI)</w:t>
             </w:r>
             <w:r>
               <w:rPr>
@@ -21448,21 +20271,7 @@
               <w:rPr>
                 <w:rFonts w:ascii="Aptos" w:hAnsi="Aptos"/>
               </w:rPr>
-              <w:t xml:space="preserve">Использование VNC внутри изолированного </w:t>
-            </w:r>
-            <w:proofErr w:type="spellStart"/>
-            <w:r>
-              <w:rPr>
-                <w:rFonts w:ascii="Aptos" w:hAnsi="Aptos"/>
-              </w:rPr>
-              <w:t>Docker</w:t>
-            </w:r>
-            <w:proofErr w:type="spellEnd"/>
-            <w:r>
-              <w:rPr>
-                <w:rFonts w:ascii="Aptos" w:hAnsi="Aptos"/>
-              </w:rPr>
-              <w:t>-контейнера. Выполняет клики по координатам и делает снимки экрана.</w:t>
+              <w:t>Использование VNC внутри изолированного Docker-контейнера. Выполняет клики по координатам и делает снимки экрана.</w:t>
             </w:r>
           </w:p>
         </w:tc>
@@ -21483,21 +20292,7 @@
               <w:rPr>
                 <w:rFonts w:ascii="Aptos" w:hAnsi="Aptos"/>
               </w:rPr>
-              <w:t xml:space="preserve">Управление реальной мышью и клавиатурой основной хост-машины (через библиотеки эмуляции ввода, например </w:t>
-            </w:r>
-            <w:proofErr w:type="spellStart"/>
-            <w:r>
-              <w:rPr>
-                <w:rFonts w:ascii="Aptos" w:hAnsi="Aptos"/>
-              </w:rPr>
-              <w:t>PyAutoGUI</w:t>
-            </w:r>
-            <w:proofErr w:type="spellEnd"/>
-            <w:r>
-              <w:rPr>
-                <w:rFonts w:ascii="Aptos" w:hAnsi="Aptos"/>
-              </w:rPr>
-              <w:t>).</w:t>
+              <w:t>Управление реальной мышью и клавиатурой основной хост-машины (через библиотеки эмуляции ввода, например PyAutoGUI).</w:t>
             </w:r>
           </w:p>
         </w:tc>
@@ -21518,21 +20313,7 @@
               <w:rPr>
                 <w:rFonts w:ascii="Aptos" w:hAnsi="Aptos"/>
               </w:rPr>
-              <w:t xml:space="preserve">Не поддерживается. Агент работает исключительно через анализ кода, </w:t>
-            </w:r>
-            <w:proofErr w:type="spellStart"/>
-            <w:r>
-              <w:rPr>
-                <w:rFonts w:ascii="Aptos" w:hAnsi="Aptos"/>
-              </w:rPr>
-              <w:t>bash</w:t>
-            </w:r>
-            <w:proofErr w:type="spellEnd"/>
-            <w:r>
-              <w:rPr>
-                <w:rFonts w:ascii="Aptos" w:hAnsi="Aptos"/>
-              </w:rPr>
-              <w:t>-команды и API.</w:t>
+              <w:t>Не поддерживается. Агент работает исключительно через анализ кода, bash-команды и API.</w:t>
             </w:r>
           </w:p>
         </w:tc>
@@ -21597,35 +20378,7 @@
               <w:rPr>
                 <w:rFonts w:ascii="Aptos" w:hAnsi="Aptos"/>
               </w:rPr>
-              <w:t xml:space="preserve">Встроенная поддержка автоматизации через библиотеку </w:t>
-            </w:r>
-            <w:proofErr w:type="spellStart"/>
-            <w:r>
-              <w:rPr>
-                <w:rFonts w:ascii="Aptos" w:hAnsi="Aptos"/>
-              </w:rPr>
-              <w:t>Playwright</w:t>
-            </w:r>
-            <w:proofErr w:type="spellEnd"/>
-            <w:r>
-              <w:rPr>
-                <w:rFonts w:ascii="Aptos" w:hAnsi="Aptos"/>
-              </w:rPr>
-              <w:t xml:space="preserve"> (</w:t>
-            </w:r>
-            <w:proofErr w:type="spellStart"/>
-            <w:r>
-              <w:rPr>
-                <w:rFonts w:ascii="Aptos" w:hAnsi="Aptos"/>
-              </w:rPr>
-              <w:t>headless</w:t>
-            </w:r>
-            <w:proofErr w:type="spellEnd"/>
-            <w:r>
-              <w:rPr>
-                <w:rFonts w:ascii="Aptos" w:hAnsi="Aptos"/>
-              </w:rPr>
-              <w:t>-браузер).</w:t>
+              <w:t>Встроенная поддержка автоматизации через библиотеку Playwright (headless-браузер).</w:t>
             </w:r>
           </w:p>
         </w:tc>
@@ -21646,35 +20399,7 @@
               <w:rPr>
                 <w:rFonts w:ascii="Aptos" w:hAnsi="Aptos"/>
               </w:rPr>
-              <w:t xml:space="preserve">Базовая автоматизация веб-серфинга (обычно через </w:t>
-            </w:r>
-            <w:proofErr w:type="spellStart"/>
-            <w:r>
-              <w:rPr>
-                <w:rFonts w:ascii="Aptos" w:hAnsi="Aptos"/>
-              </w:rPr>
-              <w:t>Selenium</w:t>
-            </w:r>
-            <w:proofErr w:type="spellEnd"/>
-            <w:r>
-              <w:rPr>
-                <w:rFonts w:ascii="Aptos" w:hAnsi="Aptos"/>
-              </w:rPr>
-              <w:t xml:space="preserve"> или </w:t>
-            </w:r>
-            <w:proofErr w:type="spellStart"/>
-            <w:r>
-              <w:rPr>
-                <w:rFonts w:ascii="Aptos" w:hAnsi="Aptos"/>
-              </w:rPr>
-              <w:t>Playwright</w:t>
-            </w:r>
-            <w:proofErr w:type="spellEnd"/>
-            <w:r>
-              <w:rPr>
-                <w:rFonts w:ascii="Aptos" w:hAnsi="Aptos"/>
-              </w:rPr>
-              <w:t>), запускаемая Python-скриптами.</w:t>
+              <w:t>Базовая автоматизация веб-серфинга (обычно через Selenium или Playwright), запускаемая Python-скриптами.</w:t>
             </w:r>
           </w:p>
         </w:tc>
@@ -21815,21 +20540,7 @@
               <w:rPr>
                 <w:rFonts w:ascii="Aptos" w:hAnsi="Aptos"/>
               </w:rPr>
-              <w:t>Контекст жестко ограничен рамками текущей решаемой задачи (</w:t>
-            </w:r>
-            <w:proofErr w:type="spellStart"/>
-            <w:r>
-              <w:rPr>
-                <w:rFonts w:ascii="Aptos" w:hAnsi="Aptos"/>
-              </w:rPr>
-              <w:t>issue</w:t>
-            </w:r>
-            <w:proofErr w:type="spellEnd"/>
-            <w:r>
-              <w:rPr>
-                <w:rFonts w:ascii="Aptos" w:hAnsi="Aptos"/>
-              </w:rPr>
-              <w:t>) и рабочим пространством репозитория.</w:t>
+              <w:t>Контекст жестко ограничен рамками текущей решаемой задачи (issue) и рабочим пространством репозитория.</w:t>
             </w:r>
           </w:p>
         </w:tc>
@@ -21936,21 +20647,7 @@
               <w:rPr>
                 <w:rFonts w:ascii="Aptos" w:hAnsi="Aptos"/>
               </w:rPr>
-              <w:t>Узкоспециализированный агент для решения конкретных задач программирования (</w:t>
-            </w:r>
-            <w:proofErr w:type="spellStart"/>
-            <w:r>
-              <w:rPr>
-                <w:rFonts w:ascii="Aptos" w:hAnsi="Aptos"/>
-              </w:rPr>
-              <w:t>багфиксы</w:t>
-            </w:r>
-            <w:proofErr w:type="spellEnd"/>
-            <w:r>
-              <w:rPr>
-                <w:rFonts w:ascii="Aptos" w:hAnsi="Aptos"/>
-              </w:rPr>
-              <w:t>, разработка фич) в существующих проектах.</w:t>
+              <w:t>Узкоспециализированный агент для решения конкретных задач программирования (багфиксы, разработка фич) в существующих проектах.</w:t>
             </w:r>
           </w:p>
         </w:tc>
@@ -22141,7 +20838,6 @@
         </w:rPr>
         <w:t>.</w:t>
       </w:r>
-      <w:proofErr w:type="spellStart"/>
       <w:r>
         <w:rPr>
           <w:rFonts w:ascii="Aptos" w:hAnsi="Aptos"/>
@@ -22151,7 +20847,6 @@
         </w:rPr>
         <w:t>py</w:t>
       </w:r>
-      <w:proofErr w:type="spellEnd"/>
       <w:r>
         <w:rPr>
           <w:rFonts w:ascii="Aptos" w:hAnsi="Aptos"/>
@@ -22177,7 +20872,6 @@
         </w:rPr>
         <w:t xml:space="preserve">, все конфиги хранятся в </w:t>
       </w:r>
-      <w:proofErr w:type="spellStart"/>
       <w:r>
         <w:rPr>
           <w:rFonts w:ascii="Aptos" w:hAnsi="Aptos"/>
@@ -22187,7 +20881,6 @@
         </w:rPr>
         <w:t>json</w:t>
       </w:r>
-      <w:proofErr w:type="spellEnd"/>
       <w:r>
         <w:rPr>
           <w:rFonts w:ascii="Aptos" w:hAnsi="Aptos"/>
@@ -22258,7 +20951,6 @@
         </w:rPr>
         <w:t>.</w:t>
       </w:r>
-      <w:proofErr w:type="spellStart"/>
       <w:r>
         <w:rPr>
           <w:rFonts w:ascii="Aptos" w:hAnsi="Aptos"/>
@@ -22268,7 +20960,6 @@
         </w:rPr>
         <w:t>py</w:t>
       </w:r>
-      <w:proofErr w:type="spellEnd"/>
       <w:r>
         <w:rPr>
           <w:rFonts w:ascii="Aptos" w:hAnsi="Aptos"/>
@@ -22448,7 +21139,6 @@
         </w:rPr>
         <w:t>.</w:t>
       </w:r>
-      <w:proofErr w:type="spellStart"/>
       <w:r>
         <w:rPr>
           <w:rFonts w:ascii="Aptos" w:hAnsi="Aptos"/>
@@ -22458,7 +21148,6 @@
         </w:rPr>
         <w:t>py</w:t>
       </w:r>
-      <w:proofErr w:type="spellEnd"/>
       <w:r>
         <w:rPr>
           <w:rFonts w:ascii="Aptos" w:hAnsi="Aptos"/>
@@ -22536,43 +21225,7 @@
           <w:szCs w:val="24"/>
         </w:rPr>
         <w:tab/>
-        <w:t xml:space="preserve">Собирает актуальный контекст, добавляя специальные </w:t>
-      </w:r>
-      <w:proofErr w:type="spellStart"/>
-      <w:r>
-        <w:rPr>
-          <w:rFonts w:ascii="Aptos" w:hAnsi="Aptos"/>
-          <w:sz w:val="24"/>
-          <w:szCs w:val="24"/>
-        </w:rPr>
-        <w:t>промпты</w:t>
-      </w:r>
-      <w:proofErr w:type="spellEnd"/>
-      <w:r>
-        <w:rPr>
-          <w:rFonts w:ascii="Aptos" w:hAnsi="Aptos"/>
-          <w:sz w:val="24"/>
-          <w:szCs w:val="24"/>
-        </w:rPr>
-        <w:t xml:space="preserve"> плагинов в системный </w:t>
-      </w:r>
-      <w:proofErr w:type="spellStart"/>
-      <w:r>
-        <w:rPr>
-          <w:rFonts w:ascii="Aptos" w:hAnsi="Aptos"/>
-          <w:sz w:val="24"/>
-          <w:szCs w:val="24"/>
-        </w:rPr>
-        <w:t>промпт</w:t>
-      </w:r>
-      <w:proofErr w:type="spellEnd"/>
-      <w:r>
-        <w:rPr>
-          <w:rFonts w:ascii="Aptos" w:hAnsi="Aptos"/>
-          <w:sz w:val="24"/>
-          <w:szCs w:val="24"/>
-        </w:rPr>
-        <w:t>.</w:t>
+        <w:t>Собирает актуальный контекст, добавляя специальные промпты плагинов в системный промпт.</w:t>
       </w:r>
     </w:p>
     <w:p>
@@ -22646,7 +21299,6 @@
         </w:rPr>
         <w:t>_</w:t>
       </w:r>
-      <w:proofErr w:type="spellStart"/>
       <w:r>
         <w:rPr>
           <w:rFonts w:ascii="Aptos" w:hAnsi="Aptos"/>
@@ -22656,7 +21308,6 @@
         </w:rPr>
         <w:t>interfase</w:t>
       </w:r>
-      <w:proofErr w:type="spellEnd"/>
       <w:r>
         <w:rPr>
           <w:rFonts w:ascii="Aptos" w:hAnsi="Aptos"/>
@@ -22698,25 +21349,7 @@
           <w:sz w:val="24"/>
           <w:szCs w:val="24"/>
         </w:rPr>
-        <w:t xml:space="preserve">-интерфейс и управление чатами (использование нескольких чатов, сохранение чатов, управление </w:t>
-      </w:r>
-      <w:proofErr w:type="spellStart"/>
-      <w:r>
-        <w:rPr>
-          <w:rFonts w:ascii="Aptos" w:hAnsi="Aptos"/>
-          <w:sz w:val="24"/>
-          <w:szCs w:val="24"/>
-        </w:rPr>
-        <w:t>промптами</w:t>
-      </w:r>
-      <w:proofErr w:type="spellEnd"/>
-      <w:r>
-        <w:rPr>
-          <w:rFonts w:ascii="Aptos" w:hAnsi="Aptos"/>
-          <w:sz w:val="24"/>
-          <w:szCs w:val="24"/>
-        </w:rPr>
-        <w:t xml:space="preserve"> и пресетами).</w:t>
+        <w:t>-интерфейс и управление чатами (использование нескольких чатов, сохранение чатов, управление промптами и пресетами).</w:t>
       </w:r>
     </w:p>
     <w:p>
@@ -22837,25 +21470,7 @@
           <w:sz w:val="24"/>
           <w:szCs w:val="24"/>
         </w:rPr>
-        <w:t xml:space="preserve">, чаты </w:t>
-      </w:r>
-      <w:proofErr w:type="spellStart"/>
-      <w:r>
-        <w:rPr>
-          <w:rFonts w:ascii="Aptos" w:hAnsi="Aptos"/>
-          <w:sz w:val="24"/>
-          <w:szCs w:val="24"/>
-        </w:rPr>
-        <w:t>сериализуются</w:t>
-      </w:r>
-      <w:proofErr w:type="spellEnd"/>
-      <w:r>
-        <w:rPr>
-          <w:rFonts w:ascii="Aptos" w:hAnsi="Aptos"/>
-          <w:sz w:val="24"/>
-          <w:szCs w:val="24"/>
-        </w:rPr>
-        <w:t xml:space="preserve"> (с помощью </w:t>
+        <w:t xml:space="preserve">, чаты сериализуются (с помощью </w:t>
       </w:r>
       <w:r>
         <w:rPr>
@@ -22872,27 +21487,8 @@
           <w:sz w:val="24"/>
           <w:szCs w:val="24"/>
         </w:rPr>
-        <w:t xml:space="preserve">), но при сериализации и </w:t>
-      </w:r>
-      <w:proofErr w:type="spellStart"/>
-      <w:r>
-        <w:rPr>
-          <w:rFonts w:ascii="Aptos" w:hAnsi="Aptos"/>
-          <w:sz w:val="24"/>
-          <w:szCs w:val="24"/>
-        </w:rPr>
-        <w:t>десериализации</w:t>
-      </w:r>
-      <w:proofErr w:type="spellEnd"/>
-      <w:r>
-        <w:rPr>
-          <w:rFonts w:ascii="Aptos" w:hAnsi="Aptos"/>
-          <w:sz w:val="24"/>
-          <w:szCs w:val="24"/>
-        </w:rPr>
-        <w:t xml:space="preserve"> могут возникнуть ошибки, резервная копия сохраняется в </w:t>
-      </w:r>
-      <w:proofErr w:type="spellStart"/>
+        <w:t xml:space="preserve">), но при сериализации и десериализации могут возникнуть ошибки, резервная копия сохраняется в </w:t>
+      </w:r>
       <w:r>
         <w:rPr>
           <w:rFonts w:ascii="Aptos" w:hAnsi="Aptos"/>
@@ -22902,7 +21498,6 @@
         </w:rPr>
         <w:t>json</w:t>
       </w:r>
-      <w:proofErr w:type="spellEnd"/>
       <w:r>
         <w:rPr>
           <w:rFonts w:ascii="Aptos" w:hAnsi="Aptos"/>
@@ -22963,7 +21558,6 @@
         </w:rPr>
         <w:t>.</w:t>
       </w:r>
-      <w:proofErr w:type="spellStart"/>
       <w:r>
         <w:rPr>
           <w:rFonts w:ascii="Aptos" w:hAnsi="Aptos"/>
@@ -22973,7 +21567,6 @@
         </w:rPr>
         <w:t>js</w:t>
       </w:r>
-      <w:proofErr w:type="spellEnd"/>
       <w:r>
         <w:rPr>
           <w:rFonts w:ascii="Aptos" w:hAnsi="Aptos"/>
@@ -23085,7 +21678,6 @@
         </w:rPr>
         <w:t>.</w:t>
       </w:r>
-      <w:proofErr w:type="spellStart"/>
       <w:r>
         <w:rPr>
           <w:rFonts w:ascii="Aptos" w:hAnsi="Aptos"/>
@@ -23095,7 +21687,6 @@
         </w:rPr>
         <w:t>js</w:t>
       </w:r>
-      <w:proofErr w:type="spellEnd"/>
       <w:r>
         <w:rPr>
           <w:rFonts w:ascii="Aptos" w:hAnsi="Aptos"/>
@@ -23138,7 +21729,6 @@
         </w:rPr>
         <w:t>.</w:t>
       </w:r>
-      <w:proofErr w:type="spellStart"/>
       <w:r>
         <w:rPr>
           <w:rFonts w:ascii="Aptos" w:hAnsi="Aptos"/>
@@ -23148,7 +21738,6 @@
         </w:rPr>
         <w:t>js</w:t>
       </w:r>
-      <w:proofErr w:type="spellEnd"/>
       <w:r>
         <w:rPr>
           <w:rFonts w:ascii="Aptos" w:hAnsi="Aptos"/>
@@ -23157,7 +21746,6 @@
         </w:rPr>
         <w:t xml:space="preserve"> (подсветка кода), </w:t>
       </w:r>
-      <w:proofErr w:type="spellStart"/>
       <w:r>
         <w:rPr>
           <w:rFonts w:ascii="Aptos" w:hAnsi="Aptos"/>
@@ -23167,7 +21755,6 @@
         </w:rPr>
         <w:t>KaTeX</w:t>
       </w:r>
-      <w:proofErr w:type="spellEnd"/>
       <w:r>
         <w:rPr>
           <w:rFonts w:ascii="Aptos" w:hAnsi="Aptos"/>
@@ -23556,7 +22143,6 @@
         <w:tab/>
         <w:t xml:space="preserve">Технологии: </w:t>
       </w:r>
-      <w:proofErr w:type="spellStart"/>
       <w:r>
         <w:rPr>
           <w:rFonts w:ascii="Aptos" w:hAnsi="Aptos"/>
@@ -23566,7 +22152,6 @@
         </w:rPr>
         <w:t>xdotool</w:t>
       </w:r>
-      <w:proofErr w:type="spellEnd"/>
       <w:r>
         <w:rPr>
           <w:rFonts w:ascii="Aptos" w:hAnsi="Aptos"/>
@@ -23575,7 +22160,6 @@
         </w:rPr>
         <w:t xml:space="preserve"> (эмуляция ввода), </w:t>
       </w:r>
-      <w:proofErr w:type="spellStart"/>
       <w:r>
         <w:rPr>
           <w:rFonts w:ascii="Aptos" w:hAnsi="Aptos"/>
@@ -23585,7 +22169,6 @@
         </w:rPr>
         <w:t>scrot</w:t>
       </w:r>
-      <w:proofErr w:type="spellEnd"/>
       <w:r>
         <w:rPr>
           <w:rFonts w:ascii="Aptos" w:hAnsi="Aptos"/>
@@ -23594,7 +22177,6 @@
         </w:rPr>
         <w:t xml:space="preserve"> (скриншоты), </w:t>
       </w:r>
-      <w:proofErr w:type="spellStart"/>
       <w:r>
         <w:rPr>
           <w:rFonts w:ascii="Aptos" w:hAnsi="Aptos"/>
@@ -23604,7 +22186,6 @@
         </w:rPr>
         <w:t>Xvfb</w:t>
       </w:r>
-      <w:proofErr w:type="spellEnd"/>
       <w:r>
         <w:rPr>
           <w:rFonts w:ascii="Aptos" w:hAnsi="Aptos"/>
@@ -23630,7 +22211,6 @@
         </w:rPr>
         <w:t>11</w:t>
       </w:r>
-      <w:proofErr w:type="spellStart"/>
       <w:r>
         <w:rPr>
           <w:rFonts w:ascii="Aptos" w:hAnsi="Aptos"/>
@@ -23640,7 +22220,6 @@
         </w:rPr>
         <w:t>vnc</w:t>
       </w:r>
-      <w:proofErr w:type="spellEnd"/>
       <w:r>
         <w:rPr>
           <w:rFonts w:ascii="Aptos" w:hAnsi="Aptos"/>
@@ -23649,7 +22228,6 @@
         </w:rPr>
         <w:t xml:space="preserve"> + </w:t>
       </w:r>
-      <w:proofErr w:type="spellStart"/>
       <w:r>
         <w:rPr>
           <w:rFonts w:ascii="Aptos" w:hAnsi="Aptos"/>
@@ -23659,7 +22237,6 @@
         </w:rPr>
         <w:t>novnc</w:t>
       </w:r>
-      <w:proofErr w:type="spellEnd"/>
       <w:r>
         <w:rPr>
           <w:rFonts w:ascii="Aptos" w:hAnsi="Aptos"/>
@@ -23938,7 +22515,6 @@
         <w:tab/>
         <w:t xml:space="preserve">Технологии: </w:t>
       </w:r>
-      <w:proofErr w:type="spellStart"/>
       <w:r>
         <w:rPr>
           <w:rFonts w:ascii="Aptos" w:hAnsi="Aptos"/>
@@ -23948,7 +22524,6 @@
         </w:rPr>
         <w:t>pyautogui</w:t>
       </w:r>
-      <w:proofErr w:type="spellEnd"/>
       <w:r>
         <w:rPr>
           <w:rFonts w:ascii="Aptos" w:hAnsi="Aptos"/>
@@ -23957,7 +22532,6 @@
         </w:rPr>
         <w:t xml:space="preserve"> (эмуляция ввода), </w:t>
       </w:r>
-      <w:proofErr w:type="spellStart"/>
       <w:r>
         <w:rPr>
           <w:rFonts w:ascii="Aptos" w:hAnsi="Aptos"/>
@@ -23967,7 +22541,6 @@
         </w:rPr>
         <w:t>mss</w:t>
       </w:r>
-      <w:proofErr w:type="spellEnd"/>
       <w:r>
         <w:rPr>
           <w:rFonts w:ascii="Aptos" w:hAnsi="Aptos"/>
@@ -24073,7 +22646,6 @@
         </w:rPr>
         <w:t xml:space="preserve"> и запуска </w:t>
       </w:r>
-      <w:proofErr w:type="spellStart"/>
       <w:r>
         <w:rPr>
           <w:rFonts w:ascii="Aptos" w:hAnsi="Aptos"/>
@@ -24083,7 +22655,6 @@
         </w:rPr>
         <w:t>js</w:t>
       </w:r>
-      <w:proofErr w:type="spellEnd"/>
       <w:r>
         <w:rPr>
           <w:rFonts w:ascii="Aptos" w:hAnsi="Aptos"/>
@@ -24472,25 +23043,7 @@
           <w:sz w:val="24"/>
           <w:szCs w:val="24"/>
         </w:rPr>
-        <w:t xml:space="preserve"> однако можно провести нестандартное тестирование: нейросеть (под наблюдением) сама придумает и запустит тесты, если она что-то упустит или </w:t>
-      </w:r>
-      <w:proofErr w:type="spellStart"/>
-      <w:r>
-        <w:rPr>
-          <w:rFonts w:ascii="Aptos" w:hAnsi="Aptos"/>
-          <w:sz w:val="24"/>
-          <w:szCs w:val="24"/>
-        </w:rPr>
-        <w:t>сгаллюцинирует</w:t>
-      </w:r>
-      <w:proofErr w:type="spellEnd"/>
-      <w:r>
-        <w:rPr>
-          <w:rFonts w:ascii="Aptos" w:hAnsi="Aptos"/>
-          <w:sz w:val="24"/>
-          <w:szCs w:val="24"/>
-        </w:rPr>
-        <w:t xml:space="preserve">, это можно будет указать в следующем сообщении и попросить </w:t>
+        <w:t xml:space="preserve"> однако можно провести нестандартное тестирование: нейросеть (под наблюдением) сама придумает и запустит тесты, если она что-то упустит или сгаллюцинирует, это можно будет указать в следующем сообщении и попросить </w:t>
       </w:r>
       <w:r>
         <w:rPr>
@@ -24847,61 +23400,7 @@
           <w:sz w:val="24"/>
           <w:szCs w:val="24"/>
         </w:rPr>
-        <w:t xml:space="preserve"> (часть системного </w:t>
-      </w:r>
-      <w:proofErr w:type="spellStart"/>
-      <w:r>
-        <w:rPr>
-          <w:rFonts w:ascii="Aptos" w:hAnsi="Aptos"/>
-          <w:sz w:val="24"/>
-          <w:szCs w:val="24"/>
-        </w:rPr>
-        <w:t>промпта</w:t>
-      </w:r>
-      <w:proofErr w:type="spellEnd"/>
-      <w:r>
-        <w:rPr>
-          <w:rFonts w:ascii="Aptos" w:hAnsi="Aptos"/>
-          <w:sz w:val="24"/>
-          <w:szCs w:val="24"/>
-        </w:rPr>
-        <w:t xml:space="preserve">, в которой находится информация из </w:t>
-      </w:r>
-      <w:proofErr w:type="spellStart"/>
-      <w:r>
-        <w:rPr>
-          <w:rFonts w:ascii="Aptos" w:hAnsi="Aptos"/>
-          <w:sz w:val="24"/>
-          <w:szCs w:val="24"/>
-        </w:rPr>
-        <w:t>user</w:t>
-      </w:r>
-      <w:proofErr w:type="spellEnd"/>
-      <w:r>
-        <w:rPr>
-          <w:rFonts w:ascii="Aptos" w:hAnsi="Aptos"/>
-          <w:sz w:val="24"/>
-          <w:szCs w:val="24"/>
-        </w:rPr>
-        <w:t xml:space="preserve"> </w:t>
-      </w:r>
-      <w:proofErr w:type="spellStart"/>
-      <w:r>
-        <w:rPr>
-          <w:rFonts w:ascii="Aptos" w:hAnsi="Aptos"/>
-          <w:sz w:val="24"/>
-          <w:szCs w:val="24"/>
-        </w:rPr>
-        <w:t>profile</w:t>
-      </w:r>
-      <w:proofErr w:type="spellEnd"/>
-      <w:r>
-        <w:rPr>
-          <w:rFonts w:ascii="Aptos" w:hAnsi="Aptos"/>
-          <w:sz w:val="24"/>
-          <w:szCs w:val="24"/>
-        </w:rPr>
-        <w:t xml:space="preserve"> собирается только 1 раз при загрузке сервера, из-за чего для того, чтобы чаты видели изменения, нужно перезагрузить сервер).</w:t>
+        <w:t xml:space="preserve"> (часть системного промпта, в которой находится информация из user profile собирается только 1 раз при загрузке сервера, из-за чего для того, чтобы чаты видели изменения, нужно перезагрузить сервер).</w:t>
       </w:r>
       <w:r>
         <w:rPr>
@@ -24985,47 +23484,7 @@
           <w:szCs w:val="24"/>
           <w:lang w:val="en-US"/>
         </w:rPr>
-        <w:t xml:space="preserve"> </w:t>
-      </w:r>
-      <w:proofErr w:type="spellStart"/>
-      <w:r>
-        <w:rPr>
-          <w:rFonts w:ascii="Aptos" w:hAnsi="Aptos"/>
-          <w:sz w:val="24"/>
-          <w:szCs w:val="24"/>
-          <w:lang w:val="en-US"/>
-        </w:rPr>
-        <w:t>python_str</w:t>
-      </w:r>
-      <w:proofErr w:type="spellEnd"/>
-      <w:r>
-        <w:rPr>
-          <w:rFonts w:ascii="Aptos" w:hAnsi="Aptos"/>
-          <w:sz w:val="24"/>
-          <w:szCs w:val="24"/>
-          <w:lang w:val="en-US"/>
-        </w:rPr>
-        <w:t xml:space="preserve">, </w:t>
-      </w:r>
-      <w:proofErr w:type="spellStart"/>
-      <w:r>
-        <w:rPr>
-          <w:rFonts w:ascii="Aptos" w:hAnsi="Aptos"/>
-          <w:sz w:val="24"/>
-          <w:szCs w:val="24"/>
-          <w:lang w:val="en-US"/>
-        </w:rPr>
-        <w:t>google_search</w:t>
-      </w:r>
-      <w:proofErr w:type="spellEnd"/>
-      <w:r>
-        <w:rPr>
-          <w:rFonts w:ascii="Aptos" w:hAnsi="Aptos"/>
-          <w:sz w:val="24"/>
-          <w:szCs w:val="24"/>
-          <w:lang w:val="en-US"/>
-        </w:rPr>
-        <w:t>, http</w:t>
+        <w:t xml:space="preserve"> python_str, google_search, http</w:t>
       </w:r>
     </w:p>
     <w:p>
@@ -25183,25 +23642,7 @@
           <w:sz w:val="24"/>
           <w:szCs w:val="24"/>
         </w:rPr>
-        <w:t xml:space="preserve">Тестирование </w:t>
-      </w:r>
-      <w:proofErr w:type="spellStart"/>
-      <w:r>
-        <w:rPr>
-          <w:rFonts w:ascii="Aptos" w:hAnsi="Aptos"/>
-          <w:sz w:val="24"/>
-          <w:szCs w:val="24"/>
-        </w:rPr>
-        <w:t>агентных</w:t>
-      </w:r>
-      <w:proofErr w:type="spellEnd"/>
-      <w:r>
-        <w:rPr>
-          <w:rFonts w:ascii="Aptos" w:hAnsi="Aptos"/>
-          <w:sz w:val="24"/>
-          <w:szCs w:val="24"/>
-        </w:rPr>
-        <w:t xml:space="preserve"> систем (на базе LLM) кардинально отличается от </w:t>
+        <w:t xml:space="preserve">Тестирование агентных систем (на базе LLM) кардинально отличается от </w:t>
       </w:r>
       <w:r>
         <w:rPr>
@@ -25210,25 +23651,7 @@
           <w:szCs w:val="24"/>
         </w:rPr>
         <w:lastRenderedPageBreak/>
-        <w:t xml:space="preserve">тестирования обычного ПО. Из-за недетерминированности (один и тот же запрос может дать разные ответы), склонности к галлюцинациям и автономности действий агентов, традиционного покрытия </w:t>
-      </w:r>
-      <w:proofErr w:type="spellStart"/>
-      <w:r>
-        <w:rPr>
-          <w:rFonts w:ascii="Aptos" w:hAnsi="Aptos"/>
-          <w:sz w:val="24"/>
-          <w:szCs w:val="24"/>
-        </w:rPr>
-        <w:t>unit</w:t>
-      </w:r>
-      <w:proofErr w:type="spellEnd"/>
-      <w:r>
-        <w:rPr>
-          <w:rFonts w:ascii="Aptos" w:hAnsi="Aptos"/>
-          <w:sz w:val="24"/>
-          <w:szCs w:val="24"/>
-        </w:rPr>
-        <w:t>-тестами недостаточно.</w:t>
+        <w:t>тестирования обычного ПО. Из-за недетерминированности (один и тот же запрос может дать разные ответы), склонности к галлюцинациям и автономности действий агентов, традиционного покрытия unit-тестами недостаточно.</w:t>
       </w:r>
     </w:p>
     <w:p>
@@ -25262,61 +23685,7 @@
           <w:sz w:val="24"/>
           <w:szCs w:val="24"/>
         </w:rPr>
-        <w:t xml:space="preserve"> готовые методики (например, SWE-</w:t>
-      </w:r>
-      <w:proofErr w:type="spellStart"/>
-      <w:r>
-        <w:rPr>
-          <w:rFonts w:ascii="Aptos" w:hAnsi="Aptos"/>
-          <w:sz w:val="24"/>
-          <w:szCs w:val="24"/>
-        </w:rPr>
-        <w:t>bench</w:t>
-      </w:r>
-      <w:proofErr w:type="spellEnd"/>
-      <w:r>
-        <w:rPr>
-          <w:rFonts w:ascii="Aptos" w:hAnsi="Aptos"/>
-          <w:sz w:val="24"/>
-          <w:szCs w:val="24"/>
-        </w:rPr>
-        <w:t xml:space="preserve">, </w:t>
-      </w:r>
-      <w:proofErr w:type="spellStart"/>
-      <w:r>
-        <w:rPr>
-          <w:rFonts w:ascii="Aptos" w:hAnsi="Aptos"/>
-          <w:sz w:val="24"/>
-          <w:szCs w:val="24"/>
-        </w:rPr>
-        <w:t>DevBench</w:t>
-      </w:r>
-      <w:proofErr w:type="spellEnd"/>
-      <w:r>
-        <w:rPr>
-          <w:rFonts w:ascii="Aptos" w:hAnsi="Aptos"/>
-          <w:sz w:val="24"/>
-          <w:szCs w:val="24"/>
-        </w:rPr>
-        <w:t xml:space="preserve">, </w:t>
-      </w:r>
-      <w:proofErr w:type="spellStart"/>
-      <w:r>
-        <w:rPr>
-          <w:rFonts w:ascii="Aptos" w:hAnsi="Aptos"/>
-          <w:sz w:val="24"/>
-          <w:szCs w:val="24"/>
-        </w:rPr>
-        <w:t>AppWorld</w:t>
-      </w:r>
-      <w:proofErr w:type="spellEnd"/>
-      <w:r>
-        <w:rPr>
-          <w:rFonts w:ascii="Aptos" w:hAnsi="Aptos"/>
-          <w:sz w:val="24"/>
-          <w:szCs w:val="24"/>
-        </w:rPr>
-        <w:t>), однако</w:t>
+        <w:t xml:space="preserve"> готовые методики (например, SWE-bench, DevBench, AppWorld), однако</w:t>
       </w:r>
       <w:r>
         <w:rPr>
@@ -25523,7 +23892,6 @@
           </w:rPr>
           <w:t>.</w:t>
         </w:r>
-        <w:proofErr w:type="spellStart"/>
         <w:r>
           <w:rPr>
             <w:rStyle w:val="a7"/>
@@ -25534,7 +23902,6 @@
           </w:rPr>
           <w:t>yandex</w:t>
         </w:r>
-        <w:proofErr w:type="spellEnd"/>
         <w:r>
           <w:rPr>
             <w:rStyle w:val="a7"/>
@@ -25544,7 +23911,6 @@
           </w:rPr>
           <w:t>.</w:t>
         </w:r>
-        <w:proofErr w:type="spellStart"/>
         <w:r>
           <w:rPr>
             <w:rStyle w:val="a7"/>
@@ -25555,7 +23921,6 @@
           </w:rPr>
           <w:t>ru</w:t>
         </w:r>
-        <w:proofErr w:type="spellEnd"/>
         <w:r>
           <w:rPr>
             <w:rStyle w:val="a7"/>
@@ -25565,7 +23930,6 @@
           </w:rPr>
           <w:t>/</w:t>
         </w:r>
-        <w:proofErr w:type="spellStart"/>
         <w:r>
           <w:rPr>
             <w:rStyle w:val="a7"/>
@@ -25576,7 +23940,6 @@
           </w:rPr>
           <w:t>i</w:t>
         </w:r>
-        <w:proofErr w:type="spellEnd"/>
         <w:r>
           <w:rPr>
             <w:rStyle w:val="a7"/>
@@ -25586,7 +23949,6 @@
           </w:rPr>
           <w:t>/</w:t>
         </w:r>
-        <w:proofErr w:type="spellStart"/>
         <w:r>
           <w:rPr>
             <w:rStyle w:val="a7"/>
@@ -25597,7 +23959,6 @@
           </w:rPr>
           <w:t>QImIbvfB</w:t>
         </w:r>
-        <w:proofErr w:type="spellEnd"/>
         <w:r>
           <w:rPr>
             <w:rStyle w:val="a7"/>
@@ -25607,7 +23968,6 @@
           </w:rPr>
           <w:t>-</w:t>
         </w:r>
-        <w:proofErr w:type="spellStart"/>
         <w:r>
           <w:rPr>
             <w:rStyle w:val="a7"/>
@@ -25618,7 +23978,6 @@
           </w:rPr>
           <w:t>pPzPg</w:t>
         </w:r>
-        <w:proofErr w:type="spellEnd"/>
       </w:hyperlink>
     </w:p>
     <w:p>
@@ -25757,7 +24116,6 @@
           </w:rPr>
           <w:t>.</w:t>
         </w:r>
-        <w:proofErr w:type="spellStart"/>
         <w:r>
           <w:rPr>
             <w:rStyle w:val="a7"/>
@@ -25768,7 +24126,6 @@
           </w:rPr>
           <w:t>yandex</w:t>
         </w:r>
-        <w:proofErr w:type="spellEnd"/>
         <w:r>
           <w:rPr>
             <w:rStyle w:val="a7"/>
@@ -25778,7 +24135,6 @@
           </w:rPr>
           <w:t>.</w:t>
         </w:r>
-        <w:proofErr w:type="spellStart"/>
         <w:r>
           <w:rPr>
             <w:rStyle w:val="a7"/>
@@ -25789,7 +24145,6 @@
           </w:rPr>
           <w:t>ru</w:t>
         </w:r>
-        <w:proofErr w:type="spellEnd"/>
         <w:r>
           <w:rPr>
             <w:rStyle w:val="a7"/>
@@ -25818,7 +24173,6 @@
           </w:rPr>
           <w:t>/</w:t>
         </w:r>
-        <w:proofErr w:type="spellStart"/>
         <w:r>
           <w:rPr>
             <w:rStyle w:val="a7"/>
@@ -25829,7 +24183,6 @@
           </w:rPr>
           <w:t>yy</w:t>
         </w:r>
-        <w:proofErr w:type="spellEnd"/>
         <w:r>
           <w:rPr>
             <w:rStyle w:val="a7"/>
@@ -25877,7 +24230,6 @@
           </w:rPr>
           <w:t>3</w:t>
         </w:r>
-        <w:proofErr w:type="spellStart"/>
         <w:r>
           <w:rPr>
             <w:rStyle w:val="a7"/>
@@ -25888,7 +24240,6 @@
           </w:rPr>
           <w:t>wouSNMQ</w:t>
         </w:r>
-        <w:proofErr w:type="spellEnd"/>
       </w:hyperlink>
       <w:r>
         <w:rPr>
@@ -26260,25 +24611,7 @@
           <w:sz w:val="24"/>
           <w:szCs w:val="24"/>
         </w:rPr>
-        <w:t>Задача агента: решение заданий на платформе “</w:t>
-      </w:r>
-      <w:proofErr w:type="spellStart"/>
-      <w:r>
-        <w:rPr>
-          <w:rFonts w:ascii="Aptos" w:hAnsi="Aptos"/>
-          <w:sz w:val="24"/>
-          <w:szCs w:val="24"/>
-        </w:rPr>
-        <w:t>решуеге</w:t>
-      </w:r>
-      <w:proofErr w:type="spellEnd"/>
-      <w:r>
-        <w:rPr>
-          <w:rFonts w:ascii="Aptos" w:hAnsi="Aptos"/>
-          <w:sz w:val="24"/>
-          <w:szCs w:val="24"/>
-        </w:rPr>
-        <w:t>” (</w:t>
+        <w:t>Задача агента: решение заданий на платформе “решуеге” (</w:t>
       </w:r>
       <w:hyperlink r:id="rId30" w:history="1">
         <w:r>
@@ -26356,7 +24689,6 @@
           </w:rPr>
           <w:t>.</w:t>
         </w:r>
-        <w:proofErr w:type="spellStart"/>
         <w:r>
           <w:rPr>
             <w:rStyle w:val="a7"/>
@@ -26367,7 +24699,6 @@
           </w:rPr>
           <w:t>yandex</w:t>
         </w:r>
-        <w:proofErr w:type="spellEnd"/>
         <w:r>
           <w:rPr>
             <w:rStyle w:val="a7"/>
@@ -26377,7 +24708,6 @@
           </w:rPr>
           <w:t>.</w:t>
         </w:r>
-        <w:proofErr w:type="spellStart"/>
         <w:r>
           <w:rPr>
             <w:rStyle w:val="a7"/>
@@ -26388,7 +24718,6 @@
           </w:rPr>
           <w:t>ru</w:t>
         </w:r>
-        <w:proofErr w:type="spellEnd"/>
         <w:r>
           <w:rPr>
             <w:rStyle w:val="a7"/>
@@ -26398,7 +24727,6 @@
           </w:rPr>
           <w:t>/</w:t>
         </w:r>
-        <w:proofErr w:type="spellStart"/>
         <w:r>
           <w:rPr>
             <w:rStyle w:val="a7"/>
@@ -26409,7 +24737,6 @@
           </w:rPr>
           <w:t>i</w:t>
         </w:r>
-        <w:proofErr w:type="spellEnd"/>
         <w:r>
           <w:rPr>
             <w:rStyle w:val="a7"/>
@@ -26457,7 +24784,6 @@
           </w:rPr>
           <w:t>2</w:t>
         </w:r>
-        <w:proofErr w:type="spellStart"/>
         <w:r>
           <w:rPr>
             <w:rStyle w:val="a7"/>
@@ -26468,7 +24794,6 @@
           </w:rPr>
           <w:t>vzIeSe</w:t>
         </w:r>
-        <w:proofErr w:type="spellEnd"/>
         <w:r>
           <w:rPr>
             <w:rStyle w:val="a7"/>
@@ -26929,7 +25254,6 @@
           </w:rPr>
           <w:t>.</w:t>
         </w:r>
-        <w:proofErr w:type="spellStart"/>
         <w:r>
           <w:rPr>
             <w:rStyle w:val="a7"/>
@@ -26938,7 +25262,6 @@
           </w:rPr>
           <w:t>yandex</w:t>
         </w:r>
-        <w:proofErr w:type="spellEnd"/>
         <w:r>
           <w:rPr>
             <w:rStyle w:val="a7"/>
@@ -26946,7 +25269,6 @@
           </w:rPr>
           <w:t>.</w:t>
         </w:r>
-        <w:proofErr w:type="spellStart"/>
         <w:r>
           <w:rPr>
             <w:rStyle w:val="a7"/>
@@ -26955,7 +25277,6 @@
           </w:rPr>
           <w:t>ru</w:t>
         </w:r>
-        <w:proofErr w:type="spellEnd"/>
         <w:r>
           <w:rPr>
             <w:rStyle w:val="a7"/>
@@ -26963,7 +25284,6 @@
           </w:rPr>
           <w:t>/</w:t>
         </w:r>
-        <w:proofErr w:type="spellStart"/>
         <w:r>
           <w:rPr>
             <w:rStyle w:val="a7"/>
@@ -26972,7 +25292,6 @@
           </w:rPr>
           <w:t>i</w:t>
         </w:r>
-        <w:proofErr w:type="spellEnd"/>
         <w:r>
           <w:rPr>
             <w:rStyle w:val="a7"/>
@@ -26995,7 +25314,6 @@
           </w:rPr>
           <w:t>5</w:t>
         </w:r>
-        <w:proofErr w:type="spellStart"/>
         <w:r>
           <w:rPr>
             <w:rStyle w:val="a7"/>
@@ -27004,7 +25322,6 @@
           </w:rPr>
           <w:t>hYOF</w:t>
         </w:r>
-        <w:proofErr w:type="spellEnd"/>
         <w:r>
           <w:rPr>
             <w:rStyle w:val="a7"/>
@@ -27012,7 +25329,6 @@
           </w:rPr>
           <w:t>55</w:t>
         </w:r>
-        <w:proofErr w:type="spellStart"/>
         <w:r>
           <w:rPr>
             <w:rStyle w:val="a7"/>
@@ -27021,7 +25337,6 @@
           </w:rPr>
           <w:t>rXDuKw</w:t>
         </w:r>
-        <w:proofErr w:type="spellEnd"/>
       </w:hyperlink>
       <w:r>
         <w:rPr>

--- a/Проект.docx
+++ b/Проект.docx
@@ -9,6 +9,7 @@
         <w:ind w:left="0"/>
         <w:rPr>
           <w:rFonts w:ascii="Aptos" w:hAnsi="Aptos"/>
+          <w:lang w:val="en-US"/>
         </w:rPr>
       </w:pPr>
     </w:p>
@@ -657,12 +658,14 @@
           <w:rFonts w:ascii="Aptos" w:hAnsi="Aptos"/>
         </w:rPr>
       </w:pPr>
+      <w:proofErr w:type="gramStart"/>
       <w:r>
         <w:rPr>
           <w:rFonts w:ascii="Aptos" w:hAnsi="Aptos"/>
         </w:rPr>
         <w:t>2025-2026</w:t>
       </w:r>
+      <w:proofErr w:type="gramEnd"/>
       <w:r>
         <w:rPr>
           <w:rFonts w:ascii="Aptos" w:hAnsi="Aptos"/>
@@ -745,7 +748,6 @@
           <w:docPartUnique/>
         </w:docPartObj>
       </w:sdtPr>
-      <w:sdtEndPr/>
       <w:sdtContent>
         <w:p>
           <w:pPr>
@@ -787,7 +789,7 @@
             </w:rPr>
             <w:fldChar w:fldCharType="separate"/>
           </w:r>
-          <w:hyperlink w:anchor="_Toc228835136" w:history="1">
+          <w:hyperlink w:anchor="_Toc228955520" w:history="1">
             <w:r>
               <w:rPr>
                 <w:rStyle w:val="a7"/>
@@ -903,7 +905,7 @@
                 <w:noProof/>
                 <w:webHidden/>
               </w:rPr>
-              <w:instrText xml:space="preserve"> PAGEREF _Toc228835136 \h </w:instrText>
+              <w:instrText xml:space="preserve"> PAGEREF _Toc228955520 \h </w:instrText>
             </w:r>
             <w:r>
               <w:rPr>
@@ -951,7 +953,7 @@
               <w14:ligatures w14:val="standardContextual"/>
             </w:rPr>
           </w:pPr>
-          <w:hyperlink w:anchor="_Toc228835137" w:history="1">
+          <w:hyperlink w:anchor="_Toc228955521" w:history="1">
             <w:r>
               <w:rPr>
                 <w:rStyle w:val="a7"/>
@@ -999,7 +1001,7 @@
                 <w:noProof/>
                 <w:webHidden/>
               </w:rPr>
-              <w:instrText xml:space="preserve"> PAGEREF _Toc228835137 \h </w:instrText>
+              <w:instrText xml:space="preserve"> PAGEREF _Toc228955521 \h </w:instrText>
             </w:r>
             <w:r>
               <w:rPr>
@@ -1047,7 +1049,7 @@
               <w14:ligatures w14:val="standardContextual"/>
             </w:rPr>
           </w:pPr>
-          <w:hyperlink w:anchor="_Toc228835138" w:history="1">
+          <w:hyperlink w:anchor="_Toc228955522" w:history="1">
             <w:r>
               <w:rPr>
                 <w:rStyle w:val="a7"/>
@@ -1094,7 +1096,7 @@
                 <w:noProof/>
                 <w:webHidden/>
               </w:rPr>
-              <w:instrText xml:space="preserve"> PAGEREF _Toc228835138 \h </w:instrText>
+              <w:instrText xml:space="preserve"> PAGEREF _Toc228955522 \h </w:instrText>
             </w:r>
             <w:r>
               <w:rPr>
@@ -1142,7 +1144,7 @@
               <w14:ligatures w14:val="standardContextual"/>
             </w:rPr>
           </w:pPr>
-          <w:hyperlink w:anchor="_Toc228835139" w:history="1">
+          <w:hyperlink w:anchor="_Toc228955523" w:history="1">
             <w:r>
               <w:rPr>
                 <w:rStyle w:val="a7"/>
@@ -1189,7 +1191,7 @@
                 <w:noProof/>
                 <w:webHidden/>
               </w:rPr>
-              <w:instrText xml:space="preserve"> PAGEREF _Toc228835139 \h </w:instrText>
+              <w:instrText xml:space="preserve"> PAGEREF _Toc228955523 \h </w:instrText>
             </w:r>
             <w:r>
               <w:rPr>
@@ -1237,7 +1239,7 @@
               <w14:ligatures w14:val="standardContextual"/>
             </w:rPr>
           </w:pPr>
-          <w:hyperlink w:anchor="_Toc228835140" w:history="1">
+          <w:hyperlink w:anchor="_Toc228955524" w:history="1">
             <w:r>
               <w:rPr>
                 <w:rStyle w:val="a7"/>
@@ -1284,7 +1286,7 @@
                 <w:noProof/>
                 <w:webHidden/>
               </w:rPr>
-              <w:instrText xml:space="preserve"> PAGEREF _Toc228835140 \h </w:instrText>
+              <w:instrText xml:space="preserve"> PAGEREF _Toc228955524 \h </w:instrText>
             </w:r>
             <w:r>
               <w:rPr>
@@ -1331,7 +1333,7 @@
               <w14:ligatures w14:val="standardContextual"/>
             </w:rPr>
           </w:pPr>
-          <w:hyperlink w:anchor="_Toc228835141" w:history="1">
+          <w:hyperlink w:anchor="_Toc228955525" w:history="1">
             <w:r>
               <w:rPr>
                 <w:rStyle w:val="a7"/>
@@ -1387,7 +1389,7 @@
                 <w:noProof/>
                 <w:webHidden/>
               </w:rPr>
-              <w:instrText xml:space="preserve"> PAGEREF _Toc228835141 \h </w:instrText>
+              <w:instrText xml:space="preserve"> PAGEREF _Toc228955525 \h </w:instrText>
             </w:r>
             <w:r>
               <w:rPr>
@@ -1435,7 +1437,7 @@
               <w14:ligatures w14:val="standardContextual"/>
             </w:rPr>
           </w:pPr>
-          <w:hyperlink w:anchor="_Toc228835142" w:history="1">
+          <w:hyperlink w:anchor="_Toc228955526" w:history="1">
             <w:r>
               <w:rPr>
                 <w:rStyle w:val="a7"/>
@@ -1551,7 +1553,7 @@
                 <w:noProof/>
                 <w:webHidden/>
               </w:rPr>
-              <w:instrText xml:space="preserve"> PAGEREF _Toc228835142 \h </w:instrText>
+              <w:instrText xml:space="preserve"> PAGEREF _Toc228955526 \h </w:instrText>
             </w:r>
             <w:r>
               <w:rPr>
@@ -1599,7 +1601,7 @@
               <w14:ligatures w14:val="standardContextual"/>
             </w:rPr>
           </w:pPr>
-          <w:hyperlink w:anchor="_Toc228835143" w:history="1">
+          <w:hyperlink w:anchor="_Toc228955527" w:history="1">
             <w:r>
               <w:rPr>
                 <w:rStyle w:val="a7"/>
@@ -1689,7 +1691,7 @@
                 <w:noProof/>
                 <w:webHidden/>
               </w:rPr>
-              <w:instrText xml:space="preserve"> PAGEREF _Toc228835143 \h </w:instrText>
+              <w:instrText xml:space="preserve"> PAGEREF _Toc228955527 \h </w:instrText>
             </w:r>
             <w:r>
               <w:rPr>
@@ -1737,7 +1739,7 @@
               <w14:ligatures w14:val="standardContextual"/>
             </w:rPr>
           </w:pPr>
-          <w:hyperlink w:anchor="_Toc228835144" w:history="1">
+          <w:hyperlink w:anchor="_Toc228955528" w:history="1">
             <w:r>
               <w:rPr>
                 <w:rStyle w:val="a7"/>
@@ -1819,7 +1821,7 @@
                 <w:noProof/>
                 <w:webHidden/>
               </w:rPr>
-              <w:instrText xml:space="preserve"> PAGEREF _Toc228835144 \h </w:instrText>
+              <w:instrText xml:space="preserve"> PAGEREF _Toc228955528 \h </w:instrText>
             </w:r>
             <w:r>
               <w:rPr>
@@ -1867,7 +1869,7 @@
               <w14:ligatures w14:val="standardContextual"/>
             </w:rPr>
           </w:pPr>
-          <w:hyperlink w:anchor="_Toc228835145" w:history="1">
+          <w:hyperlink w:anchor="_Toc228955529" w:history="1">
             <w:r>
               <w:rPr>
                 <w:rStyle w:val="a7"/>
@@ -1991,7 +1993,7 @@
                 <w:noProof/>
                 <w:webHidden/>
               </w:rPr>
-              <w:instrText xml:space="preserve"> PAGEREF _Toc228835145 \h </w:instrText>
+              <w:instrText xml:space="preserve"> PAGEREF _Toc228955529 \h </w:instrText>
             </w:r>
             <w:r>
               <w:rPr>
@@ -2039,7 +2041,7 @@
               <w14:ligatures w14:val="standardContextual"/>
             </w:rPr>
           </w:pPr>
-          <w:hyperlink w:anchor="_Toc228835146" w:history="1">
+          <w:hyperlink w:anchor="_Toc228955530" w:history="1">
             <w:r>
               <w:rPr>
                 <w:rStyle w:val="a7"/>
@@ -2155,7 +2157,7 @@
                 <w:noProof/>
                 <w:webHidden/>
               </w:rPr>
-              <w:instrText xml:space="preserve"> PAGEREF _Toc228835146 \h </w:instrText>
+              <w:instrText xml:space="preserve"> PAGEREF _Toc228955530 \h </w:instrText>
             </w:r>
             <w:r>
               <w:rPr>
@@ -2202,7 +2204,7 @@
               <w14:ligatures w14:val="standardContextual"/>
             </w:rPr>
           </w:pPr>
-          <w:hyperlink w:anchor="_Toc228835147" w:history="1">
+          <w:hyperlink w:anchor="_Toc228955531" w:history="1">
             <w:r>
               <w:rPr>
                 <w:rStyle w:val="a7"/>
@@ -2249,7 +2251,7 @@
                 <w:noProof/>
                 <w:webHidden/>
               </w:rPr>
-              <w:instrText xml:space="preserve"> PAGEREF _Toc228835147 \h </w:instrText>
+              <w:instrText xml:space="preserve"> PAGEREF _Toc228955531 \h </w:instrText>
             </w:r>
             <w:r>
               <w:rPr>
@@ -2297,7 +2299,7 @@
               <w14:ligatures w14:val="standardContextual"/>
             </w:rPr>
           </w:pPr>
-          <w:hyperlink w:anchor="_Toc228835148" w:history="1">
+          <w:hyperlink w:anchor="_Toc228955532" w:history="1">
             <w:r>
               <w:rPr>
                 <w:rStyle w:val="a7"/>
@@ -2344,7 +2346,7 @@
                 <w:noProof/>
                 <w:webHidden/>
               </w:rPr>
-              <w:instrText xml:space="preserve"> PAGEREF _Toc228835148 \h </w:instrText>
+              <w:instrText xml:space="preserve"> PAGEREF _Toc228955532 \h </w:instrText>
             </w:r>
             <w:r>
               <w:rPr>
@@ -2392,7 +2394,7 @@
               <w14:ligatures w14:val="standardContextual"/>
             </w:rPr>
           </w:pPr>
-          <w:hyperlink w:anchor="_Toc228835149" w:history="1">
+          <w:hyperlink w:anchor="_Toc228955533" w:history="1">
             <w:r>
               <w:rPr>
                 <w:rStyle w:val="a7"/>
@@ -2465,7 +2467,7 @@
                 <w:noProof/>
                 <w:webHidden/>
               </w:rPr>
-              <w:instrText xml:space="preserve"> PAGEREF _Toc228835149 \h </w:instrText>
+              <w:instrText xml:space="preserve"> PAGEREF _Toc228955533 \h </w:instrText>
             </w:r>
             <w:r>
               <w:rPr>
@@ -2513,7 +2515,7 @@
               <w14:ligatures w14:val="standardContextual"/>
             </w:rPr>
           </w:pPr>
-          <w:hyperlink w:anchor="_Toc228835150" w:history="1">
+          <w:hyperlink w:anchor="_Toc228955534" w:history="1">
             <w:r>
               <w:rPr>
                 <w:rStyle w:val="a7"/>
@@ -2586,7 +2588,7 @@
                 <w:noProof/>
                 <w:webHidden/>
               </w:rPr>
-              <w:instrText xml:space="preserve"> PAGEREF _Toc228835150 \h </w:instrText>
+              <w:instrText xml:space="preserve"> PAGEREF _Toc228955534 \h </w:instrText>
             </w:r>
             <w:r>
               <w:rPr>
@@ -2634,7 +2636,7 @@
               <w14:ligatures w14:val="standardContextual"/>
             </w:rPr>
           </w:pPr>
-          <w:hyperlink w:anchor="_Toc228835151" w:history="1">
+          <w:hyperlink w:anchor="_Toc228955535" w:history="1">
             <w:r>
               <w:rPr>
                 <w:rStyle w:val="a7"/>
@@ -2681,7 +2683,7 @@
                 <w:noProof/>
                 <w:webHidden/>
               </w:rPr>
-              <w:instrText xml:space="preserve"> PAGEREF _Toc228835151 \h </w:instrText>
+              <w:instrText xml:space="preserve"> PAGEREF _Toc228955535 \h </w:instrText>
             </w:r>
             <w:r>
               <w:rPr>
@@ -2728,7 +2730,7 @@
               <w14:ligatures w14:val="standardContextual"/>
             </w:rPr>
           </w:pPr>
-          <w:hyperlink w:anchor="_Toc228835152" w:history="1">
+          <w:hyperlink w:anchor="_Toc228955536" w:history="1">
             <w:r>
               <w:rPr>
                 <w:rStyle w:val="a7"/>
@@ -2784,7 +2786,7 @@
                 <w:noProof/>
                 <w:webHidden/>
               </w:rPr>
-              <w:instrText xml:space="preserve"> PAGEREF _Toc228835152 \h </w:instrText>
+              <w:instrText xml:space="preserve"> PAGEREF _Toc228955536 \h </w:instrText>
             </w:r>
             <w:r>
               <w:rPr>
@@ -2832,7 +2834,7 @@
               <w14:ligatures w14:val="standardContextual"/>
             </w:rPr>
           </w:pPr>
-          <w:hyperlink w:anchor="_Toc228835153" w:history="1">
+          <w:hyperlink w:anchor="_Toc228955537" w:history="1">
             <w:r>
               <w:rPr>
                 <w:rStyle w:val="a7"/>
@@ -2879,7 +2881,7 @@
                 <w:noProof/>
                 <w:webHidden/>
               </w:rPr>
-              <w:instrText xml:space="preserve"> PAGEREF _Toc228835153 \h </w:instrText>
+              <w:instrText xml:space="preserve"> PAGEREF _Toc228955537 \h </w:instrText>
             </w:r>
             <w:r>
               <w:rPr>
@@ -2927,7 +2929,7 @@
               <w14:ligatures w14:val="standardContextual"/>
             </w:rPr>
           </w:pPr>
-          <w:hyperlink w:anchor="_Toc228835154" w:history="1">
+          <w:hyperlink w:anchor="_Toc228955538" w:history="1">
             <w:r>
               <w:rPr>
                 <w:rStyle w:val="a7"/>
@@ -2974,7 +2976,7 @@
                 <w:noProof/>
                 <w:webHidden/>
               </w:rPr>
-              <w:instrText xml:space="preserve"> PAGEREF _Toc228835154 \h </w:instrText>
+              <w:instrText xml:space="preserve"> PAGEREF _Toc228955538 \h </w:instrText>
             </w:r>
             <w:r>
               <w:rPr>
@@ -3022,7 +3024,7 @@
               <w14:ligatures w14:val="standardContextual"/>
             </w:rPr>
           </w:pPr>
-          <w:hyperlink w:anchor="_Toc228835155" w:history="1">
+          <w:hyperlink w:anchor="_Toc228955539" w:history="1">
             <w:r>
               <w:rPr>
                 <w:rStyle w:val="a7"/>
@@ -3070,7 +3072,7 @@
                 <w:noProof/>
                 <w:webHidden/>
               </w:rPr>
-              <w:instrText xml:space="preserve"> PAGEREF _Toc228835155 \h </w:instrText>
+              <w:instrText xml:space="preserve"> PAGEREF _Toc228955539 \h </w:instrText>
             </w:r>
             <w:r>
               <w:rPr>
@@ -3118,7 +3120,7 @@
               <w14:ligatures w14:val="standardContextual"/>
             </w:rPr>
           </w:pPr>
-          <w:hyperlink w:anchor="_Toc228835156" w:history="1">
+          <w:hyperlink w:anchor="_Toc228955540" w:history="1">
             <w:r>
               <w:rPr>
                 <w:rStyle w:val="a7"/>
@@ -3166,7 +3168,7 @@
                 <w:noProof/>
                 <w:webHidden/>
               </w:rPr>
-              <w:instrText xml:space="preserve"> PAGEREF _Toc228835156 \h </w:instrText>
+              <w:instrText xml:space="preserve"> PAGEREF _Toc228955540 \h </w:instrText>
             </w:r>
             <w:r>
               <w:rPr>
@@ -3213,7 +3215,7 @@
               <w14:ligatures w14:val="standardContextual"/>
             </w:rPr>
           </w:pPr>
-          <w:hyperlink w:anchor="_Toc228835157" w:history="1">
+          <w:hyperlink w:anchor="_Toc228955541" w:history="1">
             <w:r>
               <w:rPr>
                 <w:rStyle w:val="a7"/>
@@ -3269,7 +3271,7 @@
                 <w:noProof/>
                 <w:webHidden/>
               </w:rPr>
-              <w:instrText xml:space="preserve"> PAGEREF _Toc228835157 \h </w:instrText>
+              <w:instrText xml:space="preserve"> PAGEREF _Toc228955541 \h </w:instrText>
             </w:r>
             <w:r>
               <w:rPr>
@@ -3317,7 +3319,7 @@
               <w14:ligatures w14:val="standardContextual"/>
             </w:rPr>
           </w:pPr>
-          <w:hyperlink w:anchor="_Toc228835158" w:history="1">
+          <w:hyperlink w:anchor="_Toc228955542" w:history="1">
             <w:r>
               <w:rPr>
                 <w:rStyle w:val="a7"/>
@@ -3399,7 +3401,7 @@
                 <w:noProof/>
                 <w:webHidden/>
               </w:rPr>
-              <w:instrText xml:space="preserve"> PAGEREF _Toc228835158 \h </w:instrText>
+              <w:instrText xml:space="preserve"> PAGEREF _Toc228955542 \h </w:instrText>
             </w:r>
             <w:r>
               <w:rPr>
@@ -3447,7 +3449,7 @@
               <w14:ligatures w14:val="standardContextual"/>
             </w:rPr>
           </w:pPr>
-          <w:hyperlink w:anchor="_Toc228835159" w:history="1">
+          <w:hyperlink w:anchor="_Toc228955543" w:history="1">
             <w:r>
               <w:rPr>
                 <w:rStyle w:val="a7"/>
@@ -3494,7 +3496,7 @@
                 <w:noProof/>
                 <w:webHidden/>
               </w:rPr>
-              <w:instrText xml:space="preserve"> PAGEREF _Toc228835159 \h </w:instrText>
+              <w:instrText xml:space="preserve"> PAGEREF _Toc228955543 \h </w:instrText>
             </w:r>
             <w:r>
               <w:rPr>
@@ -3542,7 +3544,7 @@
               <w14:ligatures w14:val="standardContextual"/>
             </w:rPr>
           </w:pPr>
-          <w:hyperlink w:anchor="_Toc228835160" w:history="1">
+          <w:hyperlink w:anchor="_Toc228955544" w:history="1">
             <w:r>
               <w:rPr>
                 <w:rStyle w:val="a7"/>
@@ -3658,7 +3660,7 @@
                 <w:noProof/>
                 <w:webHidden/>
               </w:rPr>
-              <w:instrText xml:space="preserve"> PAGEREF _Toc228835160 \h </w:instrText>
+              <w:instrText xml:space="preserve"> PAGEREF _Toc228955544 \h </w:instrText>
             </w:r>
             <w:r>
               <w:rPr>
@@ -3705,7 +3707,7 @@
               <w14:ligatures w14:val="standardContextual"/>
             </w:rPr>
           </w:pPr>
-          <w:hyperlink w:anchor="_Toc228835161" w:history="1">
+          <w:hyperlink w:anchor="_Toc228955545" w:history="1">
             <w:r>
               <w:rPr>
                 <w:rStyle w:val="a7"/>
@@ -3734,7 +3736,7 @@
                 <w:noProof/>
                 <w:webHidden/>
               </w:rPr>
-              <w:instrText xml:space="preserve"> PAGEREF _Toc228835161 \h </w:instrText>
+              <w:instrText xml:space="preserve"> PAGEREF _Toc228955545 \h </w:instrText>
             </w:r>
             <w:r>
               <w:rPr>
@@ -3781,7 +3783,7 @@
               <w14:ligatures w14:val="standardContextual"/>
             </w:rPr>
           </w:pPr>
-          <w:hyperlink w:anchor="_Toc228835162" w:history="1">
+          <w:hyperlink w:anchor="_Toc228955546" w:history="1">
             <w:r>
               <w:rPr>
                 <w:rStyle w:val="a7"/>
@@ -3809,7 +3811,7 @@
                 <w:noProof/>
                 <w:webHidden/>
               </w:rPr>
-              <w:instrText xml:space="preserve"> PAGEREF _Toc228835162 \h </w:instrText>
+              <w:instrText xml:space="preserve"> PAGEREF _Toc228955546 \h </w:instrText>
             </w:r>
             <w:r>
               <w:rPr>
@@ -3856,7 +3858,7 @@
               <w14:ligatures w14:val="standardContextual"/>
             </w:rPr>
           </w:pPr>
-          <w:hyperlink w:anchor="_Toc228835163" w:history="1">
+          <w:hyperlink w:anchor="_Toc228955547" w:history="1">
             <w:r>
               <w:rPr>
                 <w:rStyle w:val="a7"/>
@@ -3885,7 +3887,7 @@
                 <w:noProof/>
                 <w:webHidden/>
               </w:rPr>
-              <w:instrText xml:space="preserve"> PAGEREF _Toc228835163 \h </w:instrText>
+              <w:instrText xml:space="preserve"> PAGEREF _Toc228955547 \h </w:instrText>
             </w:r>
             <w:r>
               <w:rPr>
@@ -3932,7 +3934,7 @@
               <w14:ligatures w14:val="standardContextual"/>
             </w:rPr>
           </w:pPr>
-          <w:hyperlink w:anchor="_Toc228835164" w:history="1">
+          <w:hyperlink w:anchor="_Toc228955548" w:history="1">
             <w:r>
               <w:rPr>
                 <w:rStyle w:val="a7"/>
@@ -3994,7 +3996,7 @@
                 <w:noProof/>
                 <w:webHidden/>
               </w:rPr>
-              <w:instrText xml:space="preserve"> PAGEREF _Toc228835164 \h </w:instrText>
+              <w:instrText xml:space="preserve"> PAGEREF _Toc228955548 \h </w:instrText>
             </w:r>
             <w:r>
               <w:rPr>
@@ -4041,7 +4043,7 @@
               <w14:ligatures w14:val="standardContextual"/>
             </w:rPr>
           </w:pPr>
-          <w:hyperlink w:anchor="_Toc228835165" w:history="1">
+          <w:hyperlink w:anchor="_Toc228955549" w:history="1">
             <w:r>
               <w:rPr>
                 <w:rStyle w:val="a7"/>
@@ -4103,7 +4105,7 @@
                 <w:noProof/>
                 <w:webHidden/>
               </w:rPr>
-              <w:instrText xml:space="preserve"> PAGEREF _Toc228835165 \h </w:instrText>
+              <w:instrText xml:space="preserve"> PAGEREF _Toc228955549 \h </w:instrText>
             </w:r>
             <w:r>
               <w:rPr>
@@ -4150,7 +4152,7 @@
               <w14:ligatures w14:val="standardContextual"/>
             </w:rPr>
           </w:pPr>
-          <w:hyperlink w:anchor="_Toc228835166" w:history="1">
+          <w:hyperlink w:anchor="_Toc228955550" w:history="1">
             <w:r>
               <w:rPr>
                 <w:rStyle w:val="a7"/>
@@ -4212,7 +4214,7 @@
                 <w:noProof/>
                 <w:webHidden/>
               </w:rPr>
-              <w:instrText xml:space="preserve"> PAGEREF _Toc228835166 \h </w:instrText>
+              <w:instrText xml:space="preserve"> PAGEREF _Toc228955550 \h </w:instrText>
             </w:r>
             <w:r>
               <w:rPr>
@@ -4259,7 +4261,7 @@
               <w14:ligatures w14:val="standardContextual"/>
             </w:rPr>
           </w:pPr>
-          <w:hyperlink w:anchor="_Toc228835167" w:history="1">
+          <w:hyperlink w:anchor="_Toc228955551" w:history="1">
             <w:r>
               <w:rPr>
                 <w:rStyle w:val="a7"/>
@@ -4321,7 +4323,7 @@
                 <w:noProof/>
                 <w:webHidden/>
               </w:rPr>
-              <w:instrText xml:space="preserve"> PAGEREF _Toc228835167 \h </w:instrText>
+              <w:instrText xml:space="preserve"> PAGEREF _Toc228955551 \h </w:instrText>
             </w:r>
             <w:r>
               <w:rPr>
@@ -4368,7 +4370,7 @@
               <w14:ligatures w14:val="standardContextual"/>
             </w:rPr>
           </w:pPr>
-          <w:hyperlink w:anchor="_Toc228835168" w:history="1">
+          <w:hyperlink w:anchor="_Toc228955552" w:history="1">
             <w:r>
               <w:rPr>
                 <w:rStyle w:val="a7"/>
@@ -4430,7 +4432,7 @@
                 <w:noProof/>
                 <w:webHidden/>
               </w:rPr>
-              <w:instrText xml:space="preserve"> PAGEREF _Toc228835168 \h </w:instrText>
+              <w:instrText xml:space="preserve"> PAGEREF _Toc228955552 \h </w:instrText>
             </w:r>
             <w:r>
               <w:rPr>
@@ -4546,7 +4548,7 @@
           <w:szCs w:val="24"/>
         </w:rPr>
       </w:pPr>
-      <w:bookmarkStart w:id="0" w:name="_Toc228835136"/>
+      <w:bookmarkStart w:id="0" w:name="_Toc228955520"/>
       <w:r>
         <w:rPr>
           <w:rFonts w:ascii="Aptos" w:hAnsi="Aptos"/>
@@ -4663,7 +4665,7 @@
           <w:bCs w:val="0"/>
         </w:rPr>
       </w:pPr>
-      <w:bookmarkStart w:id="1" w:name="_Toc228835137"/>
+      <w:bookmarkStart w:id="1" w:name="_Toc228955521"/>
       <w:r>
         <w:rPr>
           <w:rFonts w:ascii="Aptos" w:hAnsi="Aptos"/>
@@ -4730,12 +4732,14 @@
         </w:rPr>
         <w:t xml:space="preserve"> </w:t>
       </w:r>
+      <w:proofErr w:type="spellStart"/>
       <w:r>
         <w:rPr>
           <w:rFonts w:ascii="Aptos" w:hAnsi="Aptos"/>
         </w:rPr>
         <w:t>агентным</w:t>
       </w:r>
+      <w:proofErr w:type="spellEnd"/>
       <w:r>
         <w:rPr>
           <w:rFonts w:ascii="Aptos" w:hAnsi="Aptos"/>
@@ -5087,7 +5091,7 @@
           <w:bCs w:val="0"/>
         </w:rPr>
       </w:pPr>
-      <w:bookmarkStart w:id="2" w:name="_Toc228835138"/>
+      <w:bookmarkStart w:id="2" w:name="_Toc228955522"/>
       <w:r>
         <w:rPr>
           <w:rFonts w:ascii="Aptos" w:hAnsi="Aptos"/>
@@ -5323,6 +5327,7 @@
         </w:rPr>
         <w:t xml:space="preserve"> </w:t>
       </w:r>
+      <w:proofErr w:type="spellStart"/>
       <w:r>
         <w:rPr>
           <w:rFonts w:ascii="Aptos" w:hAnsi="Aptos"/>
@@ -5330,7 +5335,17 @@
           <w:sz w:val="24"/>
           <w:szCs w:val="24"/>
         </w:rPr>
-        <w:t>Runtime-модификации</w:t>
+        <w:t>Runtime</w:t>
+      </w:r>
+      <w:proofErr w:type="spellEnd"/>
+      <w:r>
+        <w:rPr>
+          <w:rFonts w:ascii="Aptos" w:hAnsi="Aptos"/>
+          <w:spacing w:val="-2"/>
+          <w:sz w:val="24"/>
+          <w:szCs w:val="24"/>
+        </w:rPr>
+        <w:t>-модификации</w:t>
       </w:r>
       <w:r>
         <w:rPr>
@@ -5947,8 +5962,19 @@
           <w:sz w:val="24"/>
           <w:szCs w:val="24"/>
         </w:rPr>
-        <w:t xml:space="preserve"> промпте</w:t>
-      </w:r>
+        <w:t xml:space="preserve"> </w:t>
+      </w:r>
+      <w:proofErr w:type="spellStart"/>
+      <w:r>
+        <w:rPr>
+          <w:rFonts w:ascii="Aptos" w:hAnsi="Aptos"/>
+          <w:spacing w:val="-2"/>
+          <w:sz w:val="24"/>
+          <w:szCs w:val="24"/>
+        </w:rPr>
+        <w:t>промпте</w:t>
+      </w:r>
+      <w:proofErr w:type="spellEnd"/>
       <w:r>
         <w:rPr>
           <w:rFonts w:ascii="Aptos" w:hAnsi="Aptos"/>
@@ -6117,7 +6143,7 @@
           <w:bCs w:val="0"/>
         </w:rPr>
       </w:pPr>
-      <w:bookmarkStart w:id="3" w:name="_Toc228835139"/>
+      <w:bookmarkStart w:id="3" w:name="_Toc228955523"/>
       <w:r>
         <w:rPr>
           <w:rFonts w:ascii="Aptos" w:hAnsi="Aptos"/>
@@ -6284,6 +6310,7 @@
         </w:rPr>
         <w:t xml:space="preserve"> </w:t>
       </w:r>
+      <w:proofErr w:type="spellStart"/>
       <w:r>
         <w:rPr>
           <w:rFonts w:ascii="Aptos" w:hAnsi="Aptos"/>
@@ -6291,6 +6318,7 @@
         </w:rPr>
         <w:t>ui</w:t>
       </w:r>
+      <w:proofErr w:type="spellEnd"/>
       <w:r>
         <w:rPr>
           <w:rFonts w:ascii="Aptos" w:hAnsi="Aptos"/>
@@ -6609,7 +6637,7 @@
           <w:bCs w:val="0"/>
         </w:rPr>
       </w:pPr>
-      <w:bookmarkStart w:id="4" w:name="_Toc228835140"/>
+      <w:bookmarkStart w:id="4" w:name="_Toc228955524"/>
       <w:r>
         <w:rPr>
           <w:rFonts w:ascii="Aptos" w:hAnsi="Aptos"/>
@@ -6740,6 +6768,7 @@
         </w:rPr>
         <w:t xml:space="preserve"> </w:t>
       </w:r>
+      <w:proofErr w:type="spellStart"/>
       <w:r>
         <w:rPr>
           <w:rFonts w:ascii="Aptos" w:hAnsi="Aptos"/>
@@ -6749,6 +6778,7 @@
         </w:rPr>
         <w:t>i</w:t>
       </w:r>
+      <w:proofErr w:type="spellEnd"/>
       <w:r>
         <w:rPr>
           <w:rFonts w:ascii="Aptos" w:hAnsi="Aptos"/>
@@ -6883,7 +6913,43 @@
           <w:sz w:val="24"/>
           <w:szCs w:val="24"/>
         </w:rPr>
-        <w:t xml:space="preserve"> вычислялся на них). В начале разработки использовались бесплатные квоты (free tier), затем был произведён переход на платные (</w:t>
+        <w:t xml:space="preserve"> вычислялся на них). В начале разработки использовались бесплатные квоты (</w:t>
+      </w:r>
+      <w:proofErr w:type="spellStart"/>
+      <w:r>
+        <w:rPr>
+          <w:rFonts w:ascii="Aptos" w:hAnsi="Aptos"/>
+          <w:sz w:val="24"/>
+          <w:szCs w:val="24"/>
+        </w:rPr>
+        <w:t>free</w:t>
+      </w:r>
+      <w:proofErr w:type="spellEnd"/>
+      <w:r>
+        <w:rPr>
+          <w:rFonts w:ascii="Aptos" w:hAnsi="Aptos"/>
+          <w:sz w:val="24"/>
+          <w:szCs w:val="24"/>
+        </w:rPr>
+        <w:t xml:space="preserve"> </w:t>
+      </w:r>
+      <w:proofErr w:type="spellStart"/>
+      <w:r>
+        <w:rPr>
+          <w:rFonts w:ascii="Aptos" w:hAnsi="Aptos"/>
+          <w:sz w:val="24"/>
+          <w:szCs w:val="24"/>
+        </w:rPr>
+        <w:t>tier</w:t>
+      </w:r>
+      <w:proofErr w:type="spellEnd"/>
+      <w:r>
+        <w:rPr>
+          <w:rFonts w:ascii="Aptos" w:hAnsi="Aptos"/>
+          <w:sz w:val="24"/>
+          <w:szCs w:val="24"/>
+        </w:rPr>
+        <w:t>), затем был произведён переход на платные (</w:t>
       </w:r>
       <w:r>
         <w:rPr>
@@ -6976,7 +7042,7 @@
           <w:szCs w:val="24"/>
         </w:rPr>
       </w:pPr>
-      <w:bookmarkStart w:id="5" w:name="_Toc228835141"/>
+      <w:bookmarkStart w:id="5" w:name="_Toc228955525"/>
       <w:r>
         <w:rPr>
           <w:rFonts w:ascii="Aptos" w:hAnsi="Aptos"/>
@@ -7110,7 +7176,7 @@
           <w:bCs w:val="0"/>
         </w:rPr>
       </w:pPr>
-      <w:bookmarkStart w:id="6" w:name="_Toc228835142"/>
+      <w:bookmarkStart w:id="6" w:name="_Toc228955526"/>
       <w:r>
         <w:rPr>
           <w:rFonts w:ascii="Aptos" w:hAnsi="Aptos"/>
@@ -7267,7 +7333,21 @@
         <w:rPr>
           <w:rFonts w:ascii="Aptos" w:hAnsi="Aptos"/>
         </w:rPr>
-        <w:t>исполнения произвольного кода. Инструмент python позволяет агенту:</w:t>
+        <w:t xml:space="preserve">исполнения произвольного кода. Инструмент </w:t>
+      </w:r>
+      <w:proofErr w:type="spellStart"/>
+      <w:r>
+        <w:rPr>
+          <w:rFonts w:ascii="Aptos" w:hAnsi="Aptos"/>
+        </w:rPr>
+        <w:t>python</w:t>
+      </w:r>
+      <w:proofErr w:type="spellEnd"/>
+      <w:r>
+        <w:rPr>
+          <w:rFonts w:ascii="Aptos" w:hAnsi="Aptos"/>
+        </w:rPr>
+        <w:t xml:space="preserve"> позволяет агенту:</w:t>
       </w:r>
     </w:p>
     <w:p>
@@ -7673,6 +7753,7 @@
         </w:rPr>
         <w:t xml:space="preserve">Взаимодействовать с компьютером пользователя (читать / менять файлы, выполнять действия через консоль и </w:t>
       </w:r>
+      <w:proofErr w:type="spellStart"/>
       <w:r>
         <w:rPr>
           <w:rFonts w:ascii="Aptos" w:hAnsi="Aptos"/>
@@ -7682,6 +7763,7 @@
         </w:rPr>
         <w:t>api</w:t>
       </w:r>
+      <w:proofErr w:type="spellEnd"/>
       <w:r>
         <w:rPr>
           <w:rFonts w:ascii="Aptos" w:hAnsi="Aptos"/>
@@ -7719,7 +7801,7 @@
           <w:bCs w:val="0"/>
         </w:rPr>
       </w:pPr>
-      <w:bookmarkStart w:id="7" w:name="_Toc228835143"/>
+      <w:bookmarkStart w:id="7" w:name="_Toc228955527"/>
       <w:r>
         <w:rPr>
           <w:rFonts w:ascii="Aptos" w:hAnsi="Aptos"/>
@@ -8389,12 +8471,14 @@
         </w:rPr>
         <w:t xml:space="preserve"> </w:t>
       </w:r>
+      <w:proofErr w:type="spellStart"/>
       <w:r>
         <w:rPr>
           <w:rFonts w:ascii="Aptos" w:hAnsi="Aptos"/>
         </w:rPr>
         <w:t>рендерятся</w:t>
       </w:r>
+      <w:proofErr w:type="spellEnd"/>
       <w:r>
         <w:rPr>
           <w:rFonts w:ascii="Aptos" w:hAnsi="Aptos"/>
@@ -8454,11 +8538,19 @@
         </w:rPr>
         <w:t xml:space="preserve"> </w:t>
       </w:r>
-      <w:r>
-        <w:rPr>
-          <w:rFonts w:ascii="Aptos" w:hAnsi="Aptos"/>
-        </w:rPr>
-        <w:t>Markdown-процессор</w:t>
+      <w:proofErr w:type="spellStart"/>
+      <w:r>
+        <w:rPr>
+          <w:rFonts w:ascii="Aptos" w:hAnsi="Aptos"/>
+        </w:rPr>
+        <w:t>Markdown</w:t>
+      </w:r>
+      <w:proofErr w:type="spellEnd"/>
+      <w:r>
+        <w:rPr>
+          <w:rFonts w:ascii="Aptos" w:hAnsi="Aptos"/>
+        </w:rPr>
+        <w:t>-процессор</w:t>
       </w:r>
       <w:r>
         <w:rPr>
@@ -8484,13 +8576,55 @@
         <w:rPr>
           <w:rFonts w:ascii="Aptos" w:hAnsi="Aptos"/>
         </w:rPr>
-        <w:t xml:space="preserve">-вставок (со всроенным стилем Tailwind CSS) </w:t>
-      </w:r>
-      <w:r>
-        <w:rPr>
-          <w:rFonts w:ascii="Aptos" w:hAnsi="Aptos"/>
-        </w:rPr>
-        <w:t>и KaTeX для математических формул</w:t>
+        <w:t xml:space="preserve">-вставок (со </w:t>
+      </w:r>
+      <w:proofErr w:type="spellStart"/>
+      <w:r>
+        <w:rPr>
+          <w:rFonts w:ascii="Aptos" w:hAnsi="Aptos"/>
+        </w:rPr>
+        <w:t>всроенным</w:t>
+      </w:r>
+      <w:proofErr w:type="spellEnd"/>
+      <w:r>
+        <w:rPr>
+          <w:rFonts w:ascii="Aptos" w:hAnsi="Aptos"/>
+        </w:rPr>
+        <w:t xml:space="preserve"> стилем </w:t>
+      </w:r>
+      <w:proofErr w:type="spellStart"/>
+      <w:r>
+        <w:rPr>
+          <w:rFonts w:ascii="Aptos" w:hAnsi="Aptos"/>
+        </w:rPr>
+        <w:t>Tailwind</w:t>
+      </w:r>
+      <w:proofErr w:type="spellEnd"/>
+      <w:r>
+        <w:rPr>
+          <w:rFonts w:ascii="Aptos" w:hAnsi="Aptos"/>
+        </w:rPr>
+        <w:t xml:space="preserve"> CSS) </w:t>
+      </w:r>
+      <w:r>
+        <w:rPr>
+          <w:rFonts w:ascii="Aptos" w:hAnsi="Aptos"/>
+        </w:rPr>
+        <w:t xml:space="preserve">и </w:t>
+      </w:r>
+      <w:proofErr w:type="spellStart"/>
+      <w:r>
+        <w:rPr>
+          <w:rFonts w:ascii="Aptos" w:hAnsi="Aptos"/>
+        </w:rPr>
+        <w:t>KaTeX</w:t>
+      </w:r>
+      <w:proofErr w:type="spellEnd"/>
+      <w:r>
+        <w:rPr>
+          <w:rFonts w:ascii="Aptos" w:hAnsi="Aptos"/>
+        </w:rPr>
+        <w:t xml:space="preserve"> для математических формул</w:t>
       </w:r>
       <w:r>
         <w:rPr>
@@ -8527,7 +8661,7 @@
           <w:bCs w:val="0"/>
         </w:rPr>
       </w:pPr>
-      <w:bookmarkStart w:id="8" w:name="_Toc228835144"/>
+      <w:bookmarkStart w:id="8" w:name="_Toc228955528"/>
       <w:r>
         <w:rPr>
           <w:rFonts w:ascii="Aptos" w:hAnsi="Aptos"/>
@@ -8569,7 +8703,27 @@
           <w:bCs w:val="0"/>
           <w:spacing w:val="-2"/>
         </w:rPr>
-        <w:t>(user_profile)</w:t>
+        <w:t>(</w:t>
+      </w:r>
+      <w:proofErr w:type="spellStart"/>
+      <w:r>
+        <w:rPr>
+          <w:rFonts w:ascii="Aptos" w:hAnsi="Aptos"/>
+          <w:b w:val="0"/>
+          <w:bCs w:val="0"/>
+          <w:spacing w:val="-2"/>
+        </w:rPr>
+        <w:t>user_profile</w:t>
+      </w:r>
+      <w:proofErr w:type="spellEnd"/>
+      <w:r>
+        <w:rPr>
+          <w:rFonts w:ascii="Aptos" w:hAnsi="Aptos"/>
+          <w:b w:val="0"/>
+          <w:bCs w:val="0"/>
+          <w:spacing w:val="-2"/>
+        </w:rPr>
+        <w:t>)</w:t>
       </w:r>
       <w:bookmarkEnd w:id="8"/>
     </w:p>
@@ -8594,12 +8748,14 @@
         </w:rPr>
         <w:t>“</w:t>
       </w:r>
+      <w:proofErr w:type="spellStart"/>
       <w:r>
         <w:rPr>
           <w:rFonts w:ascii="Aptos" w:hAnsi="Aptos"/>
         </w:rPr>
         <w:t>user_profile</w:t>
       </w:r>
+      <w:proofErr w:type="spellEnd"/>
       <w:r>
         <w:rPr>
           <w:rFonts w:ascii="Aptos" w:hAnsi="Aptos"/>
@@ -9160,7 +9316,7 @@
           <w:bCs w:val="0"/>
         </w:rPr>
       </w:pPr>
-      <w:bookmarkStart w:id="9" w:name="_Toc228835145"/>
+      <w:bookmarkStart w:id="9" w:name="_Toc228955529"/>
       <w:r>
         <w:rPr>
           <w:rFonts w:ascii="Aptos" w:hAnsi="Aptos"/>
@@ -9379,7 +9535,25 @@
           <w:sz w:val="24"/>
           <w:szCs w:val="24"/>
         </w:rPr>
-        <w:t xml:space="preserve">Computer Use: </w:t>
+        <w:t xml:space="preserve">Computer </w:t>
+      </w:r>
+      <w:proofErr w:type="spellStart"/>
+      <w:r>
+        <w:rPr>
+          <w:rFonts w:ascii="Aptos" w:hAnsi="Aptos"/>
+          <w:sz w:val="24"/>
+          <w:szCs w:val="24"/>
+        </w:rPr>
+        <w:t>Use</w:t>
+      </w:r>
+      <w:proofErr w:type="spellEnd"/>
+      <w:r>
+        <w:rPr>
+          <w:rFonts w:ascii="Aptos" w:hAnsi="Aptos"/>
+          <w:sz w:val="24"/>
+          <w:szCs w:val="24"/>
+        </w:rPr>
+        <w:t xml:space="preserve">: </w:t>
       </w:r>
       <w:r>
         <w:rPr>
@@ -9535,6 +9709,7 @@
           <w:szCs w:val="24"/>
         </w:rPr>
       </w:pPr>
+      <w:proofErr w:type="spellStart"/>
       <w:r>
         <w:rPr>
           <w:rFonts w:ascii="Aptos" w:hAnsi="Aptos"/>
@@ -9543,6 +9718,7 @@
         </w:rPr>
         <w:t>Browser</w:t>
       </w:r>
+      <w:proofErr w:type="spellEnd"/>
       <w:r>
         <w:rPr>
           <w:rFonts w:ascii="Aptos" w:hAnsi="Aptos"/>
@@ -9552,6 +9728,7 @@
         </w:rPr>
         <w:t xml:space="preserve"> </w:t>
       </w:r>
+      <w:proofErr w:type="spellStart"/>
       <w:r>
         <w:rPr>
           <w:rFonts w:ascii="Aptos" w:hAnsi="Aptos"/>
@@ -9560,6 +9737,7 @@
         </w:rPr>
         <w:t>Use</w:t>
       </w:r>
+      <w:proofErr w:type="spellEnd"/>
       <w:r>
         <w:rPr>
           <w:rFonts w:ascii="Aptos" w:hAnsi="Aptos"/>
@@ -9715,7 +9893,7 @@
           <w:bCs w:val="0"/>
         </w:rPr>
       </w:pPr>
-      <w:bookmarkStart w:id="10" w:name="_Toc228835146"/>
+      <w:bookmarkStart w:id="10" w:name="_Toc228955530"/>
       <w:r>
         <w:rPr>
           <w:rFonts w:ascii="Aptos" w:hAnsi="Aptos"/>
@@ -9930,7 +10108,35 @@
         <w:rPr>
           <w:rFonts w:ascii="Aptos" w:hAnsi="Aptos"/>
         </w:rPr>
-        <w:t>“Безопасный”: Максимальная защита системы. Агенту запрещено изменять любые файлы проекта. Он может писать только в папки temp/ и sandbox/</w:t>
+        <w:t xml:space="preserve">“Безопасный”: Максимальная защита системы. Агенту запрещено изменять любые файлы проекта. Он может писать только в папки </w:t>
+      </w:r>
+      <w:proofErr w:type="spellStart"/>
+      <w:r>
+        <w:rPr>
+          <w:rFonts w:ascii="Aptos" w:hAnsi="Aptos"/>
+        </w:rPr>
+        <w:t>temp</w:t>
+      </w:r>
+      <w:proofErr w:type="spellEnd"/>
+      <w:r>
+        <w:rPr>
+          <w:rFonts w:ascii="Aptos" w:hAnsi="Aptos"/>
+        </w:rPr>
+        <w:t xml:space="preserve">/ и </w:t>
+      </w:r>
+      <w:proofErr w:type="spellStart"/>
+      <w:r>
+        <w:rPr>
+          <w:rFonts w:ascii="Aptos" w:hAnsi="Aptos"/>
+        </w:rPr>
+        <w:t>sandbox</w:t>
+      </w:r>
+      <w:proofErr w:type="spellEnd"/>
+      <w:r>
+        <w:rPr>
+          <w:rFonts w:ascii="Aptos" w:hAnsi="Aptos"/>
+        </w:rPr>
+        <w:t>/</w:t>
       </w:r>
     </w:p>
     <w:p>
@@ -9949,13 +10155,41 @@
         <w:rPr>
           <w:rFonts w:ascii="Aptos" w:hAnsi="Aptos"/>
         </w:rPr>
-        <w:t xml:space="preserve">“Разработчик”: </w:t>
-      </w:r>
-      <w:r>
-        <w:rPr>
-          <w:rFonts w:ascii="Aptos" w:hAnsi="Aptos"/>
-        </w:rPr>
-        <w:t xml:space="preserve">С помощью специальных режимов можно включать в системный промпт исходный код файлов (по разделам: </w:t>
+        <w:t>“Разработчик”</w:t>
+      </w:r>
+      <w:proofErr w:type="gramStart"/>
+      <w:r>
+        <w:rPr>
+          <w:rFonts w:ascii="Aptos" w:hAnsi="Aptos"/>
+        </w:rPr>
+        <w:t xml:space="preserve">: </w:t>
+      </w:r>
+      <w:r>
+        <w:rPr>
+          <w:rFonts w:ascii="Aptos" w:hAnsi="Aptos"/>
+        </w:rPr>
+        <w:t>С помощью</w:t>
+      </w:r>
+      <w:proofErr w:type="gramEnd"/>
+      <w:r>
+        <w:rPr>
+          <w:rFonts w:ascii="Aptos" w:hAnsi="Aptos"/>
+        </w:rPr>
+        <w:t xml:space="preserve"> специальных режимов можно включать в системный </w:t>
+      </w:r>
+      <w:proofErr w:type="spellStart"/>
+      <w:r>
+        <w:rPr>
+          <w:rFonts w:ascii="Aptos" w:hAnsi="Aptos"/>
+        </w:rPr>
+        <w:t>промпт</w:t>
+      </w:r>
+      <w:proofErr w:type="spellEnd"/>
+      <w:r>
+        <w:rPr>
+          <w:rFonts w:ascii="Aptos" w:hAnsi="Aptos"/>
+        </w:rPr>
+        <w:t xml:space="preserve"> исходный код файлов (по разделам: </w:t>
       </w:r>
       <w:r>
         <w:rPr>
@@ -10052,13 +10286,41 @@
         <w:rPr>
           <w:rFonts w:ascii="Aptos" w:hAnsi="Aptos"/>
         </w:rPr>
-        <w:t xml:space="preserve">“Ревьюер”: ограничение на редактирование файлов и </w:t>
-      </w:r>
-      <w:r>
-        <w:rPr>
-          <w:rFonts w:ascii="Aptos" w:hAnsi="Aptos"/>
-        </w:rPr>
-        <w:t>специальный промпт для анализа качества кода и поиска багов.</w:t>
+        <w:t>“</w:t>
+      </w:r>
+      <w:proofErr w:type="spellStart"/>
+      <w:r>
+        <w:rPr>
+          <w:rFonts w:ascii="Aptos" w:hAnsi="Aptos"/>
+        </w:rPr>
+        <w:t>Ревьюер</w:t>
+      </w:r>
+      <w:proofErr w:type="spellEnd"/>
+      <w:r>
+        <w:rPr>
+          <w:rFonts w:ascii="Aptos" w:hAnsi="Aptos"/>
+        </w:rPr>
+        <w:t xml:space="preserve">”: ограничение на редактирование файлов и </w:t>
+      </w:r>
+      <w:r>
+        <w:rPr>
+          <w:rFonts w:ascii="Aptos" w:hAnsi="Aptos"/>
+        </w:rPr>
+        <w:t xml:space="preserve">специальный </w:t>
+      </w:r>
+      <w:proofErr w:type="spellStart"/>
+      <w:r>
+        <w:rPr>
+          <w:rFonts w:ascii="Aptos" w:hAnsi="Aptos"/>
+        </w:rPr>
+        <w:t>промпт</w:t>
+      </w:r>
+      <w:proofErr w:type="spellEnd"/>
+      <w:r>
+        <w:rPr>
+          <w:rFonts w:ascii="Aptos" w:hAnsi="Aptos"/>
+        </w:rPr>
+        <w:t xml:space="preserve"> для анализа качества кода и поиска багов.</w:t>
       </w:r>
     </w:p>
     <w:p>
@@ -10145,7 +10407,7 @@
           <w:szCs w:val="24"/>
         </w:rPr>
       </w:pPr>
-      <w:bookmarkStart w:id="11" w:name="_Toc228835147"/>
+      <w:bookmarkStart w:id="11" w:name="_Toc228955531"/>
       <w:r>
         <w:rPr>
           <w:rFonts w:ascii="Aptos" w:hAnsi="Aptos"/>
@@ -10177,7 +10439,7 @@
           <w:bCs w:val="0"/>
         </w:rPr>
       </w:pPr>
-      <w:bookmarkStart w:id="12" w:name="_Toc228835148"/>
+      <w:bookmarkStart w:id="12" w:name="_Toc228955532"/>
       <w:r>
         <w:rPr>
           <w:rFonts w:ascii="Aptos" w:hAnsi="Aptos"/>
@@ -10486,7 +10748,7 @@
           <w:bCs w:val="0"/>
         </w:rPr>
       </w:pPr>
-      <w:bookmarkStart w:id="13" w:name="_Toc228835149"/>
+      <w:bookmarkStart w:id="13" w:name="_Toc228955533"/>
       <w:r>
         <w:rPr>
           <w:rFonts w:ascii="Aptos" w:hAnsi="Aptos"/>
@@ -10535,7 +10797,21 @@
         <w:rPr>
           <w:rFonts w:ascii="Aptos" w:hAnsi="Aptos"/>
         </w:rPr>
-        <w:t>Суть подхода: раздробить сложную задачу на подзадачи, распределить подзадачи по разным чатам и добавить багфикс и контроль качества.</w:t>
+        <w:t xml:space="preserve">Суть подхода: раздробить сложную задачу на подзадачи, распределить подзадачи по разным чатам и добавить </w:t>
+      </w:r>
+      <w:proofErr w:type="spellStart"/>
+      <w:r>
+        <w:rPr>
+          <w:rFonts w:ascii="Aptos" w:hAnsi="Aptos"/>
+        </w:rPr>
+        <w:t>багфикс</w:t>
+      </w:r>
+      <w:proofErr w:type="spellEnd"/>
+      <w:r>
+        <w:rPr>
+          <w:rFonts w:ascii="Aptos" w:hAnsi="Aptos"/>
+        </w:rPr>
+        <w:t xml:space="preserve"> и контроль качества.</w:t>
       </w:r>
     </w:p>
     <w:p>
@@ -10884,7 +11160,21 @@
         <w:rPr>
           <w:rFonts w:ascii="Aptos" w:hAnsi="Aptos"/>
         </w:rPr>
-        <w:t>, было принято решение заскриптовать подход (за создание чатов и управление ими отвечает скрипт)</w:t>
+        <w:t xml:space="preserve">, было принято решение </w:t>
+      </w:r>
+      <w:proofErr w:type="spellStart"/>
+      <w:r>
+        <w:rPr>
+          <w:rFonts w:ascii="Aptos" w:hAnsi="Aptos"/>
+        </w:rPr>
+        <w:t>заскриптовать</w:t>
+      </w:r>
+      <w:proofErr w:type="spellEnd"/>
+      <w:r>
+        <w:rPr>
+          <w:rFonts w:ascii="Aptos" w:hAnsi="Aptos"/>
+        </w:rPr>
+        <w:t xml:space="preserve"> подход (за создание чатов и управление ими отвечает скрипт)</w:t>
       </w:r>
       <w:r>
         <w:rPr>
@@ -11107,7 +11397,7 @@
           <w:bCs w:val="0"/>
         </w:rPr>
       </w:pPr>
-      <w:bookmarkStart w:id="14" w:name="_Toc228835150"/>
+      <w:bookmarkStart w:id="14" w:name="_Toc228955534"/>
       <w:r>
         <w:rPr>
           <w:rFonts w:ascii="Aptos" w:hAnsi="Aptos"/>
@@ -11297,7 +11587,25 @@
           <w:sz w:val="24"/>
           <w:szCs w:val="24"/>
         </w:rPr>
-        <w:t xml:space="preserve"> (нажатие на которые генерирует промпт, описывающий </w:t>
+        <w:t xml:space="preserve"> (нажатие на которые генерирует </w:t>
+      </w:r>
+      <w:proofErr w:type="spellStart"/>
+      <w:r>
+        <w:rPr>
+          <w:rFonts w:ascii="Aptos" w:hAnsi="Aptos"/>
+          <w:sz w:val="24"/>
+          <w:szCs w:val="24"/>
+        </w:rPr>
+        <w:t>промпт</w:t>
+      </w:r>
+      <w:proofErr w:type="spellEnd"/>
+      <w:r>
+        <w:rPr>
+          <w:rFonts w:ascii="Aptos" w:hAnsi="Aptos"/>
+          <w:sz w:val="24"/>
+          <w:szCs w:val="24"/>
+        </w:rPr>
+        <w:t xml:space="preserve">, описывающий </w:t>
       </w:r>
       <w:r>
         <w:rPr>
@@ -11692,7 +12000,7 @@
           <w:bCs w:val="0"/>
         </w:rPr>
       </w:pPr>
-      <w:bookmarkStart w:id="15" w:name="_Toc228835151"/>
+      <w:bookmarkStart w:id="15" w:name="_Toc228955535"/>
       <w:r>
         <w:rPr>
           <w:rFonts w:ascii="Aptos" w:hAnsi="Aptos"/>
@@ -11830,6 +12138,7 @@
         </w:rPr>
         <w:t xml:space="preserve"> </w:t>
       </w:r>
+      <w:proofErr w:type="spellStart"/>
       <w:r>
         <w:rPr>
           <w:rFonts w:ascii="Aptos" w:hAnsi="Aptos"/>
@@ -11839,6 +12148,7 @@
         </w:rPr>
         <w:t>ui</w:t>
       </w:r>
+      <w:proofErr w:type="spellEnd"/>
       <w:r>
         <w:rPr>
           <w:rFonts w:ascii="Aptos" w:hAnsi="Aptos"/>
@@ -11857,13 +12167,23 @@
           <w:szCs w:val="24"/>
         </w:rPr>
       </w:pPr>
-      <w:r>
-        <w:rPr>
-          <w:rFonts w:ascii="Aptos" w:hAnsi="Aptos"/>
-          <w:sz w:val="24"/>
-          <w:szCs w:val="24"/>
-        </w:rPr>
-        <w:t>Промпт:</w:t>
+      <w:proofErr w:type="spellStart"/>
+      <w:r>
+        <w:rPr>
+          <w:rFonts w:ascii="Aptos" w:hAnsi="Aptos"/>
+          <w:sz w:val="24"/>
+          <w:szCs w:val="24"/>
+        </w:rPr>
+        <w:t>Промпт</w:t>
+      </w:r>
+      <w:proofErr w:type="spellEnd"/>
+      <w:r>
+        <w:rPr>
+          <w:rFonts w:ascii="Aptos" w:hAnsi="Aptos"/>
+          <w:sz w:val="24"/>
+          <w:szCs w:val="24"/>
+        </w:rPr>
+        <w:t>:</w:t>
       </w:r>
       <w:r>
         <w:rPr>
@@ -11924,44 +12244,136 @@
           <w:sz w:val="24"/>
           <w:szCs w:val="24"/>
         </w:rPr>
-        <w:t>(тот, который сейчас + придумай ещё красивые анимированные варианты)), блюр (xl, 2xl, sm, md...), затемнение (проценты), они влияют на все элементы интерфейса</w:t>
-      </w:r>
-    </w:p>
-    <w:p>
-      <w:pPr>
-        <w:spacing w:line="360" w:lineRule="auto"/>
-        <w:rPr>
-          <w:rFonts w:ascii="Aptos" w:hAnsi="Aptos"/>
-          <w:sz w:val="24"/>
-          <w:szCs w:val="24"/>
-        </w:rPr>
-      </w:pPr>
-      <w:r>
-        <w:rPr>
-          <w:rFonts w:ascii="Aptos" w:hAnsi="Aptos"/>
-          <w:sz w:val="24"/>
-          <w:szCs w:val="24"/>
-        </w:rPr>
-        <w:t>меню будет всплывающим, по центру, фон за ним будет блюрится</w:t>
-      </w:r>
-    </w:p>
-    <w:p>
-      <w:pPr>
-        <w:spacing w:line="360" w:lineRule="auto"/>
-        <w:rPr>
-          <w:rFonts w:ascii="Aptos" w:hAnsi="Aptos"/>
-          <w:sz w:val="24"/>
-          <w:szCs w:val="24"/>
-        </w:rPr>
-      </w:pPr>
-      <w:r>
-        <w:rPr>
-          <w:rFonts w:ascii="Aptos" w:hAnsi="Aptos"/>
-          <w:sz w:val="24"/>
-          <w:szCs w:val="24"/>
-        </w:rPr>
-        <w:t>пусть фон сообщений чата блюрится</w:t>
-      </w:r>
+        <w:t xml:space="preserve">(тот, который сейчас + придумай ещё красивые анимированные варианты)), </w:t>
+      </w:r>
+      <w:proofErr w:type="spellStart"/>
+      <w:r>
+        <w:rPr>
+          <w:rFonts w:ascii="Aptos" w:hAnsi="Aptos"/>
+          <w:sz w:val="24"/>
+          <w:szCs w:val="24"/>
+        </w:rPr>
+        <w:t>блюр</w:t>
+      </w:r>
+      <w:proofErr w:type="spellEnd"/>
+      <w:r>
+        <w:rPr>
+          <w:rFonts w:ascii="Aptos" w:hAnsi="Aptos"/>
+          <w:sz w:val="24"/>
+          <w:szCs w:val="24"/>
+        </w:rPr>
+        <w:t xml:space="preserve"> (</w:t>
+      </w:r>
+      <w:proofErr w:type="spellStart"/>
+      <w:r>
+        <w:rPr>
+          <w:rFonts w:ascii="Aptos" w:hAnsi="Aptos"/>
+          <w:sz w:val="24"/>
+          <w:szCs w:val="24"/>
+        </w:rPr>
+        <w:t>xl</w:t>
+      </w:r>
+      <w:proofErr w:type="spellEnd"/>
+      <w:r>
+        <w:rPr>
+          <w:rFonts w:ascii="Aptos" w:hAnsi="Aptos"/>
+          <w:sz w:val="24"/>
+          <w:szCs w:val="24"/>
+        </w:rPr>
+        <w:t xml:space="preserve">, 2xl, </w:t>
+      </w:r>
+      <w:proofErr w:type="spellStart"/>
+      <w:r>
+        <w:rPr>
+          <w:rFonts w:ascii="Aptos" w:hAnsi="Aptos"/>
+          <w:sz w:val="24"/>
+          <w:szCs w:val="24"/>
+        </w:rPr>
+        <w:t>sm</w:t>
+      </w:r>
+      <w:proofErr w:type="spellEnd"/>
+      <w:r>
+        <w:rPr>
+          <w:rFonts w:ascii="Aptos" w:hAnsi="Aptos"/>
+          <w:sz w:val="24"/>
+          <w:szCs w:val="24"/>
+        </w:rPr>
+        <w:t xml:space="preserve">, </w:t>
+      </w:r>
+      <w:proofErr w:type="spellStart"/>
+      <w:r>
+        <w:rPr>
+          <w:rFonts w:ascii="Aptos" w:hAnsi="Aptos"/>
+          <w:sz w:val="24"/>
+          <w:szCs w:val="24"/>
+        </w:rPr>
+        <w:t>md</w:t>
+      </w:r>
+      <w:proofErr w:type="spellEnd"/>
+      <w:r>
+        <w:rPr>
+          <w:rFonts w:ascii="Aptos" w:hAnsi="Aptos"/>
+          <w:sz w:val="24"/>
+          <w:szCs w:val="24"/>
+        </w:rPr>
+        <w:t>...), затемнение (проценты), они влияют на все элементы интерфейса</w:t>
+      </w:r>
+    </w:p>
+    <w:p>
+      <w:pPr>
+        <w:spacing w:line="360" w:lineRule="auto"/>
+        <w:rPr>
+          <w:rFonts w:ascii="Aptos" w:hAnsi="Aptos"/>
+          <w:sz w:val="24"/>
+          <w:szCs w:val="24"/>
+        </w:rPr>
+      </w:pPr>
+      <w:r>
+        <w:rPr>
+          <w:rFonts w:ascii="Aptos" w:hAnsi="Aptos"/>
+          <w:sz w:val="24"/>
+          <w:szCs w:val="24"/>
+        </w:rPr>
+        <w:t xml:space="preserve">меню будет всплывающим, по центру, фон за ним будет </w:t>
+      </w:r>
+      <w:proofErr w:type="spellStart"/>
+      <w:r>
+        <w:rPr>
+          <w:rFonts w:ascii="Aptos" w:hAnsi="Aptos"/>
+          <w:sz w:val="24"/>
+          <w:szCs w:val="24"/>
+        </w:rPr>
+        <w:t>блюрится</w:t>
+      </w:r>
+      <w:proofErr w:type="spellEnd"/>
+    </w:p>
+    <w:p>
+      <w:pPr>
+        <w:spacing w:line="360" w:lineRule="auto"/>
+        <w:rPr>
+          <w:rFonts w:ascii="Aptos" w:hAnsi="Aptos"/>
+          <w:sz w:val="24"/>
+          <w:szCs w:val="24"/>
+        </w:rPr>
+      </w:pPr>
+      <w:r>
+        <w:rPr>
+          <w:rFonts w:ascii="Aptos" w:hAnsi="Aptos"/>
+          <w:sz w:val="24"/>
+          <w:szCs w:val="24"/>
+        </w:rPr>
+        <w:t xml:space="preserve">пусть фон сообщений чата </w:t>
+      </w:r>
+      <w:proofErr w:type="spellStart"/>
+      <w:r>
+        <w:rPr>
+          <w:rFonts w:ascii="Aptos" w:hAnsi="Aptos"/>
+          <w:sz w:val="24"/>
+          <w:szCs w:val="24"/>
+        </w:rPr>
+        <w:t>блюрится</w:t>
+      </w:r>
+      <w:proofErr w:type="spellEnd"/>
     </w:p>
     <w:p>
       <w:pPr>
@@ -12189,8 +12601,18 @@
           <w:sz w:val="24"/>
           <w:szCs w:val="24"/>
         </w:rPr>
-        <w:t xml:space="preserve"> не блюрится</w:t>
-      </w:r>
+        <w:t xml:space="preserve"> не </w:t>
+      </w:r>
+      <w:proofErr w:type="spellStart"/>
+      <w:r>
+        <w:rPr>
+          <w:rFonts w:ascii="Aptos" w:hAnsi="Aptos"/>
+          <w:sz w:val="24"/>
+          <w:szCs w:val="24"/>
+        </w:rPr>
+        <w:t>блюрится</w:t>
+      </w:r>
+      <w:proofErr w:type="spellEnd"/>
       <w:r>
         <w:rPr>
           <w:rFonts w:ascii="Aptos" w:hAnsi="Aptos"/>
@@ -12313,13 +12735,23 @@
         </w:rPr>
         <w:t xml:space="preserve">класс </w:t>
       </w:r>
-      <w:r>
-        <w:rPr>
-          <w:rFonts w:ascii="Aptos" w:hAnsi="Aptos"/>
-          <w:sz w:val="24"/>
-          <w:szCs w:val="24"/>
-        </w:rPr>
-        <w:t xml:space="preserve">backdrop-blur-* (или </w:t>
+      <w:proofErr w:type="spellStart"/>
+      <w:r>
+        <w:rPr>
+          <w:rFonts w:ascii="Aptos" w:hAnsi="Aptos"/>
+          <w:sz w:val="24"/>
+          <w:szCs w:val="24"/>
+        </w:rPr>
+        <w:t>backdrop-blur</w:t>
+      </w:r>
+      <w:proofErr w:type="spellEnd"/>
+      <w:r>
+        <w:rPr>
+          <w:rFonts w:ascii="Aptos" w:hAnsi="Aptos"/>
+          <w:sz w:val="24"/>
+          <w:szCs w:val="24"/>
+        </w:rPr>
+        <w:t xml:space="preserve">-* (или </w:t>
       </w:r>
       <w:r>
         <w:rPr>
@@ -12385,7 +12817,25 @@
           <w:sz w:val="24"/>
           <w:szCs w:val="24"/>
         </w:rPr>
-        <w:t>), размытый фон накладывается на прозрачный не размытый, этот баг присутствует в браузерах на основе chromium (возможно и в других, не проверял))</w:t>
+        <w:t xml:space="preserve">), размытый фон накладывается на прозрачный не размытый, этот баг присутствует в браузерах на основе </w:t>
+      </w:r>
+      <w:proofErr w:type="spellStart"/>
+      <w:r>
+        <w:rPr>
+          <w:rFonts w:ascii="Aptos" w:hAnsi="Aptos"/>
+          <w:sz w:val="24"/>
+          <w:szCs w:val="24"/>
+        </w:rPr>
+        <w:t>chromium</w:t>
+      </w:r>
+      <w:proofErr w:type="spellEnd"/>
+      <w:r>
+        <w:rPr>
+          <w:rFonts w:ascii="Aptos" w:hAnsi="Aptos"/>
+          <w:sz w:val="24"/>
+          <w:szCs w:val="24"/>
+        </w:rPr>
+        <w:t xml:space="preserve"> (возможно и в других, не проверял))</w:t>
       </w:r>
     </w:p>
     <w:p>
@@ -12408,7 +12858,25 @@
           <w:sz w:val="24"/>
           <w:szCs w:val="24"/>
         </w:rPr>
-        <w:t>Старый динамический фон был сильно упрощён и испорчен (хотя, в промпте не было сказано его менять)</w:t>
+        <w:t xml:space="preserve">Старый динамический фон был сильно упрощён и испорчен (хотя, в </w:t>
+      </w:r>
+      <w:proofErr w:type="spellStart"/>
+      <w:r>
+        <w:rPr>
+          <w:rFonts w:ascii="Aptos" w:hAnsi="Aptos"/>
+          <w:sz w:val="24"/>
+          <w:szCs w:val="24"/>
+        </w:rPr>
+        <w:t>промпте</w:t>
+      </w:r>
+      <w:proofErr w:type="spellEnd"/>
+      <w:r>
+        <w:rPr>
+          <w:rFonts w:ascii="Aptos" w:hAnsi="Aptos"/>
+          <w:sz w:val="24"/>
+          <w:szCs w:val="24"/>
+        </w:rPr>
+        <w:t xml:space="preserve"> не было сказано его менять)</w:t>
       </w:r>
     </w:p>
     <w:p>
@@ -12565,7 +13033,25 @@
           <w:sz w:val="24"/>
           <w:szCs w:val="24"/>
         </w:rPr>
-        <w:t>Для запуска в режиме “Проектировщик” в конец промпта допишем инструкции по плану:</w:t>
+        <w:t xml:space="preserve">Для запуска в режиме “Проектировщик” в конец </w:t>
+      </w:r>
+      <w:proofErr w:type="spellStart"/>
+      <w:r>
+        <w:rPr>
+          <w:rFonts w:ascii="Aptos" w:hAnsi="Aptos"/>
+          <w:sz w:val="24"/>
+          <w:szCs w:val="24"/>
+        </w:rPr>
+        <w:t>промпта</w:t>
+      </w:r>
+      <w:proofErr w:type="spellEnd"/>
+      <w:r>
+        <w:rPr>
+          <w:rFonts w:ascii="Aptos" w:hAnsi="Aptos"/>
+          <w:sz w:val="24"/>
+          <w:szCs w:val="24"/>
+        </w:rPr>
+        <w:t xml:space="preserve"> допишем инструкции по плану:</w:t>
       </w:r>
     </w:p>
     <w:p>
@@ -12776,7 +13262,25 @@
           <w:sz w:val="24"/>
           <w:szCs w:val="24"/>
         </w:rPr>
-        <w:t>Фон сообщений в чатах не блюрится и не затемняется</w:t>
+        <w:t xml:space="preserve">Фон сообщений в чатах не </w:t>
+      </w:r>
+      <w:proofErr w:type="spellStart"/>
+      <w:r>
+        <w:rPr>
+          <w:rFonts w:ascii="Aptos" w:hAnsi="Aptos"/>
+          <w:sz w:val="24"/>
+          <w:szCs w:val="24"/>
+        </w:rPr>
+        <w:t>блюрится</w:t>
+      </w:r>
+      <w:proofErr w:type="spellEnd"/>
+      <w:r>
+        <w:rPr>
+          <w:rFonts w:ascii="Aptos" w:hAnsi="Aptos"/>
+          <w:sz w:val="24"/>
+          <w:szCs w:val="24"/>
+        </w:rPr>
+        <w:t xml:space="preserve"> и не затемняется</w:t>
       </w:r>
     </w:p>
     <w:p>
@@ -12890,7 +13394,43 @@
           <w:szCs w:val="24"/>
         </w:rPr>
         <w:lastRenderedPageBreak/>
-        <w:t>Сравнительная таблица затраченных ресурсов (в системный промпт были загружены все файлы фронтенда, в обычном режиме системный промпт был кеширован, а в режиме Планировщик не был) (цены на момент 30.04.2026)</w:t>
+        <w:t xml:space="preserve">Сравнительная таблица затраченных ресурсов (в системный </w:t>
+      </w:r>
+      <w:proofErr w:type="spellStart"/>
+      <w:r>
+        <w:rPr>
+          <w:rFonts w:ascii="Aptos" w:hAnsi="Aptos"/>
+          <w:sz w:val="24"/>
+          <w:szCs w:val="24"/>
+        </w:rPr>
+        <w:t>промпт</w:t>
+      </w:r>
+      <w:proofErr w:type="spellEnd"/>
+      <w:r>
+        <w:rPr>
+          <w:rFonts w:ascii="Aptos" w:hAnsi="Aptos"/>
+          <w:sz w:val="24"/>
+          <w:szCs w:val="24"/>
+        </w:rPr>
+        <w:t xml:space="preserve"> были загружены все файлы фронтенда, в обычном режиме системный </w:t>
+      </w:r>
+      <w:proofErr w:type="spellStart"/>
+      <w:r>
+        <w:rPr>
+          <w:rFonts w:ascii="Aptos" w:hAnsi="Aptos"/>
+          <w:sz w:val="24"/>
+          <w:szCs w:val="24"/>
+        </w:rPr>
+        <w:t>промпт</w:t>
+      </w:r>
+      <w:proofErr w:type="spellEnd"/>
+      <w:r>
+        <w:rPr>
+          <w:rFonts w:ascii="Aptos" w:hAnsi="Aptos"/>
+          <w:sz w:val="24"/>
+          <w:szCs w:val="24"/>
+        </w:rPr>
+        <w:t xml:space="preserve"> был кеширован, а в режиме Планировщик не был) (цены на момент 30.04.2026)</w:t>
       </w:r>
     </w:p>
     <w:tbl>
@@ -13396,7 +13936,16 @@
           <w:sz w:val="24"/>
           <w:szCs w:val="24"/>
         </w:rPr>
-        <w:t xml:space="preserve"> закомми</w:t>
+        <w:t xml:space="preserve"> </w:t>
+      </w:r>
+      <w:proofErr w:type="spellStart"/>
+      <w:r>
+        <w:rPr>
+          <w:rFonts w:ascii="Aptos" w:hAnsi="Aptos"/>
+          <w:sz w:val="24"/>
+          <w:szCs w:val="24"/>
+        </w:rPr>
+        <w:t>закомми</w:t>
       </w:r>
       <w:r>
         <w:rPr>
@@ -13406,6 +13955,7 @@
         </w:rPr>
         <w:t>чены</w:t>
       </w:r>
+      <w:proofErr w:type="spellEnd"/>
       <w:r>
         <w:rPr>
           <w:rFonts w:ascii="Aptos" w:hAnsi="Aptos"/>
@@ -13647,7 +14197,7 @@
           <w:szCs w:val="24"/>
         </w:rPr>
       </w:pPr>
-      <w:bookmarkStart w:id="16" w:name="_Toc228835152"/>
+      <w:bookmarkStart w:id="16" w:name="_Toc228955536"/>
       <w:r>
         <w:rPr>
           <w:rFonts w:ascii="Aptos" w:hAnsi="Aptos"/>
@@ -13700,7 +14250,7 @@
           <w:bCs w:val="0"/>
         </w:rPr>
       </w:pPr>
-      <w:bookmarkStart w:id="17" w:name="_Toc228835153"/>
+      <w:bookmarkStart w:id="17" w:name="_Toc228955537"/>
       <w:r>
         <w:rPr>
           <w:rFonts w:ascii="Aptos" w:hAnsi="Aptos"/>
@@ -13809,7 +14359,7 @@
           <w:bCs w:val="0"/>
         </w:rPr>
       </w:pPr>
-      <w:bookmarkStart w:id="18" w:name="_Toc228835154"/>
+      <w:bookmarkStart w:id="18" w:name="_Toc228955538"/>
       <w:r>
         <w:rPr>
           <w:rFonts w:ascii="Aptos" w:hAnsi="Aptos"/>
@@ -14068,7 +14618,7 @@
           <w:bCs w:val="0"/>
         </w:rPr>
       </w:pPr>
-      <w:bookmarkStart w:id="19" w:name="_Toc228835155"/>
+      <w:bookmarkStart w:id="19" w:name="_Toc228955539"/>
       <w:r>
         <w:rPr>
           <w:rFonts w:ascii="Aptos" w:hAnsi="Aptos"/>
@@ -14148,7 +14698,21 @@
         <w:rPr>
           <w:rFonts w:ascii="Aptos" w:hAnsi="Aptos"/>
         </w:rPr>
-        <w:t xml:space="preserve">оно считает элемент интерактивным, если у него специальный тег или роль (например, button), или если в его </w:t>
+        <w:t xml:space="preserve">оно считает элемент интерактивным, если у него специальный тег или роль (например, </w:t>
+      </w:r>
+      <w:proofErr w:type="spellStart"/>
+      <w:r>
+        <w:rPr>
+          <w:rFonts w:ascii="Aptos" w:hAnsi="Aptos"/>
+        </w:rPr>
+        <w:t>button</w:t>
+      </w:r>
+      <w:proofErr w:type="spellEnd"/>
+      <w:r>
+        <w:rPr>
+          <w:rFonts w:ascii="Aptos" w:hAnsi="Aptos"/>
+        </w:rPr>
+        <w:t xml:space="preserve">), или если в его </w:t>
       </w:r>
       <w:r>
         <w:rPr>
@@ -14286,6 +14850,7 @@
         </w:rPr>
         <w:t>.</w:t>
       </w:r>
+      <w:proofErr w:type="spellStart"/>
       <w:r>
         <w:rPr>
           <w:rFonts w:ascii="Aptos" w:hAnsi="Aptos"/>
@@ -14293,6 +14858,7 @@
         </w:rPr>
         <w:t>js</w:t>
       </w:r>
+      <w:proofErr w:type="spellEnd"/>
       <w:r>
         <w:rPr>
           <w:rFonts w:ascii="Aptos" w:hAnsi="Aptos"/>
@@ -14335,7 +14901,63 @@
         <w:rPr>
           <w:rFonts w:ascii="Aptos" w:hAnsi="Aptos"/>
         </w:rPr>
-        <w:t>, например кнопка “далее” может выглядеть так: &lt;div class="next"&gt;&lt;/div&gt;</w:t>
+        <w:t>, например кнопка “далее” может выглядеть так: &lt;</w:t>
+      </w:r>
+      <w:proofErr w:type="spellStart"/>
+      <w:r>
+        <w:rPr>
+          <w:rFonts w:ascii="Aptos" w:hAnsi="Aptos"/>
+        </w:rPr>
+        <w:t>div</w:t>
+      </w:r>
+      <w:proofErr w:type="spellEnd"/>
+      <w:r>
+        <w:rPr>
+          <w:rFonts w:ascii="Aptos" w:hAnsi="Aptos"/>
+        </w:rPr>
+        <w:t xml:space="preserve"> </w:t>
+      </w:r>
+      <w:proofErr w:type="spellStart"/>
+      <w:r>
+        <w:rPr>
+          <w:rFonts w:ascii="Aptos" w:hAnsi="Aptos"/>
+        </w:rPr>
+        <w:t>class</w:t>
+      </w:r>
+      <w:proofErr w:type="spellEnd"/>
+      <w:r>
+        <w:rPr>
+          <w:rFonts w:ascii="Aptos" w:hAnsi="Aptos"/>
+        </w:rPr>
+        <w:t>="</w:t>
+      </w:r>
+      <w:proofErr w:type="spellStart"/>
+      <w:r>
+        <w:rPr>
+          <w:rFonts w:ascii="Aptos" w:hAnsi="Aptos"/>
+        </w:rPr>
+        <w:t>next</w:t>
+      </w:r>
+      <w:proofErr w:type="spellEnd"/>
+      <w:r>
+        <w:rPr>
+          <w:rFonts w:ascii="Aptos" w:hAnsi="Aptos"/>
+        </w:rPr>
+        <w:t>"&gt;&lt;/</w:t>
+      </w:r>
+      <w:proofErr w:type="spellStart"/>
+      <w:r>
+        <w:rPr>
+          <w:rFonts w:ascii="Aptos" w:hAnsi="Aptos"/>
+        </w:rPr>
+        <w:t>div</w:t>
+      </w:r>
+      <w:proofErr w:type="spellEnd"/>
+      <w:r>
+        <w:rPr>
+          <w:rFonts w:ascii="Aptos" w:hAnsi="Aptos"/>
+        </w:rPr>
+        <w:t>&gt;</w:t>
       </w:r>
       <w:r>
         <w:rPr>
@@ -14471,7 +15093,7 @@
           <w:bCs w:val="0"/>
         </w:rPr>
       </w:pPr>
-      <w:bookmarkStart w:id="20" w:name="_Toc228835156"/>
+      <w:bookmarkStart w:id="20" w:name="_Toc228955540"/>
       <w:r>
         <w:rPr>
           <w:rFonts w:ascii="Aptos" w:hAnsi="Aptos"/>
@@ -14547,7 +15169,21 @@
         <w:rPr>
           <w:rFonts w:ascii="Aptos" w:hAnsi="Aptos"/>
         </w:rPr>
-        <w:t xml:space="preserve"> системы, но это не поможет парсить сложны</w:t>
+        <w:t xml:space="preserve"> системы, но это не поможет </w:t>
+      </w:r>
+      <w:proofErr w:type="spellStart"/>
+      <w:r>
+        <w:rPr>
+          <w:rFonts w:ascii="Aptos" w:hAnsi="Aptos"/>
+        </w:rPr>
+        <w:t>парсить</w:t>
+      </w:r>
+      <w:proofErr w:type="spellEnd"/>
+      <w:r>
+        <w:rPr>
+          <w:rFonts w:ascii="Aptos" w:hAnsi="Aptos"/>
+        </w:rPr>
+        <w:t xml:space="preserve"> сложны</w:t>
       </w:r>
       <w:r>
         <w:rPr>
@@ -14881,7 +15517,21 @@
         <w:rPr>
           <w:rFonts w:ascii="Aptos" w:hAnsi="Aptos"/>
         </w:rPr>
-        <w:t>Также, не всегда нужно парсить весь скриншот, обычно достаточно его части, это позволит сильно ускорить парсинг.</w:t>
+        <w:t xml:space="preserve">Также, не всегда нужно </w:t>
+      </w:r>
+      <w:proofErr w:type="spellStart"/>
+      <w:r>
+        <w:rPr>
+          <w:rFonts w:ascii="Aptos" w:hAnsi="Aptos"/>
+        </w:rPr>
+        <w:t>парсить</w:t>
+      </w:r>
+      <w:proofErr w:type="spellEnd"/>
+      <w:r>
+        <w:rPr>
+          <w:rFonts w:ascii="Aptos" w:hAnsi="Aptos"/>
+        </w:rPr>
+        <w:t xml:space="preserve"> весь скриншот, обычно достаточно его части, это позволит сильно ускорить парсинг.</w:t>
       </w:r>
     </w:p>
     <w:p>
@@ -14905,7 +15555,77 @@
         <w:rPr>
           <w:rFonts w:ascii="Aptos" w:hAnsi="Aptos"/>
         </w:rPr>
-        <w:t>Перепробовав много решений, наиболее эффективным оказалось следующее: RapidOCR (детекция текста), EasyOCR (распознавание текста), OpenCV (Canny) (детекция иконок), MobileCLIP (классификация иконок)</w:t>
+        <w:t xml:space="preserve">Перепробовав много решений, наиболее эффективным оказалось следующее: </w:t>
+      </w:r>
+      <w:proofErr w:type="spellStart"/>
+      <w:r>
+        <w:rPr>
+          <w:rFonts w:ascii="Aptos" w:hAnsi="Aptos"/>
+        </w:rPr>
+        <w:t>RapidOCR</w:t>
+      </w:r>
+      <w:proofErr w:type="spellEnd"/>
+      <w:r>
+        <w:rPr>
+          <w:rFonts w:ascii="Aptos" w:hAnsi="Aptos"/>
+        </w:rPr>
+        <w:t xml:space="preserve"> (детекция текста), </w:t>
+      </w:r>
+      <w:proofErr w:type="spellStart"/>
+      <w:r>
+        <w:rPr>
+          <w:rFonts w:ascii="Aptos" w:hAnsi="Aptos"/>
+        </w:rPr>
+        <w:t>EasyOCR</w:t>
+      </w:r>
+      <w:proofErr w:type="spellEnd"/>
+      <w:r>
+        <w:rPr>
+          <w:rFonts w:ascii="Aptos" w:hAnsi="Aptos"/>
+        </w:rPr>
+        <w:t xml:space="preserve"> (распознавание текста), </w:t>
+      </w:r>
+      <w:proofErr w:type="spellStart"/>
+      <w:r>
+        <w:rPr>
+          <w:rFonts w:ascii="Aptos" w:hAnsi="Aptos"/>
+        </w:rPr>
+        <w:t>OpenCV</w:t>
+      </w:r>
+      <w:proofErr w:type="spellEnd"/>
+      <w:r>
+        <w:rPr>
+          <w:rFonts w:ascii="Aptos" w:hAnsi="Aptos"/>
+        </w:rPr>
+        <w:t xml:space="preserve"> (</w:t>
+      </w:r>
+      <w:proofErr w:type="spellStart"/>
+      <w:r>
+        <w:rPr>
+          <w:rFonts w:ascii="Aptos" w:hAnsi="Aptos"/>
+        </w:rPr>
+        <w:t>Canny</w:t>
+      </w:r>
+      <w:proofErr w:type="spellEnd"/>
+      <w:r>
+        <w:rPr>
+          <w:rFonts w:ascii="Aptos" w:hAnsi="Aptos"/>
+        </w:rPr>
+        <w:t xml:space="preserve">) (детекция иконок), </w:t>
+      </w:r>
+      <w:proofErr w:type="spellStart"/>
+      <w:r>
+        <w:rPr>
+          <w:rFonts w:ascii="Aptos" w:hAnsi="Aptos"/>
+        </w:rPr>
+        <w:t>MobileCLIP</w:t>
+      </w:r>
+      <w:proofErr w:type="spellEnd"/>
+      <w:r>
+        <w:rPr>
+          <w:rFonts w:ascii="Aptos" w:hAnsi="Aptos"/>
+        </w:rPr>
+        <w:t xml:space="preserve"> (классификация иконок)</w:t>
       </w:r>
       <w:r>
         <w:rPr>
@@ -14926,7 +15646,21 @@
         <w:rPr>
           <w:rFonts w:ascii="Aptos" w:hAnsi="Aptos"/>
         </w:rPr>
-        <w:t xml:space="preserve">На полном экране (1920:1080) OpenCV работает за миллисекунды, </w:t>
+        <w:t xml:space="preserve">На полном экране (1920:1080) </w:t>
+      </w:r>
+      <w:proofErr w:type="spellStart"/>
+      <w:r>
+        <w:rPr>
+          <w:rFonts w:ascii="Aptos" w:hAnsi="Aptos"/>
+        </w:rPr>
+        <w:t>OpenCV</w:t>
+      </w:r>
+      <w:proofErr w:type="spellEnd"/>
+      <w:r>
+        <w:rPr>
+          <w:rFonts w:ascii="Aptos" w:hAnsi="Aptos"/>
+        </w:rPr>
+        <w:t xml:space="preserve"> работает за миллисекунды, </w:t>
       </w:r>
       <w:r>
         <w:rPr>
@@ -15218,6 +15952,7 @@
         </w:rPr>
         <w:t>/</w:t>
       </w:r>
+      <w:proofErr w:type="spellStart"/>
       <w:r>
         <w:rPr>
           <w:rFonts w:ascii="Aptos" w:hAnsi="Aptos"/>
@@ -15225,6 +15960,7 @@
         </w:rPr>
         <w:t>ui</w:t>
       </w:r>
+      <w:proofErr w:type="spellEnd"/>
       <w:r>
         <w:rPr>
           <w:rFonts w:ascii="Aptos" w:hAnsi="Aptos"/>
@@ -15244,6 +15980,7 @@
         </w:rPr>
         <w:t>.</w:t>
       </w:r>
+      <w:proofErr w:type="spellStart"/>
       <w:r>
         <w:rPr>
           <w:rFonts w:ascii="Aptos" w:hAnsi="Aptos"/>
@@ -15251,6 +15988,7 @@
         </w:rPr>
         <w:t>py</w:t>
       </w:r>
+      <w:proofErr w:type="spellEnd"/>
       <w:r>
         <w:rPr>
           <w:rFonts w:ascii="Aptos" w:hAnsi="Aptos"/>
@@ -15389,6 +16127,7 @@
           <w:rFonts w:ascii="Aptos" w:hAnsi="Aptos"/>
         </w:rPr>
       </w:pPr>
+      <w:proofErr w:type="spellStart"/>
       <w:r>
         <w:rPr>
           <w:rFonts w:ascii="Aptos" w:hAnsi="Aptos"/>
@@ -15396,6 +16135,7 @@
         </w:rPr>
         <w:t>PyAutoGUI</w:t>
       </w:r>
+      <w:proofErr w:type="spellEnd"/>
     </w:p>
     <w:p>
       <w:pPr>
@@ -15411,6 +16151,7 @@
         </w:rPr>
         <w:t xml:space="preserve">Для управления курсором и имитации ввода текста можно использовать </w:t>
       </w:r>
+      <w:proofErr w:type="spellStart"/>
       <w:r>
         <w:rPr>
           <w:rFonts w:ascii="Aptos" w:hAnsi="Aptos"/>
@@ -15418,6 +16159,7 @@
         </w:rPr>
         <w:t>PyAutoGUI</w:t>
       </w:r>
+      <w:proofErr w:type="spellEnd"/>
       <w:r>
         <w:rPr>
           <w:rFonts w:ascii="Aptos" w:hAnsi="Aptos"/>
@@ -15437,13 +16179,27 @@
         <w:rPr>
           <w:rFonts w:ascii="Aptos" w:hAnsi="Aptos"/>
         </w:rPr>
-        <w:t>Проблема:</w:t>
-      </w:r>
-      <w:r>
-        <w:rPr>
-          <w:rFonts w:ascii="Aptos" w:hAnsi="Aptos"/>
-        </w:rPr>
-        <w:t xml:space="preserve"> Во время работы агента нельзя будет использовать компьютер (иначе это будет сильно мешать агенту)</w:t>
+        <w:t>Проблема</w:t>
+      </w:r>
+      <w:proofErr w:type="gramStart"/>
+      <w:r>
+        <w:rPr>
+          <w:rFonts w:ascii="Aptos" w:hAnsi="Aptos"/>
+        </w:rPr>
+        <w:t>:</w:t>
+      </w:r>
+      <w:r>
+        <w:rPr>
+          <w:rFonts w:ascii="Aptos" w:hAnsi="Aptos"/>
+        </w:rPr>
+        <w:t xml:space="preserve"> Во время</w:t>
+      </w:r>
+      <w:proofErr w:type="gramEnd"/>
+      <w:r>
+        <w:rPr>
+          <w:rFonts w:ascii="Aptos" w:hAnsi="Aptos"/>
+        </w:rPr>
+        <w:t xml:space="preserve"> работы агента нельзя будет использовать компьютер (иначе это будет сильно мешать агенту)</w:t>
       </w:r>
     </w:p>
     <w:p>
@@ -15559,11 +16315,19 @@
         </w:rPr>
         <w:t>ы</w:t>
       </w:r>
-      <w:r>
-        <w:rPr>
-          <w:rFonts w:ascii="Aptos" w:hAnsi="Aptos"/>
-        </w:rPr>
-        <w:t>: Это нагрузит систему, а также понадобит</w:t>
+      <w:proofErr w:type="gramStart"/>
+      <w:r>
+        <w:rPr>
+          <w:rFonts w:ascii="Aptos" w:hAnsi="Aptos"/>
+        </w:rPr>
+        <w:t>: Это</w:t>
+      </w:r>
+      <w:proofErr w:type="gramEnd"/>
+      <w:r>
+        <w:rPr>
+          <w:rFonts w:ascii="Aptos" w:hAnsi="Aptos"/>
+        </w:rPr>
+        <w:t xml:space="preserve"> нагрузит систему, а также понадобит</w:t>
       </w:r>
       <w:r>
         <w:rPr>
@@ -15769,7 +16533,21 @@
         <w:rPr>
           <w:rFonts w:ascii="Aptos" w:hAnsi="Aptos"/>
         </w:rPr>
-        <w:t xml:space="preserve"> не сохраняются данные, поэтому придётся каждый раз везде логиниться и устанавливать софт.</w:t>
+        <w:t xml:space="preserve"> не сохраняются данные, поэтому придётся каждый раз везде </w:t>
+      </w:r>
+      <w:proofErr w:type="spellStart"/>
+      <w:r>
+        <w:rPr>
+          <w:rFonts w:ascii="Aptos" w:hAnsi="Aptos"/>
+        </w:rPr>
+        <w:t>логиниться</w:t>
+      </w:r>
+      <w:proofErr w:type="spellEnd"/>
+      <w:r>
+        <w:rPr>
+          <w:rFonts w:ascii="Aptos" w:hAnsi="Aptos"/>
+        </w:rPr>
+        <w:t xml:space="preserve"> и устанавливать софт.</w:t>
       </w:r>
     </w:p>
     <w:p>
@@ -15827,11 +16605,19 @@
         </w:rPr>
         <w:t>ы</w:t>
       </w:r>
-      <w:r>
-        <w:rPr>
-          <w:rFonts w:ascii="Aptos" w:hAnsi="Aptos"/>
-        </w:rPr>
-        <w:t>: Очень высокая нагрузка</w:t>
+      <w:proofErr w:type="gramStart"/>
+      <w:r>
+        <w:rPr>
+          <w:rFonts w:ascii="Aptos" w:hAnsi="Aptos"/>
+        </w:rPr>
+        <w:t>: Очень</w:t>
+      </w:r>
+      <w:proofErr w:type="gramEnd"/>
+      <w:r>
+        <w:rPr>
+          <w:rFonts w:ascii="Aptos" w:hAnsi="Aptos"/>
+        </w:rPr>
+        <w:t xml:space="preserve"> высокая нагрузка</w:t>
       </w:r>
       <w:r>
         <w:rPr>
@@ -15929,6 +16715,7 @@
         </w:rPr>
         <w:t>ы</w:t>
       </w:r>
+      <w:proofErr w:type="gramStart"/>
       <w:r>
         <w:rPr>
           <w:rFonts w:ascii="Aptos" w:hAnsi="Aptos"/>
@@ -15939,7 +16726,14 @@
         <w:rPr>
           <w:rFonts w:ascii="Aptos" w:hAnsi="Aptos"/>
         </w:rPr>
-        <w:t xml:space="preserve">Не доступны </w:t>
+        <w:t>Не</w:t>
+      </w:r>
+      <w:proofErr w:type="gramEnd"/>
+      <w:r>
+        <w:rPr>
+          <w:rFonts w:ascii="Aptos" w:hAnsi="Aptos"/>
+        </w:rPr>
+        <w:t xml:space="preserve"> доступны </w:t>
       </w:r>
       <w:r>
         <w:rPr>
@@ -16076,6 +16870,7 @@
         </w:rPr>
         <w:t>_</w:t>
       </w:r>
+      <w:proofErr w:type="spellStart"/>
       <w:r>
         <w:rPr>
           <w:rFonts w:ascii="Aptos" w:hAnsi="Aptos"/>
@@ -16083,12 +16878,14 @@
         </w:rPr>
         <w:t>wsl</w:t>
       </w:r>
+      <w:proofErr w:type="spellEnd"/>
       <w:r>
         <w:rPr>
           <w:rFonts w:ascii="Aptos" w:hAnsi="Aptos"/>
         </w:rPr>
         <w:t>.</w:t>
       </w:r>
+      <w:proofErr w:type="spellStart"/>
       <w:r>
         <w:rPr>
           <w:rFonts w:ascii="Aptos" w:hAnsi="Aptos"/>
@@ -16096,6 +16893,7 @@
         </w:rPr>
         <w:t>py</w:t>
       </w:r>
+      <w:proofErr w:type="spellEnd"/>
       <w:r>
         <w:rPr>
           <w:rFonts w:ascii="Aptos" w:hAnsi="Aptos"/>
@@ -16180,6 +16978,7 @@
         </w:rPr>
         <w:t>.</w:t>
       </w:r>
+      <w:proofErr w:type="spellStart"/>
       <w:r>
         <w:rPr>
           <w:rFonts w:ascii="Aptos" w:hAnsi="Aptos"/>
@@ -16187,6 +16986,7 @@
         </w:rPr>
         <w:t>py</w:t>
       </w:r>
+      <w:proofErr w:type="spellEnd"/>
       <w:r>
         <w:rPr>
           <w:rFonts w:ascii="Aptos" w:hAnsi="Aptos"/>
@@ -16254,7 +17054,21 @@
         <w:rPr>
           <w:rFonts w:ascii="Aptos" w:hAnsi="Aptos"/>
         </w:rPr>
-        <w:t xml:space="preserve">пользоваться определённым элементах), например, ИИ может пытаться проскролить </w:t>
+        <w:t xml:space="preserve">пользоваться определённым элементах), например, ИИ может пытаться </w:t>
+      </w:r>
+      <w:proofErr w:type="spellStart"/>
+      <w:r>
+        <w:rPr>
+          <w:rFonts w:ascii="Aptos" w:hAnsi="Aptos"/>
+        </w:rPr>
+        <w:t>проскролить</w:t>
+      </w:r>
+      <w:proofErr w:type="spellEnd"/>
+      <w:r>
+        <w:rPr>
+          <w:rFonts w:ascii="Aptos" w:hAnsi="Aptos"/>
+        </w:rPr>
+        <w:t xml:space="preserve"> </w:t>
       </w:r>
       <w:r>
         <w:rPr>
@@ -16403,7 +17217,7 @@
           <w:szCs w:val="24"/>
         </w:rPr>
       </w:pPr>
-      <w:bookmarkStart w:id="21" w:name="_Toc228835157"/>
+      <w:bookmarkStart w:id="21" w:name="_Toc228955541"/>
       <w:r>
         <w:rPr>
           <w:rFonts w:ascii="Aptos" w:hAnsi="Aptos"/>
@@ -16445,7 +17259,7 @@
           <w:bCs w:val="0"/>
         </w:rPr>
       </w:pPr>
-      <w:bookmarkStart w:id="22" w:name="_Toc228835158"/>
+      <w:bookmarkStart w:id="22" w:name="_Toc228955542"/>
       <w:r>
         <w:rPr>
           <w:rFonts w:ascii="Aptos" w:hAnsi="Aptos"/>
@@ -16825,7 +17639,43 @@
           <w:sz w:val="24"/>
           <w:szCs w:val="24"/>
         </w:rPr>
-        <w:t>Агент успешно решил тестовые задания на платформах «РешуЕГЭ» и «Сириус Школы», доказав работоспособность парсинга DOM и плагина Computer Use через WSL</w:t>
+        <w:t>Агент успешно решил тестовые задания на платформах «</w:t>
+      </w:r>
+      <w:proofErr w:type="spellStart"/>
+      <w:r>
+        <w:rPr>
+          <w:rFonts w:ascii="Aptos" w:hAnsi="Aptos"/>
+          <w:sz w:val="24"/>
+          <w:szCs w:val="24"/>
+        </w:rPr>
+        <w:t>РешуЕГЭ</w:t>
+      </w:r>
+      <w:proofErr w:type="spellEnd"/>
+      <w:r>
+        <w:rPr>
+          <w:rFonts w:ascii="Aptos" w:hAnsi="Aptos"/>
+          <w:sz w:val="24"/>
+          <w:szCs w:val="24"/>
+        </w:rPr>
+        <w:t xml:space="preserve">» и «Сириус Школы», доказав работоспособность парсинга DOM и плагина Computer </w:t>
+      </w:r>
+      <w:proofErr w:type="spellStart"/>
+      <w:r>
+        <w:rPr>
+          <w:rFonts w:ascii="Aptos" w:hAnsi="Aptos"/>
+          <w:sz w:val="24"/>
+          <w:szCs w:val="24"/>
+        </w:rPr>
+        <w:t>Use</w:t>
+      </w:r>
+      <w:proofErr w:type="spellEnd"/>
+      <w:r>
+        <w:rPr>
+          <w:rFonts w:ascii="Aptos" w:hAnsi="Aptos"/>
+          <w:sz w:val="24"/>
+          <w:szCs w:val="24"/>
+        </w:rPr>
+        <w:t xml:space="preserve"> через WSL</w:t>
       </w:r>
       <w:r>
         <w:rPr>
@@ -16934,7 +17784,7 @@
           <w:bCs w:val="0"/>
         </w:rPr>
       </w:pPr>
-      <w:bookmarkStart w:id="23" w:name="_Toc228835159"/>
+      <w:bookmarkStart w:id="23" w:name="_Toc228955543"/>
       <w:r>
         <w:rPr>
           <w:rFonts w:ascii="Aptos" w:hAnsi="Aptos"/>
@@ -17008,7 +17858,23 @@
           <w:rFonts w:ascii="Aptos" w:hAnsi="Aptos"/>
           <w:lang w:val="en-US"/>
         </w:rPr>
-        <w:t>: OpenHands, Open Interpreter, SWE-agent, Devin</w:t>
+        <w:t xml:space="preserve">: </w:t>
+      </w:r>
+      <w:proofErr w:type="spellStart"/>
+      <w:r>
+        <w:rPr>
+          <w:rFonts w:ascii="Aptos" w:hAnsi="Aptos"/>
+          <w:lang w:val="en-US"/>
+        </w:rPr>
+        <w:t>OpenHands</w:t>
+      </w:r>
+      <w:proofErr w:type="spellEnd"/>
+      <w:r>
+        <w:rPr>
+          <w:rFonts w:ascii="Aptos" w:hAnsi="Aptos"/>
+          <w:lang w:val="en-US"/>
+        </w:rPr>
+        <w:t>, Open Interpreter, SWE-agent, Devin</w:t>
       </w:r>
       <w:r>
         <w:rPr>
@@ -17155,7 +18021,7 @@
           <w:bCs w:val="0"/>
         </w:rPr>
       </w:pPr>
-      <w:bookmarkStart w:id="24" w:name="_Toc228835160"/>
+      <w:bookmarkStart w:id="24" w:name="_Toc228955544"/>
       <w:r>
         <w:rPr>
           <w:rFonts w:ascii="Aptos" w:hAnsi="Aptos"/>
@@ -17421,6 +18287,7 @@
           <w:szCs w:val="24"/>
         </w:rPr>
       </w:pPr>
+      <w:proofErr w:type="spellStart"/>
       <w:r>
         <w:rPr>
           <w:rFonts w:ascii="Aptos" w:hAnsi="Aptos"/>
@@ -17438,6 +18305,7 @@
         </w:rPr>
         <w:t>агфикс</w:t>
       </w:r>
+      <w:proofErr w:type="spellEnd"/>
       <w:r>
         <w:rPr>
           <w:rFonts w:ascii="Aptos" w:hAnsi="Aptos"/>
@@ -17710,8 +18578,18 @@
           <w:sz w:val="24"/>
           <w:szCs w:val="24"/>
         </w:rPr>
-        <w:t xml:space="preserve"> в рантайме</w:t>
-      </w:r>
+        <w:t xml:space="preserve"> в </w:t>
+      </w:r>
+      <w:proofErr w:type="spellStart"/>
+      <w:r>
+        <w:rPr>
+          <w:rFonts w:ascii="Aptos" w:hAnsi="Aptos"/>
+          <w:sz w:val="24"/>
+          <w:szCs w:val="24"/>
+        </w:rPr>
+        <w:t>рантайме</w:t>
+      </w:r>
+      <w:proofErr w:type="spellEnd"/>
       <w:r>
         <w:rPr>
           <w:rFonts w:ascii="Aptos" w:hAnsi="Aptos"/>
@@ -17845,7 +18723,7 @@
           <w:szCs w:val="24"/>
         </w:rPr>
       </w:pPr>
-      <w:bookmarkStart w:id="25" w:name="_Toc228835161"/>
+      <w:bookmarkStart w:id="25" w:name="_Toc228955545"/>
       <w:r>
         <w:rPr>
           <w:rFonts w:ascii="Aptos" w:hAnsi="Aptos"/>
@@ -17921,12 +18799,14 @@
         </w:rPr>
         <w:t xml:space="preserve"> </w:t>
       </w:r>
+      <w:proofErr w:type="spellStart"/>
       <w:r>
         <w:rPr>
           <w:rFonts w:ascii="Aptos" w:hAnsi="Aptos"/>
         </w:rPr>
         <w:t>агентных</w:t>
       </w:r>
+      <w:proofErr w:type="spellEnd"/>
       <w:r>
         <w:rPr>
           <w:rFonts w:ascii="Aptos" w:hAnsi="Aptos"/>
@@ -18069,7 +18949,7 @@
           <w:szCs w:val="24"/>
         </w:rPr>
       </w:pPr>
-      <w:bookmarkStart w:id="26" w:name="_Toc228835162"/>
+      <w:bookmarkStart w:id="26" w:name="_Toc228955546"/>
       <w:r>
         <w:rPr>
           <w:rFonts w:ascii="Aptos" w:hAnsi="Aptos"/>
@@ -18292,7 +19172,7 @@
           <w:szCs w:val="24"/>
         </w:rPr>
       </w:pPr>
-      <w:bookmarkStart w:id="27" w:name="_Toc228835163"/>
+      <w:bookmarkStart w:id="27" w:name="_Toc228955547"/>
       <w:r>
         <w:rPr>
           <w:rFonts w:ascii="Aptos" w:hAnsi="Aptos"/>
@@ -18318,7 +19198,7 @@
           <w:bCs w:val="0"/>
         </w:rPr>
       </w:pPr>
-      <w:bookmarkStart w:id="28" w:name="_Toc228835164"/>
+      <w:bookmarkStart w:id="28" w:name="_Toc228955548"/>
       <w:r>
         <w:rPr>
           <w:rFonts w:ascii="Aptos" w:hAnsi="Aptos"/>
@@ -19106,7 +19986,21 @@
               <w:rPr>
                 <w:rFonts w:ascii="Aptos" w:hAnsi="Aptos"/>
               </w:rPr>
-              <w:t xml:space="preserve">Тестирование плагина Browser </w:t>
+              <w:t xml:space="preserve">Тестирование плагина </w:t>
+            </w:r>
+            <w:proofErr w:type="spellStart"/>
+            <w:r>
+              <w:rPr>
+                <w:rFonts w:ascii="Aptos" w:hAnsi="Aptos"/>
+              </w:rPr>
+              <w:t>Browser</w:t>
+            </w:r>
+            <w:proofErr w:type="spellEnd"/>
+            <w:r>
+              <w:rPr>
+                <w:rFonts w:ascii="Aptos" w:hAnsi="Aptos"/>
+              </w:rPr>
+              <w:t xml:space="preserve"> </w:t>
             </w:r>
             <w:r>
               <w:rPr>
@@ -19119,7 +20013,21 @@
               <w:rPr>
                 <w:rFonts w:ascii="Aptos" w:hAnsi="Aptos"/>
               </w:rPr>
-              <w:t xml:space="preserve"> (решение задач на платформе “РешуЕГЕ”)</w:t>
+              <w:t xml:space="preserve"> (решение задач на платформе “</w:t>
+            </w:r>
+            <w:proofErr w:type="spellStart"/>
+            <w:r>
+              <w:rPr>
+                <w:rFonts w:ascii="Aptos" w:hAnsi="Aptos"/>
+              </w:rPr>
+              <w:t>РешуЕГЕ</w:t>
+            </w:r>
+            <w:proofErr w:type="spellEnd"/>
+            <w:r>
+              <w:rPr>
+                <w:rFonts w:ascii="Aptos" w:hAnsi="Aptos"/>
+              </w:rPr>
+              <w:t>”)</w:t>
             </w:r>
           </w:p>
         </w:tc>
@@ -19650,7 +20558,7 @@
           <w:bCs w:val="0"/>
         </w:rPr>
       </w:pPr>
-      <w:bookmarkStart w:id="29" w:name="_Toc228835165"/>
+      <w:bookmarkStart w:id="29" w:name="_Toc228955549"/>
       <w:r>
         <w:rPr>
           <w:rFonts w:ascii="Aptos" w:hAnsi="Aptos"/>
@@ -19765,12 +20673,14 @@
                 <w:rFonts w:ascii="Aptos" w:hAnsi="Aptos"/>
               </w:rPr>
             </w:pPr>
+            <w:proofErr w:type="spellStart"/>
             <w:r>
               <w:rPr>
                 <w:rFonts w:ascii="Aptos" w:hAnsi="Aptos"/>
               </w:rPr>
               <w:t>OpenHands</w:t>
             </w:r>
+            <w:proofErr w:type="spellEnd"/>
           </w:p>
         </w:tc>
         <w:tc>
@@ -19790,8 +20700,16 @@
               <w:rPr>
                 <w:rFonts w:ascii="Aptos" w:hAnsi="Aptos"/>
               </w:rPr>
-              <w:t>Open Interpreter</w:t>
-            </w:r>
+              <w:t xml:space="preserve">Open </w:t>
+            </w:r>
+            <w:proofErr w:type="spellStart"/>
+            <w:r>
+              <w:rPr>
+                <w:rFonts w:ascii="Aptos" w:hAnsi="Aptos"/>
+              </w:rPr>
+              <w:t>Interpreter</w:t>
+            </w:r>
+            <w:proofErr w:type="spellEnd"/>
           </w:p>
         </w:tc>
         <w:tc>
@@ -19811,8 +20729,30 @@
               <w:rPr>
                 <w:rFonts w:ascii="Aptos" w:hAnsi="Aptos"/>
               </w:rPr>
-              <w:t>SWE-agent / Devin</w:t>
-            </w:r>
+              <w:t>SWE-</w:t>
+            </w:r>
+            <w:proofErr w:type="spellStart"/>
+            <w:r>
+              <w:rPr>
+                <w:rFonts w:ascii="Aptos" w:hAnsi="Aptos"/>
+              </w:rPr>
+              <w:t>agent</w:t>
+            </w:r>
+            <w:proofErr w:type="spellEnd"/>
+            <w:r>
+              <w:rPr>
+                <w:rFonts w:ascii="Aptos" w:hAnsi="Aptos"/>
+              </w:rPr>
+              <w:t xml:space="preserve"> / </w:t>
+            </w:r>
+            <w:proofErr w:type="spellStart"/>
+            <w:r>
+              <w:rPr>
+                <w:rFonts w:ascii="Aptos" w:hAnsi="Aptos"/>
+              </w:rPr>
+              <w:t>Devin</w:t>
+            </w:r>
+            <w:proofErr w:type="spellEnd"/>
           </w:p>
         </w:tc>
       </w:tr>
@@ -19900,7 +20840,21 @@
               <w:rPr>
                 <w:rFonts w:ascii="Aptos" w:hAnsi="Aptos"/>
               </w:rPr>
-              <w:t>Клиент-серверная архитектура. Запуск пользовательских задач и агента происходит в строго изолированных Docker-контейнерах.</w:t>
+              <w:t xml:space="preserve">Клиент-серверная архитектура. Запуск пользовательских задач и агента происходит в строго изолированных </w:t>
+            </w:r>
+            <w:proofErr w:type="spellStart"/>
+            <w:r>
+              <w:rPr>
+                <w:rFonts w:ascii="Aptos" w:hAnsi="Aptos"/>
+              </w:rPr>
+              <w:t>Docker</w:t>
+            </w:r>
+            <w:proofErr w:type="spellEnd"/>
+            <w:r>
+              <w:rPr>
+                <w:rFonts w:ascii="Aptos" w:hAnsi="Aptos"/>
+              </w:rPr>
+              <w:t>-контейнерах.</w:t>
             </w:r>
           </w:p>
         </w:tc>
@@ -19942,7 +20896,63 @@
               <w:rPr>
                 <w:rFonts w:ascii="Aptos" w:hAnsi="Aptos"/>
               </w:rPr>
-              <w:t>Облачная или строго изолированная локальная среда, заточенная под пайплайн разработки "issue -&gt; pull request".</w:t>
+              <w:t xml:space="preserve">Облачная или строго изолированная локальная среда, заточенная под </w:t>
+            </w:r>
+            <w:proofErr w:type="spellStart"/>
+            <w:r>
+              <w:rPr>
+                <w:rFonts w:ascii="Aptos" w:hAnsi="Aptos"/>
+              </w:rPr>
+              <w:t>пайплайн</w:t>
+            </w:r>
+            <w:proofErr w:type="spellEnd"/>
+            <w:r>
+              <w:rPr>
+                <w:rFonts w:ascii="Aptos" w:hAnsi="Aptos"/>
+              </w:rPr>
+              <w:t xml:space="preserve"> разработки "</w:t>
+            </w:r>
+            <w:proofErr w:type="spellStart"/>
+            <w:r>
+              <w:rPr>
+                <w:rFonts w:ascii="Aptos" w:hAnsi="Aptos"/>
+              </w:rPr>
+              <w:t>issue</w:t>
+            </w:r>
+            <w:proofErr w:type="spellEnd"/>
+            <w:r>
+              <w:rPr>
+                <w:rFonts w:ascii="Aptos" w:hAnsi="Aptos"/>
+              </w:rPr>
+              <w:t xml:space="preserve"> -&gt; </w:t>
+            </w:r>
+            <w:proofErr w:type="spellStart"/>
+            <w:r>
+              <w:rPr>
+                <w:rFonts w:ascii="Aptos" w:hAnsi="Aptos"/>
+              </w:rPr>
+              <w:t>pull</w:t>
+            </w:r>
+            <w:proofErr w:type="spellEnd"/>
+            <w:r>
+              <w:rPr>
+                <w:rFonts w:ascii="Aptos" w:hAnsi="Aptos"/>
+              </w:rPr>
+              <w:t xml:space="preserve"> </w:t>
+            </w:r>
+            <w:proofErr w:type="spellStart"/>
+            <w:r>
+              <w:rPr>
+                <w:rFonts w:ascii="Aptos" w:hAnsi="Aptos"/>
+              </w:rPr>
+              <w:t>request</w:t>
+            </w:r>
+            <w:proofErr w:type="spellEnd"/>
+            <w:r>
+              <w:rPr>
+                <w:rFonts w:ascii="Aptos" w:hAnsi="Aptos"/>
+              </w:rPr>
+              <w:t>".</w:t>
             </w:r>
           </w:p>
         </w:tc>
@@ -19986,7 +20996,35 @@
               <w:rPr>
                 <w:rFonts w:ascii="Aptos" w:hAnsi="Aptos"/>
               </w:rPr>
-              <w:t>Уникальное преимущество. Динамическое переопределение собственных методов класса в оперативной памяти (runtime monkey-patching).</w:t>
+              <w:t>Уникальное преимущество. Динамическое переопределение собственных методов класса в оперативной памяти (</w:t>
+            </w:r>
+            <w:proofErr w:type="spellStart"/>
+            <w:r>
+              <w:rPr>
+                <w:rFonts w:ascii="Aptos" w:hAnsi="Aptos"/>
+              </w:rPr>
+              <w:t>runtime</w:t>
+            </w:r>
+            <w:proofErr w:type="spellEnd"/>
+            <w:r>
+              <w:rPr>
+                <w:rFonts w:ascii="Aptos" w:hAnsi="Aptos"/>
+              </w:rPr>
+              <w:t xml:space="preserve"> </w:t>
+            </w:r>
+            <w:proofErr w:type="spellStart"/>
+            <w:r>
+              <w:rPr>
+                <w:rFonts w:ascii="Aptos" w:hAnsi="Aptos"/>
+              </w:rPr>
+              <w:t>monkey-patching</w:t>
+            </w:r>
+            <w:proofErr w:type="spellEnd"/>
+            <w:r>
+              <w:rPr>
+                <w:rFonts w:ascii="Aptos" w:hAnsi="Aptos"/>
+              </w:rPr>
+              <w:t>).</w:t>
             </w:r>
           </w:p>
         </w:tc>
@@ -20100,7 +21138,21 @@
                 <w:rFonts w:ascii="Aptos" w:hAnsi="Aptos"/>
               </w:rPr>
               <w:lastRenderedPageBreak/>
-              <w:t>генерировать интерактивные HTML, JS и Tailwind-компоненты (кнопки, дашборды, формы опросов) прямо в поток чата.</w:t>
+              <w:t xml:space="preserve">генерировать интерактивные HTML, JS и </w:t>
+            </w:r>
+            <w:proofErr w:type="spellStart"/>
+            <w:r>
+              <w:rPr>
+                <w:rFonts w:ascii="Aptos" w:hAnsi="Aptos"/>
+              </w:rPr>
+              <w:t>Tailwind</w:t>
+            </w:r>
+            <w:proofErr w:type="spellEnd"/>
+            <w:r>
+              <w:rPr>
+                <w:rFonts w:ascii="Aptos" w:hAnsi="Aptos"/>
+              </w:rPr>
+              <w:t>-компоненты (кнопки, дашборды, формы опросов) прямо в поток чата.</w:t>
             </w:r>
           </w:p>
         </w:tc>
@@ -20122,14 +21174,56 @@
                 <w:rFonts w:ascii="Aptos" w:hAnsi="Aptos"/>
               </w:rPr>
               <w:lastRenderedPageBreak/>
-              <w:t xml:space="preserve">Статичный React-интерфейс. Агент </w:t>
+              <w:t xml:space="preserve">Статичный </w:t>
+            </w:r>
+            <w:proofErr w:type="spellStart"/>
+            <w:r>
+              <w:rPr>
+                <w:rFonts w:ascii="Aptos" w:hAnsi="Aptos"/>
+              </w:rPr>
+              <w:t>React</w:t>
+            </w:r>
+            <w:proofErr w:type="spellEnd"/>
+            <w:r>
+              <w:rPr>
+                <w:rFonts w:ascii="Aptos" w:hAnsi="Aptos"/>
+              </w:rPr>
+              <w:t xml:space="preserve">-интерфейс. Агент </w:t>
             </w:r>
             <w:r>
               <w:rPr>
                 <w:rFonts w:ascii="Aptos" w:hAnsi="Aptos"/>
               </w:rPr>
               <w:lastRenderedPageBreak/>
-              <w:t>возвращает текстовый Markdown или JSON-команды для вызова жестко захардкоженных компонентов.</w:t>
+              <w:t xml:space="preserve">возвращает текстовый </w:t>
+            </w:r>
+            <w:proofErr w:type="spellStart"/>
+            <w:r>
+              <w:rPr>
+                <w:rFonts w:ascii="Aptos" w:hAnsi="Aptos"/>
+              </w:rPr>
+              <w:t>Markdown</w:t>
+            </w:r>
+            <w:proofErr w:type="spellEnd"/>
+            <w:r>
+              <w:rPr>
+                <w:rFonts w:ascii="Aptos" w:hAnsi="Aptos"/>
+              </w:rPr>
+              <w:t xml:space="preserve"> или JSON-команды для вызова жестко </w:t>
+            </w:r>
+            <w:proofErr w:type="spellStart"/>
+            <w:r>
+              <w:rPr>
+                <w:rFonts w:ascii="Aptos" w:hAnsi="Aptos"/>
+              </w:rPr>
+              <w:t>захардкоженных</w:t>
+            </w:r>
+            <w:proofErr w:type="spellEnd"/>
+            <w:r>
+              <w:rPr>
+                <w:rFonts w:ascii="Aptos" w:hAnsi="Aptos"/>
+              </w:rPr>
+              <w:t xml:space="preserve"> компонентов.</w:t>
             </w:r>
           </w:p>
         </w:tc>
@@ -20180,14 +21274,56 @@
                 <w:rFonts w:ascii="Aptos" w:hAnsi="Aptos"/>
               </w:rPr>
               <w:lastRenderedPageBreak/>
-              <w:t xml:space="preserve">Пользовательский web-интерфейс (Devin) или </w:t>
+              <w:t xml:space="preserve">Пользовательский </w:t>
+            </w:r>
+            <w:proofErr w:type="spellStart"/>
+            <w:r>
+              <w:rPr>
+                <w:rFonts w:ascii="Aptos" w:hAnsi="Aptos"/>
+              </w:rPr>
+              <w:t>web</w:t>
+            </w:r>
+            <w:proofErr w:type="spellEnd"/>
+            <w:r>
+              <w:rPr>
+                <w:rFonts w:ascii="Aptos" w:hAnsi="Aptos"/>
+              </w:rPr>
+              <w:t>-интерфейс (</w:t>
+            </w:r>
+            <w:proofErr w:type="spellStart"/>
+            <w:r>
+              <w:rPr>
+                <w:rFonts w:ascii="Aptos" w:hAnsi="Aptos"/>
+              </w:rPr>
+              <w:t>Devin</w:t>
+            </w:r>
+            <w:proofErr w:type="spellEnd"/>
+            <w:r>
+              <w:rPr>
+                <w:rFonts w:ascii="Aptos" w:hAnsi="Aptos"/>
+              </w:rPr>
+              <w:t xml:space="preserve">) или </w:t>
             </w:r>
             <w:r>
               <w:rPr>
                 <w:rFonts w:ascii="Aptos" w:hAnsi="Aptos"/>
               </w:rPr>
               <w:lastRenderedPageBreak/>
-              <w:t>терминал (SWE-agent). Контент отображается статично.</w:t>
+              <w:t>терминал (SWE-</w:t>
+            </w:r>
+            <w:proofErr w:type="spellStart"/>
+            <w:r>
+              <w:rPr>
+                <w:rFonts w:ascii="Aptos" w:hAnsi="Aptos"/>
+              </w:rPr>
+              <w:t>agent</w:t>
+            </w:r>
+            <w:proofErr w:type="spellEnd"/>
+            <w:r>
+              <w:rPr>
+                <w:rFonts w:ascii="Aptos" w:hAnsi="Aptos"/>
+              </w:rPr>
+              <w:t>). Контент отображается статично.</w:t>
             </w:r>
           </w:p>
         </w:tc>
@@ -20211,7 +21347,21 @@
                 <w:rFonts w:ascii="Aptos" w:hAnsi="Aptos"/>
               </w:rPr>
               <w:lastRenderedPageBreak/>
-              <w:t>Взаимодействие с GUI операционной системы (Computer Use)</w:t>
+              <w:t xml:space="preserve">Взаимодействие с GUI операционной системы (Computer </w:t>
+            </w:r>
+            <w:proofErr w:type="spellStart"/>
+            <w:r>
+              <w:rPr>
+                <w:rFonts w:ascii="Aptos" w:hAnsi="Aptos"/>
+              </w:rPr>
+              <w:t>Use</w:t>
+            </w:r>
+            <w:proofErr w:type="spellEnd"/>
+            <w:r>
+              <w:rPr>
+                <w:rFonts w:ascii="Aptos" w:hAnsi="Aptos"/>
+              </w:rPr>
+              <w:t>)</w:t>
             </w:r>
           </w:p>
         </w:tc>
@@ -20232,7 +21382,21 @@
               <w:rPr>
                 <w:rFonts w:ascii="Aptos" w:hAnsi="Aptos"/>
               </w:rPr>
-              <w:t xml:space="preserve">Использование виртуального дисплея (Xvfb внутри WSL) или </w:t>
+              <w:t>Использование виртуального дисплея (</w:t>
+            </w:r>
+            <w:proofErr w:type="spellStart"/>
+            <w:r>
+              <w:rPr>
+                <w:rFonts w:ascii="Aptos" w:hAnsi="Aptos"/>
+              </w:rPr>
+              <w:t>Xvfb</w:t>
+            </w:r>
+            <w:proofErr w:type="spellEnd"/>
+            <w:r>
+              <w:rPr>
+                <w:rFonts w:ascii="Aptos" w:hAnsi="Aptos"/>
+              </w:rPr>
+              <w:t xml:space="preserve"> внутри WSL) или </w:t>
             </w:r>
             <w:r>
               <w:rPr>
@@ -20244,7 +21408,21 @@
               <w:rPr>
                 <w:rFonts w:ascii="Aptos" w:hAnsi="Aptos"/>
               </w:rPr>
-              <w:t xml:space="preserve"> (через PyAutoGUI)</w:t>
+              <w:t xml:space="preserve"> (через </w:t>
+            </w:r>
+            <w:proofErr w:type="spellStart"/>
+            <w:r>
+              <w:rPr>
+                <w:rFonts w:ascii="Aptos" w:hAnsi="Aptos"/>
+              </w:rPr>
+              <w:t>PyAutoGUI</w:t>
+            </w:r>
+            <w:proofErr w:type="spellEnd"/>
+            <w:r>
+              <w:rPr>
+                <w:rFonts w:ascii="Aptos" w:hAnsi="Aptos"/>
+              </w:rPr>
+              <w:t>)</w:t>
             </w:r>
             <w:r>
               <w:rPr>
@@ -20271,7 +21449,21 @@
               <w:rPr>
                 <w:rFonts w:ascii="Aptos" w:hAnsi="Aptos"/>
               </w:rPr>
-              <w:t>Использование VNC внутри изолированного Docker-контейнера. Выполняет клики по координатам и делает снимки экрана.</w:t>
+              <w:t xml:space="preserve">Использование VNC внутри изолированного </w:t>
+            </w:r>
+            <w:proofErr w:type="spellStart"/>
+            <w:r>
+              <w:rPr>
+                <w:rFonts w:ascii="Aptos" w:hAnsi="Aptos"/>
+              </w:rPr>
+              <w:t>Docker</w:t>
+            </w:r>
+            <w:proofErr w:type="spellEnd"/>
+            <w:r>
+              <w:rPr>
+                <w:rFonts w:ascii="Aptos" w:hAnsi="Aptos"/>
+              </w:rPr>
+              <w:t>-контейнера. Выполняет клики по координатам и делает снимки экрана.</w:t>
             </w:r>
           </w:p>
         </w:tc>
@@ -20292,7 +21484,21 @@
               <w:rPr>
                 <w:rFonts w:ascii="Aptos" w:hAnsi="Aptos"/>
               </w:rPr>
-              <w:t>Управление реальной мышью и клавиатурой основной хост-машины (через библиотеки эмуляции ввода, например PyAutoGUI).</w:t>
+              <w:t xml:space="preserve">Управление реальной мышью и клавиатурой основной хост-машины (через библиотеки эмуляции ввода, например </w:t>
+            </w:r>
+            <w:proofErr w:type="spellStart"/>
+            <w:r>
+              <w:rPr>
+                <w:rFonts w:ascii="Aptos" w:hAnsi="Aptos"/>
+              </w:rPr>
+              <w:t>PyAutoGUI</w:t>
+            </w:r>
+            <w:proofErr w:type="spellEnd"/>
+            <w:r>
+              <w:rPr>
+                <w:rFonts w:ascii="Aptos" w:hAnsi="Aptos"/>
+              </w:rPr>
+              <w:t>).</w:t>
             </w:r>
           </w:p>
         </w:tc>
@@ -20313,7 +21519,21 @@
               <w:rPr>
                 <w:rFonts w:ascii="Aptos" w:hAnsi="Aptos"/>
               </w:rPr>
-              <w:t>Не поддерживается. Агент работает исключительно через анализ кода, bash-команды и API.</w:t>
+              <w:t xml:space="preserve">Не поддерживается. Агент работает исключительно через анализ кода, </w:t>
+            </w:r>
+            <w:proofErr w:type="spellStart"/>
+            <w:r>
+              <w:rPr>
+                <w:rFonts w:ascii="Aptos" w:hAnsi="Aptos"/>
+              </w:rPr>
+              <w:t>bash</w:t>
+            </w:r>
+            <w:proofErr w:type="spellEnd"/>
+            <w:r>
+              <w:rPr>
+                <w:rFonts w:ascii="Aptos" w:hAnsi="Aptos"/>
+              </w:rPr>
+              <w:t>-команды и API.</w:t>
             </w:r>
           </w:p>
         </w:tc>
@@ -20378,7 +21598,35 @@
               <w:rPr>
                 <w:rFonts w:ascii="Aptos" w:hAnsi="Aptos"/>
               </w:rPr>
-              <w:t>Встроенная поддержка автоматизации через библиотеку Playwright (headless-браузер).</w:t>
+              <w:t xml:space="preserve">Встроенная поддержка автоматизации через библиотеку </w:t>
+            </w:r>
+            <w:proofErr w:type="spellStart"/>
+            <w:r>
+              <w:rPr>
+                <w:rFonts w:ascii="Aptos" w:hAnsi="Aptos"/>
+              </w:rPr>
+              <w:t>Playwright</w:t>
+            </w:r>
+            <w:proofErr w:type="spellEnd"/>
+            <w:r>
+              <w:rPr>
+                <w:rFonts w:ascii="Aptos" w:hAnsi="Aptos"/>
+              </w:rPr>
+              <w:t xml:space="preserve"> (</w:t>
+            </w:r>
+            <w:proofErr w:type="spellStart"/>
+            <w:r>
+              <w:rPr>
+                <w:rFonts w:ascii="Aptos" w:hAnsi="Aptos"/>
+              </w:rPr>
+              <w:t>headless</w:t>
+            </w:r>
+            <w:proofErr w:type="spellEnd"/>
+            <w:r>
+              <w:rPr>
+                <w:rFonts w:ascii="Aptos" w:hAnsi="Aptos"/>
+              </w:rPr>
+              <w:t>-браузер).</w:t>
             </w:r>
           </w:p>
         </w:tc>
@@ -20399,7 +21647,35 @@
               <w:rPr>
                 <w:rFonts w:ascii="Aptos" w:hAnsi="Aptos"/>
               </w:rPr>
-              <w:t>Базовая автоматизация веб-серфинга (обычно через Selenium или Playwright), запускаемая Python-скриптами.</w:t>
+              <w:t xml:space="preserve">Базовая автоматизация веб-серфинга (обычно через </w:t>
+            </w:r>
+            <w:proofErr w:type="spellStart"/>
+            <w:r>
+              <w:rPr>
+                <w:rFonts w:ascii="Aptos" w:hAnsi="Aptos"/>
+              </w:rPr>
+              <w:t>Selenium</w:t>
+            </w:r>
+            <w:proofErr w:type="spellEnd"/>
+            <w:r>
+              <w:rPr>
+                <w:rFonts w:ascii="Aptos" w:hAnsi="Aptos"/>
+              </w:rPr>
+              <w:t xml:space="preserve"> или </w:t>
+            </w:r>
+            <w:proofErr w:type="spellStart"/>
+            <w:r>
+              <w:rPr>
+                <w:rFonts w:ascii="Aptos" w:hAnsi="Aptos"/>
+              </w:rPr>
+              <w:t>Playwright</w:t>
+            </w:r>
+            <w:proofErr w:type="spellEnd"/>
+            <w:r>
+              <w:rPr>
+                <w:rFonts w:ascii="Aptos" w:hAnsi="Aptos"/>
+              </w:rPr>
+              <w:t>), запускаемая Python-скриптами.</w:t>
             </w:r>
           </w:p>
         </w:tc>
@@ -20540,7 +21816,21 @@
               <w:rPr>
                 <w:rFonts w:ascii="Aptos" w:hAnsi="Aptos"/>
               </w:rPr>
-              <w:t>Контекст жестко ограничен рамками текущей решаемой задачи (issue) и рабочим пространством репозитория.</w:t>
+              <w:t>Контекст жестко ограничен рамками текущей решаемой задачи (</w:t>
+            </w:r>
+            <w:proofErr w:type="spellStart"/>
+            <w:r>
+              <w:rPr>
+                <w:rFonts w:ascii="Aptos" w:hAnsi="Aptos"/>
+              </w:rPr>
+              <w:t>issue</w:t>
+            </w:r>
+            <w:proofErr w:type="spellEnd"/>
+            <w:r>
+              <w:rPr>
+                <w:rFonts w:ascii="Aptos" w:hAnsi="Aptos"/>
+              </w:rPr>
+              <w:t>) и рабочим пространством репозитория.</w:t>
             </w:r>
           </w:p>
         </w:tc>
@@ -20647,7 +21937,21 @@
               <w:rPr>
                 <w:rFonts w:ascii="Aptos" w:hAnsi="Aptos"/>
               </w:rPr>
-              <w:t>Узкоспециализированный агент для решения конкретных задач программирования (багфиксы, разработка фич) в существующих проектах.</w:t>
+              <w:t>Узкоспециализированный агент для решения конкретных задач программирования (</w:t>
+            </w:r>
+            <w:proofErr w:type="spellStart"/>
+            <w:r>
+              <w:rPr>
+                <w:rFonts w:ascii="Aptos" w:hAnsi="Aptos"/>
+              </w:rPr>
+              <w:t>багфиксы</w:t>
+            </w:r>
+            <w:proofErr w:type="spellEnd"/>
+            <w:r>
+              <w:rPr>
+                <w:rFonts w:ascii="Aptos" w:hAnsi="Aptos"/>
+              </w:rPr>
+              <w:t>, разработка фич) в существующих проектах.</w:t>
             </w:r>
           </w:p>
         </w:tc>
@@ -20710,7 +22014,7 @@
           <w:bCs w:val="0"/>
         </w:rPr>
       </w:pPr>
-      <w:bookmarkStart w:id="30" w:name="_Toc228835166"/>
+      <w:bookmarkStart w:id="30" w:name="_Toc228955550"/>
       <w:r>
         <w:rPr>
           <w:rFonts w:ascii="Aptos" w:hAnsi="Aptos"/>
@@ -20838,6 +22142,7 @@
         </w:rPr>
         <w:t>.</w:t>
       </w:r>
+      <w:proofErr w:type="spellStart"/>
       <w:r>
         <w:rPr>
           <w:rFonts w:ascii="Aptos" w:hAnsi="Aptos"/>
@@ -20847,6 +22152,7 @@
         </w:rPr>
         <w:t>py</w:t>
       </w:r>
+      <w:proofErr w:type="spellEnd"/>
       <w:r>
         <w:rPr>
           <w:rFonts w:ascii="Aptos" w:hAnsi="Aptos"/>
@@ -20872,6 +22178,7 @@
         </w:rPr>
         <w:t xml:space="preserve">, все конфиги хранятся в </w:t>
       </w:r>
+      <w:proofErr w:type="spellStart"/>
       <w:r>
         <w:rPr>
           <w:rFonts w:ascii="Aptos" w:hAnsi="Aptos"/>
@@ -20881,6 +22188,7 @@
         </w:rPr>
         <w:t>json</w:t>
       </w:r>
+      <w:proofErr w:type="spellEnd"/>
       <w:r>
         <w:rPr>
           <w:rFonts w:ascii="Aptos" w:hAnsi="Aptos"/>
@@ -20951,6 +22259,7 @@
         </w:rPr>
         <w:t>.</w:t>
       </w:r>
+      <w:proofErr w:type="spellStart"/>
       <w:r>
         <w:rPr>
           <w:rFonts w:ascii="Aptos" w:hAnsi="Aptos"/>
@@ -20960,6 +22269,7 @@
         </w:rPr>
         <w:t>py</w:t>
       </w:r>
+      <w:proofErr w:type="spellEnd"/>
       <w:r>
         <w:rPr>
           <w:rFonts w:ascii="Aptos" w:hAnsi="Aptos"/>
@@ -21139,6 +22449,7 @@
         </w:rPr>
         <w:t>.</w:t>
       </w:r>
+      <w:proofErr w:type="spellStart"/>
       <w:r>
         <w:rPr>
           <w:rFonts w:ascii="Aptos" w:hAnsi="Aptos"/>
@@ -21148,6 +22459,7 @@
         </w:rPr>
         <w:t>py</w:t>
       </w:r>
+      <w:proofErr w:type="spellEnd"/>
       <w:r>
         <w:rPr>
           <w:rFonts w:ascii="Aptos" w:hAnsi="Aptos"/>
@@ -21225,7 +22537,43 @@
           <w:szCs w:val="24"/>
         </w:rPr>
         <w:tab/>
-        <w:t>Собирает актуальный контекст, добавляя специальные промпты плагинов в системный промпт.</w:t>
+        <w:t xml:space="preserve">Собирает актуальный контекст, добавляя специальные </w:t>
+      </w:r>
+      <w:proofErr w:type="spellStart"/>
+      <w:r>
+        <w:rPr>
+          <w:rFonts w:ascii="Aptos" w:hAnsi="Aptos"/>
+          <w:sz w:val="24"/>
+          <w:szCs w:val="24"/>
+        </w:rPr>
+        <w:t>промпты</w:t>
+      </w:r>
+      <w:proofErr w:type="spellEnd"/>
+      <w:r>
+        <w:rPr>
+          <w:rFonts w:ascii="Aptos" w:hAnsi="Aptos"/>
+          <w:sz w:val="24"/>
+          <w:szCs w:val="24"/>
+        </w:rPr>
+        <w:t xml:space="preserve"> плагинов в системный </w:t>
+      </w:r>
+      <w:proofErr w:type="spellStart"/>
+      <w:r>
+        <w:rPr>
+          <w:rFonts w:ascii="Aptos" w:hAnsi="Aptos"/>
+          <w:sz w:val="24"/>
+          <w:szCs w:val="24"/>
+        </w:rPr>
+        <w:t>промпт</w:t>
+      </w:r>
+      <w:proofErr w:type="spellEnd"/>
+      <w:r>
+        <w:rPr>
+          <w:rFonts w:ascii="Aptos" w:hAnsi="Aptos"/>
+          <w:sz w:val="24"/>
+          <w:szCs w:val="24"/>
+        </w:rPr>
+        <w:t>.</w:t>
       </w:r>
     </w:p>
     <w:p>
@@ -21299,6 +22647,7 @@
         </w:rPr>
         <w:t>_</w:t>
       </w:r>
+      <w:proofErr w:type="spellStart"/>
       <w:r>
         <w:rPr>
           <w:rFonts w:ascii="Aptos" w:hAnsi="Aptos"/>
@@ -21308,6 +22657,7 @@
         </w:rPr>
         <w:t>interfase</w:t>
       </w:r>
+      <w:proofErr w:type="spellEnd"/>
       <w:r>
         <w:rPr>
           <w:rFonts w:ascii="Aptos" w:hAnsi="Aptos"/>
@@ -21349,7 +22699,25 @@
           <w:sz w:val="24"/>
           <w:szCs w:val="24"/>
         </w:rPr>
-        <w:t>-интерфейс и управление чатами (использование нескольких чатов, сохранение чатов, управление промптами и пресетами).</w:t>
+        <w:t xml:space="preserve">-интерфейс и управление чатами (использование нескольких чатов, сохранение чатов, управление </w:t>
+      </w:r>
+      <w:proofErr w:type="spellStart"/>
+      <w:r>
+        <w:rPr>
+          <w:rFonts w:ascii="Aptos" w:hAnsi="Aptos"/>
+          <w:sz w:val="24"/>
+          <w:szCs w:val="24"/>
+        </w:rPr>
+        <w:t>промптами</w:t>
+      </w:r>
+      <w:proofErr w:type="spellEnd"/>
+      <w:r>
+        <w:rPr>
+          <w:rFonts w:ascii="Aptos" w:hAnsi="Aptos"/>
+          <w:sz w:val="24"/>
+          <w:szCs w:val="24"/>
+        </w:rPr>
+        <w:t xml:space="preserve"> и пресетами).</w:t>
       </w:r>
     </w:p>
     <w:p>
@@ -21470,7 +22838,25 @@
           <w:sz w:val="24"/>
           <w:szCs w:val="24"/>
         </w:rPr>
-        <w:t xml:space="preserve">, чаты сериализуются (с помощью </w:t>
+        <w:t xml:space="preserve">, чаты </w:t>
+      </w:r>
+      <w:proofErr w:type="spellStart"/>
+      <w:r>
+        <w:rPr>
+          <w:rFonts w:ascii="Aptos" w:hAnsi="Aptos"/>
+          <w:sz w:val="24"/>
+          <w:szCs w:val="24"/>
+        </w:rPr>
+        <w:t>сериализуются</w:t>
+      </w:r>
+      <w:proofErr w:type="spellEnd"/>
+      <w:r>
+        <w:rPr>
+          <w:rFonts w:ascii="Aptos" w:hAnsi="Aptos"/>
+          <w:sz w:val="24"/>
+          <w:szCs w:val="24"/>
+        </w:rPr>
+        <w:t xml:space="preserve"> (с помощью </w:t>
       </w:r>
       <w:r>
         <w:rPr>
@@ -21487,8 +22873,27 @@
           <w:sz w:val="24"/>
           <w:szCs w:val="24"/>
         </w:rPr>
-        <w:t xml:space="preserve">), но при сериализации и десериализации могут возникнуть ошибки, резервная копия сохраняется в </w:t>
-      </w:r>
+        <w:t xml:space="preserve">), но при сериализации и </w:t>
+      </w:r>
+      <w:proofErr w:type="spellStart"/>
+      <w:r>
+        <w:rPr>
+          <w:rFonts w:ascii="Aptos" w:hAnsi="Aptos"/>
+          <w:sz w:val="24"/>
+          <w:szCs w:val="24"/>
+        </w:rPr>
+        <w:t>десериализации</w:t>
+      </w:r>
+      <w:proofErr w:type="spellEnd"/>
+      <w:r>
+        <w:rPr>
+          <w:rFonts w:ascii="Aptos" w:hAnsi="Aptos"/>
+          <w:sz w:val="24"/>
+          <w:szCs w:val="24"/>
+        </w:rPr>
+        <w:t xml:space="preserve"> могут возникнуть ошибки, резервная копия сохраняется в </w:t>
+      </w:r>
+      <w:proofErr w:type="spellStart"/>
       <w:r>
         <w:rPr>
           <w:rFonts w:ascii="Aptos" w:hAnsi="Aptos"/>
@@ -21498,6 +22903,7 @@
         </w:rPr>
         <w:t>json</w:t>
       </w:r>
+      <w:proofErr w:type="spellEnd"/>
       <w:r>
         <w:rPr>
           <w:rFonts w:ascii="Aptos" w:hAnsi="Aptos"/>
@@ -21558,6 +22964,7 @@
         </w:rPr>
         <w:t>.</w:t>
       </w:r>
+      <w:proofErr w:type="spellStart"/>
       <w:r>
         <w:rPr>
           <w:rFonts w:ascii="Aptos" w:hAnsi="Aptos"/>
@@ -21567,6 +22974,7 @@
         </w:rPr>
         <w:t>js</w:t>
       </w:r>
+      <w:proofErr w:type="spellEnd"/>
       <w:r>
         <w:rPr>
           <w:rFonts w:ascii="Aptos" w:hAnsi="Aptos"/>
@@ -21678,6 +23086,7 @@
         </w:rPr>
         <w:t>.</w:t>
       </w:r>
+      <w:proofErr w:type="spellStart"/>
       <w:r>
         <w:rPr>
           <w:rFonts w:ascii="Aptos" w:hAnsi="Aptos"/>
@@ -21687,6 +23096,7 @@
         </w:rPr>
         <w:t>js</w:t>
       </w:r>
+      <w:proofErr w:type="spellEnd"/>
       <w:r>
         <w:rPr>
           <w:rFonts w:ascii="Aptos" w:hAnsi="Aptos"/>
@@ -21729,6 +23139,7 @@
         </w:rPr>
         <w:t>.</w:t>
       </w:r>
+      <w:proofErr w:type="spellStart"/>
       <w:r>
         <w:rPr>
           <w:rFonts w:ascii="Aptos" w:hAnsi="Aptos"/>
@@ -21738,6 +23149,7 @@
         </w:rPr>
         <w:t>js</w:t>
       </w:r>
+      <w:proofErr w:type="spellEnd"/>
       <w:r>
         <w:rPr>
           <w:rFonts w:ascii="Aptos" w:hAnsi="Aptos"/>
@@ -21746,6 +23158,7 @@
         </w:rPr>
         <w:t xml:space="preserve"> (подсветка кода), </w:t>
       </w:r>
+      <w:proofErr w:type="spellStart"/>
       <w:r>
         <w:rPr>
           <w:rFonts w:ascii="Aptos" w:hAnsi="Aptos"/>
@@ -21755,6 +23168,7 @@
         </w:rPr>
         <w:t>KaTeX</w:t>
       </w:r>
+      <w:proofErr w:type="spellEnd"/>
       <w:r>
         <w:rPr>
           <w:rFonts w:ascii="Aptos" w:hAnsi="Aptos"/>
@@ -22143,6 +23557,7 @@
         <w:tab/>
         <w:t xml:space="preserve">Технологии: </w:t>
       </w:r>
+      <w:proofErr w:type="spellStart"/>
       <w:r>
         <w:rPr>
           <w:rFonts w:ascii="Aptos" w:hAnsi="Aptos"/>
@@ -22152,6 +23567,7 @@
         </w:rPr>
         <w:t>xdotool</w:t>
       </w:r>
+      <w:proofErr w:type="spellEnd"/>
       <w:r>
         <w:rPr>
           <w:rFonts w:ascii="Aptos" w:hAnsi="Aptos"/>
@@ -22160,6 +23576,7 @@
         </w:rPr>
         <w:t xml:space="preserve"> (эмуляция ввода), </w:t>
       </w:r>
+      <w:proofErr w:type="spellStart"/>
       <w:r>
         <w:rPr>
           <w:rFonts w:ascii="Aptos" w:hAnsi="Aptos"/>
@@ -22169,6 +23586,7 @@
         </w:rPr>
         <w:t>scrot</w:t>
       </w:r>
+      <w:proofErr w:type="spellEnd"/>
       <w:r>
         <w:rPr>
           <w:rFonts w:ascii="Aptos" w:hAnsi="Aptos"/>
@@ -22177,6 +23595,7 @@
         </w:rPr>
         <w:t xml:space="preserve"> (скриншоты), </w:t>
       </w:r>
+      <w:proofErr w:type="spellStart"/>
       <w:r>
         <w:rPr>
           <w:rFonts w:ascii="Aptos" w:hAnsi="Aptos"/>
@@ -22186,6 +23605,7 @@
         </w:rPr>
         <w:t>Xvfb</w:t>
       </w:r>
+      <w:proofErr w:type="spellEnd"/>
       <w:r>
         <w:rPr>
           <w:rFonts w:ascii="Aptos" w:hAnsi="Aptos"/>
@@ -22211,6 +23631,7 @@
         </w:rPr>
         <w:t>11</w:t>
       </w:r>
+      <w:proofErr w:type="spellStart"/>
       <w:r>
         <w:rPr>
           <w:rFonts w:ascii="Aptos" w:hAnsi="Aptos"/>
@@ -22220,6 +23641,7 @@
         </w:rPr>
         <w:t>vnc</w:t>
       </w:r>
+      <w:proofErr w:type="spellEnd"/>
       <w:r>
         <w:rPr>
           <w:rFonts w:ascii="Aptos" w:hAnsi="Aptos"/>
@@ -22228,6 +23650,7 @@
         </w:rPr>
         <w:t xml:space="preserve"> + </w:t>
       </w:r>
+      <w:proofErr w:type="spellStart"/>
       <w:r>
         <w:rPr>
           <w:rFonts w:ascii="Aptos" w:hAnsi="Aptos"/>
@@ -22237,6 +23660,7 @@
         </w:rPr>
         <w:t>novnc</w:t>
       </w:r>
+      <w:proofErr w:type="spellEnd"/>
       <w:r>
         <w:rPr>
           <w:rFonts w:ascii="Aptos" w:hAnsi="Aptos"/>
@@ -22515,6 +23939,7 @@
         <w:tab/>
         <w:t xml:space="preserve">Технологии: </w:t>
       </w:r>
+      <w:proofErr w:type="spellStart"/>
       <w:r>
         <w:rPr>
           <w:rFonts w:ascii="Aptos" w:hAnsi="Aptos"/>
@@ -22524,6 +23949,7 @@
         </w:rPr>
         <w:t>pyautogui</w:t>
       </w:r>
+      <w:proofErr w:type="spellEnd"/>
       <w:r>
         <w:rPr>
           <w:rFonts w:ascii="Aptos" w:hAnsi="Aptos"/>
@@ -22532,6 +23958,7 @@
         </w:rPr>
         <w:t xml:space="preserve"> (эмуляция ввода), </w:t>
       </w:r>
+      <w:proofErr w:type="spellStart"/>
       <w:r>
         <w:rPr>
           <w:rFonts w:ascii="Aptos" w:hAnsi="Aptos"/>
@@ -22541,6 +23968,7 @@
         </w:rPr>
         <w:t>mss</w:t>
       </w:r>
+      <w:proofErr w:type="spellEnd"/>
       <w:r>
         <w:rPr>
           <w:rFonts w:ascii="Aptos" w:hAnsi="Aptos"/>
@@ -22646,6 +24074,7 @@
         </w:rPr>
         <w:t xml:space="preserve"> и запуска </w:t>
       </w:r>
+      <w:proofErr w:type="spellStart"/>
       <w:r>
         <w:rPr>
           <w:rFonts w:ascii="Aptos" w:hAnsi="Aptos"/>
@@ -22655,6 +24084,7 @@
         </w:rPr>
         <w:t>js</w:t>
       </w:r>
+      <w:proofErr w:type="spellEnd"/>
       <w:r>
         <w:rPr>
           <w:rFonts w:ascii="Aptos" w:hAnsi="Aptos"/>
@@ -22685,7 +24115,7 @@
           <w:bCs w:val="0"/>
         </w:rPr>
       </w:pPr>
-      <w:bookmarkStart w:id="31" w:name="_Toc228835167"/>
+      <w:bookmarkStart w:id="31" w:name="_Toc228955551"/>
       <w:r>
         <w:rPr>
           <w:rFonts w:ascii="Aptos" w:hAnsi="Aptos"/>
@@ -23043,7 +24473,25 @@
           <w:sz w:val="24"/>
           <w:szCs w:val="24"/>
         </w:rPr>
-        <w:t xml:space="preserve"> однако можно провести нестандартное тестирование: нейросеть (под наблюдением) сама придумает и запустит тесты, если она что-то упустит или сгаллюцинирует, это можно будет указать в следующем сообщении и попросить </w:t>
+        <w:t xml:space="preserve"> однако можно провести нестандартное тестирование: нейросеть (под наблюдением) сама придумает и запустит тесты, если она что-то упустит или </w:t>
+      </w:r>
+      <w:proofErr w:type="spellStart"/>
+      <w:r>
+        <w:rPr>
+          <w:rFonts w:ascii="Aptos" w:hAnsi="Aptos"/>
+          <w:sz w:val="24"/>
+          <w:szCs w:val="24"/>
+        </w:rPr>
+        <w:t>сгаллюцинирует</w:t>
+      </w:r>
+      <w:proofErr w:type="spellEnd"/>
+      <w:r>
+        <w:rPr>
+          <w:rFonts w:ascii="Aptos" w:hAnsi="Aptos"/>
+          <w:sz w:val="24"/>
+          <w:szCs w:val="24"/>
+        </w:rPr>
+        <w:t xml:space="preserve">, это можно будет указать в следующем сообщении и попросить </w:t>
       </w:r>
       <w:r>
         <w:rPr>
@@ -23400,7 +24848,61 @@
           <w:sz w:val="24"/>
           <w:szCs w:val="24"/>
         </w:rPr>
-        <w:t xml:space="preserve"> (часть системного промпта, в которой находится информация из user profile собирается только 1 раз при загрузке сервера, из-за чего для того, чтобы чаты видели изменения, нужно перезагрузить сервер).</w:t>
+        <w:t xml:space="preserve"> (часть системного </w:t>
+      </w:r>
+      <w:proofErr w:type="spellStart"/>
+      <w:r>
+        <w:rPr>
+          <w:rFonts w:ascii="Aptos" w:hAnsi="Aptos"/>
+          <w:sz w:val="24"/>
+          <w:szCs w:val="24"/>
+        </w:rPr>
+        <w:t>промпта</w:t>
+      </w:r>
+      <w:proofErr w:type="spellEnd"/>
+      <w:r>
+        <w:rPr>
+          <w:rFonts w:ascii="Aptos" w:hAnsi="Aptos"/>
+          <w:sz w:val="24"/>
+          <w:szCs w:val="24"/>
+        </w:rPr>
+        <w:t xml:space="preserve">, в которой находится информация из </w:t>
+      </w:r>
+      <w:proofErr w:type="spellStart"/>
+      <w:r>
+        <w:rPr>
+          <w:rFonts w:ascii="Aptos" w:hAnsi="Aptos"/>
+          <w:sz w:val="24"/>
+          <w:szCs w:val="24"/>
+        </w:rPr>
+        <w:t>user</w:t>
+      </w:r>
+      <w:proofErr w:type="spellEnd"/>
+      <w:r>
+        <w:rPr>
+          <w:rFonts w:ascii="Aptos" w:hAnsi="Aptos"/>
+          <w:sz w:val="24"/>
+          <w:szCs w:val="24"/>
+        </w:rPr>
+        <w:t xml:space="preserve"> </w:t>
+      </w:r>
+      <w:proofErr w:type="spellStart"/>
+      <w:r>
+        <w:rPr>
+          <w:rFonts w:ascii="Aptos" w:hAnsi="Aptos"/>
+          <w:sz w:val="24"/>
+          <w:szCs w:val="24"/>
+        </w:rPr>
+        <w:t>profile</w:t>
+      </w:r>
+      <w:proofErr w:type="spellEnd"/>
+      <w:r>
+        <w:rPr>
+          <w:rFonts w:ascii="Aptos" w:hAnsi="Aptos"/>
+          <w:sz w:val="24"/>
+          <w:szCs w:val="24"/>
+        </w:rPr>
+        <w:t xml:space="preserve"> собирается только 1 раз при загрузке сервера, из-за чего для того, чтобы чаты видели изменения, нужно перезагрузить сервер).</w:t>
       </w:r>
       <w:r>
         <w:rPr>
@@ -23484,7 +24986,47 @@
           <w:szCs w:val="24"/>
           <w:lang w:val="en-US"/>
         </w:rPr>
-        <w:t xml:space="preserve"> python_str, google_search, http</w:t>
+        <w:t xml:space="preserve"> </w:t>
+      </w:r>
+      <w:proofErr w:type="spellStart"/>
+      <w:r>
+        <w:rPr>
+          <w:rFonts w:ascii="Aptos" w:hAnsi="Aptos"/>
+          <w:sz w:val="24"/>
+          <w:szCs w:val="24"/>
+          <w:lang w:val="en-US"/>
+        </w:rPr>
+        <w:t>python_str</w:t>
+      </w:r>
+      <w:proofErr w:type="spellEnd"/>
+      <w:r>
+        <w:rPr>
+          <w:rFonts w:ascii="Aptos" w:hAnsi="Aptos"/>
+          <w:sz w:val="24"/>
+          <w:szCs w:val="24"/>
+          <w:lang w:val="en-US"/>
+        </w:rPr>
+        <w:t xml:space="preserve">, </w:t>
+      </w:r>
+      <w:proofErr w:type="spellStart"/>
+      <w:r>
+        <w:rPr>
+          <w:rFonts w:ascii="Aptos" w:hAnsi="Aptos"/>
+          <w:sz w:val="24"/>
+          <w:szCs w:val="24"/>
+          <w:lang w:val="en-US"/>
+        </w:rPr>
+        <w:t>google_search</w:t>
+      </w:r>
+      <w:proofErr w:type="spellEnd"/>
+      <w:r>
+        <w:rPr>
+          <w:rFonts w:ascii="Aptos" w:hAnsi="Aptos"/>
+          <w:sz w:val="24"/>
+          <w:szCs w:val="24"/>
+          <w:lang w:val="en-US"/>
+        </w:rPr>
+        <w:t>, http</w:t>
       </w:r>
     </w:p>
     <w:p>
@@ -23642,7 +25184,25 @@
           <w:sz w:val="24"/>
           <w:szCs w:val="24"/>
         </w:rPr>
-        <w:t xml:space="preserve">Тестирование агентных систем (на базе LLM) кардинально отличается от </w:t>
+        <w:t xml:space="preserve">Тестирование </w:t>
+      </w:r>
+      <w:proofErr w:type="spellStart"/>
+      <w:r>
+        <w:rPr>
+          <w:rFonts w:ascii="Aptos" w:hAnsi="Aptos"/>
+          <w:sz w:val="24"/>
+          <w:szCs w:val="24"/>
+        </w:rPr>
+        <w:t>агентных</w:t>
+      </w:r>
+      <w:proofErr w:type="spellEnd"/>
+      <w:r>
+        <w:rPr>
+          <w:rFonts w:ascii="Aptos" w:hAnsi="Aptos"/>
+          <w:sz w:val="24"/>
+          <w:szCs w:val="24"/>
+        </w:rPr>
+        <w:t xml:space="preserve"> систем (на базе LLM) кардинально отличается от </w:t>
       </w:r>
       <w:r>
         <w:rPr>
@@ -23651,7 +25211,25 @@
           <w:szCs w:val="24"/>
         </w:rPr>
         <w:lastRenderedPageBreak/>
-        <w:t>тестирования обычного ПО. Из-за недетерминированности (один и тот же запрос может дать разные ответы), склонности к галлюцинациям и автономности действий агентов, традиционного покрытия unit-тестами недостаточно.</w:t>
+        <w:t xml:space="preserve">тестирования обычного ПО. Из-за недетерминированности (один и тот же запрос может дать разные ответы), склонности к галлюцинациям и автономности действий агентов, традиционного покрытия </w:t>
+      </w:r>
+      <w:proofErr w:type="spellStart"/>
+      <w:r>
+        <w:rPr>
+          <w:rFonts w:ascii="Aptos" w:hAnsi="Aptos"/>
+          <w:sz w:val="24"/>
+          <w:szCs w:val="24"/>
+        </w:rPr>
+        <w:t>unit</w:t>
+      </w:r>
+      <w:proofErr w:type="spellEnd"/>
+      <w:r>
+        <w:rPr>
+          <w:rFonts w:ascii="Aptos" w:hAnsi="Aptos"/>
+          <w:sz w:val="24"/>
+          <w:szCs w:val="24"/>
+        </w:rPr>
+        <w:t>-тестами недостаточно.</w:t>
       </w:r>
     </w:p>
     <w:p>
@@ -23685,7 +25263,61 @@
           <w:sz w:val="24"/>
           <w:szCs w:val="24"/>
         </w:rPr>
-        <w:t xml:space="preserve"> готовые методики (например, SWE-bench, DevBench, AppWorld), однако</w:t>
+        <w:t xml:space="preserve"> готовые методики (например, SWE-</w:t>
+      </w:r>
+      <w:proofErr w:type="spellStart"/>
+      <w:r>
+        <w:rPr>
+          <w:rFonts w:ascii="Aptos" w:hAnsi="Aptos"/>
+          <w:sz w:val="24"/>
+          <w:szCs w:val="24"/>
+        </w:rPr>
+        <w:t>bench</w:t>
+      </w:r>
+      <w:proofErr w:type="spellEnd"/>
+      <w:r>
+        <w:rPr>
+          <w:rFonts w:ascii="Aptos" w:hAnsi="Aptos"/>
+          <w:sz w:val="24"/>
+          <w:szCs w:val="24"/>
+        </w:rPr>
+        <w:t xml:space="preserve">, </w:t>
+      </w:r>
+      <w:proofErr w:type="spellStart"/>
+      <w:r>
+        <w:rPr>
+          <w:rFonts w:ascii="Aptos" w:hAnsi="Aptos"/>
+          <w:sz w:val="24"/>
+          <w:szCs w:val="24"/>
+        </w:rPr>
+        <w:t>DevBench</w:t>
+      </w:r>
+      <w:proofErr w:type="spellEnd"/>
+      <w:r>
+        <w:rPr>
+          <w:rFonts w:ascii="Aptos" w:hAnsi="Aptos"/>
+          <w:sz w:val="24"/>
+          <w:szCs w:val="24"/>
+        </w:rPr>
+        <w:t xml:space="preserve">, </w:t>
+      </w:r>
+      <w:proofErr w:type="spellStart"/>
+      <w:r>
+        <w:rPr>
+          <w:rFonts w:ascii="Aptos" w:hAnsi="Aptos"/>
+          <w:sz w:val="24"/>
+          <w:szCs w:val="24"/>
+        </w:rPr>
+        <w:t>AppWorld</w:t>
+      </w:r>
+      <w:proofErr w:type="spellEnd"/>
+      <w:r>
+        <w:rPr>
+          <w:rFonts w:ascii="Aptos" w:hAnsi="Aptos"/>
+          <w:sz w:val="24"/>
+          <w:szCs w:val="24"/>
+        </w:rPr>
+        <w:t>), однако</w:t>
       </w:r>
       <w:r>
         <w:rPr>
@@ -23892,6 +25524,7 @@
           </w:rPr>
           <w:t>.</w:t>
         </w:r>
+        <w:proofErr w:type="spellStart"/>
         <w:r>
           <w:rPr>
             <w:rStyle w:val="a7"/>
@@ -23902,6 +25535,7 @@
           </w:rPr>
           <w:t>yandex</w:t>
         </w:r>
+        <w:proofErr w:type="spellEnd"/>
         <w:r>
           <w:rPr>
             <w:rStyle w:val="a7"/>
@@ -23911,6 +25545,7 @@
           </w:rPr>
           <w:t>.</w:t>
         </w:r>
+        <w:proofErr w:type="spellStart"/>
         <w:r>
           <w:rPr>
             <w:rStyle w:val="a7"/>
@@ -23921,6 +25556,7 @@
           </w:rPr>
           <w:t>ru</w:t>
         </w:r>
+        <w:proofErr w:type="spellEnd"/>
         <w:r>
           <w:rPr>
             <w:rStyle w:val="a7"/>
@@ -23930,6 +25566,7 @@
           </w:rPr>
           <w:t>/</w:t>
         </w:r>
+        <w:proofErr w:type="spellStart"/>
         <w:r>
           <w:rPr>
             <w:rStyle w:val="a7"/>
@@ -23940,6 +25577,7 @@
           </w:rPr>
           <w:t>i</w:t>
         </w:r>
+        <w:proofErr w:type="spellEnd"/>
         <w:r>
           <w:rPr>
             <w:rStyle w:val="a7"/>
@@ -23949,6 +25587,7 @@
           </w:rPr>
           <w:t>/</w:t>
         </w:r>
+        <w:proofErr w:type="spellStart"/>
         <w:r>
           <w:rPr>
             <w:rStyle w:val="a7"/>
@@ -23959,6 +25598,7 @@
           </w:rPr>
           <w:t>QImIbvfB</w:t>
         </w:r>
+        <w:proofErr w:type="spellEnd"/>
         <w:r>
           <w:rPr>
             <w:rStyle w:val="a7"/>
@@ -23968,6 +25608,7 @@
           </w:rPr>
           <w:t>-</w:t>
         </w:r>
+        <w:proofErr w:type="spellStart"/>
         <w:r>
           <w:rPr>
             <w:rStyle w:val="a7"/>
@@ -23978,6 +25619,7 @@
           </w:rPr>
           <w:t>pPzPg</w:t>
         </w:r>
+        <w:proofErr w:type="spellEnd"/>
       </w:hyperlink>
     </w:p>
     <w:p>
@@ -24116,6 +25758,7 @@
           </w:rPr>
           <w:t>.</w:t>
         </w:r>
+        <w:proofErr w:type="spellStart"/>
         <w:r>
           <w:rPr>
             <w:rStyle w:val="a7"/>
@@ -24126,6 +25769,7 @@
           </w:rPr>
           <w:t>yandex</w:t>
         </w:r>
+        <w:proofErr w:type="spellEnd"/>
         <w:r>
           <w:rPr>
             <w:rStyle w:val="a7"/>
@@ -24135,6 +25779,7 @@
           </w:rPr>
           <w:t>.</w:t>
         </w:r>
+        <w:proofErr w:type="spellStart"/>
         <w:r>
           <w:rPr>
             <w:rStyle w:val="a7"/>
@@ -24145,6 +25790,7 @@
           </w:rPr>
           <w:t>ru</w:t>
         </w:r>
+        <w:proofErr w:type="spellEnd"/>
         <w:r>
           <w:rPr>
             <w:rStyle w:val="a7"/>
@@ -24173,6 +25819,7 @@
           </w:rPr>
           <w:t>/</w:t>
         </w:r>
+        <w:proofErr w:type="spellStart"/>
         <w:r>
           <w:rPr>
             <w:rStyle w:val="a7"/>
@@ -24183,6 +25830,7 @@
           </w:rPr>
           <w:t>yy</w:t>
         </w:r>
+        <w:proofErr w:type="spellEnd"/>
         <w:r>
           <w:rPr>
             <w:rStyle w:val="a7"/>
@@ -24230,6 +25878,7 @@
           </w:rPr>
           <w:t>3</w:t>
         </w:r>
+        <w:proofErr w:type="spellStart"/>
         <w:r>
           <w:rPr>
             <w:rStyle w:val="a7"/>
@@ -24240,6 +25889,7 @@
           </w:rPr>
           <w:t>wouSNMQ</w:t>
         </w:r>
+        <w:proofErr w:type="spellEnd"/>
       </w:hyperlink>
       <w:r>
         <w:rPr>
@@ -24611,7 +26261,25 @@
           <w:sz w:val="24"/>
           <w:szCs w:val="24"/>
         </w:rPr>
-        <w:t>Задача агента: решение заданий на платформе “решуеге” (</w:t>
+        <w:t>Задача агента: решение заданий на платформе “</w:t>
+      </w:r>
+      <w:proofErr w:type="spellStart"/>
+      <w:r>
+        <w:rPr>
+          <w:rFonts w:ascii="Aptos" w:hAnsi="Aptos"/>
+          <w:sz w:val="24"/>
+          <w:szCs w:val="24"/>
+        </w:rPr>
+        <w:t>решуеге</w:t>
+      </w:r>
+      <w:proofErr w:type="spellEnd"/>
+      <w:r>
+        <w:rPr>
+          <w:rFonts w:ascii="Aptos" w:hAnsi="Aptos"/>
+          <w:sz w:val="24"/>
+          <w:szCs w:val="24"/>
+        </w:rPr>
+        <w:t>” (</w:t>
       </w:r>
       <w:hyperlink r:id="rId30" w:history="1">
         <w:r>
@@ -24689,6 +26357,7 @@
           </w:rPr>
           <w:t>.</w:t>
         </w:r>
+        <w:proofErr w:type="spellStart"/>
         <w:r>
           <w:rPr>
             <w:rStyle w:val="a7"/>
@@ -24699,6 +26368,7 @@
           </w:rPr>
           <w:t>yandex</w:t>
         </w:r>
+        <w:proofErr w:type="spellEnd"/>
         <w:r>
           <w:rPr>
             <w:rStyle w:val="a7"/>
@@ -24708,6 +26378,7 @@
           </w:rPr>
           <w:t>.</w:t>
         </w:r>
+        <w:proofErr w:type="spellStart"/>
         <w:r>
           <w:rPr>
             <w:rStyle w:val="a7"/>
@@ -24718,6 +26389,7 @@
           </w:rPr>
           <w:t>ru</w:t>
         </w:r>
+        <w:proofErr w:type="spellEnd"/>
         <w:r>
           <w:rPr>
             <w:rStyle w:val="a7"/>
@@ -24727,6 +26399,7 @@
           </w:rPr>
           <w:t>/</w:t>
         </w:r>
+        <w:proofErr w:type="spellStart"/>
         <w:r>
           <w:rPr>
             <w:rStyle w:val="a7"/>
@@ -24737,6 +26410,7 @@
           </w:rPr>
           <w:t>i</w:t>
         </w:r>
+        <w:proofErr w:type="spellEnd"/>
         <w:r>
           <w:rPr>
             <w:rStyle w:val="a7"/>
@@ -24784,6 +26458,7 @@
           </w:rPr>
           <w:t>2</w:t>
         </w:r>
+        <w:proofErr w:type="spellStart"/>
         <w:r>
           <w:rPr>
             <w:rStyle w:val="a7"/>
@@ -24794,6 +26469,7 @@
           </w:rPr>
           <w:t>vzIeSe</w:t>
         </w:r>
+        <w:proofErr w:type="spellEnd"/>
         <w:r>
           <w:rPr>
             <w:rStyle w:val="a7"/>
@@ -25254,6 +26930,7 @@
           </w:rPr>
           <w:t>.</w:t>
         </w:r>
+        <w:proofErr w:type="spellStart"/>
         <w:r>
           <w:rPr>
             <w:rStyle w:val="a7"/>
@@ -25262,6 +26939,7 @@
           </w:rPr>
           <w:t>yandex</w:t>
         </w:r>
+        <w:proofErr w:type="spellEnd"/>
         <w:r>
           <w:rPr>
             <w:rStyle w:val="a7"/>
@@ -25269,6 +26947,7 @@
           </w:rPr>
           <w:t>.</w:t>
         </w:r>
+        <w:proofErr w:type="spellStart"/>
         <w:r>
           <w:rPr>
             <w:rStyle w:val="a7"/>
@@ -25277,6 +26956,7 @@
           </w:rPr>
           <w:t>ru</w:t>
         </w:r>
+        <w:proofErr w:type="spellEnd"/>
         <w:r>
           <w:rPr>
             <w:rStyle w:val="a7"/>
@@ -25284,6 +26964,7 @@
           </w:rPr>
           <w:t>/</w:t>
         </w:r>
+        <w:proofErr w:type="spellStart"/>
         <w:r>
           <w:rPr>
             <w:rStyle w:val="a7"/>
@@ -25292,6 +26973,7 @@
           </w:rPr>
           <w:t>i</w:t>
         </w:r>
+        <w:proofErr w:type="spellEnd"/>
         <w:r>
           <w:rPr>
             <w:rStyle w:val="a7"/>
@@ -25314,6 +26996,7 @@
           </w:rPr>
           <w:t>5</w:t>
         </w:r>
+        <w:proofErr w:type="spellStart"/>
         <w:r>
           <w:rPr>
             <w:rStyle w:val="a7"/>
@@ -25322,6 +27005,7 @@
           </w:rPr>
           <w:t>hYOF</w:t>
         </w:r>
+        <w:proofErr w:type="spellEnd"/>
         <w:r>
           <w:rPr>
             <w:rStyle w:val="a7"/>
@@ -25329,6 +27013,7 @@
           </w:rPr>
           <w:t>55</w:t>
         </w:r>
+        <w:proofErr w:type="spellStart"/>
         <w:r>
           <w:rPr>
             <w:rStyle w:val="a7"/>
@@ -25337,6 +27022,7 @@
           </w:rPr>
           <w:t>rXDuKw</w:t>
         </w:r>
+        <w:proofErr w:type="spellEnd"/>
       </w:hyperlink>
       <w:r>
         <w:rPr>
@@ -26010,7 +27696,7 @@
           <w:bCs w:val="0"/>
         </w:rPr>
       </w:pPr>
-      <w:bookmarkStart w:id="32" w:name="_Toc228835168"/>
+      <w:bookmarkStart w:id="32" w:name="_Toc228955552"/>
       <w:r>
         <w:rPr>
           <w:rFonts w:ascii="Aptos" w:hAnsi="Aptos"/>
